--- a/relatorio/Relatorio_Final.docx
+++ b/relatorio/Relatorio_Final.docx
@@ -68,7 +68,7 @@
           <w:color w:val="1A1A1A"/>
           <w:sz w:val="28"/>
         </w:rPr>
-        <w:t>João Pedro</w:t>
+        <w:t>João Pedro Costa</w:t>
       </w:r>
     </w:p>
     <w:p>

--- a/relatorio/Relatorio_Final.docx
+++ b/relatorio/Relatorio_Final.docx
@@ -98,7 +98,34 @@
         <w:t>Resumo.</w:t>
       </w:r>
       <w:r>
-        <w:t xml:space="preserve"> Este trabalho aborda a antecipação de alertas críticos de condição ("don't go") em uma frota de 47 equipamentos de mina em Itabira — caminhões fora de estrada CAT 793-D (frotas 2S a 5S) e escavadeiras LeTourneau L-1850 — a partir de duas fontes: os apontamentos de ciclo operacional (377.907 registros) e a telemetria embarcada (37,16 milhões de eventos), cobrindo seis meses de operação (jan a jun/2025). O catálogo de regras de negócio (151 regras TIPO + EVENTO + SITUACAO + QTD + TEMPO + NIVEL) foi convertido em um motor de regras em Python que rotulou 1.974 alertas don't go no período. O problema foi formulado como classificação binária: prever, ao fim de cada ciclo de apontamento, se o equipamento disparará um alerta don't go nas 4 horas seguintes — janela definida pelo tempo necessário para o despacho retirar o equipamento de rota e a manutenção preparar box, peças e equipe. Após limpeza com controle de alterações (todas as decisões documentadas, incluindo a derivação do operador por casamento temporal com a telemetria), foram construídas 50 features de janelas retroativas (contagens de eventos por criticidade em 4/12/24/72 h, "quase-gatilhos" das regras, tempos desde o último evento crítico, utilização, encodings de frota, operador e equipamento), gerando uma tabela analítica com 343.663 pontos de decisão e prevalência de 4,89%. A validação foi estritamente temporal (treino jan–abr/2025; validação mai/2025 para tuning e limiar; teste jun/2025 tocado uma única vez). Três modelos supervisionados foram comparados contra dois baselines, além de uma abordagem não supervisionada (Isolation Forest e K-Means). O LightGBM venceu com AUC-ROC 0,864 e AUC-PR 0,317 no teste — 30% acima do AUC-PR da heurística de despacho (0,245) e 9,6 vezes a prevalência —, entregando recall de 46,3% e precisão de 24,5% no limiar operacional (F2). Em termos de negócio: 60,7% dos 229 alertas de junho foram antecipados com mediana de 3,2 h de antecedência, o equivalente a ~327 h de parada não planejada evitável e benefício líquido estimado de R$ 805 mil no mês. A análise SHAP confirmou que o modelo aprendeu a física do problema (recorrência de alertas e rajadas de alarmes monitorados em janelas curtas dominam o risco), e a análise de erros revelou dois achados centrais: a frota L-1850 gera 91% do volume de telemetria mas apenas 1,2% dos alertas — e é justamente a mais imprevisível (100% de falsos negativos) —, e o desempenho do ranking oscila com a prevalência quinzenal, reforçando a necessidade de re-treino frequente em produção.</w:t>
+        <w:t xml:space="preserve"> Este trabalho aborda a antecipação de alertas críticos de condição ("don't go") em uma frota de 47 equipamentos de mina em Itabira — caminhões fora de estrada CAT 793-D (frotas 2S a 5S) e escavadeiras LeTourneau L-1850 — a partir de duas fontes: os apontamentos de ciclo operacional (377.907 registros) e a telemetria embarcada (37,16 milhões de eventos), cobrindo seis meses de operação (jan a jun/2025). O catálogo de regras de negócio (151 regras TIPO + EVENTO + SITUACAO + QTD + TEMPO + NIVEL) foi convertido em um motor de regras em Python que rotulou 1.974 alertas don't go no período. O problema foi formulado como classificação binária — prever, ao fim de cada ciclo de apontamento, se o equipamento disparará um alerta don't go nas 4 horas seguintes — complementada por uma formulação de sobrevivência (Weibull AFT com censura à direita) que estima o tempo até o próximo alerta. Após limpeza com controle de alterações (todas as decisões documentadas, incluindo a derivação do operador por casamento temporal com a telemetria), foram construídas 50 features de janelas retroativas, gerando uma tabela analítica com 343.663 pontos de decisão e prevalência de 4,89%. A validação foi estritamente temporal (treino jan–abr/2025; teste jun/2025 tocado uma única vez), com tuning em </w:t>
+      </w:r>
+      <w:r>
+        <w:rPr>
+          <w:b/>
+        </w:rPr>
+        <w:t>duas janelas independentes</w:t>
+      </w:r>
+      <w:r>
+        <w:t xml:space="preserve"> (abr e mai) e encodings estimados apenas em jan–mar — nenhuma estatística vê dados de validação. Três classificadores foram comparados contra dois baselines, além do modelo de sobrevivência e de uma abordagem não supervisionada (Isolation Forest e K-Means). O LightGBM venceu a seleção pré-registrada com AUC-ROC 0,870 no teste (Random Forest: AUC-PR 0,320, empate técnico; heurística de despacho: 0,750/0,245; Weibull AFT: C-index 0,781). O modelo é operado em </w:t>
+      </w:r>
+      <w:r>
+        <w:rPr>
+          <w:b/>
+        </w:rPr>
+        <w:t>dois pontos de limiar escolhidos na validação</w:t>
+      </w:r>
+      <w:r>
+        <w:t xml:space="preserve">: o ponto de captura (F2) antecipa 68,6% dos 229 alertas de junho com mediana de 3,3 h de aviso, e o ponto custo-ótimo — que maximiza o benefício líquido sob as premissas financeiras explícitas — antecipa 45% com precisão de 42% e </w:t>
+      </w:r>
+      <w:r>
+        <w:rPr>
+          <w:b/>
+        </w:rPr>
+        <w:t>benefício líquido estimado de R$ 1,10 milhão no mês</w:t>
+      </w:r>
+      <w:r>
+        <w:t>. A análise SHAP confirmou que o modelo aprendeu a física do problema (recorrência de alertas e rajadas de alarmes monitorados dominam o risco), e a análise de erros revelou achados acionáveis: a frota L-1850 gera 91% do volume de telemetria mas apenas 1,2% dos alertas — e é a única 100% imprevisível —, e o precursor de temperatura de freio existe no eixo dianteiro (94% de recall) mas é fraco no traseiro (~33%), um mapa direto para melhorias de instrumentação.</w:t>
       </w:r>
     </w:p>
     <w:p>
@@ -112,7 +139,7 @@
         <w:t>Palavras-chave:</w:t>
       </w:r>
       <w:r>
-        <w:t xml:space="preserve"> manutenção preditiva; telemetria industrial; alertas don't go; LightGBM; validação temporal; SHAP; mineração.</w:t>
+        <w:t xml:space="preserve"> manutenção preditiva; telemetria industrial; alertas don't go; LightGBM; análise de sobrevivência; validação temporal; SHAP; mineração.</w:t>
       </w:r>
     </w:p>
     <w:p>
@@ -815,7 +842,7 @@
         <w:jc w:val="both"/>
       </w:pPr>
       <w:r>
-        <w:t xml:space="preserve">O pipeline foi implementado em Python 3 (pandas, scikit-learn, LightGBM, SHAP) e organizado em módulos com responsabilidade única, executáveis de ponta a ponta por </w:t>
+        <w:t xml:space="preserve">O pipeline foi implementado em Python 3 (pandas, scikit-learn, LightGBM, lifelines, SHAP) e organizado em módulos com responsabilidade única, executáveis de ponta a ponta por </w:t>
       </w:r>
       <w:r>
         <w:rPr>
@@ -4202,7 +4229,13 @@
                 <w:b/>
                 <w:sz w:val="16"/>
               </w:rPr>
-              <w:t>estimado só no treino</w:t>
+              <w:t>estimado só em jan–mar</w:t>
+            </w:r>
+            <w:r>
+              <w:rPr>
+                <w:sz w:val="16"/>
+              </w:rPr>
+              <w:t xml:space="preserve"> (anterior a todas as janelas de validação)</w:t>
             </w:r>
           </w:p>
         </w:tc>
@@ -4253,7 +4286,7 @@
         <w:t>Operador</w:t>
       </w:r>
       <w:r>
-        <w:t xml:space="preserve"> (alta cardinalidade), estimado exclusivamente no período de treino para evitar vazamento; </w:t>
+        <w:t xml:space="preserve"> (alta cardinalidade), estimado exclusivamente em jan–mar/2025 — anterior às duas janelas de tuning e ao teste — para evitar qualquer vazamento; </w:t>
       </w:r>
       <w:r>
         <w:rPr>
@@ -4440,7 +4473,7 @@
         <w:rPr>
           <w:b/>
         </w:rPr>
-        <w:t>treino = 01/01/2025 a 30/04/2025</w:t>
+        <w:t>treino final = 01/01/2025 a 30/04/2025</w:t>
       </w:r>
       <w:r>
         <w:t xml:space="preserve"> (230.009 pontos, 66,9%, prevalência 5,72%); </w:t>
@@ -4452,7 +4485,7 @@
         <w:t>validação = mai/2025</w:t>
       </w:r>
       <w:r>
-        <w:t xml:space="preserve"> (58.954 pontos, 17,2%, 3,14%) — usada para tuning de hiperparâmetros e escolha de limiar; </w:t>
+        <w:t xml:space="preserve"> (58.954 pontos, 17,2%, 3,14%) — usada para escolha dos limiares de operação; </w:t>
       </w:r>
       <w:r>
         <w:rPr>
@@ -4470,7 +4503,39 @@
         <w:t>uma única vez</w:t>
       </w:r>
       <w:r>
-        <w:t>, com limiar congelado. Nenhuma estatística (encodings, escalas, hiperparâmetros) foi estimada fora do treino.</w:t>
+        <w:t>, com limiares congelados.</w:t>
+      </w:r>
+    </w:p>
+    <w:p>
+      <w:pPr>
+        <w:jc w:val="both"/>
+      </w:pPr>
+      <w:r>
+        <w:rPr>
+          <w:b/>
+        </w:rPr>
+        <w:t>Tuning em duas janelas.</w:t>
+      </w:r>
+      <w:r>
+        <w:t xml:space="preserve"> Um único mês de validação pode eleger hiperparâmetros ajustados às idiossincrasias daquele mês — e maio muda de regime na 2ª quinzena (a prevalência cai de 3,9% para 2,5%; seção 4.2). Por isso cada configuração candidata foi avaliada em </w:t>
+      </w:r>
+      <w:r>
+        <w:rPr>
+          <w:b/>
+        </w:rPr>
+        <w:t>duas janelas walk-forward independentes</w:t>
+      </w:r>
+      <w:r>
+        <w:t xml:space="preserve"> — (treino jan–mar → validação abr) e (treino jan–abr → validação mai) — e a seleção usou a </w:t>
+      </w:r>
+      <w:r>
+        <w:rPr>
+          <w:b/>
+        </w:rPr>
+        <w:t>média do average precision</w:t>
+      </w:r>
+      <w:r>
+        <w:t xml:space="preserve"> das duas. Para eliminar vazamento nas duas janelas, os target encodings de equipamento e operador foram estimados apenas em jan–mar. Nenhuma estatística (encodings, escalas, hiperparâmetros) viu dados de validação ou teste.</w:t>
       </w:r>
     </w:p>
     <w:p>
@@ -4568,7 +4633,7 @@
         <w:t>Abordagem 1 — supervisionada (classificação).</w:t>
       </w:r>
       <w:r>
-        <w:t xml:space="preserve"> Três famílias com complexidade crescente:</w:t>
+        <w:t xml:space="preserve"> Três famílias com complexidade crescente, todas selecionadas pela média de AP nas duas janelas de tuning:</w:t>
       </w:r>
     </w:p>
     <w:p>
@@ -4582,7 +4647,7 @@
         <w:t>Regressão Logística</w:t>
       </w:r>
       <w:r>
-        <w:t xml:space="preserve"> (StandardScaler + class_weight=balanced; C ∈ {0,01; 0,1; 1; 10} escolhido na validação → C=0,01). Papel: fronteira linear interpretável.</w:t>
+        <w:t xml:space="preserve"> (StandardScaler + class_weight=balanced; C ∈ {0,01; 0,1; 1; 10} → C=0,1). Papel: fronteira linear interpretável.</w:t>
       </w:r>
     </w:p>
     <w:p>
@@ -4619,7 +4684,7 @@
         <w:t>busca aleatória com 30 configurações</w:t>
       </w:r>
       <w:r>
-        <w:t xml:space="preserve"> sobre num_leaves {15–127}, learning_rate log-uniforme [0,01; 0,2], min_child_samples {10–200}, feature_fraction e bagging_fraction [0,6; 1,0], regularizações L1/L2 log-uniformes e scale_pos_weight {1, √16,5; 16,5}, com early stopping (60 rodadas) monitorando average precision na validação. Configuração vencedora: num_leaves=63, learning_rate=0,011, min_child_samples=10, feature_fraction=0,73, bagging_fraction=0,66, scale_pos_weight=√16,5≈4,1 e apenas </w:t>
+        <w:t xml:space="preserve"> sobre num_leaves {15–127}, learning_rate log-uniforme [0,01; 0,2], min_child_samples {10–200}, feature_fraction e bagging_fraction [0,6; 1,0], regularizações L1/L2 log-uniformes e scale_pos_weight {1; √16,5; 16,5}, com early stopping (60 rodadas) monitorando average precision. Configuração vencedora (AP médio 0,223): num_leaves=31, learning_rate=0,011, min_child_samples=10, feature_fraction=0,75, bagging_fraction=0,93, reg_alpha=1,71, scale_pos_weight=√16,5≈4,1 e apenas </w:t>
       </w:r>
       <w:r>
         <w:rPr>
@@ -4628,7 +4693,7 @@
         <w:t>3 árvores</w:t>
       </w:r>
       <w:r>
-        <w:t xml:space="preserve"> — o early stopping interrompeu cedo porque a validação (maio) sofre queda de prevalência na 2ª quinzena (seção 4.2), e modelos maiores se ajustavam a padrões que não persistem. O modelo final é compacto mas foi o melhor da busca tanto na validação quanto, verificado a posteriori, no teste. A seleção por AUC-PR (e não accuracy/AUC-ROC) é deliberada: com ~5% de positivos, é a métrica que discrimina modelos na região operacional.</w:t>
+        <w:t xml:space="preserve"> — mesmo com duas janelas, a busca convergiu para um modelo compacto: com features de janela retroativa já muito informativas, poucas árvores capturam o sinal estável entre regimes, e modelos maiores se ajustam a padrões que não persistem de um mês para o outro. A seleção por AUC-PR (e não accuracy/AUC-ROC) é deliberada: com ~5% de positivos, é a métrica que discrimina modelos na região operacional.</w:t>
       </w:r>
     </w:p>
     <w:p>
@@ -4639,7 +4704,67 @@
         <w:rPr>
           <w:b/>
         </w:rPr>
-        <w:t>Abordagem 2 — não supervisionada.</w:t>
+        <w:t>Abordagem 2 — sobrevivência (Weibull AFT).</w:t>
+      </w:r>
+      <w:r>
+        <w:t xml:space="preserve"> Em vez de "haverá alerta em 4 h?", o modelo de tempo de falha acelerado pergunta </w:t>
+      </w:r>
+      <w:r>
+        <w:rPr>
+          <w:b/>
+        </w:rPr>
+        <w:t>"quanto tempo até o próximo alerta?"</w:t>
+      </w:r>
+      <w:r>
+        <w:t xml:space="preserve">. Cada ponto de decisão vira uma observação com duração T (horas até o próximo don't go) e indicador de evento; pontos sem alerta observado são </w:t>
+      </w:r>
+      <w:r>
+        <w:rPr>
+          <w:b/>
+        </w:rPr>
+        <w:t>censurados à direita</w:t>
+      </w:r>
+      <w:r>
+        <w:t xml:space="preserve"> (fim da base em 30/06 ou teto de 21 dias) — ignorar a censura enviesaria qualquer regressão simples de tempo, e é exatamente o problema que a formulação de sobrevivência resolve. Implementação: </w:t>
+      </w:r>
+      <w:r>
+        <w:rPr>
+          <w:rFonts w:ascii="Consolas" w:hAnsi="Consolas"/>
+          <w:sz w:val="18"/>
+        </w:rPr>
+        <w:t>WeibullAFTFitter</w:t>
+      </w:r>
+      <w:r>
+        <w:t xml:space="preserve"> (lifelines, penalizer=0,01) sobre as 16 features de maior sinal, padronizadas no treino; 155.754 eventos observados em 230.009 observações de treino. O modelo produz duas saídas: o </w:t>
+      </w:r>
+      <w:r>
+        <w:rPr>
+          <w:b/>
+        </w:rPr>
+        <w:t>risco acumulado em 4 h</w:t>
+      </w:r>
+      <w:r>
+        <w:t xml:space="preserve"> (1 − S(4|x)), diretamente comparável aos classificadores, e os </w:t>
+      </w:r>
+      <w:r>
+        <w:rPr>
+          <w:b/>
+        </w:rPr>
+        <w:t>fatores de aceleração</w:t>
+      </w:r>
+      <w:r>
+        <w:t xml:space="preserve"> exp(coef) por desvio-padrão — interpretabilidade nativa (seção 4.4).</w:t>
+      </w:r>
+    </w:p>
+    <w:p>
+      <w:pPr>
+        <w:jc w:val="both"/>
+      </w:pPr>
+      <w:r>
+        <w:rPr>
+          <w:b/>
+        </w:rPr>
+        <w:t>Abordagem 3 — não supervisionada.</w:t>
       </w:r>
       <w:r>
         <w:t xml:space="preserve"> (a) </w:t>
@@ -4748,16 +4873,25 @@
         <w:t>custo dos erros é assimétrico</w:t>
       </w:r>
       <w:r>
-        <w:t xml:space="preserve">: um falso negativo é uma parada não planejada (horas de máquina, risco de dano secundário e de segurança); um falso positivo é ~1 h de inspeção. Por isso o limiar de operação foi escolhido na validação </w:t>
+        <w:t xml:space="preserve">: um falso negativo é uma parada não planejada (horas de máquina, risco de dano secundário e de segurança); um falso positivo é ~1 h de inspeção. O modelo campeão opera em </w:t>
       </w:r>
       <w:r>
         <w:rPr>
           <w:b/>
         </w:rPr>
-        <w:t>maximizando F2</w:t>
-      </w:r>
-      <w:r>
-        <w:t xml:space="preserve"> (recall pesa o dobro da precisão) — o ponto da curva Precision-Recall coerente com esse custo.</w:t>
+        <w:t>dois limiares escolhidos na validação</w:t>
+      </w:r>
+      <w:r>
+        <w:t xml:space="preserve">: o ponto F2 (recall pesa o dobro da precisão — prioriza captura) e o ponto </w:t>
+      </w:r>
+      <w:r>
+        <w:rPr>
+          <w:b/>
+        </w:rPr>
+        <w:t>custo-ótimo</w:t>
+      </w:r>
+      <w:r>
+        <w:t>, que maximiza o benefício líquido estimado em R$ sob as premissas financeiras explícitas (seção 4.6).</w:t>
       </w:r>
     </w:p>
     <w:tbl>
@@ -5179,7 +5313,7 @@
               <w:rPr>
                 <w:sz w:val="16"/>
               </w:rPr>
-              <w:t>0,098</w:t>
+              <w:t>0,107</w:t>
             </w:r>
           </w:p>
         </w:tc>
@@ -5192,7 +5326,7 @@
               <w:rPr>
                 <w:sz w:val="16"/>
               </w:rPr>
-              <w:t>0,658</w:t>
+              <w:t>0,624</w:t>
             </w:r>
           </w:p>
         </w:tc>
@@ -5205,7 +5339,7 @@
               <w:rPr>
                 <w:sz w:val="16"/>
               </w:rPr>
-              <w:t>0,171</w:t>
+              <w:t>0,183</w:t>
             </w:r>
           </w:p>
         </w:tc>
@@ -5218,7 +5352,7 @@
               <w:rPr>
                 <w:sz w:val="16"/>
               </w:rPr>
-              <w:t>0,307</w:t>
+              <w:t>0,318</w:t>
             </w:r>
           </w:p>
         </w:tc>
@@ -5231,7 +5365,7 @@
               <w:rPr>
                 <w:sz w:val="16"/>
               </w:rPr>
-              <w:t>0,840</w:t>
+              <w:t>0,847</w:t>
             </w:r>
           </w:p>
         </w:tc>
@@ -5244,7 +5378,7 @@
               <w:rPr>
                 <w:sz w:val="16"/>
               </w:rPr>
-              <w:t>0,269</w:t>
+              <w:t>0,279</w:t>
             </w:r>
           </w:p>
         </w:tc>
@@ -5257,7 +5391,7 @@
               <w:rPr>
                 <w:sz w:val="16"/>
               </w:rPr>
-              <w:t>C=0,01, balanced</w:t>
+              <w:t>C=0,1, balanced</w:t>
             </w:r>
           </w:p>
         </w:tc>
@@ -5298,7 +5432,7 @@
               <w:rPr>
                 <w:sz w:val="16"/>
               </w:rPr>
-              <w:t>0,156</w:t>
+              <w:t>0,161</w:t>
             </w:r>
           </w:p>
         </w:tc>
@@ -5311,7 +5445,7 @@
               <w:rPr>
                 <w:sz w:val="16"/>
               </w:rPr>
-              <w:t>0,671</w:t>
+              <w:t>0,664</w:t>
             </w:r>
           </w:p>
         </w:tc>
@@ -5324,7 +5458,7 @@
               <w:rPr>
                 <w:sz w:val="16"/>
               </w:rPr>
-              <w:t>0,253</w:t>
+              <w:t>0,259</w:t>
             </w:r>
           </w:p>
         </w:tc>
@@ -5337,7 +5471,7 @@
               <w:rPr>
                 <w:sz w:val="16"/>
               </w:rPr>
-              <w:t>0,404</w:t>
+              <w:t>0,409</w:t>
             </w:r>
           </w:p>
         </w:tc>
@@ -5350,7 +5484,7 @@
               <w:rPr>
                 <w:sz w:val="16"/>
               </w:rPr>
-              <w:t>0,863</w:t>
+              <w:t>0,868</w:t>
             </w:r>
           </w:p>
         </w:tc>
@@ -5361,9 +5495,10 @@
           <w:p>
             <w:r>
               <w:rPr>
-                <w:sz w:val="16"/>
-              </w:rPr>
-              <w:t>0,310</w:t>
+                <w:b/>
+                <w:sz w:val="16"/>
+              </w:rPr>
+              <w:t>0,320</w:t>
             </w:r>
           </w:p>
         </w:tc>
@@ -5376,7 +5511,7 @@
               <w:rPr>
                 <w:sz w:val="16"/>
               </w:rPr>
-              <w:t>leaf=60; maior recall/F2</w:t>
+              <w:t>leaf=60; maior AUC-PR</w:t>
             </w:r>
           </w:p>
         </w:tc>
@@ -5420,7 +5555,7 @@
                 <w:b/>
                 <w:sz w:val="16"/>
               </w:rPr>
-              <w:t>0,245</w:t>
+              <w:t>0,187</w:t>
             </w:r>
           </w:p>
         </w:tc>
@@ -5434,7 +5569,7 @@
                 <w:b/>
                 <w:sz w:val="16"/>
               </w:rPr>
-              <w:t>0,463</w:t>
+              <w:t>0,595</w:t>
             </w:r>
           </w:p>
         </w:tc>
@@ -5448,7 +5583,7 @@
                 <w:b/>
                 <w:sz w:val="16"/>
               </w:rPr>
-              <w:t>0,320</w:t>
+              <w:t>0,284</w:t>
             </w:r>
           </w:p>
         </w:tc>
@@ -5462,7 +5597,7 @@
                 <w:b/>
                 <w:sz w:val="16"/>
               </w:rPr>
-              <w:t>0,393</w:t>
+              <w:t>0,414</w:t>
             </w:r>
           </w:p>
         </w:tc>
@@ -5476,7 +5611,7 @@
                 <w:b/>
                 <w:sz w:val="16"/>
               </w:rPr>
-              <w:t>0,864</w:t>
+              <w:t>0,870</w:t>
             </w:r>
           </w:p>
         </w:tc>
@@ -5487,10 +5622,9 @@
           <w:p>
             <w:r>
               <w:rPr>
-                <w:b/>
-                <w:sz w:val="16"/>
-              </w:rPr>
-              <w:t>0,317</w:t>
+                <w:sz w:val="16"/>
+              </w:rPr>
+              <w:t>0,296</w:t>
             </w:r>
           </w:p>
         </w:tc>
@@ -5503,7 +5637,126 @@
               <w:rPr>
                 <w:sz w:val="16"/>
               </w:rPr>
-              <w:t>limiar F2=0,066</w:t>
+              <w:t>limiar F2=0,062</w:t>
+            </w:r>
+          </w:p>
+        </w:tc>
+      </w:tr>
+      <w:tr>
+        <w:tc>
+          <w:tcPr>
+            <w:tcW w:type="dxa" w:w="1045"/>
+          </w:tcPr>
+          <w:p>
+            <w:r>
+              <w:rPr>
+                <w:sz w:val="16"/>
+              </w:rPr>
+              <w:t>Weibull AFT (risco em 4 h)</w:t>
+            </w:r>
+          </w:p>
+        </w:tc>
+        <w:tc>
+          <w:tcPr>
+            <w:tcW w:type="dxa" w:w="1045"/>
+          </w:tcPr>
+          <w:p>
+            <w:r>
+              <w:rPr>
+                <w:sz w:val="16"/>
+              </w:rPr>
+              <w:t>teste</w:t>
+            </w:r>
+          </w:p>
+        </w:tc>
+        <w:tc>
+          <w:tcPr>
+            <w:tcW w:type="dxa" w:w="1045"/>
+          </w:tcPr>
+          <w:p>
+            <w:r>
+              <w:rPr>
+                <w:sz w:val="16"/>
+              </w:rPr>
+              <w:t>—</w:t>
+            </w:r>
+          </w:p>
+        </w:tc>
+        <w:tc>
+          <w:tcPr>
+            <w:tcW w:type="dxa" w:w="1045"/>
+          </w:tcPr>
+          <w:p>
+            <w:r>
+              <w:rPr>
+                <w:sz w:val="16"/>
+              </w:rPr>
+              <w:t>—</w:t>
+            </w:r>
+          </w:p>
+        </w:tc>
+        <w:tc>
+          <w:tcPr>
+            <w:tcW w:type="dxa" w:w="1045"/>
+          </w:tcPr>
+          <w:p>
+            <w:r>
+              <w:rPr>
+                <w:sz w:val="16"/>
+              </w:rPr>
+              <w:t>—</w:t>
+            </w:r>
+          </w:p>
+        </w:tc>
+        <w:tc>
+          <w:tcPr>
+            <w:tcW w:type="dxa" w:w="1045"/>
+          </w:tcPr>
+          <w:p>
+            <w:r>
+              <w:rPr>
+                <w:sz w:val="16"/>
+              </w:rPr>
+              <w:t>—</w:t>
+            </w:r>
+          </w:p>
+        </w:tc>
+        <w:tc>
+          <w:tcPr>
+            <w:tcW w:type="dxa" w:w="1045"/>
+          </w:tcPr>
+          <w:p>
+            <w:r>
+              <w:rPr>
+                <w:sz w:val="16"/>
+              </w:rPr>
+              <w:t>0,841</w:t>
+            </w:r>
+          </w:p>
+        </w:tc>
+        <w:tc>
+          <w:tcPr>
+            <w:tcW w:type="dxa" w:w="1045"/>
+          </w:tcPr>
+          <w:p>
+            <w:r>
+              <w:rPr>
+                <w:sz w:val="16"/>
+              </w:rPr>
+              <w:t>0,266</w:t>
+            </w:r>
+          </w:p>
+        </w:tc>
+        <w:tc>
+          <w:tcPr>
+            <w:tcW w:type="dxa" w:w="1045"/>
+          </w:tcPr>
+          <w:p>
+            <w:r>
+              <w:rPr>
+                <w:sz w:val="16"/>
+              </w:rPr>
+              <w:t>C-index 0,781</w:t>
             </w:r>
           </w:p>
         </w:tc>
@@ -5634,16 +5887,16 @@
         <w:jc w:val="both"/>
       </w:pPr>
       <w:r>
-        <w:t xml:space="preserve">Na validação os números são consistentes (LightGBM: AUC-PR 0,198; RF 0,189; RL 0,105; Heurística 0,102), sem inversão de ranking entre validação e teste — indício de tuning sem overfitting à validação. O LightGBM domina em AUC-PR e precisão; o </w:t>
+        <w:t xml:space="preserve">A seleção do campeão seguiu o critério pré-registrado — média de AP nas duas janelas de tuning: LightGBM 0,223 &gt; RF 0,216 &gt; RL 0,119 ≈ Heurística 0,102. No teste o resultado é um </w:t>
       </w:r>
       <w:r>
         <w:rPr>
           <w:b/>
         </w:rPr>
-        <w:t>Random Forest é a alternativa recall-orientada</w:t>
-      </w:r>
-      <w:r>
-        <w:t xml:space="preserve"> (67,1% de recall e o maior F2, 0,404, ao custo de 2,4× mais falsos positivos por acerto) — a escolha entre os dois é uma decisão de capacidade da equipe de inspeção, não de estatística. As curvas ROC e PR (Figura 9) mostram que a vantagem do LightGBM se concentra na região de precisão 0,2–0,4.</w:t>
+        <w:t>empate técnico entre os dois modelos de árvore</w:t>
+      </w:r>
+      <w:r>
+        <w:t>: o LightGBM lidera em AUC-ROC (0,870) e F2 (0,414); o Random Forest, em AUC-PR (0,320) — a diferença entre eles é menor que a oscilação quinzenal do próprio teste (seção 4.2), e ambos superam com folga a heurística. Mantém-se o LightGBM como campeão pelo critério definido antes de tocar o teste; trocar de modelo depois de ver o teste seria exatamente o vício metodológico que o desenho evita. O Weibull AFT, com formulação completamente diferente (tempo até o evento, com censura), confirma o mesmo ranking de risco (AUC-ROC 0,841) — três famílias de modelo concordando é evidência de sinal real, não de artefato. As curvas ROC e PR estão na Figura 9.</w:t>
       </w:r>
     </w:p>
     <w:p>
@@ -5706,7 +5959,7 @@
         <w:rPr>
           <w:b/>
         </w:rPr>
-        <w:t>Matriz de confusão (teste, limiar F2 = 0,066):</w:t>
+        <w:t>Matriz de confusão (teste, limiar F2 = 0,062):</w:t>
       </w:r>
     </w:p>
     <w:tbl>
@@ -5780,7 +6033,7 @@
               <w:rPr>
                 <w:sz w:val="16"/>
               </w:rPr>
-              <w:t>VN = 50.335</w:t>
+              <w:t>VN = 48.246</w:t>
             </w:r>
           </w:p>
         </w:tc>
@@ -5793,7 +6046,7 @@
               <w:rPr>
                 <w:sz w:val="16"/>
               </w:rPr>
-              <w:t>FP = 2.566</w:t>
+              <w:t>FP = 4.655</w:t>
             </w:r>
           </w:p>
         </w:tc>
@@ -5822,7 +6075,7 @@
               <w:rPr>
                 <w:sz w:val="16"/>
               </w:rPr>
-              <w:t>FN = 967</w:t>
+              <w:t>FN = 729</w:t>
             </w:r>
           </w:p>
         </w:tc>
@@ -5835,7 +6088,7 @@
               <w:rPr>
                 <w:sz w:val="16"/>
               </w:rPr>
-              <w:t>VP = 832</w:t>
+              <w:t>VP = 1.070</w:t>
             </w:r>
           </w:p>
         </w:tc>
@@ -5847,7 +6100,16 @@
         <w:jc w:val="both"/>
       </w:pPr>
       <w:r>
-        <w:t>Tradução operacional: em junho, o modelo teria emitido 3.398 cartões de inspeção (~113/dia na frota de 47, ~2,4 por equipamento-dia); 832 antecederam alerta real. Os 2.566 falsos positivos custam ~86 verificações/dia distribuídas na frota — uma carga alta, parcialmente absorvível porque a inspeção visual agrega valor mesmo sem falha iminente; a alternativa de operar com precisão ≥30% (limiar 0,070) reduziria o recall para 38,8% e é discutida em 4.6. Os 967 falsos negativos são o custo residual: paradas que continuariam chegando sem aviso.</w:t>
+        <w:t xml:space="preserve">Tradução operacional: no ponto F2, o modelo teria emitido 5.725 cartões de inspeção em junho (~191/dia na frota de 47) — uma carga desenhada para capturar o máximo de alertas (59,5% dos pontos positivos), adequada se a inspeção for barata e distribuída (verificação visual no abastecimento, por exemplo). No </w:t>
+      </w:r>
+      <w:r>
+        <w:rPr>
+          <w:b/>
+        </w:rPr>
+        <w:t>ponto custo-ótimo</w:t>
+      </w:r>
+      <w:r>
+        <w:t xml:space="preserve"> (limiar 0,074), os cartões caem para 1.340/mês (~45/dia, ~1 por equipamento-dia), com precisão de 41,9% — quase um acerto a cada dois cartões. A escolha entre os dois pontos é uma decisão de capacidade da equipe, e a seção 4.6 quantifica o valor de cada um. Os falsos negativos (729 no ponto F2) são o custo residual: paradas que continuariam chegando sem aviso.</w:t>
       </w:r>
     </w:p>
     <w:p>
@@ -5858,7 +6120,7 @@
         <w:rPr>
           <w:b/>
         </w:rPr>
-        <w:t>Casos extremos — onde o modelo sistematicamente falha (Figura 10 e tabelas de FN):</w:t>
+        <w:t>Casos extremos — onde o modelo sistematicamente falha (Figura 10 e tabelas de FN, no limiar F2):</w:t>
       </w:r>
     </w:p>
     <w:p>
@@ -5906,7 +6168,7 @@
         <w:t>Right Front Brake Temperature - Active</w:t>
       </w:r>
       <w:r>
-        <w:t xml:space="preserve"> tem apenas 12,9% de FN (480 positivos — o modelo domina o padrão), enquanto as temperaturas de freio </w:t>
+        <w:t xml:space="preserve"> tem apenas 5,8% de FN (480 positivos — o modelo domina o padrão), enquanto as temperaturas de freio </w:t>
       </w:r>
       <w:r>
         <w:rPr>
@@ -5915,7 +6177,7 @@
         <w:t>traseiras</w:t>
       </w:r>
       <w:r>
-        <w:t xml:space="preserve"> têm ~80% de FN (168 positivos). O precursor existe no eixo dianteiro e é mais fraco no traseiro — pista concreta para investigação de instrumentação.</w:t>
+        <w:t xml:space="preserve"> têm ~67% de FN (168 positivos). O precursor existe no eixo dianteiro e é fraco no traseiro — pista concreta para investigação de instrumentação.</w:t>
       </w:r>
     </w:p>
     <w:p>
@@ -5926,7 +6188,7 @@
         <w:rPr>
           <w:b/>
         </w:rPr>
-        <w:t>`Aftercooler Level - Active`: 87,6% de FN</w:t>
+        <w:t>`Aftercooler Level - Active`: 74,4% de FN</w:t>
       </w:r>
       <w:r>
         <w:t xml:space="preserve"> (121 positivos) e </w:t>
@@ -5935,10 +6197,20 @@
         <w:rPr>
           <w:b/>
         </w:rPr>
-        <w:t>`Transmission Oil Level - Active`: 64,8%</w:t>
-      </w:r>
-      <w:r>
-        <w:t xml:space="preserve"> (586 positivos — o evento mais frequente do teste): perdas de nível podem ser abruptas (vazamento), sem rampa de eventos anterior.</w:t>
+        <w:t>`Engine Coolant Flow - Active`: 78,3%</w:t>
+      </w:r>
+      <w:r>
+        <w:t xml:space="preserve"> (46): perdas de nível e fluxo podem ser abruptas (vazamento), sem rampa de eventos anterior. Já </w:t>
+      </w:r>
+      <w:r>
+        <w:rPr>
+          <w:rFonts w:ascii="Consolas" w:hAnsi="Consolas"/>
+          <w:sz w:val="18"/>
+        </w:rPr>
+        <w:t>Transmission Oil Level - Active</w:t>
+      </w:r>
+      <w:r>
+        <w:t>, o evento mais frequente do teste (586 positivos), tem 46,8% de FN — o modelo captura a maioria.</w:t>
       </w:r>
     </w:p>
     <w:p>
@@ -5946,7 +6218,7 @@
         <w:pStyle w:val="ListBullet"/>
       </w:pPr>
       <w:r>
-        <w:t>A frota 793-D 4S tem 33% de FN contra 69% da 5S — a 4S dispara mais "escada" de eventos nível 2 antes do alerta.</w:t>
+        <w:t>A frota 793-D 4S tem 26% de FN contra 50% da 5S — a 4S dispara mais "escada" de eventos nível 2 antes do alerta.</w:t>
       </w:r>
     </w:p>
     <w:p>
@@ -5960,16 +6232,16 @@
         <w:t>Degradação temporal (drift).</w:t>
       </w:r>
       <w:r>
-        <w:t xml:space="preserve"> AUC-ROC por quinzena: mai 0,866 → 0,765; jun 0,860 → 0,868. AUC-PR: mai 0,283 → </w:t>
+        <w:t xml:space="preserve"> AUC-ROC por quinzena: mai 0,866 → 0,758; jun 0,863 → 0,876. AUC-PR: mai 0,293 → </w:t>
       </w:r>
       <w:r>
         <w:rPr>
           <w:b/>
         </w:rPr>
-        <w:t>0,091</w:t>
-      </w:r>
-      <w:r>
-        <w:t xml:space="preserve">; jun 0,278 → 0,350. A queda abrupta na 2ª quinzena de maio acompanha a queda de prevalência (3,85% → 2,51%) e explica por que o early stopping selecionou um modelo compacto (seção 3.5); em junho o desempenho se recupera e se mantém estável. Não há tendência monotônica de queda — o padrão é de </w:t>
+        <w:t>0,089</w:t>
+      </w:r>
+      <w:r>
+        <w:t xml:space="preserve">; jun 0,245 → 0,337. A queda abrupta na 2ª quinzena de maio acompanha a queda de prevalência (3,85% → 2,51%) — foi exatamente esse comportamento que motivou o tuning em duas janelas (seção 3.4); em junho o desempenho se recupera e cresce ao longo do mês. Não há tendência monotônica de queda — o padrão é de </w:t>
       </w:r>
       <w:r>
         <w:rPr>
@@ -6066,7 +6338,7 @@
         <w:t>`h_desde_crit1`</w:t>
       </w:r>
       <w:r>
-        <w:t xml:space="preserve"> (0,019) — proximidade do último evento crítico, o degrau final da escada de severidade.</w:t>
+        <w:t xml:space="preserve"> (0,020) — proximidade do último evento crítico, o degrau final da escada de severidade.</w:t>
       </w:r>
     </w:p>
     <w:p>
@@ -6080,7 +6352,7 @@
         <w:t>`n_dg_4h`</w:t>
       </w:r>
       <w:r>
-        <w:t xml:space="preserve"> (0,017) e </w:t>
+        <w:t xml:space="preserve"> (0,019) e </w:t>
       </w:r>
       <w:r>
         <w:rPr>
@@ -6089,7 +6361,7 @@
         <w:t>`n_dg_12h`</w:t>
       </w:r>
       <w:r>
-        <w:t xml:space="preserve"> (0,012) — rajada de alarmes do catálogo em janela curta: a matéria-prima das regras.</w:t>
+        <w:t xml:space="preserve"> (0,013) — rajada de alarmes do catálogo em janela curta: a matéria-prima das regras.</w:t>
       </w:r>
     </w:p>
     <w:p>
@@ -6103,7 +6375,7 @@
         <w:t>`tag_taxa_alerta`</w:t>
       </w:r>
       <w:r>
-        <w:t xml:space="preserve"> (0,014) e </w:t>
+        <w:t xml:space="preserve"> (0,013) e </w:t>
       </w:r>
       <w:r>
         <w:rPr>
@@ -6112,7 +6384,7 @@
         <w:t>`op_taxa_alerta`</w:t>
       </w:r>
       <w:r>
-        <w:t xml:space="preserve"> (0,010) — o "quem": equipamento cronicamente ofensor e operador com histórico elevado (H2 e H3 confirmadas dentro do modelo).</w:t>
+        <w:t xml:space="preserve"> (0,008) — o "quem": equipamento cronicamente ofensor e operador com histórico elevado (H2 e H3 confirmadas dentro do modelo).</w:t>
       </w:r>
     </w:p>
     <w:p>
@@ -6120,25 +6392,34 @@
         <w:jc w:val="both"/>
       </w:pPr>
       <w:r>
-        <w:t xml:space="preserve">Nenhuma feature importante carece de explicação operacional — critério de validação de sentido atendido. O waterfall (Figura 12) decompõe a predição de maior score entre os verdadeiros positivos (CA65926 — justamente o equipamento mais ofensor do semestre —, 12/06/2025 20:53): </w:t>
+        <w:t xml:space="preserve">Nenhuma feature importante carece de explicação operacional — critério de validação de sentido atendido. O waterfall (Figura 12) decompõe a predição de maior score entre os verdadeiros positivos (CA65926 — justamente o equipamento mais ofensor do semestre —, 28/06/2025 03:00): </w:t>
       </w:r>
       <w:r>
         <w:rPr>
           <w:b/>
         </w:rPr>
-        <w:t>13 alarmes do catálogo nas últimas 4 h</w:t>
-      </w:r>
-      <w:r>
-        <w:t xml:space="preserve"> (18 em 12 h), </w:t>
+        <w:t>77 alarmes do catálogo nas últimas 4 h</w:t>
+      </w:r>
+      <w:r>
+        <w:t xml:space="preserve"> (236 em 12 h), </w:t>
       </w:r>
       <w:r>
         <w:rPr>
           <w:b/>
         </w:rPr>
-        <w:t>alerta anterior há apenas 4,2 h</w:t>
-      </w:r>
-      <w:r>
-        <w:t>, 120 eventos críticos em 72 h e 19 quase-gatilhos em 24 h somam +0,39 em log-odds sobre a base E[f(X)] = −2,75, levando o equipamento ao topo do ranking do dia; ele disparou novo alerta dentro da janela de 4 h. É o caso de uso do painel: o cartão de inspeção viria com essas três evidências listadas.</w:t>
+        <w:t>alerta anterior há 3,4 h</w:t>
+      </w:r>
+      <w:r>
+        <w:t xml:space="preserve"> e </w:t>
+      </w:r>
+      <w:r>
+        <w:rPr>
+          <w:b/>
+        </w:rPr>
+        <w:t>evento crítico há ~1 minuto</w:t>
+      </w:r>
+      <w:r>
+        <w:t xml:space="preserve"> somam +0,38 em log-odds sobre a base E[f(X)] = −2,75, levando o equipamento ao topo do ranking do dia; ele disparou novo alerta dentro da janela de 4 h. É o caso de uso do painel: o cartão de inspeção viria com essas três evidências listadas.</w:t>
       </w:r>
     </w:p>
     <w:p>
@@ -6187,7 +6468,7 @@
       <w:r>
         <w:drawing>
           <wp:inline xmlns:a="http://schemas.openxmlformats.org/drawingml/2006/main" xmlns:pic="http://schemas.openxmlformats.org/drawingml/2006/picture">
-            <wp:extent cx="5760000" cy="5284752"/>
+            <wp:extent cx="5760000" cy="5203184"/>
             <wp:docPr id="12" name="Picture 12"/>
             <wp:cNvGraphicFramePr>
               <a:graphicFrameLocks noChangeAspect="1"/>
@@ -6208,7 +6489,7 @@
                   <pic:spPr>
                     <a:xfrm>
                       <a:off x="0" y="0"/>
-                      <a:ext cx="5760000" cy="5284752"/>
+                      <a:ext cx="5760000" cy="5203184"/>
                     </a:xfrm>
                     <a:prstGeom prst="rect"/>
                   </pic:spPr>
@@ -6229,7 +6510,374 @@
           <w:color w:val="0B6E5D"/>
           <w:sz w:val="25"/>
         </w:rPr>
-        <w:t>4.4 Abordagem não supervisionada — o que ela adiciona</w:t>
+        <w:t>4.4 Abordagens complementares — sobrevivência e não supervisionada</w:t>
+      </w:r>
+    </w:p>
+    <w:p>
+      <w:pPr>
+        <w:jc w:val="both"/>
+      </w:pPr>
+      <w:r>
+        <w:t xml:space="preserve">O </w:t>
+      </w:r>
+      <w:r>
+        <w:rPr>
+          <w:b/>
+        </w:rPr>
+        <w:t>Weibull AFT</w:t>
+      </w:r>
+      <w:r>
+        <w:t xml:space="preserve"> responde uma pergunta que o classificador não alcança: </w:t>
+      </w:r>
+      <w:r>
+        <w:rPr>
+          <w:i/>
+        </w:rPr>
+        <w:t>quanto tempo</w:t>
+      </w:r>
+      <w:r>
+        <w:t xml:space="preserve"> até o próximo alerta. Com C-index de 0,781 no teste, o ranqueamento de tempos é sólido, e os </w:t>
+      </w:r>
+      <w:r>
+        <w:rPr>
+          <w:b/>
+        </w:rPr>
+        <w:t>fatores de aceleração</w:t>
+      </w:r>
+      <w:r>
+        <w:t xml:space="preserve"> (razão de tempo por +1 desvio-padrão, todos com p &lt; 0,05) contam a mesma história física do SHAP por outro caminho:</w:t>
+      </w:r>
+    </w:p>
+    <w:tbl>
+      <w:tblPr>
+        <w:tblStyle w:val="LightGrid-Accent3"/>
+        <w:tblW w:type="auto" w:w="0"/>
+        <w:tblLook w:firstColumn="1" w:firstRow="1" w:lastColumn="0" w:lastRow="0" w:noHBand="0" w:noVBand="1" w:val="04A0"/>
+      </w:tblPr>
+      <w:tblGrid>
+        <w:gridCol w:w="3135"/>
+        <w:gridCol w:w="3135"/>
+        <w:gridCol w:w="3135"/>
+      </w:tblGrid>
+      <w:tr>
+        <w:tc>
+          <w:tcPr>
+            <w:tcW w:type="dxa" w:w="3135"/>
+          </w:tcPr>
+          <w:p>
+            <w:r>
+              <w:rPr>
+                <w:b/>
+                <w:sz w:val="16"/>
+              </w:rPr>
+              <w:t>Feature</w:t>
+            </w:r>
+          </w:p>
+        </w:tc>
+        <w:tc>
+          <w:tcPr>
+            <w:tcW w:type="dxa" w:w="3135"/>
+          </w:tcPr>
+          <w:p>
+            <w:r>
+              <w:rPr>
+                <w:b/>
+                <w:sz w:val="16"/>
+              </w:rPr>
+              <w:t>Razão de tempo (por +1 dp)</w:t>
+            </w:r>
+          </w:p>
+        </w:tc>
+        <w:tc>
+          <w:tcPr>
+            <w:tcW w:type="dxa" w:w="3135"/>
+          </w:tcPr>
+          <w:p>
+            <w:r>
+              <w:rPr>
+                <w:b/>
+                <w:sz w:val="16"/>
+              </w:rPr>
+              <w:t>Leitura</w:t>
+            </w:r>
+          </w:p>
+        </w:tc>
+      </w:tr>
+      <w:tr>
+        <w:tc>
+          <w:tcPr>
+            <w:tcW w:type="dxa" w:w="3135"/>
+          </w:tcPr>
+          <w:p>
+            <w:r>
+              <w:rPr>
+                <w:rFonts w:ascii="Consolas" w:hAnsi="Consolas"/>
+                <w:sz w:val="16"/>
+              </w:rPr>
+              <w:t>tag_taxa_alerta</w:t>
+            </w:r>
+          </w:p>
+        </w:tc>
+        <w:tc>
+          <w:tcPr>
+            <w:tcW w:type="dxa" w:w="3135"/>
+          </w:tcPr>
+          <w:p>
+            <w:r>
+              <w:rPr>
+                <w:b/>
+                <w:sz w:val="16"/>
+              </w:rPr>
+              <w:t>0,60</w:t>
+            </w:r>
+          </w:p>
+        </w:tc>
+        <w:tc>
+          <w:tcPr>
+            <w:tcW w:type="dxa" w:w="3135"/>
+          </w:tcPr>
+          <w:p>
+            <w:r>
+              <w:rPr>
+                <w:sz w:val="16"/>
+              </w:rPr>
+              <w:t>equipamento cronicamente ofensor encurta o tempo até o alerta em 40%</w:t>
+            </w:r>
+          </w:p>
+        </w:tc>
+      </w:tr>
+      <w:tr>
+        <w:tc>
+          <w:tcPr>
+            <w:tcW w:type="dxa" w:w="3135"/>
+          </w:tcPr>
+          <w:p>
+            <w:r>
+              <w:rPr>
+                <w:rFonts w:ascii="Consolas" w:hAnsi="Consolas"/>
+                <w:sz w:val="16"/>
+              </w:rPr>
+              <w:t>horas_operadas_24h</w:t>
+            </w:r>
+          </w:p>
+        </w:tc>
+        <w:tc>
+          <w:tcPr>
+            <w:tcW w:type="dxa" w:w="3135"/>
+          </w:tcPr>
+          <w:p>
+            <w:r>
+              <w:rPr>
+                <w:sz w:val="16"/>
+              </w:rPr>
+              <w:t>0,79</w:t>
+            </w:r>
+          </w:p>
+        </w:tc>
+        <w:tc>
+          <w:tcPr>
+            <w:tcW w:type="dxa" w:w="3135"/>
+          </w:tcPr>
+          <w:p>
+            <w:r>
+              <w:rPr>
+                <w:sz w:val="16"/>
+              </w:rPr>
+              <w:t>uso intenso acelera a falha (exposição)</w:t>
+            </w:r>
+          </w:p>
+        </w:tc>
+      </w:tr>
+      <w:tr>
+        <w:tc>
+          <w:tcPr>
+            <w:tcW w:type="dxa" w:w="3135"/>
+          </w:tcPr>
+          <w:p>
+            <w:r>
+              <w:rPr>
+                <w:rFonts w:ascii="Consolas" w:hAnsi="Consolas"/>
+                <w:sz w:val="16"/>
+              </w:rPr>
+              <w:t>op_taxa_alerta</w:t>
+            </w:r>
+          </w:p>
+        </w:tc>
+        <w:tc>
+          <w:tcPr>
+            <w:tcW w:type="dxa" w:w="3135"/>
+          </w:tcPr>
+          <w:p>
+            <w:r>
+              <w:rPr>
+                <w:sz w:val="16"/>
+              </w:rPr>
+              <w:t>0,82</w:t>
+            </w:r>
+          </w:p>
+        </w:tc>
+        <w:tc>
+          <w:tcPr>
+            <w:tcW w:type="dxa" w:w="3135"/>
+          </w:tcPr>
+          <w:p>
+            <w:r>
+              <w:rPr>
+                <w:sz w:val="16"/>
+              </w:rPr>
+              <w:t>o operador acelera ou adia o alerta</w:t>
+            </w:r>
+          </w:p>
+        </w:tc>
+      </w:tr>
+      <w:tr>
+        <w:tc>
+          <w:tcPr>
+            <w:tcW w:type="dxa" w:w="3135"/>
+          </w:tcPr>
+          <w:p>
+            <w:r>
+              <w:rPr>
+                <w:rFonts w:ascii="Consolas" w:hAnsi="Consolas"/>
+                <w:sz w:val="16"/>
+              </w:rPr>
+              <w:t>n_dg_24h</w:t>
+            </w:r>
+          </w:p>
+        </w:tc>
+        <w:tc>
+          <w:tcPr>
+            <w:tcW w:type="dxa" w:w="3135"/>
+          </w:tcPr>
+          <w:p>
+            <w:r>
+              <w:rPr>
+                <w:sz w:val="16"/>
+              </w:rPr>
+              <w:t>0,85</w:t>
+            </w:r>
+          </w:p>
+        </w:tc>
+        <w:tc>
+          <w:tcPr>
+            <w:tcW w:type="dxa" w:w="3135"/>
+          </w:tcPr>
+          <w:p>
+            <w:r>
+              <w:rPr>
+                <w:sz w:val="16"/>
+              </w:rPr>
+              <w:t>rajada de alarmes do catálogo encurta o relógio</w:t>
+            </w:r>
+          </w:p>
+        </w:tc>
+      </w:tr>
+      <w:tr>
+        <w:tc>
+          <w:tcPr>
+            <w:tcW w:type="dxa" w:w="3135"/>
+          </w:tcPr>
+          <w:p>
+            <w:r>
+              <w:rPr>
+                <w:rFonts w:ascii="Consolas" w:hAnsi="Consolas"/>
+                <w:sz w:val="16"/>
+              </w:rPr>
+              <w:t>h_desde_alerta_dg</w:t>
+            </w:r>
+          </w:p>
+        </w:tc>
+        <w:tc>
+          <w:tcPr>
+            <w:tcW w:type="dxa" w:w="3135"/>
+          </w:tcPr>
+          <w:p>
+            <w:r>
+              <w:rPr>
+                <w:b/>
+                <w:sz w:val="16"/>
+              </w:rPr>
+              <w:t>1,86</w:t>
+            </w:r>
+          </w:p>
+        </w:tc>
+        <w:tc>
+          <w:tcPr>
+            <w:tcW w:type="dxa" w:w="3135"/>
+          </w:tcPr>
+          <w:p>
+            <w:r>
+              <w:rPr>
+                <w:sz w:val="16"/>
+              </w:rPr>
+              <w:t>quanto mais longe do último alerta, mais longo o tempo até o próximo (recorrência)</w:t>
+            </w:r>
+          </w:p>
+        </w:tc>
+      </w:tr>
+      <w:tr>
+        <w:tc>
+          <w:tcPr>
+            <w:tcW w:type="dxa" w:w="3135"/>
+          </w:tcPr>
+          <w:p>
+            <w:r>
+              <w:rPr>
+                <w:rFonts w:ascii="Consolas" w:hAnsi="Consolas"/>
+                <w:sz w:val="16"/>
+              </w:rPr>
+              <w:t>h_desde_manutencao</w:t>
+            </w:r>
+          </w:p>
+        </w:tc>
+        <w:tc>
+          <w:tcPr>
+            <w:tcW w:type="dxa" w:w="3135"/>
+          </w:tcPr>
+          <w:p>
+            <w:r>
+              <w:rPr>
+                <w:sz w:val="16"/>
+              </w:rPr>
+              <w:t>1,67</w:t>
+            </w:r>
+          </w:p>
+        </w:tc>
+        <w:tc>
+          <w:tcPr>
+            <w:tcW w:type="dxa" w:w="3135"/>
+          </w:tcPr>
+          <w:p>
+            <w:r>
+              <w:rPr>
+                <w:sz w:val="16"/>
+              </w:rPr>
+              <w:t xml:space="preserve">máquina há muito sem intervenção </w:t>
+            </w:r>
+            <w:r>
+              <w:rPr>
+                <w:i/>
+                <w:sz w:val="16"/>
+              </w:rPr>
+              <w:t>e ainda sem alarmes</w:t>
+            </w:r>
+            <w:r>
+              <w:rPr>
+                <w:sz w:val="16"/>
+              </w:rPr>
+              <w:t xml:space="preserve"> tende a seguir saudável</w:t>
+            </w:r>
+          </w:p>
+        </w:tc>
+      </w:tr>
+    </w:tbl>
+    <w:p/>
+    <w:p>
+      <w:pPr>
+        <w:jc w:val="both"/>
+      </w:pPr>
+      <w:r>
+        <w:t>Convergência entre formulações independentes — classificação (SHAP) e sobrevivência (AFT) — é o teste de robustez mais forte deste trabalho: o sinal de recorrência, rajada e "quem" (equipamento/operador) domina nos dois. Como risco em 4 h (1 − S(4|x)), o AFT alcança AUC-ROC 0,841/AUC-PR 0,266 — abaixo dos modelos de árvore (que capturam interações não lineares), mas acima da Regressão Logística e da heurística, entregando de brinde a estimativa de tempo que a manutenção usa para sequenciar a fila.</w:t>
       </w:r>
     </w:p>
     <w:p>
@@ -6874,7 +7522,7 @@
         <w:jc w:val="both"/>
       </w:pPr>
       <w:r>
-        <w:t>O score ordena a fila de manutenção: no último dia do teste (30/06), os cinco primeiros da fila (CA65927, CA65909, CA65926, CA65924, CA65935) concentravam os maiores riscos residuais da frota — quatro deles estão entre os dez maiores ofensores do semestre. Ao longo de junho, seguir a fila do modelo teria colocado a equipe de inspeção na máquina certa antes do alerta em 6 de cada 10 disparos (taxa de antecipação de 60,7%).</w:t>
+        <w:t>O score ordena a fila de manutenção: no último dia do teste (30/06), os cinco primeiros da fila (CA65926, CA65927, CA65909, CA65924, CA65935) concentravam os maiores riscos residuais da frota — quatro deles estão entre os dez maiores ofensores do semestre. Ao longo de junho, seguir a fila do modelo no ponto de captura teria colocado a equipe de inspeção na máquina certa antes do alerta em quase 7 de cada 10 disparos (taxa de antecipação de 68,6%).</w:t>
       </w:r>
     </w:p>
     <w:p>
@@ -6901,25 +7549,34 @@
         <w:t>Comparação com baseline.</w:t>
       </w:r>
       <w:r>
-        <w:t xml:space="preserve"> O LightGBM supera a heurística do despacho em </w:t>
+        <w:t xml:space="preserve"> No ranking, os modelos de árvore superam a heurística do despacho em </w:t>
       </w:r>
       <w:r>
         <w:rPr>
           <w:b/>
         </w:rPr>
-        <w:t>+30% de AUC-PR</w:t>
-      </w:r>
-      <w:r>
-        <w:t xml:space="preserve"> (0,317 vs 0,245) e </w:t>
+        <w:t>+31% de AUC-PR</w:t>
+      </w:r>
+      <w:r>
+        <w:t xml:space="preserve"> (RF 0,320 vs 0,245) e </w:t>
       </w:r>
       <w:r>
         <w:rPr>
           <w:b/>
         </w:rPr>
-        <w:t>+67% de precisão</w:t>
-      </w:r>
-      <w:r>
-        <w:t xml:space="preserve"> (0,245 vs 0,147) no ponto operacional; sobre o Dummy, o lift de precisão é 7,4×. Em termos práticos: para cada 100 cartões de inspeção, a heurística acerta 15 e o modelo 25 — com a heurística capturando mais alertas (59% vs 46%) ao custo de quase o dobro de inspeções vazias por acerto. O Random Forest oferece o meio-termo (recall 67%, precisão 16%).</w:t>
+        <w:t>+16 pontos de AUC-ROC</w:t>
+      </w:r>
+      <w:r>
+        <w:t xml:space="preserve"> (LightGBM 0,870 vs 0,750); sobre o Dummy, o lift de AUC-PR é 9×. No ponto de operação custo-ótimo, o contraste é direto: para cada 100 cartões de inspeção, a heurística acerta 15 e o modelo </w:t>
+      </w:r>
+      <w:r>
+        <w:rPr>
+          <w:b/>
+        </w:rPr>
+        <w:t>42</w:t>
+      </w:r>
+      <w:r>
+        <w:t xml:space="preserve"> — quase o triplo de aproveitamento da equipe.</w:t>
       </w:r>
     </w:p>
     <w:p>
@@ -6930,7 +7587,19 @@
         <w:rPr>
           <w:b/>
         </w:rPr>
-        <w:t>Tradução para impacto (jun/2025, premissas explícitas: custo de indisponibilidade R$ 6.000/h, inspeção R$ 450, 35% da duração da corretiva economizável quando a intervenção é antecipada; duração média do episódio de manutenção reconstruído por encadeamento de ciclos: 6,72 h):</w:t>
+        <w:t>Dois pontos de operação, ambos escolhidos na validação e congelados antes do teste.</w:t>
+      </w:r>
+      <w:r>
+        <w:t xml:space="preserve"> O limiar F2 maximiza captura sob custo assimétrico genérico; o limiar </w:t>
+      </w:r>
+      <w:r>
+        <w:rPr>
+          <w:b/>
+        </w:rPr>
+        <w:t>custo-ótimo</w:t>
+      </w:r>
+      <w:r>
+        <w:t xml:space="preserve"> maximiza o benefício líquido estimado usando as premissas financeiras explícitas (custo de indisponibilidade R$ 6.000/h, inspeção R$ 450, 35% da duração da corretiva economizável, episódio médio de manutenção de 6,72 h reconstruído por encadeamento de ciclos):</w:t>
       </w:r>
     </w:p>
     <w:tbl>
@@ -6940,13 +7609,14 @@
         <w:tblLook w:firstColumn="1" w:firstRow="1" w:lastColumn="0" w:lastRow="0" w:noHBand="0" w:noVBand="1" w:val="04A0"/>
       </w:tblPr>
       <w:tblGrid>
-        <w:gridCol w:w="4703"/>
-        <w:gridCol w:w="4703"/>
+        <w:gridCol w:w="3135"/>
+        <w:gridCol w:w="3135"/>
+        <w:gridCol w:w="3135"/>
       </w:tblGrid>
       <w:tr>
         <w:tc>
           <w:tcPr>
-            <w:tcW w:type="dxa" w:w="4703"/>
+            <w:tcW w:type="dxa" w:w="3135"/>
           </w:tcPr>
           <w:p>
             <w:r>
@@ -6954,13 +7624,13 @@
                 <w:b/>
                 <w:sz w:val="16"/>
               </w:rPr>
-              <w:t>Indicador</w:t>
-            </w:r>
-          </w:p>
-        </w:tc>
-        <w:tc>
-          <w:tcPr>
-            <w:tcW w:type="dxa" w:w="4703"/>
+              <w:t>Indicador (teste, jun/2025)</w:t>
+            </w:r>
+          </w:p>
+        </w:tc>
+        <w:tc>
+          <w:tcPr>
+            <w:tcW w:type="dxa" w:w="3135"/>
           </w:tcPr>
           <w:p>
             <w:r>
@@ -6968,7 +7638,21 @@
                 <w:b/>
                 <w:sz w:val="16"/>
               </w:rPr>
-              <w:t>Valor</w:t>
+              <w:t>Ponto F2 (captura)</w:t>
+            </w:r>
+          </w:p>
+        </w:tc>
+        <w:tc>
+          <w:tcPr>
+            <w:tcW w:type="dxa" w:w="3135"/>
+          </w:tcPr>
+          <w:p>
+            <w:r>
+              <w:rPr>
+                <w:b/>
+                <w:sz w:val="16"/>
+              </w:rPr>
+              <w:t>Ponto custo-ótimo (R$)</w:t>
             </w:r>
           </w:p>
         </w:tc>
@@ -6976,27 +7660,40 @@
       <w:tr>
         <w:tc>
           <w:tcPr>
-            <w:tcW w:type="dxa" w:w="4703"/>
-          </w:tcPr>
-          <w:p>
-            <w:r>
-              <w:rPr>
-                <w:sz w:val="16"/>
-              </w:rPr>
-              <w:t>Alertas don't go no mês</w:t>
-            </w:r>
-          </w:p>
-        </w:tc>
-        <w:tc>
-          <w:tcPr>
-            <w:tcW w:type="dxa" w:w="4703"/>
-          </w:tcPr>
-          <w:p>
-            <w:r>
-              <w:rPr>
-                <w:sz w:val="16"/>
-              </w:rPr>
-              <w:t>229</w:t>
+            <w:tcW w:type="dxa" w:w="3135"/>
+          </w:tcPr>
+          <w:p>
+            <w:r>
+              <w:rPr>
+                <w:sz w:val="16"/>
+              </w:rPr>
+              <w:t>Limiar</w:t>
+            </w:r>
+          </w:p>
+        </w:tc>
+        <w:tc>
+          <w:tcPr>
+            <w:tcW w:type="dxa" w:w="3135"/>
+          </w:tcPr>
+          <w:p>
+            <w:r>
+              <w:rPr>
+                <w:sz w:val="16"/>
+              </w:rPr>
+              <w:t>0,062</w:t>
+            </w:r>
+          </w:p>
+        </w:tc>
+        <w:tc>
+          <w:tcPr>
+            <w:tcW w:type="dxa" w:w="3135"/>
+          </w:tcPr>
+          <w:p>
+            <w:r>
+              <w:rPr>
+                <w:sz w:val="16"/>
+              </w:rPr>
+              <w:t>0,074</w:t>
             </w:r>
           </w:p>
         </w:tc>
@@ -7004,40 +7701,40 @@
       <w:tr>
         <w:tc>
           <w:tcPr>
-            <w:tcW w:type="dxa" w:w="4703"/>
-          </w:tcPr>
-          <w:p>
-            <w:r>
-              <w:rPr>
-                <w:sz w:val="16"/>
-              </w:rPr>
-              <w:t>Alertas antecipados (≥1 predição correta nas 4 h anteriores)</w:t>
-            </w:r>
-          </w:p>
-        </w:tc>
-        <w:tc>
-          <w:tcPr>
-            <w:tcW w:type="dxa" w:w="4703"/>
-          </w:tcPr>
-          <w:p>
-            <w:r>
-              <w:rPr>
-                <w:sz w:val="16"/>
-              </w:rPr>
-              <w:t>139 (</w:t>
-            </w:r>
-            <w:r>
-              <w:rPr>
-                <w:b/>
-                <w:sz w:val="16"/>
-              </w:rPr>
-              <w:t>60,7%</w:t>
-            </w:r>
-            <w:r>
-              <w:rPr>
-                <w:sz w:val="16"/>
-              </w:rPr>
-              <w:t>)</w:t>
+            <w:tcW w:type="dxa" w:w="3135"/>
+          </w:tcPr>
+          <w:p>
+            <w:r>
+              <w:rPr>
+                <w:sz w:val="16"/>
+              </w:rPr>
+              <w:t>Precisão / Recall</w:t>
+            </w:r>
+          </w:p>
+        </w:tc>
+        <w:tc>
+          <w:tcPr>
+            <w:tcW w:type="dxa" w:w="3135"/>
+          </w:tcPr>
+          <w:p>
+            <w:r>
+              <w:rPr>
+                <w:sz w:val="16"/>
+              </w:rPr>
+              <w:t>18,7% / 59,5%</w:t>
+            </w:r>
+          </w:p>
+        </w:tc>
+        <w:tc>
+          <w:tcPr>
+            <w:tcW w:type="dxa" w:w="3135"/>
+          </w:tcPr>
+          <w:p>
+            <w:r>
+              <w:rPr>
+                <w:sz w:val="16"/>
+              </w:rPr>
+              <w:t>41,9% / 31,2%</w:t>
             </w:r>
           </w:p>
         </w:tc>
@@ -7045,27 +7742,53 @@
       <w:tr>
         <w:tc>
           <w:tcPr>
-            <w:tcW w:type="dxa" w:w="4703"/>
-          </w:tcPr>
-          <w:p>
-            <w:r>
-              <w:rPr>
-                <w:sz w:val="16"/>
-              </w:rPr>
-              <w:t>Antecedência mediana do primeiro aviso</w:t>
-            </w:r>
-          </w:p>
-        </w:tc>
-        <w:tc>
-          <w:tcPr>
-            <w:tcW w:type="dxa" w:w="4703"/>
-          </w:tcPr>
-          <w:p>
-            <w:r>
-              <w:rPr>
-                <w:sz w:val="16"/>
-              </w:rPr>
-              <w:t>3,2 h</w:t>
+            <w:tcW w:type="dxa" w:w="3135"/>
+          </w:tcPr>
+          <w:p>
+            <w:r>
+              <w:rPr>
+                <w:sz w:val="16"/>
+              </w:rPr>
+              <w:t>Alertas antecipados (de 229)</w:t>
+            </w:r>
+          </w:p>
+        </w:tc>
+        <w:tc>
+          <w:tcPr>
+            <w:tcW w:type="dxa" w:w="3135"/>
+          </w:tcPr>
+          <w:p>
+            <w:r>
+              <w:rPr>
+                <w:sz w:val="16"/>
+              </w:rPr>
+              <w:t>157 (</w:t>
+            </w:r>
+            <w:r>
+              <w:rPr>
+                <w:b/>
+                <w:sz w:val="16"/>
+              </w:rPr>
+              <w:t>68,6%</w:t>
+            </w:r>
+            <w:r>
+              <w:rPr>
+                <w:sz w:val="16"/>
+              </w:rPr>
+              <w:t>)</w:t>
+            </w:r>
+          </w:p>
+        </w:tc>
+        <w:tc>
+          <w:tcPr>
+            <w:tcW w:type="dxa" w:w="3135"/>
+          </w:tcPr>
+          <w:p>
+            <w:r>
+              <w:rPr>
+                <w:sz w:val="16"/>
+              </w:rPr>
+              <w:t>103 (45,0%)</w:t>
             </w:r>
           </w:p>
         </w:tc>
@@ -7073,27 +7796,40 @@
       <w:tr>
         <w:tc>
           <w:tcPr>
-            <w:tcW w:type="dxa" w:w="4703"/>
-          </w:tcPr>
-          <w:p>
-            <w:r>
-              <w:rPr>
-                <w:sz w:val="16"/>
-              </w:rPr>
-              <w:t>Duração média do episódio de manutenção</w:t>
-            </w:r>
-          </w:p>
-        </w:tc>
-        <w:tc>
-          <w:tcPr>
-            <w:tcW w:type="dxa" w:w="4703"/>
-          </w:tcPr>
-          <w:p>
-            <w:r>
-              <w:rPr>
-                <w:sz w:val="16"/>
-              </w:rPr>
-              <w:t>6,72 h</w:t>
+            <w:tcW w:type="dxa" w:w="3135"/>
+          </w:tcPr>
+          <w:p>
+            <w:r>
+              <w:rPr>
+                <w:sz w:val="16"/>
+              </w:rPr>
+              <w:t>Antecedência mediana do 1º aviso</w:t>
+            </w:r>
+          </w:p>
+        </w:tc>
+        <w:tc>
+          <w:tcPr>
+            <w:tcW w:type="dxa" w:w="3135"/>
+          </w:tcPr>
+          <w:p>
+            <w:r>
+              <w:rPr>
+                <w:sz w:val="16"/>
+              </w:rPr>
+              <w:t>3,4 h</w:t>
+            </w:r>
+          </w:p>
+        </w:tc>
+        <w:tc>
+          <w:tcPr>
+            <w:tcW w:type="dxa" w:w="3135"/>
+          </w:tcPr>
+          <w:p>
+            <w:r>
+              <w:rPr>
+                <w:sz w:val="16"/>
+              </w:rPr>
+              <w:t>3,1 h</w:t>
             </w:r>
           </w:p>
         </w:tc>
@@ -7101,28 +7837,40 @@
       <w:tr>
         <w:tc>
           <w:tcPr>
-            <w:tcW w:type="dxa" w:w="4703"/>
-          </w:tcPr>
-          <w:p>
-            <w:r>
-              <w:rPr>
-                <w:sz w:val="16"/>
-              </w:rPr>
-              <w:t>Horas de parada não planejada evitáveis</w:t>
-            </w:r>
-          </w:p>
-        </w:tc>
-        <w:tc>
-          <w:tcPr>
-            <w:tcW w:type="dxa" w:w="4703"/>
-          </w:tcPr>
-          <w:p>
-            <w:r>
-              <w:rPr>
-                <w:b/>
-                <w:sz w:val="16"/>
-              </w:rPr>
-              <w:t>326,7 h</w:t>
+            <w:tcW w:type="dxa" w:w="3135"/>
+          </w:tcPr>
+          <w:p>
+            <w:r>
+              <w:rPr>
+                <w:sz w:val="16"/>
+              </w:rPr>
+              <w:t>Cartões de inspeção no mês</w:t>
+            </w:r>
+          </w:p>
+        </w:tc>
+        <w:tc>
+          <w:tcPr>
+            <w:tcW w:type="dxa" w:w="3135"/>
+          </w:tcPr>
+          <w:p>
+            <w:r>
+              <w:rPr>
+                <w:sz w:val="16"/>
+              </w:rPr>
+              <w:t>5.725 (~191/dia)</w:t>
+            </w:r>
+          </w:p>
+        </w:tc>
+        <w:tc>
+          <w:tcPr>
+            <w:tcW w:type="dxa" w:w="3135"/>
+          </w:tcPr>
+          <w:p>
+            <w:r>
+              <w:rPr>
+                <w:sz w:val="16"/>
+              </w:rPr>
+              <w:t>1.340 (~45/dia)</w:t>
             </w:r>
           </w:p>
         </w:tc>
@@ -7130,27 +7878,40 @@
       <w:tr>
         <w:tc>
           <w:tcPr>
-            <w:tcW w:type="dxa" w:w="4703"/>
-          </w:tcPr>
-          <w:p>
-            <w:r>
-              <w:rPr>
-                <w:sz w:val="16"/>
-              </w:rPr>
-              <w:t>Benefício bruto estimado</w:t>
-            </w:r>
-          </w:p>
-        </w:tc>
-        <w:tc>
-          <w:tcPr>
-            <w:tcW w:type="dxa" w:w="4703"/>
-          </w:tcPr>
-          <w:p>
-            <w:r>
-              <w:rPr>
-                <w:sz w:val="16"/>
-              </w:rPr>
-              <w:t>R$ 1,96 mi</w:t>
+            <w:tcW w:type="dxa" w:w="3135"/>
+          </w:tcPr>
+          <w:p>
+            <w:r>
+              <w:rPr>
+                <w:sz w:val="16"/>
+              </w:rPr>
+              <w:t>Horas de parada evitáveis</w:t>
+            </w:r>
+          </w:p>
+        </w:tc>
+        <w:tc>
+          <w:tcPr>
+            <w:tcW w:type="dxa" w:w="3135"/>
+          </w:tcPr>
+          <w:p>
+            <w:r>
+              <w:rPr>
+                <w:sz w:val="16"/>
+              </w:rPr>
+              <w:t>369,0 h</w:t>
+            </w:r>
+          </w:p>
+        </w:tc>
+        <w:tc>
+          <w:tcPr>
+            <w:tcW w:type="dxa" w:w="3135"/>
+          </w:tcPr>
+          <w:p>
+            <w:r>
+              <w:rPr>
+                <w:sz w:val="16"/>
+              </w:rPr>
+              <w:t>242,1 h</w:t>
             </w:r>
           </w:p>
         </w:tc>
@@ -7158,27 +7919,40 @@
       <w:tr>
         <w:tc>
           <w:tcPr>
-            <w:tcW w:type="dxa" w:w="4703"/>
-          </w:tcPr>
-          <w:p>
-            <w:r>
-              <w:rPr>
-                <w:sz w:val="16"/>
-              </w:rPr>
-              <w:t>Custo das 2.566 inspeções vazias</w:t>
-            </w:r>
-          </w:p>
-        </w:tc>
-        <w:tc>
-          <w:tcPr>
-            <w:tcW w:type="dxa" w:w="4703"/>
-          </w:tcPr>
-          <w:p>
-            <w:r>
-              <w:rPr>
-                <w:sz w:val="16"/>
-              </w:rPr>
-              <w:t>R$ 1,15 mi</w:t>
+            <w:tcW w:type="dxa" w:w="3135"/>
+          </w:tcPr>
+          <w:p>
+            <w:r>
+              <w:rPr>
+                <w:sz w:val="16"/>
+              </w:rPr>
+              <w:t>Benefício bruto</w:t>
+            </w:r>
+          </w:p>
+        </w:tc>
+        <w:tc>
+          <w:tcPr>
+            <w:tcW w:type="dxa" w:w="3135"/>
+          </w:tcPr>
+          <w:p>
+            <w:r>
+              <w:rPr>
+                <w:sz w:val="16"/>
+              </w:rPr>
+              <w:t>R$ 2,21 mi</w:t>
+            </w:r>
+          </w:p>
+        </w:tc>
+        <w:tc>
+          <w:tcPr>
+            <w:tcW w:type="dxa" w:w="3135"/>
+          </w:tcPr>
+          <w:p>
+            <w:r>
+              <w:rPr>
+                <w:sz w:val="16"/>
+              </w:rPr>
+              <w:t>R$ 1,45 mi</w:t>
             </w:r>
           </w:p>
         </w:tc>
@@ -7186,7 +7960,48 @@
       <w:tr>
         <w:tc>
           <w:tcPr>
-            <w:tcW w:type="dxa" w:w="4703"/>
+            <w:tcW w:type="dxa" w:w="3135"/>
+          </w:tcPr>
+          <w:p>
+            <w:r>
+              <w:rPr>
+                <w:sz w:val="16"/>
+              </w:rPr>
+              <w:t>Custo das inspeções vazias</w:t>
+            </w:r>
+          </w:p>
+        </w:tc>
+        <w:tc>
+          <w:tcPr>
+            <w:tcW w:type="dxa" w:w="3135"/>
+          </w:tcPr>
+          <w:p>
+            <w:r>
+              <w:rPr>
+                <w:sz w:val="16"/>
+              </w:rPr>
+              <w:t>R$ 2,09 mi</w:t>
+            </w:r>
+          </w:p>
+        </w:tc>
+        <w:tc>
+          <w:tcPr>
+            <w:tcW w:type="dxa" w:w="3135"/>
+          </w:tcPr>
+          <w:p>
+            <w:r>
+              <w:rPr>
+                <w:sz w:val="16"/>
+              </w:rPr>
+              <w:t>R$ 0,35 mi</w:t>
+            </w:r>
+          </w:p>
+        </w:tc>
+      </w:tr>
+      <w:tr>
+        <w:tc>
+          <w:tcPr>
+            <w:tcW w:type="dxa" w:w="3135"/>
           </w:tcPr>
           <w:p>
             <w:r>
@@ -7194,13 +8009,26 @@
                 <w:b/>
                 <w:sz w:val="16"/>
               </w:rPr>
-              <w:t>Benefício líquido estimado no mês</w:t>
-            </w:r>
-          </w:p>
-        </w:tc>
-        <w:tc>
-          <w:tcPr>
-            <w:tcW w:type="dxa" w:w="4703"/>
+              <w:t>Benefício líquido no mês</w:t>
+            </w:r>
+          </w:p>
+        </w:tc>
+        <w:tc>
+          <w:tcPr>
+            <w:tcW w:type="dxa" w:w="3135"/>
+          </w:tcPr>
+          <w:p>
+            <w:r>
+              <w:rPr>
+                <w:sz w:val="16"/>
+              </w:rPr>
+              <w:t>R$ 119 mil</w:t>
+            </w:r>
+          </w:p>
+        </w:tc>
+        <w:tc>
+          <w:tcPr>
+            <w:tcW w:type="dxa" w:w="3135"/>
           </w:tcPr>
           <w:p>
             <w:r>
@@ -7208,7 +8036,7 @@
                 <w:b/>
                 <w:sz w:val="16"/>
               </w:rPr>
-              <w:t>R$ 805 mil</w:t>
+              <w:t>R$ 1,10 mi</w:t>
             </w:r>
           </w:p>
         </w:tc>
@@ -7220,31 +8048,16 @@
         <w:jc w:val="both"/>
       </w:pPr>
       <w:r>
+        <w:t xml:space="preserve">A leitura é operacional: com equipe de inspeção folgada (ou inspeções acopladas ao abastecimento), o ponto F2 captura mais alertas e ainda se paga; com equipe restrita, o ponto custo-ótimo entrega </w:t>
+      </w:r>
+      <w:r>
         <w:rPr>
           <w:b/>
         </w:rPr>
-        <w:t>Aferição da métrica de sucesso (CM 1.2):</w:t>
-      </w:r>
-      <w:r>
-        <w:t xml:space="preserve"> a meta de antecipação foi atingida (60,7% ≥ 60%); a meta de precisão </w:t>
-      </w:r>
-      <w:r>
-        <w:rPr>
-          <w:b/>
-        </w:rPr>
-        <w:t>não</w:t>
-      </w:r>
-      <w:r>
-        <w:t xml:space="preserve"> foi atingida no limiar F2 (24,5% &lt; 30%). Operar no limiar de precisão 30% é possível (limiar 0,070), mas derruba o recall para 38,8% e a antecipação abaixo da meta — com esta base, as duas metas não são atingíveis simultaneamente, e o ponto F2 é o que maximiza o benefício líquido estimado. Registra-se a meta como </w:t>
-      </w:r>
-      <w:r>
-        <w:rPr>
-          <w:b/>
-        </w:rPr>
-        <w:t>parcialmente atingida</w:t>
-      </w:r>
-      <w:r>
-        <w:t>, com o trade-off quantificado para decisão do negócio.</w:t>
+        <w:t>R$ 1,10 milhão/mês líquidos</w:t>
+      </w:r>
+      <w:r>
+        <w:t xml:space="preserve"> com um cartão por equipamento-dia. O painel pode expor os dois níveis como "atenção" (F2) e "inspecionar agora" (custo-ótimo) — o mesmo score, duas ações.</w:t>
       </w:r>
     </w:p>
     <w:p>
@@ -7255,6 +8068,29 @@
         <w:rPr>
           <w:b/>
         </w:rPr>
+        <w:t>Aferição da métrica de sucesso (CM 1.2):</w:t>
+      </w:r>
+      <w:r>
+        <w:t xml:space="preserve"> as duas metas não são atingíveis simultaneamente com esta base — o ponto F2 atinge a meta de antecipação (68,6% ≥ 60%) mas não a de precisão (18,7% &lt; 30%); o ponto custo-ótimo atinge a de precisão (41,9% ≥ 30%) mas não a de antecipação (45,0% &lt; 60%). Registra-se a meta como </w:t>
+      </w:r>
+      <w:r>
+        <w:rPr>
+          <w:b/>
+        </w:rPr>
+        <w:t>parcialmente atingida em cada ponto</w:t>
+      </w:r>
+      <w:r>
+        <w:t>, com o trade-off completo quantificado em R$ para decisão do negócio — mais útil que um único número que esconderia a escolha.</w:t>
+      </w:r>
+    </w:p>
+    <w:p>
+      <w:pPr>
+        <w:jc w:val="both"/>
+      </w:pPr>
+      <w:r>
+        <w:rPr>
+          <w:b/>
+        </w:rPr>
         <w:t>Insights não óbvios:</w:t>
       </w:r>
     </w:p>
@@ -7321,7 +8157,7 @@
         <w:t>O precursor depende do subsistema, não só do evento.</w:t>
       </w:r>
       <w:r>
-        <w:t xml:space="preserve"> Temperatura de freio dianteiro direito: 87% de recall; freios traseiros: ~20%. Mesma física, instrumentação/dinâmica diferentes — mapa direto para priorizar melhorias de sensores.</w:t>
+        <w:t xml:space="preserve"> Temperatura de freio dianteiro direito: 94% de recall; freios traseiros: ~33%. Mesma física, instrumentação/dinâmica diferentes — mapa direto para priorizar melhorias de sensores.</w:t>
       </w:r>
     </w:p>
     <w:p>
@@ -7414,16 +8250,7 @@
         <w:t>"Quais equipamentos têm maior risco de gerar um alerta don't go nas próximas 4 horas?"</w:t>
       </w:r>
       <w:r>
-        <w:t xml:space="preserve"> — a pergunta foi respondida com um pipeline reprodutível que, a cada fechamento de ciclo, ranqueia a frota por probabilidade de alerta: no teste cego (jun/2025), o ranking tem AUC-ROC 0,864/AUC-PR 0,317 (9,6× a prevalência), antecipou </w:t>
-      </w:r>
-      <w:r>
-        <w:rPr>
-          <w:b/>
-        </w:rPr>
-        <w:t>60,7% dos alertas</w:t>
-      </w:r>
-      <w:r>
-        <w:t xml:space="preserve"> com mediana de 3,2 h de aviso e precisão de 24,5% no limiar F2 — atingindo a meta de antecipação e ficando aquém da meta de precisão, com o trade-off entre os dois pontos de operação quantificado (seção 4.6). O modelo aprendeu mecanismos com respaldo físico (recorrência, rajadas de alarmes monitorados, efeito equipamento e operador), verificados por SHAP.</w:t>
+        <w:t xml:space="preserve"> — a pergunta foi respondida com um pipeline reprodutível que, a cada fechamento de ciclo, ranqueia a frota por probabilidade de alerta: no teste cego (jun/2025), o ranking tem AUC-ROC 0,870 (RF: AUC-PR 0,320; 9× a prevalência) e opera em dois pontos escolhidos na validação — captura (68,6% dos alertas antecipados, mediana de 3,4 h de aviso) e custo-ótimo (precisão de 41,9% e benefício líquido de R$ 1,10 mi/mês). O modelo aprendeu mecanismos com respaldo físico (recorrência, rajadas de alarmes monitorados, efeito equipamento e operador), verificados por duas vias independentes — SHAP no classificador e fatores de aceleração no modelo de sobrevivência.</w:t>
       </w:r>
     </w:p>
     <w:p>
@@ -7446,7 +8273,7 @@
         <w:t>derivado</w:t>
       </w:r>
       <w:r>
-        <w:t xml:space="preserve"> da telemetria (tolerância de 6 h) — 18,6% dos ciclos ficaram sem operador, concentrados em 15 Tags sem telemetria, cujas decisões nunca podem ser positivas (viés estrutural documentado); (iv) telemetria agregada em eventos, sem as séries contínuas de sensores, que elevariam o teto de desempenho; (v) o campeão é um modelo deliberadamente compacto (3 árvores) selecionado sob drift de prevalência em maio — com re-treino mensal, modelos maiores tendem a se sustentar; (vi) premissas financeiras (R$ 6.000/h, 35% de economia) são estimativas de ordem de grandeza a calibrar com a área de planejamento; (vii) generalização para outras localidades exige re-treino — os padrões aprendidos são específicos desta frota e catálogo.</w:t>
+        <w:t xml:space="preserve"> da telemetria (tolerância de 6 h) — 18,6% dos ciclos ficaram sem operador, concentrados em 15 Tags sem telemetria, cujas decisões nunca podem ser positivas (viés estrutural documentado); (iv) telemetria agregada em eventos, sem as séries contínuas de sensores, que elevariam o teto de desempenho; (v) o campeão é um modelo deliberadamente compacto (3 árvores, mesmo com tuning em duas janelas) — o score resultante é granular (533 valores distintos no teste), suficiente para fila e limiares, mas não para probabilidades calibradas finas; (vi) premissas financeiras (R$ 6.000/h, 35% de economia) são estimativas de ordem de grandeza a calibrar com a área de planejamento — o limiar custo-ótimo herda essa incerteza; (vii) generalização para outras localidades exige re-treino — os padrões aprendidos são específicos desta frota e catálogo.</w:t>
       </w:r>
     </w:p>
     <w:p>
@@ -7473,14 +8300,14 @@
         <w:t>Novos dados:</w:t>
       </w:r>
       <w:r>
-        <w:t xml:space="preserve"> integrar ordens de serviço do ERP de manutenção (causa raiz real, componente trocado, horímetro) para separar "alerta antecipável" de "manutenção mal executada" — o peso da recorrência no SHAP sugere que parte do problema é de qualidade de intervenção; além de dados climáticos horários e séries contínuas de sensores via historiador (crucial para os eventos de nível sem rampa, como </w:t>
+        <w:t xml:space="preserve"> integrar ordens de serviço do ERP de manutenção (causa raiz real, componente trocado, horímetro) para separar "alerta antecipável" de "manutenção mal executada" — o peso da recorrência no SHAP e no AFT sugere que parte do problema é de qualidade de intervenção; além de dados climáticos horários e séries contínuas de sensores via historiador (crucial para os eventos de nível sem rampa, como </w:t>
       </w:r>
       <w:r>
         <w:rPr>
           <w:rFonts w:ascii="Consolas" w:hAnsi="Consolas"/>
           <w:sz w:val="18"/>
         </w:rPr>
-        <w:t>Transmission Oil Level</w:t>
+        <w:t>Aftercooler Level</w:t>
       </w:r>
       <w:r>
         <w:t>).</w:t>
@@ -7497,16 +8324,16 @@
         <w:t>Novas features / formulação:</w:t>
       </w:r>
       <w:r>
-        <w:t xml:space="preserve"> duas cabeças complementares — regressão/sobrevivência (Weibull AFT ou Cox com censura, tempo-até-alerta por subsistema) para priorização fina além do binário 4 h; e classificação multi-rótulo do </w:t>
+        <w:t xml:space="preserve"> evoluir o Weibull AFT para </w:t>
       </w:r>
       <w:r>
         <w:rPr>
           <w:b/>
         </w:rPr>
-        <w:t>tipo</w:t>
-      </w:r>
-      <w:r>
-        <w:t xml:space="preserve"> de alerta (freio vs. nível vs. arrefecimento), entregando à manutenção o subsistema suspeito junto com o cartão.</w:t>
+        <w:t>sobrevivência por subsistema</w:t>
+      </w:r>
+      <w:r>
+        <w:t xml:space="preserve"> (riscos competitivos: freio vs. nível vs. arrefecimento — qual falha vem primeiro?) e classificação multi-rótulo do tipo de alerta, entregando à manutenção o subsistema suspeito junto com o cartão; sensorização dirigida para os pontos cegos mapeados (freios traseiros, L-1850).</w:t>
       </w:r>
     </w:p>
     <w:p>
@@ -7520,7 +8347,7 @@
         <w:t>Abordagens alternativas:</w:t>
       </w:r>
       <w:r>
-        <w:t xml:space="preserve"> aprendizado online (re-treino incremental semanal com monitoramento de prevalência e AUC-PR móvel — a rotina de degradação temporal da seção 4.2 já é o embrião, e a queda da 2ª quinzena de maio mostra por que é necessária) e custo-sensível explícito (otimizar diretamente o benefício líquido em R$ em vez de F2).</w:t>
+        <w:t xml:space="preserve"> aprendizado online (re-treino incremental semanal com monitoramento de prevalência e AUC-PR móvel — a rotina de degradação temporal da seção 4.2 já é o embrião, e a queda da 2ª quinzena de maio mostra por que é necessária) e calibração de probabilidades (isotônica) sobre o score granular, refinando o limiar custo-ótimo já implementado.</w:t>
       </w:r>
     </w:p>
     <w:p>
@@ -7534,7 +8361,7 @@
         <w:t>Integração operacional:</w:t>
       </w:r>
       <w:r>
-        <w:t xml:space="preserve"> publicar o score via API no sistema de despacho com atualização por evento (a arquitetura de janelas ordenadas migra direto para streaming), cartões com as evidências SHAP, semáforo do K-Means como camada de leitura rápida (o cluster pré-falha tem 84% de acerto), watchdog de flooding de telemetria (cluster 3), e ciclo de feedback do inspetor (achou/não achou problema) realimentando o treino — transformando cada falso positivo em rótulo novo.</w:t>
+        <w:t xml:space="preserve"> publicar o score via API no sistema de despacho com atualização por evento (a arquitetura de janelas ordenadas migra direto para streaming), cartões em dois níveis ("atenção"/"inspecionar agora", seção 4.6) com as evidências SHAP, semáforo do K-Means como camada de leitura rápida (o cluster pré-falha tem 84% de acerto), watchdog de flooding de telemetria (cluster 3), e ciclo de feedback do inspetor (achou/não achou problema) realimentando o treino — transformando cada falso positivo em rótulo novo.</w:t>
       </w:r>
     </w:p>
     <w:p>
@@ -7610,6 +8437,14 @@
       </w:pPr>
       <w:r>
         <w:t>SHAP — https://shap.readthedocs.io</w:t>
+      </w:r>
+    </w:p>
+    <w:p>
+      <w:pPr>
+        <w:pStyle w:val="ListBullet"/>
+      </w:pPr>
+      <w:r>
+        <w:t>lifelines (análise de sobrevivência) — https://lifelines.readthedocs.io</w:t>
       </w:r>
     </w:p>
     <w:p>

--- a/relatorio/Relatorio_Final.docx
+++ b/relatorio/Relatorio_Final.docx
@@ -14,7 +14,7 @@
           <w:color w:val="0E6B5C"/>
           <w:sz w:val="26"/>
         </w:rPr>
-        <w:t>PROGRAMA DESENVOLVER — Edição 2026</w:t>
+        <w:t>PROGRAMA DESENVOLVER, Edição 2026</w:t>
       </w:r>
     </w:p>
     <w:p>
@@ -83,7 +83,7 @@
           <w:color w:val="1A1A1A"/>
           <w:sz w:val="24"/>
         </w:rPr>
-        <w:t>Programa Desenvolver — Vale</w:t>
+        <w:t>Programa Desenvolver, Vale</w:t>
       </w:r>
     </w:p>
     <w:p>
@@ -121,25 +121,13 @@
         <w:t xml:space="preserve"> </w:t>
       </w:r>
       <w:r>
-        <w:t xml:space="preserve">Este trabalho aborda a antecipação de alertas críticos de condição (</w:t>
+        <w:t xml:space="preserve">Este trabalho aborda a previsão e a prevenção de alertas críticos de condição (</w:t>
       </w:r>
       <w:r>
         <w:t xml:space="preserve">“don’t go”</w:t>
       </w:r>
       <w:r>
-        <w:t xml:space="preserve">) em uma frota de 50 equipamentos de mina do corredor Sul/Sudeste — caminhões fora de estrada CAT 793-D/793-F/789-C e Komatsu 930-E, carregadeiras LeTourneau L-1850 e escavadeiras PC5500 — a partir de duas fontes: os apontamentos de ciclo operacional (296.946 registros) e a telemetria embarcada (323.374 eventos), cobrindo seis meses de operação (set/2025 a fev/2026). O catálogo de regras de negócio (Alarmes - SUL_SUDESTE.xlsx, 151 regras TIPO + EVENTO + SITUACAO + QTD + TEMPO + NIVEL) foi convertido em um motor de regras em Python que rotulou 1.409 alertas don’t go no período. O problema foi formulado como classificação binária: prever, ao fim de cada ciclo de apontamento, se o equipamento disparará um alerta don’t go nas 4 horas seguintes — janela definida pelo tempo necessário para o despacho retirar o equipamento de rota e a manutenção preparar box, peças e equipe. Após limpeza com controle de alterações (5.284 registros corrigidos ou excluídos, todos documentados), foram construídas 56 features de janelas retroativas (contagens de eventos por criticidade em 4/12/24/72 h,</w:t>
-      </w:r>
-      <w:r>
-        <w:t xml:space="preserve"> </w:t>
-      </w:r>
-      <w:r>
-        <w:t xml:space="preserve">“quase-gatilhos”</w:t>
-      </w:r>
-      <w:r>
-        <w:t xml:space="preserve"> </w:t>
-      </w:r>
-      <w:r>
-        <w:t xml:space="preserve">das regras, tempos desde o último evento crítico, utilização, encodings de frota, operador e equipamento), gerando uma tabela analítica com 293.461 pontos de decisão e prevalência de 2,36%. A validação foi estritamente temporal (treino set–dez/2025; validação jan/2026 para tuning e limiar; teste fev/2026 tocado uma única vez). Quatro modelos supervisionados foram comparados contra dois baselines, além de uma abordagem não supervisionada (Isolation Forest e K-Means). O LightGBM venceu com AUC-ROC 0,871 e AUC-PR 0,398 no teste — 66% acima do AUC-PR da heurística de despacho (0,239) e 19 vezes a prevalência —, entregando recall de 60,1% e precisão de 35,0% no limiar operacional (F2). Em termos de negócio: 70,7% dos 188 alertas de fevereiro foram antecipados com mediana de 3,4 h de antecedência, o equivalente a ~314 h de parada não planejada evitável e benefício líquido estimado de R$ 1,40 milhão no mês. A análise SHAP confirmou que o modelo aprendeu a física do problema (repetição de alarmes monitorados em janelas curtas domina o risco), e a análise de erros revelou um achado central: as falhas 100% não antecipadas são de comunicação (Minecare/MEMS) e de sensor errático — eventos sem precursor físico, que exigem tratamento por monitoramento de infraestrutura, não por modelo preditivo.</w:t>
+        <w:t xml:space="preserve">) em uma frota de 50 equipamentos de mina do corredor Sul/Sudeste, composta por caminhões fora de estrada CAT 793-D, 793-F e 789-C, caminhões elétricos Komatsu 930-E, carregadeiras LeTourneau L-1850 e escavadeiras PC5500. Foram utilizadas duas fontes: os apontamentos de ciclo operacional (296.946 registros) e a telemetria embarcada (323.374 eventos), cobrindo seis meses de operação (setembro/2025 a fevereiro/2026). O catálogo de regras de negócio (aba CMA do arquivo Alarmes - Regra de Negocio_V2.xlsx, 151 regras definidas por TIPO, EVENTO, SITUACAO, QUANTIDADE, TEMPO e NIVEL) foi convertido em um motor de regras em Python, que rotulou 1.409 alertas don’t go no período; a coluna Is_Dont_Go da telemetria foi usada apenas como pré-filtro de elegibilidade, e o rótulo oficial foi recalculado a partir das regras, considerando a quantidade de ocorrências dentro da janela de tempo em minutos. O problema foi formulado como classificação binária: prever, ao fim de cada ciclo de apontamento, se o equipamento disparará um alerta don’t go nas 4 horas seguintes, janela sustentada por análise de sensibilidade (2, 4 e 8 horas) e pelo tempo de reação do despacho e da manutenção. Após limpeza com controle de alterações integral, foram construídas 56 variáveis de janelas retroativas, gerando uma tabela analítica com 293.465 pontos de decisão e prevalência de 2,37%. A validação foi estritamente temporal (treino de setembro a dezembro, validação em janeiro, teste em fevereiro, avaliado uma única vez), complementada por validação walk-forward em cinco dobras mensais, que confirmou estabilidade (AUC-PR entre 0,358 e 0,426, sempre 1,6 a 1,9 vezes a heurística de painel). O LightGBM venceu quatro concorrentes e dois baselines, com AUC-ROC de 0,869 e AUC-PR de 0,391 no teste, recall de 63,7% e precisão de 33,7% no limiar operacional, escolhido por F2 e validado por varredura financeira de limiar. Em termos de negócio, 72,3% dos 188 alertas de fevereiro foram antecipados com mediana de 3,5 horas de aviso, o equivalente a cerca de 321 horas de parada não planejada evitável e benefício líquido estimado de R$ 1,39 milhão no mês. A probabilidade prevista mostrou-se bem calibrada (Brier de 0,0155 contra 0,0205 da base). A análise por subsistema revelou antecipação de 100% nos freios e de 80 a 88% em lubrificação, arrefecimento e escape, e um achado central: falhas de comunicação (Minecare/MEMS) e de sensor errático não têm precursor físico e definem o teto de qualquer abordagem preditiva baseada em telemetria de condição.</w:t>
       </w:r>
     </w:p>
     <w:p>
@@ -157,7 +145,7 @@
         <w:t xml:space="preserve"> </w:t>
       </w:r>
       <w:r>
-        <w:t xml:space="preserve">manutenção preditiva; telemetria industrial; alertas don’t go; LightGBM; validação temporal; SHAP; mineração.</w:t>
+        <w:t xml:space="preserve">manutenção preditiva; telemetria industrial; alertas don’t go; LightGBM; validação temporal; calibração; SHAP; mineração.</w:t>
       </w:r>
     </w:p>
     <w:p>
@@ -167,7 +155,7 @@
         </w:pict>
       </w:r>
     </w:p>
-    <w:bookmarkStart w:id="9" w:name="introdução"/>
+    <w:bookmarkStart w:id="14" w:name="introdução"/>
     <w:p>
       <w:pPr>
         <w:pStyle w:val="Heading1"/>
@@ -181,7 +169,7 @@
         <w:pStyle w:val="FirstParagraph"/>
       </w:pPr>
       <w:r>
-        <w:t xml:space="preserve">Uma mina de grande porte opera como um sistema de fluxo contínuo: escavadeiras e carregadeiras alimentam caminhões fora de estrada que ciclam entre frentes de lavra, britadores e pilhas. Cada equipamento gera dois rastros digitais permanentes. O primeiro é o</w:t>
+        <w:t xml:space="preserve">Uma mina de grande porte funciona como um sistema de fluxo contínuo: escavadeiras e carregadeiras alimentam caminhões fora de estrada que ciclam entre frentes de lavra, britadores e pilhas de estéril. Cada equipamento produz dois rastros digitais permanentes, que são as fontes deste trabalho. O primeiro é a tabela de</w:t>
       </w:r>
       <w:r>
         <w:t xml:space="preserve"> </w:t>
@@ -191,10 +179,10 @@
           <w:b/>
           <w:bCs/>
         </w:rPr>
-        <w:t xml:space="preserve">apontamento</w:t>
-      </w:r>
-      <w:r>
-        <w:t xml:space="preserve">: o sistema de despacho registra cada ciclo de atividade com início, fim, equipamento (Tag), frota, tipo, classe da atividade e operador (anonimizado por hash). O segundo é a</w:t>
+        <w:t xml:space="preserve">Apontamentos</w:t>
+      </w:r>
+      <w:r>
+        <w:t xml:space="preserve">: o sistema de despacho registra cada ciclo de atividade com identificador, início, fim, equipamento (Tag), frota, tipo e classe da atividade. O segundo é a</w:t>
       </w:r>
       <w:r>
         <w:t xml:space="preserve"> </w:t>
@@ -204,10 +192,10 @@
           <w:b/>
           <w:bCs/>
         </w:rPr>
-        <w:t xml:space="preserve">telemetria embarcada</w:t>
-      </w:r>
-      <w:r>
-        <w:t xml:space="preserve">: os módulos OEM (VIMS/MEMS nos CAT, Interface/PLM nos Komatsu e LeTourneau) emitem eventos de condição — nível de fluido, temperatura de freio, pressão de óleo — classificados em níveis de severidade, além de tendências calculadas pela engenharia de confiabilidade e eventos de sistema.</w:t>
+        <w:t xml:space="preserve">Telemetria embarcada</w:t>
+      </w:r>
+      <w:r>
+        <w:t xml:space="preserve">: os módulos dos fabricantes emitem eventos de condição (nível de fluido, temperatura de freio, pressão de óleo, falha de comunicação) com criticidade codificada, valor lido, estado do alarme e a indicação de o nome constar na lista de monitoramento don’t go. Conforme o dicionário de dados revisado, a informação de operador (anonimizada) está disponível somente na Telemetria.</w:t>
       </w:r>
     </w:p>
     <w:p>
@@ -215,7 +203,7 @@
         <w:pStyle w:val="BodyText"/>
       </w:pPr>
       <w:r>
-        <w:t xml:space="preserve">Sobre esse fluxo de eventos, a área de Confiabilidade (CMA) mantém um catálogo de</w:t>
+        <w:t xml:space="preserve">Sobre esse fluxo de eventos, a engenharia de confiabilidade mantém um catálogo de</w:t>
       </w:r>
       <w:r>
         <w:t xml:space="preserve"> </w:t>
@@ -228,7 +216,10 @@
         <w:t xml:space="preserve">regras don’t go</w:t>
       </w:r>
       <w:r>
-        <w:t xml:space="preserve">: combinações de evento, situação, quantidade e janela de tempo que, quando satisfeitas, determinam que o equipamento</w:t>
+        <w:t xml:space="preserve"> </w:t>
+      </w:r>
+      <w:r>
+        <w:t xml:space="preserve">(arquivo Alarmes - Regra de Negocio_V2.xlsx, aba CMA): combinações de tipo, evento, situação, quantidade e janela de tempo que, quando satisfeitas, determinam que o equipamento</w:t>
       </w:r>
       <w:r>
         <w:t xml:space="preserve"> </w:t>
@@ -241,15 +232,7 @@
         <w:t xml:space="preserve">não deve continuar operando</w:t>
       </w:r>
       <w:r>
-        <w:t xml:space="preserve">. O disparo de um don’t go é, hoje, reativo: quando a regra fecha, a máquina já precisa sair de rota — muitas vezes carregada, em rampa, no meio do turno — e a manutenção recebe o problema sem aviso.</w:t>
-      </w:r>
-    </w:p>
-    <w:p>
-      <w:pPr>
-        <w:pStyle w:val="BodyText"/>
-      </w:pPr>
-      <w:r>
-        <w:t xml:space="preserve">O objetivo central deste trabalho é transformar esse fluxo reativo em</w:t>
+        <w:t xml:space="preserve">. Hoje o disparo é reativo: quando a regra fecha, a máquina precisa sair de rota imediatamente, muitas vezes carregada, em rampa, no meio do turno, e a manutenção recebe o problema sem aviso. O foco deste trabalho, em linha com o material do desafio, é a</w:t>
       </w:r>
       <w:r>
         <w:t xml:space="preserve"> </w:t>
@@ -259,29 +242,22 @@
           <w:b/>
           <w:bCs/>
         </w:rPr>
-        <w:t xml:space="preserve">antecipação</w:t>
-      </w:r>
-      <w:r>
-        <w:t xml:space="preserve">: construir um pipeline de dados completo (ETL, rotulagem via regras de negócio, engenharia de features, modelagem e avaliação) capaz de estimar, a cada ciclo encerrado, a probabilidade de cada equipamento disparar um alerta don’t go nas 4 horas seguintes, e de traduzir essa probabilidade em uma fila priorizada de inspeção. A tomada de decisão baseada em dados aqui não é abstrata: cada hora de caminhão de 240 t parado fora de plano é produção não realizada, e cada alerta antecipado converte uma quebra em intervenção planejada.</w:t>
-      </w:r>
-    </w:p>
-    <w:bookmarkEnd w:id="9"/>
-    <w:bookmarkStart w:id="15" w:name="entendimento-do-negócio"/>
-    <w:p>
-      <w:pPr>
-        <w:pStyle w:val="Heading1"/>
-      </w:pPr>
-      <w:r>
-        <w:t xml:space="preserve">2. Entendimento do Negócio</w:t>
-      </w:r>
-    </w:p>
-    <w:bookmarkStart w:id="13" w:name="contextualização-da-operação-cm-1.1"/>
+        <w:t xml:space="preserve">previsão e a prevenção</w:t>
+      </w:r>
+      <w:r>
+        <w:t xml:space="preserve"> </w:t>
+      </w:r>
+      <w:r>
+        <w:t xml:space="preserve">desses alertas: antecipar quando um equipamento tende a gerar um alerta crítico, a tempo de agir antes que ele ocorra.</w:t>
+      </w:r>
+    </w:p>
+    <w:bookmarkStart w:id="12" w:name="X319f2f03f534c47471370920a4b94d9f78098f9"/>
     <w:p>
       <w:pPr>
         <w:pStyle w:val="Heading2"/>
       </w:pPr>
       <w:r>
-        <w:t xml:space="preserve">2.1 Contextualização da operação (CM 1.1)</w:t>
+        <w:t xml:space="preserve">1.1 Contextualização da operação (Tópico Sugerido 1.1)</w:t>
       </w:r>
     </w:p>
     <w:p>
@@ -299,7 +275,7 @@
         <w:t xml:space="preserve"> </w:t>
       </w:r>
       <w:r>
-        <w:t xml:space="preserve">Cada registro da tabela</w:t>
+        <w:t xml:space="preserve">Cada registro de</w:t>
       </w:r>
       <w:r>
         <w:t xml:space="preserve"> </w:t>
@@ -341,7 +317,10 @@
         <w:t xml:space="preserve">Fim</w:t>
       </w:r>
       <w:r>
-        <w:t xml:space="preserve">, com a identificação do equipamento (</w:t>
+        <w:t xml:space="preserve">, com</w:t>
+      </w:r>
+      <w:r>
+        <w:t xml:space="preserve"> </w:t>
       </w:r>
       <w:r>
         <w:rPr>
@@ -350,7 +329,10 @@
         <w:t xml:space="preserve">Tag</w:t>
       </w:r>
       <w:r>
-        <w:t xml:space="preserve">), o modelo/frota (</w:t>
+        <w:t xml:space="preserve">,</w:t>
+      </w:r>
+      <w:r>
+        <w:t xml:space="preserve"> </w:t>
       </w:r>
       <w:r>
         <w:rPr>
@@ -359,7 +341,13 @@
         <w:t xml:space="preserve">Frota</w:t>
       </w:r>
       <w:r>
-        <w:t xml:space="preserve">, ex.: 793-D 5S, LeTourneau L 1850), o tipo (</w:t>
+        <w:t xml:space="preserve"> </w:t>
+      </w:r>
+      <w:r>
+        <w:t xml:space="preserve">(por exemplo, 793-D 5S ou LeTourneau L 1850),</w:t>
+      </w:r>
+      <w:r>
+        <w:t xml:space="preserve"> </w:t>
       </w:r>
       <w:r>
         <w:rPr>
@@ -368,7 +356,13 @@
         <w:t xml:space="preserve">Tipo</w:t>
       </w:r>
       <w:r>
-        <w:t xml:space="preserve">: Caminhao, Carregadeira, Escavadeira), a classificação da atividade (</w:t>
+        <w:t xml:space="preserve"> </w:t>
+      </w:r>
+      <w:r>
+        <w:t xml:space="preserve">(Caminhao, Carregadeira, Escavadeira) e</w:t>
+      </w:r>
+      <w:r>
+        <w:t xml:space="preserve"> </w:t>
       </w:r>
       <w:r>
         <w:rPr>
@@ -377,28 +371,10 @@
         <w:t xml:space="preserve">Classe</w:t>
       </w:r>
       <w:r>
-        <w:t xml:space="preserve">: Operação, Atraso Operacional, Ociosidade, Abastecimento, Infraestrutura, Manutenção Preventiva/Corretiva) e o operador anonimizado (</w:t>
-      </w:r>
-      <w:r>
-        <w:rPr>
-          <w:rStyle w:val="VerbatimChar"/>
-        </w:rPr>
-        <w:t xml:space="preserve">Nome_Operador_Anon</w:t>
-      </w:r>
-      <w:r>
-        <w:t xml:space="preserve">,</w:t>
-      </w:r>
-      <w:r>
-        <w:t xml:space="preserve"> </w:t>
-      </w:r>
-      <w:r>
-        <w:rPr>
-          <w:rStyle w:val="VerbatimChar"/>
-        </w:rPr>
-        <w:t xml:space="preserve">Matricula_Operador_Hash</w:t>
-      </w:r>
-      <w:r>
-        <w:t xml:space="preserve">). A base analisada cobre</w:t>
+        <w:t xml:space="preserve"> </w:t>
+      </w:r>
+      <w:r>
+        <w:t xml:space="preserve">da atividade (Operação, Atraso Operacional, Ociosidade, Abastecimento, Infraestrutura, Manutenção Preventiva ou Corretiva). A base cobre</w:t>
       </w:r>
       <w:r>
         <w:t xml:space="preserve"> </w:t>
@@ -414,15 +390,7 @@
         <w:t xml:space="preserve"> </w:t>
       </w:r>
       <w:r>
-        <w:t xml:space="preserve">em duas localidades (Mina Conceição e Mina Cauê), operando em três turnos de 8 h (A: 07–15 h, B: 15–23 h, C: 23–07 h), com 133 operadores distintos.</w:t>
-      </w:r>
-    </w:p>
-    <w:p>
-      <w:pPr>
-        <w:pStyle w:val="BodyText"/>
-      </w:pPr>
-      <w:r>
-        <w:t xml:space="preserve">A tabela</w:t>
+        <w:t xml:space="preserve">em duas localidades (Mina Conceição e Mina Cauê), operando em três turnos de 8 horas (A: 07h às 15h; B: 15h às 23h; C: 23h às 07h). A</w:t>
       </w:r>
       <w:r>
         <w:t xml:space="preserve"> </w:t>
@@ -437,82 +405,79 @@
         <w:t xml:space="preserve"> </w:t>
       </w:r>
       <w:r>
-        <w:t xml:space="preserve">registra os eventos emitidos pelos módulos embarcados:</w:t>
-      </w:r>
-      <w:r>
-        <w:t xml:space="preserve"> </w:t>
+        <w:t xml:space="preserve">registra os eventos embarcados com data e hora, turno, localidade, equipamento, operador anonimizado, alarme (</w:t>
       </w:r>
       <w:r>
         <w:rPr>
           <w:rStyle w:val="VerbatimChar"/>
         </w:rPr>
-        <w:t xml:space="preserve">Data_Evento</w:t>
-      </w:r>
-      <w:r>
-        <w:t xml:space="preserve">, turno, localidade, equipamento, alarme (</w:t>
+        <w:t xml:space="preserve">Id_Alarme</w:t>
+      </w:r>
+      <w:r>
+        <w:t xml:space="preserve">,</w:t>
+      </w:r>
+      <w:r>
+        <w:t xml:space="preserve"> </w:t>
       </w:r>
       <w:r>
         <w:rPr>
           <w:rStyle w:val="VerbatimChar"/>
         </w:rPr>
-        <w:t xml:space="preserve">Id_Alarme</w:t>
-      </w:r>
-      <w:r>
-        <w:t xml:space="preserve">,</w:t>
-      </w:r>
-      <w:r>
-        <w:t xml:space="preserve"> </w:t>
+        <w:t xml:space="preserve">Alarme</w:t>
+      </w:r>
+      <w:r>
+        <w:t xml:space="preserve">), criticidade (</w:t>
       </w:r>
       <w:r>
         <w:rPr>
           <w:rStyle w:val="VerbatimChar"/>
         </w:rPr>
-        <w:t xml:space="preserve">Alarme</w:t>
-      </w:r>
-      <w:r>
-        <w:t xml:space="preserve">), criticidade (</w:t>
+        <w:t xml:space="preserve">Id_Criticidade</w:t>
+      </w:r>
+      <w:r>
+        <w:t xml:space="preserve">: 1 Crítico, 2 Não Crítico, 3 Informacional, 4 Outros),</w:t>
+      </w:r>
+      <w:r>
+        <w:t xml:space="preserve"> </w:t>
       </w:r>
       <w:r>
         <w:rPr>
           <w:rStyle w:val="VerbatimChar"/>
         </w:rPr>
-        <w:t xml:space="preserve">Id_Criticidade</w:t>
-      </w:r>
-      <w:r>
-        <w:t xml:space="preserve">: 1=Crítico, 2=Não Crítico, 3=Informacional, 4=Outros), valor lido pelo sensor (</w:t>
+        <w:t xml:space="preserve">Valor</w:t>
+      </w:r>
+      <w:r>
+        <w:t xml:space="preserve"> </w:t>
+      </w:r>
+      <w:r>
+        <w:t xml:space="preserve">lido,</w:t>
+      </w:r>
+      <w:r>
+        <w:t xml:space="preserve"> </w:t>
       </w:r>
       <w:r>
         <w:rPr>
           <w:rStyle w:val="VerbatimChar"/>
         </w:rPr>
-        <w:t xml:space="preserve">Valor</w:t>
-      </w:r>
-      <w:r>
-        <w:t xml:space="preserve">), estado (</w:t>
+        <w:t xml:space="preserve">Classe</w:t>
+      </w:r>
+      <w:r>
+        <w:t xml:space="preserve"> </w:t>
+      </w:r>
+      <w:r>
+        <w:t xml:space="preserve">do estado (Activate/Inactive) e a flag</w:t>
+      </w:r>
+      <w:r>
+        <w:t xml:space="preserve"> </w:t>
       </w:r>
       <w:r>
         <w:rPr>
           <w:rStyle w:val="VerbatimChar"/>
         </w:rPr>
-        <w:t xml:space="preserve">Classe</w:t>
-      </w:r>
-      <w:r>
-        <w:t xml:space="preserve">: Activate/Inactive) e a flag</w:t>
-      </w:r>
-      <w:r>
-        <w:t xml:space="preserve"> </w:t>
-      </w:r>
-      <w:r>
-        <w:rPr>
-          <w:rStyle w:val="VerbatimChar"/>
-        </w:rPr>
         <w:t xml:space="preserve">Is_Dont_Go</w:t>
       </w:r>
       <w:r>
-        <w:t xml:space="preserve"> </w:t>
-      </w:r>
-      <w:r>
-        <w:t xml:space="preserve">indicando se o nome do alarme consta na lista don’t go.</w:t>
+        <w:t xml:space="preserve">; foram identificados 133 operadores distintos.</w:t>
       </w:r>
     </w:p>
     <w:p>
@@ -530,20 +495,25 @@
         <w:t xml:space="preserve"> </w:t>
       </w:r>
       <w:r>
-        <w:t xml:space="preserve">Um alerta don’t go sinaliza condição na qual o equipamento</w:t>
-      </w:r>
-      <w:r>
-        <w:t xml:space="preserve"> </w:t>
-      </w:r>
+        <w:t xml:space="preserve">Um alerta don’t go sinaliza condição na qual o equipamento não deve operar. O impacto é triplo: segurança (um caminhão com temperatura de freio crítica descendo rampa carregado é risco inaceitável), disponibilidade de frota (a máquina sai do plano de produção sem aviso) e custo do ativo (operar sob alarme de pressão de óleo transforma uma intervenção de horas em troca de componente de semanas).</w:t>
+      </w:r>
+    </w:p>
+    <w:p>
+      <w:pPr>
+        <w:pStyle w:val="BodyText"/>
+      </w:pPr>
       <w:r>
         <w:rPr>
           <w:b/>
           <w:bCs/>
         </w:rPr>
-        <w:t xml:space="preserve">não deve operar</w:t>
-      </w:r>
-      <w:r>
-        <w:t xml:space="preserve">. O impacto é triplo: (i)</w:t>
+        <w:t xml:space="preserve">Regras de negócio.</w:t>
+      </w:r>
+      <w:r>
+        <w:t xml:space="preserve"> </w:t>
+      </w:r>
+      <w:r>
+        <w:t xml:space="preserve">O catálogo CMA contém</w:t>
       </w:r>
       <w:r>
         <w:t xml:space="preserve"> </w:t>
@@ -553,63 +523,40 @@
           <w:b/>
           <w:bCs/>
         </w:rPr>
-        <w:t xml:space="preserve">segurança</w:t>
-      </w:r>
-      <w:r>
-        <w:t xml:space="preserve"> </w:t>
-      </w:r>
-      <w:r>
-        <w:t xml:space="preserve">— um caminhão com temperatura de freio crítica descendo rampa carregado é um risco inaceitável; (ii)</w:t>
-      </w:r>
-      <w:r>
-        <w:t xml:space="preserve"> </w:t>
-      </w:r>
-      <w:r>
-        <w:rPr>
-          <w:b/>
-          <w:bCs/>
-        </w:rPr>
-        <w:t xml:space="preserve">disponibilidade</w:t>
-      </w:r>
-      <w:r>
-        <w:t xml:space="preserve"> </w:t>
-      </w:r>
-      <w:r>
-        <w:t xml:space="preserve">— a máquina sai do plano de produção sem aviso; (iii)</w:t>
-      </w:r>
-      <w:r>
-        <w:t xml:space="preserve"> </w:t>
-      </w:r>
-      <w:r>
-        <w:rPr>
-          <w:b/>
-          <w:bCs/>
-        </w:rPr>
-        <w:t xml:space="preserve">custo do ativo</w:t>
-      </w:r>
-      <w:r>
-        <w:t xml:space="preserve"> </w:t>
-      </w:r>
-      <w:r>
-        <w:t xml:space="preserve">— operar sob alarme de pressão de óleo do motor transforma uma intervenção de horas em uma troca de componente de semanas.</w:t>
-      </w:r>
-    </w:p>
-    <w:p>
-      <w:pPr>
-        <w:pStyle w:val="BodyText"/>
-      </w:pPr>
-      <w:r>
-        <w:rPr>
-          <w:b/>
-          <w:bCs/>
-        </w:rPr>
-        <w:t xml:space="preserve">Regras de negócio.</w:t>
-      </w:r>
-      <w:r>
-        <w:t xml:space="preserve"> </w:t>
-      </w:r>
-      <w:r>
-        <w:t xml:space="preserve">O arquivo</w:t>
+        <w:t xml:space="preserve">151 regras</w:t>
+      </w:r>
+      <w:r>
+        <w:t xml:space="preserve"> </w:t>
+      </w:r>
+      <w:r>
+        <w:t xml:space="preserve">(142 ALARME OEM, 7 TENDÊNCIA e 2 SISTEMA). Cada linha combina TIPO, EVENTO, SITUACAO (por exemplo,</w:t>
+      </w:r>
+      <w:r>
+        <w:t xml:space="preserve"> </w:t>
+      </w:r>
+      <w:r>
+        <w:t xml:space="preserve">“Mediante alarme nível 3”</w:t>
+      </w:r>
+      <w:r>
+        <w:t xml:space="preserve">,</w:t>
+      </w:r>
+      <w:r>
+        <w:t xml:space="preserve"> </w:t>
+      </w:r>
+      <w:r>
+        <w:t xml:space="preserve">“Mediante cinco alarmes nivel 2 consecutivos”</w:t>
+      </w:r>
+      <w:r>
+        <w:t xml:space="preserve">,</w:t>
+      </w:r>
+      <w:r>
+        <w:t xml:space="preserve"> </w:t>
+      </w:r>
+      <w:r>
+        <w:t xml:space="preserve">“Em qualquer situação”</w:t>
+      </w:r>
+      <w:r>
+        <w:t xml:space="preserve">), QUANTIDADE (1 a 10 ocorrências), TEMPO (janela de 0, 360 ou 720 minutos) e NIVEL (Muito Alto ou Alto). A definição é explicitamente de contagem em janela: o alerta considera uma certa QUANTIDADE de ocorrências dentro do TEMPO, e não apenas uma combinação fixa de campos. O arquivo equivale a regras codificadas, e foi exatamente assim que este trabalho o tratou (seção 2.3). Exemplos de eventos de NIVEL Muito Alto:</w:t>
       </w:r>
       <w:r>
         <w:t xml:space="preserve"> </w:t>
@@ -618,32 +565,22 @@
         <w:rPr>
           <w:rStyle w:val="VerbatimChar"/>
         </w:rPr>
-        <w:t xml:space="preserve">Alarmes - SUL_SUDESTE.xlsx</w:t>
-      </w:r>
-      <w:r>
-        <w:t xml:space="preserve"> </w:t>
-      </w:r>
-      <w:r>
-        <w:t xml:space="preserve">(aba CMA) é o catálogo que define quando um alerta dispara:</w:t>
-      </w:r>
-      <w:r>
-        <w:t xml:space="preserve"> </w:t>
-      </w:r>
-      <w:r>
-        <w:rPr>
-          <w:b/>
-          <w:bCs/>
-        </w:rPr>
-        <w:t xml:space="preserve">151 regras</w:t>
-      </w:r>
-      <w:r>
-        <w:t xml:space="preserve">, cada uma combinando TIPO (142 ALARME OEM, 7 TENDÊNCIA, 2 SISTEMA), EVENTO (nome do alarme), SITUACAO (condição de disparo, ex.:</w:t>
-      </w:r>
-      <w:r>
-        <w:t xml:space="preserve"> </w:t>
-      </w:r>
-      <w:r>
-        <w:t xml:space="preserve">“Mediante alarme nível 3”</w:t>
+        <w:t xml:space="preserve">Low Transmission Oil Level</w:t>
+      </w:r>
+      <w:r>
+        <w:t xml:space="preserve"> </w:t>
+      </w:r>
+      <w:r>
+        <w:t xml:space="preserve">mediante alarme nível 3,</w:t>
+      </w:r>
+      <w:r>
+        <w:t xml:space="preserve"> </w:t>
+      </w:r>
+      <w:r>
+        <w:rPr>
+          <w:rStyle w:val="VerbatimChar"/>
+        </w:rPr>
+        <w:t xml:space="preserve">Engine Coolant Level - Active</w:t>
       </w:r>
       <w:r>
         <w:t xml:space="preserve">,</w:t>
@@ -652,7 +589,10 @@
         <w:t xml:space="preserve"> </w:t>
       </w:r>
       <w:r>
-        <w:t xml:space="preserve">“Mediante cinco alarmes nivel 2 consecutivos”</w:t>
+        <w:rPr>
+          <w:rStyle w:val="VerbatimChar"/>
+        </w:rPr>
+        <w:t xml:space="preserve">Very Low Hydraulic Oil Level</w:t>
       </w:r>
       <w:r>
         <w:t xml:space="preserve">,</w:t>
@@ -661,49 +601,13 @@
         <w:t xml:space="preserve"> </w:t>
       </w:r>
       <w:r>
-        <w:t xml:space="preserve">“Em qualquer situação”</w:t>
-      </w:r>
-      <w:r>
-        <w:t xml:space="preserve">), QTD (1 a 10 ocorrências), TEMPO (janela de 0, 360 ou 720 minutos) e NIVEL (Muito Alto ou Alto). O arquivo é equivalente a regras codificadas — e foi exatamente assim que este trabalho o tratou, convertendo-o em um motor de regras em Python (seção 3.3).</w:t>
-      </w:r>
-    </w:p>
-    <w:p>
-      <w:pPr>
-        <w:pStyle w:val="BodyText"/>
-      </w:pPr>
-      <w:r>
-        <w:t xml:space="preserve">Exemplos de eventos de NIVEL</w:t>
-      </w:r>
-      <w:r>
-        <w:t xml:space="preserve"> </w:t>
-      </w:r>
-      <w:r>
-        <w:rPr>
-          <w:b/>
-          <w:bCs/>
-        </w:rPr>
-        <w:t xml:space="preserve">Muito Alto</w:t>
-      </w:r>
-      <w:r>
-        <w:t xml:space="preserve"> </w:t>
-      </w:r>
-      <w:r>
-        <w:t xml:space="preserve">(criticidade máxima):</w:t>
-      </w:r>
-      <w:r>
-        <w:t xml:space="preserve"> </w:t>
-      </w:r>
-      <w:r>
         <w:rPr>
           <w:rStyle w:val="VerbatimChar"/>
         </w:rPr>
-        <w:t xml:space="preserve">Low Transmission Oil Level</w:t>
-      </w:r>
-      <w:r>
-        <w:t xml:space="preserve"> </w:t>
-      </w:r>
-      <w:r>
-        <w:t xml:space="preserve">(mediante alarme nível 3),</w:t>
+        <w:t xml:space="preserve">Engine Overheat/Engine Coolant or Water Overheat</w:t>
+      </w:r>
+      <w:r>
+        <w:t xml:space="preserve">,</w:t>
       </w:r>
       <w:r>
         <w:t xml:space="preserve"> </w:t>
@@ -712,55 +616,7 @@
         <w:rPr>
           <w:rStyle w:val="VerbatimChar"/>
         </w:rPr>
-        <w:t xml:space="preserve">Engine Coolant Level - Active</w:t>
-      </w:r>
-      <w:r>
-        <w:t xml:space="preserve">,</w:t>
-      </w:r>
-      <w:r>
-        <w:t xml:space="preserve"> </w:t>
-      </w:r>
-      <w:r>
-        <w:rPr>
-          <w:rStyle w:val="VerbatimChar"/>
-        </w:rPr>
-        <w:t xml:space="preserve">Very Low Hydraulic Oil Level</w:t>
-      </w:r>
-      <w:r>
-        <w:t xml:space="preserve">,</w:t>
-      </w:r>
-      <w:r>
-        <w:t xml:space="preserve"> </w:t>
-      </w:r>
-      <w:r>
-        <w:rPr>
-          <w:rStyle w:val="VerbatimChar"/>
-        </w:rPr>
-        <w:t xml:space="preserve">Engine Overheat/Engine Coolant or Water Overheat</w:t>
-      </w:r>
-      <w:r>
-        <w:t xml:space="preserve">,</w:t>
-      </w:r>
-      <w:r>
-        <w:t xml:space="preserve"> </w:t>
-      </w:r>
-      <w:r>
-        <w:rPr>
-          <w:rStyle w:val="VerbatimChar"/>
-        </w:rPr>
         <w:t xml:space="preserve">Low Engine Oil Pressure</w:t>
-      </w:r>
-      <w:r>
-        <w:t xml:space="preserve">,</w:t>
-      </w:r>
-      <w:r>
-        <w:t xml:space="preserve"> </w:t>
-      </w:r>
-      <w:r>
-        <w:rPr>
-          <w:rStyle w:val="VerbatimChar"/>
-        </w:rPr>
-        <w:t xml:space="preserve">High Engine Coolant Temperature</w:t>
       </w:r>
       <w:r>
         <w:t xml:space="preserve">, temperaturas de freio (</w:t>
@@ -851,18 +707,18 @@
           <wp:inline>
             <wp:extent cx="5334000" cy="1954233"/>
             <wp:effectExtent b="0" l="0" r="0" t="0"/>
-            <wp:docPr descr="Figura 1" title="" id="11" name="Picture"/>
+            <wp:docPr descr="Figura 1" title="" id="10" name="Picture"/>
             <a:graphic>
               <a:graphicData uri="http://schemas.openxmlformats.org/drawingml/2006/picture">
                 <pic:pic>
                   <pic:nvPicPr>
-                    <pic:cNvPr descr="figuras/fig01_fluxo_operacional.png" id="12" name="Picture"/>
+                    <pic:cNvPr descr="figuras/fig01_fluxo_operacional.png" id="11" name="Picture"/>
                     <pic:cNvPicPr>
                       <a:picLocks noChangeArrowheads="1" noChangeAspect="1"/>
                     </pic:cNvPicPr>
                   </pic:nvPicPr>
                   <pic:blipFill>
-                    <a:blip r:embed="rId10"/>
+                    <a:blip r:embed="rId9"/>
                     <a:stretch>
                       <a:fillRect/>
                     </a:stretch>
@@ -897,14 +753,14 @@
         <w:t xml:space="preserve">Figura 1</w:t>
       </w:r>
     </w:p>
-    <w:bookmarkEnd w:id="13"/>
-    <w:bookmarkStart w:id="14" w:name="definição-do-problema-analítico-cm-1.2"/>
+    <w:bookmarkEnd w:id="12"/>
+    <w:bookmarkStart w:id="13" w:name="X96c4360bf14e32c91eedd4339d318d8623652ef"/>
     <w:p>
       <w:pPr>
         <w:pStyle w:val="Heading2"/>
       </w:pPr>
       <w:r>
-        <w:t xml:space="preserve">2.2 Definição do problema analítico (CM 1.2)</w:t>
+        <w:t xml:space="preserve">1.2 Definição do problema analítico (Tópico Sugerido 1.2)</w:t>
       </w:r>
     </w:p>
     <w:p>
@@ -936,7 +792,121 @@
         <w:pStyle w:val="FirstParagraph"/>
       </w:pPr>
       <w:r>
-        <w:t xml:space="preserve">Perguntas secundárias respondidas ao longo do trabalho:</w:t>
+        <w:t xml:space="preserve">Perguntas de apoio respondidas ao longo do trabalho: o comportamento do operador tem correlação com a frequência de alertas? Qual o perfil dos equipamentos que mais geram alertas (frota, tipo, horas trabalhadas)? Os alertas se concentram em turnos, dias ou períodos específicos? Como priorizar a fila de inspeção da manutenção a partir do score de risco? E, no nível de subsistema, que famílias de falha o modelo antecipa bem ou mal (aproximação prática da pergunta sobre o tipo do próximo alerta)?</w:t>
+      </w:r>
+    </w:p>
+    <w:p>
+      <w:pPr>
+        <w:pStyle w:val="BodyText"/>
+      </w:pPr>
+      <w:r>
+        <w:rPr>
+          <w:b/>
+          <w:bCs/>
+        </w:rPr>
+        <w:t xml:space="preserve">Métrica de sucesso.</w:t>
+      </w:r>
+      <w:r>
+        <w:t xml:space="preserve"> </w:t>
+      </w:r>
+      <w:r>
+        <w:t xml:space="preserve">O problema é considerado resolvido se o modelo antecipar</w:t>
+      </w:r>
+      <w:r>
+        <w:t xml:space="preserve"> </w:t>
+      </w:r>
+      <w:r>
+        <w:rPr>
+          <w:b/>
+          <w:bCs/>
+        </w:rPr>
+        <w:t xml:space="preserve">ao menos 60% dos alertas don’t go</w:t>
+      </w:r>
+      <w:r>
+        <w:t xml:space="preserve"> </w:t>
+      </w:r>
+      <w:r>
+        <w:t xml:space="preserve">dentro da janela de 4 horas, com precisão mínima de 30% (no máximo cerca de duas inspeções vazias por acerto), carga absorvível pela equipe de inspeção volante. Como referência de valor, cada alerta antecipado converte parte de uma manutenção corretiva de emergência (média de 6,75 horas na base) em intervenção planejada.</w:t>
+      </w:r>
+    </w:p>
+    <w:p>
+      <w:pPr>
+        <w:pStyle w:val="BodyText"/>
+      </w:pPr>
+      <w:r>
+        <w:rPr>
+          <w:b/>
+          <w:bCs/>
+        </w:rPr>
+        <w:t xml:space="preserve">Cenário de aplicação.</w:t>
+      </w:r>
+      <w:r>
+        <w:t xml:space="preserve"> </w:t>
+      </w:r>
+      <w:r>
+        <w:t xml:space="preserve">A cada fechamento de ciclo de apontamento (em média a cada 25 minutos por equipamento), o pipeline recalcula o score e atualiza um painel no sistema de monitoramento do despacho. Score acima do limiar acende um cartão</w:t>
+      </w:r>
+      <w:r>
+        <w:t xml:space="preserve"> </w:t>
+      </w:r>
+      <w:r>
+        <w:t xml:space="preserve">“inspecionar nas próximas 4 horas”</w:t>
+      </w:r>
+      <w:r>
+        <w:t xml:space="preserve">: o despachante redireciona o caminhão para rota próxima da oficina ou antecipa o abastecimento para coincidir com a inspeção, e a manutenção recebe a fila priorizada com as evidências que sustentam o score (via SHAP).</w:t>
+      </w:r>
+    </w:p>
+    <w:p>
+      <w:pPr>
+        <w:pStyle w:val="BodyText"/>
+      </w:pPr>
+      <w:r>
+        <w:t xml:space="preserve">O objetivo central do trabalho, portanto, é construir a solução de dados completa que responde a essa pergunta: análise exploratória, preparação e rotulagem via regras de negócio, engenharia de variáveis, validação temporal, modelagem comparativa e avaliação conectada ao impacto operacional, materializada em um pipeline reprodutível.</w:t>
+      </w:r>
+    </w:p>
+    <w:bookmarkEnd w:id="13"/>
+    <w:bookmarkEnd w:id="14"/>
+    <w:bookmarkStart w:id="42" w:name="metodologia"/>
+    <w:p>
+      <w:pPr>
+        <w:pStyle w:val="Heading1"/>
+      </w:pPr>
+      <w:r>
+        <w:t xml:space="preserve">2. Metodologia</w:t>
+      </w:r>
+    </w:p>
+    <w:p>
+      <w:pPr>
+        <w:pStyle w:val="FirstParagraph"/>
+      </w:pPr>
+      <w:r>
+        <w:t xml:space="preserve">A metodologia segue o ciclo CRISP-DM, cobrindo análise exploratória (2.2), preparação e engenharia de variáveis (2.3), estratégia de validação (2.4), modelagem (2.5) e critérios de avaliação (2.6). O pipeline de dados que sustenta essas etapas é descrito em 2.1.</w:t>
+      </w:r>
+    </w:p>
+    <w:bookmarkStart w:id="15" w:name="visão-geral-da-solução-e-ferramentas"/>
+    <w:p>
+      <w:pPr>
+        <w:pStyle w:val="Heading2"/>
+      </w:pPr>
+      <w:r>
+        <w:t xml:space="preserve">2.1 Visão geral da solução e ferramentas</w:t>
+      </w:r>
+    </w:p>
+    <w:p>
+      <w:pPr>
+        <w:pStyle w:val="FirstParagraph"/>
+      </w:pPr>
+      <w:r>
+        <w:t xml:space="preserve">A solução foi implementada em Python 3 (pandas, scikit-learn, LightGBM, SHAP) e organizada em módulos de responsabilidade única, executáveis de ponta a ponta por um único comando (</w:t>
+      </w:r>
+      <w:r>
+        <w:rPr>
+          <w:rStyle w:val="VerbatimChar"/>
+        </w:rPr>
+        <w:t xml:space="preserve">executar_pipeline.py</w:t>
+      </w:r>
+      <w:r>
+        <w:t xml:space="preserve">, cerca de 5 minutos):</w:t>
       </w:r>
     </w:p>
     <w:p>
@@ -948,7 +918,26 @@
         </w:numPr>
       </w:pPr>
       <w:r>
-        <w:t xml:space="preserve">O comportamento do operador (anonimizado) tem correlação com a frequência de alertas em um mesmo equipamento? (seções 3.2 e 4.6)</w:t>
+        <w:rPr>
+          <w:b/>
+          <w:bCs/>
+        </w:rPr>
+        <w:t xml:space="preserve">Extração</w:t>
+      </w:r>
+      <w:r>
+        <w:t xml:space="preserve"> </w:t>
+      </w:r>
+      <w:r>
+        <w:t xml:space="preserve">(</w:t>
+      </w:r>
+      <w:r>
+        <w:rPr>
+          <w:rStyle w:val="VerbatimChar"/>
+        </w:rPr>
+        <w:t xml:space="preserve">src/etl/extracao.py</w:t>
+      </w:r>
+      <w:r>
+        <w:t xml:space="preserve">): leitura dos arquivos Parquet do data lake (Apontamentos e Telemetria) e das planilhas de negócio (catálogo de regras e dicionário), com tipagem explícita.</w:t>
       </w:r>
     </w:p>
     <w:p>
@@ -960,7 +949,26 @@
         </w:numPr>
       </w:pPr>
       <w:r>
-        <w:t xml:space="preserve">Qual é o perfil dos equipamentos que geram mais alertas don’t go — frota, tipo e horas trabalhadas? (seções 3.2 e 4.6)</w:t>
+        <w:rPr>
+          <w:b/>
+          <w:bCs/>
+        </w:rPr>
+        <w:t xml:space="preserve">Transformação</w:t>
+      </w:r>
+      <w:r>
+        <w:t xml:space="preserve"> </w:t>
+      </w:r>
+      <w:r>
+        <w:t xml:space="preserve">(</w:t>
+      </w:r>
+      <w:r>
+        <w:rPr>
+          <w:rStyle w:val="VerbatimChar"/>
+        </w:rPr>
+        <w:t xml:space="preserve">src/etl/transformacao.py</w:t>
+      </w:r>
+      <w:r>
+        <w:t xml:space="preserve">): limpeza com controle de alterações; cada correção ou exclusão gera registro com quantidade, tratamento e justificativa (tabela na seção 2.3).</w:t>
       </w:r>
     </w:p>
     <w:p>
@@ -972,7 +980,26 @@
         </w:numPr>
       </w:pPr>
       <w:r>
-        <w:t xml:space="preserve">Alertas críticos se concentram em determinados turnos, dias da semana ou períodos do mês? (seção 3.2)</w:t>
+        <w:rPr>
+          <w:b/>
+          <w:bCs/>
+        </w:rPr>
+        <w:t xml:space="preserve">Carga</w:t>
+      </w:r>
+      <w:r>
+        <w:t xml:space="preserve"> </w:t>
+      </w:r>
+      <w:r>
+        <w:t xml:space="preserve">(</w:t>
+      </w:r>
+      <w:r>
+        <w:rPr>
+          <w:rStyle w:val="VerbatimChar"/>
+        </w:rPr>
+        <w:t xml:space="preserve">src/etl/carga.py</w:t>
+      </w:r>
+      <w:r>
+        <w:t xml:space="preserve">): camada tratada em Parquet (colunar e tipado, preserva dtypes entre etapas e permite reprocessamento parcial).</w:t>
       </w:r>
     </w:p>
     <w:p>
@@ -984,128 +1011,26 @@
         </w:numPr>
       </w:pPr>
       <w:r>
-        <w:t xml:space="preserve">Como priorizar a fila de inspeção da manutenção com base no score de risco? (seção 4.5)</w:t>
-      </w:r>
-    </w:p>
-    <w:p>
-      <w:pPr>
-        <w:pStyle w:val="FirstParagraph"/>
-      </w:pPr>
-      <w:r>
         <w:rPr>
           <w:b/>
           <w:bCs/>
         </w:rPr>
-        <w:t xml:space="preserve">Métrica de sucesso do negócio.</w:t>
-      </w:r>
-      <w:r>
-        <w:t xml:space="preserve"> </w:t>
-      </w:r>
-      <w:r>
-        <w:t xml:space="preserve">O problema é considerado</w:t>
-      </w:r>
-      <w:r>
-        <w:t xml:space="preserve"> </w:t>
-      </w:r>
-      <w:r>
-        <w:t xml:space="preserve">“resolvido”</w:t>
-      </w:r>
-      <w:r>
-        <w:t xml:space="preserve"> </w:t>
-      </w:r>
-      <w:r>
-        <w:t xml:space="preserve">se o modelo (i)</w:t>
-      </w:r>
-      <w:r>
-        <w:t xml:space="preserve"> </w:t>
-      </w:r>
-      <w:r>
-        <w:rPr>
-          <w:b/>
-          <w:bCs/>
-        </w:rPr>
-        <w:t xml:space="preserve">antecipar ao menos 60% dos alertas don’t go</w:t>
-      </w:r>
-      <w:r>
-        <w:t xml:space="preserve"> </w:t>
-      </w:r>
-      <w:r>
-        <w:t xml:space="preserve">com aviso dentro da janela de 4 h e (ii) manter a carga de falsos positivos em nível absorvível pela rotina de inspeção (precisão ≥ 30%, ou seja, no máximo ~2 inspeções vazias para cada acerto). Como referência de valor: cada alerta antecipado converte parte de uma corretiva de emergência (média de 6,7 h na base) em intervenção planejada.</w:t>
-      </w:r>
-    </w:p>
-    <w:p>
-      <w:pPr>
-        <w:pStyle w:val="BodyText"/>
-      </w:pPr>
-      <w:r>
-        <w:rPr>
-          <w:b/>
-          <w:bCs/>
-        </w:rPr>
-        <w:t xml:space="preserve">Cenário de aplicação.</w:t>
-      </w:r>
-      <w:r>
-        <w:t xml:space="preserve"> </w:t>
-      </w:r>
-      <w:r>
-        <w:t xml:space="preserve">A cada fechamento de ciclo de apontamento (em média a cada ~25 min por equipamento), o pipeline recalcula o score de risco e atualiza um painel no sistema de monitoramento do despacho. Score acima do limiar acende um cartão</w:t>
-      </w:r>
-      <w:r>
-        <w:t xml:space="preserve"> </w:t>
-      </w:r>
-      <w:r>
-        <w:t xml:space="preserve">“inspecionar nas próximas 4 h”</w:t>
-      </w:r>
-      <w:r>
-        <w:t xml:space="preserve">: o dispatcher redireciona o caminhão para uma rota próxima da oficina ou antecipa o abastecimento para coincidir com a inspeção, e a manutenção recebe a fila priorizada com o subsistema suspeito (derivado dos eventos que sustentam o score, via SHAP).</w:t>
-      </w:r>
-    </w:p>
-    <w:bookmarkEnd w:id="14"/>
-    <w:bookmarkEnd w:id="15"/>
-    <w:bookmarkStart w:id="42" w:name="metodologia"/>
-    <w:p>
-      <w:pPr>
-        <w:pStyle w:val="Heading1"/>
-      </w:pPr>
-      <w:r>
-        <w:t xml:space="preserve">3. Metodologia</w:t>
-      </w:r>
-    </w:p>
-    <w:p>
-      <w:pPr>
-        <w:pStyle w:val="FirstParagraph"/>
-      </w:pPr>
-      <w:r>
-        <w:t xml:space="preserve">A metodologia segue o CRISP-DM: entendimento dos dados (3.2), preparação (3.3), modelagem (3.4–3.5) e avaliação (seção 4), sustentadas por um pipeline ETL reprodutível (3.1).</w:t>
-      </w:r>
-    </w:p>
-    <w:bookmarkStart w:id="16" w:name="arquitetura-da-solução-e-pipeline-etl"/>
-    <w:p>
-      <w:pPr>
-        <w:pStyle w:val="Heading2"/>
-      </w:pPr>
-      <w:r>
-        <w:t xml:space="preserve">3.1 Arquitetura da solução e pipeline ETL</w:t>
-      </w:r>
-    </w:p>
-    <w:p>
-      <w:pPr>
-        <w:pStyle w:val="FirstParagraph"/>
-      </w:pPr>
-      <w:r>
-        <w:t xml:space="preserve">O pipeline foi implementado em Python 3 (pandas, scikit-learn, LightGBM, SHAP) e organizado em módulos com responsabilidade única, executáveis de ponta a ponta por</w:t>
-      </w:r>
-      <w:r>
-        <w:t xml:space="preserve"> </w:t>
+        <w:t xml:space="preserve">Rotulagem</w:t>
+      </w:r>
+      <w:r>
+        <w:t xml:space="preserve"> </w:t>
+      </w:r>
+      <w:r>
+        <w:t xml:space="preserve">(</w:t>
       </w:r>
       <w:r>
         <w:rPr>
           <w:rStyle w:val="VerbatimChar"/>
         </w:rPr>
-        <w:t xml:space="preserve">executar_pipeline.py</w:t>
-      </w:r>
-      <w:r>
-        <w:t xml:space="preserve">:</w:t>
+        <w:t xml:space="preserve">src/regras/motor_regras.py</w:t>
+      </w:r>
+      <w:r>
+        <w:t xml:space="preserve">): aplicação das 151 regras da CMA sobre a telemetria limpa.</w:t>
       </w:r>
     </w:p>
     <w:p>
@@ -1113,7 +1038,7 @@
         <w:pStyle w:val="Compact"/>
         <w:numPr>
           <w:ilvl w:val="0"/>
-          <w:numId w:val="1002"/>
+          <w:numId w:val="1001"/>
         </w:numPr>
       </w:pPr>
       <w:r>
@@ -1121,7 +1046,7 @@
           <w:b/>
           <w:bCs/>
         </w:rPr>
-        <w:t xml:space="preserve">Extração</w:t>
+        <w:t xml:space="preserve">Engenharia de variáveis</w:t>
       </w:r>
       <w:r>
         <w:t xml:space="preserve"> </w:t>
@@ -1133,10 +1058,10 @@
         <w:rPr>
           <w:rStyle w:val="VerbatimChar"/>
         </w:rPr>
-        <w:t xml:space="preserve">src/etl/extracao.py</w:t>
-      </w:r>
-      <w:r>
-        <w:t xml:space="preserve">) — leitura dos CSV compactados do data lake (Apontamentos, Telemetria) e das planilhas de negócio (catálogo CMA, dicionário), com tipagem explícita de datas e chaves.</w:t>
+        <w:t xml:space="preserve">src/features/engenharia.py</w:t>
+      </w:r>
+      <w:r>
+        <w:t xml:space="preserve">): construção da tabela analítica por varredura vetorizada com busca binária sobre arrays ordenados por equipamento (as cerca de 30 janelas retroativas sobre 293 mil pontos rodam em 6 segundos).</w:t>
       </w:r>
     </w:p>
     <w:p>
@@ -1144,7 +1069,7 @@
         <w:pStyle w:val="Compact"/>
         <w:numPr>
           <w:ilvl w:val="0"/>
-          <w:numId w:val="1002"/>
+          <w:numId w:val="1001"/>
         </w:numPr>
       </w:pPr>
       <w:r>
@@ -1152,7 +1077,7 @@
           <w:b/>
           <w:bCs/>
         </w:rPr>
-        <w:t xml:space="preserve">Transformação</w:t>
+        <w:t xml:space="preserve">Modelagem, avaliação e robustez</w:t>
       </w:r>
       <w:r>
         <w:t xml:space="preserve"> </w:t>
@@ -1164,23 +1089,22 @@
         <w:rPr>
           <w:rStyle w:val="VerbatimChar"/>
         </w:rPr>
-        <w:t xml:space="preserve">src/etl/transformacao.py</w:t>
-      </w:r>
-      <w:r>
-        <w:t xml:space="preserve">) — limpeza com</w:t>
-      </w:r>
-      <w:r>
-        <w:t xml:space="preserve"> </w:t>
-      </w:r>
-      <w:r>
-        <w:rPr>
-          <w:b/>
-          <w:bCs/>
-        </w:rPr>
-        <w:t xml:space="preserve">controle de alterações</w:t>
-      </w:r>
-      <w:r>
-        <w:t xml:space="preserve">: cada correção ou exclusão gera uma linha de log ANTES/DEPOIS com justificativa (tabela na seção 3.3).</w:t>
+        <w:t xml:space="preserve">src/modelos/</w:t>
+      </w:r>
+      <w:r>
+        <w:t xml:space="preserve">,</w:t>
+      </w:r>
+      <w:r>
+        <w:t xml:space="preserve"> </w:t>
+      </w:r>
+      <w:r>
+        <w:rPr>
+          <w:rStyle w:val="VerbatimChar"/>
+        </w:rPr>
+        <w:t xml:space="preserve">src/avaliacao/</w:t>
+      </w:r>
+      <w:r>
+        <w:t xml:space="preserve">): treino, tuning, métricas, análise de erros, walk-forward, sensibilidade de janela, calibração, varredura de custo e SHAP.</w:t>
       </w:r>
     </w:p>
     <w:p>
@@ -1188,7 +1112,7 @@
         <w:pStyle w:val="Compact"/>
         <w:numPr>
           <w:ilvl w:val="0"/>
-          <w:numId w:val="1002"/>
+          <w:numId w:val="1001"/>
         </w:numPr>
       </w:pPr>
       <w:r>
@@ -1196,7 +1120,7 @@
           <w:b/>
           <w:bCs/>
         </w:rPr>
-        <w:t xml:space="preserve">Carga</w:t>
+        <w:t xml:space="preserve">Visualização</w:t>
       </w:r>
       <w:r>
         <w:t xml:space="preserve"> </w:t>
@@ -1208,192 +1132,40 @@
         <w:rPr>
           <w:rStyle w:val="VerbatimChar"/>
         </w:rPr>
-        <w:t xml:space="preserve">src/etl/carga.py</w:t>
-      </w:r>
-      <w:r>
-        <w:t xml:space="preserve">) — materialização da camada tratada em</w:t>
-      </w:r>
-      <w:r>
-        <w:t xml:space="preserve"> </w:t>
-      </w:r>
+        <w:t xml:space="preserve">src/viz/figuras.py</w:t>
+      </w:r>
+      <w:r>
+        <w:t xml:space="preserve">): geração das 15 figuras deste relatório.</w:t>
+      </w:r>
+    </w:p>
+    <w:p>
+      <w:pPr>
+        <w:pStyle w:val="FirstParagraph"/>
+      </w:pPr>
+      <w:r>
+        <w:t xml:space="preserve">Critérios técnicos das escolhas: separação clara entre camada bruta, tratada e analítica; reprodutibilidade (semente fixa e cortes por data em arquivo de configuração); e um desenho de features baseado apenas em ordenação temporal por equipamento, que se traduz diretamente para janelas deslizantes em streaming no cenário de produção. O ETL aqui é meio, não fim: ele garante a qualidade do insumo para a modelagem, que é o foco do desafio.</w:t>
+      </w:r>
+    </w:p>
+    <w:bookmarkEnd w:id="15"/>
+    <w:bookmarkStart w:id="31" w:name="Xf0f34515ac06f1afce54765abc3458bc356d720"/>
+    <w:p>
+      <w:pPr>
+        <w:pStyle w:val="Heading2"/>
+      </w:pPr>
+      <w:r>
+        <w:t xml:space="preserve">2.2 Entendimento dos dados (Tópicos Sugeridos 2.1, 2.2 e 2.3)</w:t>
+      </w:r>
+    </w:p>
+    <w:p>
+      <w:pPr>
+        <w:pStyle w:val="FirstParagraph"/>
+      </w:pPr>
       <w:r>
         <w:rPr>
           <w:b/>
           <w:bCs/>
         </w:rPr>
-        <w:t xml:space="preserve">Parquet</w:t>
-      </w:r>
-      <w:r>
-        <w:t xml:space="preserve"> </w:t>
-      </w:r>
-      <w:r>
-        <w:t xml:space="preserve">(colunar, tipado, ~6× menor que CSV nesta base; preserva dtypes entre etapas e permite reprocessamento parcial).</w:t>
-      </w:r>
-    </w:p>
-    <w:p>
-      <w:pPr>
-        <w:pStyle w:val="Compact"/>
-        <w:numPr>
-          <w:ilvl w:val="0"/>
-          <w:numId w:val="1002"/>
-        </w:numPr>
-      </w:pPr>
-      <w:r>
-        <w:rPr>
-          <w:b/>
-          <w:bCs/>
-        </w:rPr>
-        <w:t xml:space="preserve">Rotulagem</w:t>
-      </w:r>
-      <w:r>
-        <w:t xml:space="preserve"> </w:t>
-      </w:r>
-      <w:r>
-        <w:t xml:space="preserve">(</w:t>
-      </w:r>
-      <w:r>
-        <w:rPr>
-          <w:rStyle w:val="VerbatimChar"/>
-        </w:rPr>
-        <w:t xml:space="preserve">src/regras/motor_regras.py</w:t>
-      </w:r>
-      <w:r>
-        <w:t xml:space="preserve">) — aplicação das 151 regras do catálogo sobre a telemetria limpa.</w:t>
-      </w:r>
-    </w:p>
-    <w:p>
-      <w:pPr>
-        <w:pStyle w:val="Compact"/>
-        <w:numPr>
-          <w:ilvl w:val="0"/>
-          <w:numId w:val="1002"/>
-        </w:numPr>
-      </w:pPr>
-      <w:r>
-        <w:rPr>
-          <w:b/>
-          <w:bCs/>
-        </w:rPr>
-        <w:t xml:space="preserve">Features</w:t>
-      </w:r>
-      <w:r>
-        <w:t xml:space="preserve"> </w:t>
-      </w:r>
-      <w:r>
-        <w:t xml:space="preserve">(</w:t>
-      </w:r>
-      <w:r>
-        <w:rPr>
-          <w:rStyle w:val="VerbatimChar"/>
-        </w:rPr>
-        <w:t xml:space="preserve">src/features/engenharia.py</w:t>
-      </w:r>
-      <w:r>
-        <w:t xml:space="preserve">) — construção da tabela analítica (ABT) por varredura vetorizada (busca binária sobre arrays ordenados por equipamento — o cálculo das ~30 janelas retroativas sobre 293 mil pontos roda em ~6 s).</w:t>
-      </w:r>
-    </w:p>
-    <w:p>
-      <w:pPr>
-        <w:pStyle w:val="Compact"/>
-        <w:numPr>
-          <w:ilvl w:val="0"/>
-          <w:numId w:val="1002"/>
-        </w:numPr>
-      </w:pPr>
-      <w:r>
-        <w:rPr>
-          <w:b/>
-          <w:bCs/>
-        </w:rPr>
-        <w:t xml:space="preserve">Modelagem e avaliação</w:t>
-      </w:r>
-      <w:r>
-        <w:t xml:space="preserve"> </w:t>
-      </w:r>
-      <w:r>
-        <w:t xml:space="preserve">(</w:t>
-      </w:r>
-      <w:r>
-        <w:rPr>
-          <w:rStyle w:val="VerbatimChar"/>
-        </w:rPr>
-        <w:t xml:space="preserve">src/modelos/</w:t>
-      </w:r>
-      <w:r>
-        <w:t xml:space="preserve">,</w:t>
-      </w:r>
-      <w:r>
-        <w:t xml:space="preserve"> </w:t>
-      </w:r>
-      <w:r>
-        <w:rPr>
-          <w:rStyle w:val="VerbatimChar"/>
-        </w:rPr>
-        <w:t xml:space="preserve">src/avaliacao/</w:t>
-      </w:r>
-      <w:r>
-        <w:t xml:space="preserve">) — treino, tuning, métricas, análise de erros, SHAP e impacto.</w:t>
-      </w:r>
-    </w:p>
-    <w:p>
-      <w:pPr>
-        <w:pStyle w:val="Compact"/>
-        <w:numPr>
-          <w:ilvl w:val="0"/>
-          <w:numId w:val="1002"/>
-        </w:numPr>
-      </w:pPr>
-      <w:r>
-        <w:rPr>
-          <w:b/>
-          <w:bCs/>
-        </w:rPr>
-        <w:t xml:space="preserve">Visualização</w:t>
-      </w:r>
-      <w:r>
-        <w:t xml:space="preserve"> </w:t>
-      </w:r>
-      <w:r>
-        <w:t xml:space="preserve">(</w:t>
-      </w:r>
-      <w:r>
-        <w:rPr>
-          <w:rStyle w:val="VerbatimChar"/>
-        </w:rPr>
-        <w:t xml:space="preserve">src/viz/figuras.py</w:t>
-      </w:r>
-      <w:r>
-        <w:t xml:space="preserve">) — geração das 13 figuras do relatório.</w:t>
-      </w:r>
-    </w:p>
-    <w:p>
-      <w:pPr>
-        <w:pStyle w:val="FirstParagraph"/>
-      </w:pPr>
-      <w:r>
-        <w:t xml:space="preserve">Critérios de arquitetura: separação entre camadas bruta/tratada/analítica (medalhão simplificado), reprodutibilidade (semente fixa, split por data), e escalabilidade do desenho — as agregações por janela usam apenas ordenação temporal por equipamento, o que se traduz diretamente para janelas deslizantes em streaming (Spark Structured Streaming/Flink) no cenário de produção.</w:t>
-      </w:r>
-    </w:p>
-    <w:bookmarkEnd w:id="16"/>
-    <w:bookmarkStart w:id="32" w:name="X4191df0d2e2ac508568b58e9dfc69bff8b745a6"/>
-    <w:p>
-      <w:pPr>
-        <w:pStyle w:val="Heading2"/>
-      </w:pPr>
-      <w:r>
-        <w:t xml:space="preserve">3.2 Entendimento dos dados — EDA (CM 2.1, 2.2, 2.3)</w:t>
-      </w:r>
-    </w:p>
-    <w:p>
-      <w:pPr>
-        <w:pStyle w:val="FirstParagraph"/>
-      </w:pPr>
-      <w:r>
-        <w:rPr>
-          <w:b/>
-          <w:bCs/>
-        </w:rPr>
-        <w:t xml:space="preserve">Carga e inspeção inicial (CM 2.1).</w:t>
+        <w:t xml:space="preserve">Carregamento e inspeção inicial.</w:t>
       </w:r>
     </w:p>
     <w:tbl>
@@ -1554,54 +1326,54 @@
                 <w:rFonts w:ascii="Arial" w:hAnsi="Arial"/>
                 <w:sz w:val="17"/>
               </w:rPr>
-              <w:t xml:space="preserve">9</w:t>
-            </w:r>
-          </w:p>
-        </w:tc>
-        <w:tc>
-          <w:tcPr/>
-          <w:p>
-            <w:pPr>
-              <w:pStyle w:val="Compact"/>
-              <w:jc w:val="right"/>
-            </w:pPr>
-            <w:r>
-              <w:rPr>
-                <w:rFonts w:ascii="Arial" w:hAnsi="Arial"/>
-                <w:sz w:val="17"/>
-              </w:rPr>
-              <w:t xml:space="preserve">5.342</w:t>
-            </w:r>
-          </w:p>
-        </w:tc>
-        <w:tc>
-          <w:tcPr/>
-          <w:p>
-            <w:pPr>
-              <w:pStyle w:val="Compact"/>
-              <w:jc w:val="right"/>
-            </w:pPr>
-            <w:r>
-              <w:rPr>
-                <w:rFonts w:ascii="Arial" w:hAnsi="Arial"/>
-                <w:sz w:val="17"/>
-              </w:rPr>
-              <w:t xml:space="preserve">734</w:t>
-            </w:r>
-          </w:p>
-        </w:tc>
-        <w:tc>
-          <w:tcPr/>
-          <w:p>
-            <w:pPr>
-              <w:pStyle w:val="Compact"/>
-            </w:pPr>
-            <w:r>
-              <w:rPr>
-                <w:rFonts w:ascii="Arial" w:hAnsi="Arial"/>
-                <w:sz w:val="17"/>
-              </w:rPr>
-              <w:t xml:space="preserve">01/09/2025 00:02 — 28/02/2026 (1 registro espúrio em 01/03)</w:t>
+              <w:t xml:space="preserve">7</w:t>
+            </w:r>
+          </w:p>
+        </w:tc>
+        <w:tc>
+          <w:tcPr/>
+          <w:p>
+            <w:pPr>
+              <w:pStyle w:val="Compact"/>
+              <w:jc w:val="right"/>
+            </w:pPr>
+            <w:r>
+              <w:rPr>
+                <w:rFonts w:ascii="Arial" w:hAnsi="Arial"/>
+                <w:sz w:val="17"/>
+              </w:rPr>
+              <w:t xml:space="preserve">0</w:t>
+            </w:r>
+          </w:p>
+        </w:tc>
+        <w:tc>
+          <w:tcPr/>
+          <w:p>
+            <w:pPr>
+              <w:pStyle w:val="Compact"/>
+              <w:jc w:val="right"/>
+            </w:pPr>
+            <w:r>
+              <w:rPr>
+                <w:rFonts w:ascii="Arial" w:hAnsi="Arial"/>
+                <w:sz w:val="17"/>
+              </w:rPr>
+              <w:t xml:space="preserve">728</w:t>
+            </w:r>
+          </w:p>
+        </w:tc>
+        <w:tc>
+          <w:tcPr/>
+          <w:p>
+            <w:pPr>
+              <w:pStyle w:val="Compact"/>
+            </w:pPr>
+            <w:r>
+              <w:rPr>
+                <w:rFonts w:ascii="Arial" w:hAnsi="Arial"/>
+                <w:sz w:val="17"/>
+              </w:rPr>
+              <w:t xml:space="preserve">01/09/2025 a 28/02/2026</w:t>
             </w:r>
           </w:p>
         </w:tc>
@@ -1666,7 +1438,7 @@
                 <w:rFonts w:ascii="Arial" w:hAnsi="Arial"/>
                 <w:sz w:val="17"/>
               </w:rPr>
-              <w:t xml:space="preserve">180.479</w:t>
+              <w:t xml:space="preserve">5.152</w:t>
             </w:r>
           </w:p>
         </w:tc>
@@ -1697,7 +1469,7 @@
                 <w:rFonts w:ascii="Arial" w:hAnsi="Arial"/>
                 <w:sz w:val="17"/>
               </w:rPr>
-              <w:t xml:space="preserve">01/09/2025 00:02 — 28/02/2026 23:56</w:t>
+              <w:t xml:space="preserve">01/09/2025 a 28/02/2026</w:t>
             </w:r>
           </w:p>
         </w:tc>
@@ -1708,7 +1480,7 @@
         <w:pStyle w:val="BodyText"/>
       </w:pPr>
       <w:r>
-        <w:t xml:space="preserve">A frequência média é de ~1.640 apontamentos/dia (≈33 ciclos por equipamento-dia) e ~1.786 eventos de telemetria/dia (≈36 por equipamento-dia), estáveis ao longo do semestre com oscilação mensal suave (Figura 2).</w:t>
+        <w:t xml:space="preserve">A frequência média é de 1.641 apontamentos/dia (33 ciclos por equipamento-dia) e 1.787 eventos de telemetria/dia (36 por equipamento-dia), estável ao longo do semestre com oscilação mensal suave (Figura 2).</w:t>
       </w:r>
     </w:p>
     <w:p>
@@ -1716,7 +1488,7 @@
         <w:pStyle w:val="BodyText"/>
       </w:pPr>
       <w:r>
-        <w:t xml:space="preserve">Estatísticas descritivas das variáveis numéricas (antes da limpeza — os extremos já denunciam problemas de qualidade tratados na seção 3.3):</w:t>
+        <w:t xml:space="preserve">Estatísticas descritivas das variáveis numéricas, calculadas antes da limpeza (os extremos já denunciam os problemas de qualidade tratados na seção 2.3):</w:t>
       </w:r>
     </w:p>
     <w:tbl>
@@ -1959,7 +1731,7 @@
                 <w:bCs/>
                 <w:sz w:val="17"/>
               </w:rPr>
-              <w:t xml:space="preserve">−318,8</w:t>
+              <w:t xml:space="preserve">-98,7</w:t>
             </w:r>
           </w:p>
         </w:tc>
@@ -1977,7 +1749,7 @@
                 <w:bCs/>
                 <w:sz w:val="17"/>
               </w:rPr>
-              <w:t xml:space="preserve">2.959,9</w:t>
+              <w:t xml:space="preserve">2.969,7</w:t>
             </w:r>
           </w:p>
         </w:tc>
@@ -2025,7 +1797,7 @@
                 <w:rFonts w:ascii="Arial" w:hAnsi="Arial"/>
                 <w:sz w:val="17"/>
               </w:rPr>
-              <w:t xml:space="preserve">73,0</w:t>
+              <w:t xml:space="preserve">73,1</w:t>
             </w:r>
           </w:p>
         </w:tc>
@@ -2088,7 +1860,7 @@
                 <w:rFonts w:ascii="Arial" w:hAnsi="Arial"/>
                 <w:sz w:val="17"/>
               </w:rPr>
-              <w:t xml:space="preserve">55,41</w:t>
+              <w:t xml:space="preserve">55,39</w:t>
             </w:r>
           </w:p>
         </w:tc>
@@ -2136,7 +1908,7 @@
                 <w:rFonts w:ascii="Arial" w:hAnsi="Arial"/>
                 <w:sz w:val="17"/>
               </w:rPr>
-              <w:t xml:space="preserve">81,7</w:t>
+              <w:t xml:space="preserve">81,8</w:t>
             </w:r>
           </w:p>
         </w:tc>
@@ -2168,7 +1940,7 @@
                 <w:rFonts w:ascii="Arial" w:hAnsi="Arial"/>
                 <w:sz w:val="17"/>
               </w:rPr>
-              <w:t xml:space="preserve">107,1</w:t>
+              <w:t xml:space="preserve">107,3</w:t>
             </w:r>
           </w:p>
         </w:tc>
@@ -2608,39 +2380,7 @@
         <w:pStyle w:val="BodyText"/>
       </w:pPr>
       <w:r>
-        <w:t xml:space="preserve">A duração mínima</w:t>
-      </w:r>
-      <w:r>
-        <w:t xml:space="preserve"> </w:t>
-      </w:r>
-      <w:r>
-        <w:rPr>
-          <w:b/>
-          <w:bCs/>
-        </w:rPr>
-        <w:t xml:space="preserve">negativa</w:t>
-      </w:r>
-      <w:r>
-        <w:t xml:space="preserve"> </w:t>
-      </w:r>
-      <w:r>
-        <w:t xml:space="preserve">(−318 min) e a máxima de</w:t>
-      </w:r>
-      <w:r>
-        <w:t xml:space="preserve"> </w:t>
-      </w:r>
-      <w:r>
-        <w:rPr>
-          <w:b/>
-          <w:bCs/>
-        </w:rPr>
-        <w:t xml:space="preserve">49 h</w:t>
-      </w:r>
-      <w:r>
-        <w:t xml:space="preserve"> </w:t>
-      </w:r>
-      <w:r>
-        <w:t xml:space="preserve">indicam, respectivamente, inversões Inicio/Fim e erros de data no fechamento — ambos tratados com regra explícita.</w:t>
+        <w:t xml:space="preserve">A duração mínima negativa (-98,7 min) e a máxima de 49,5 horas indicam, respectivamente, inversão dos campos Inicio/Fim e erro de data no fechamento do ciclo, ambos tratados com regra explícita.</w:t>
       </w:r>
       <w:r>
         <w:t xml:space="preserve"> </w:t>
@@ -2655,7 +2395,7 @@
         <w:t xml:space="preserve"> </w:t>
       </w:r>
       <w:r>
-        <w:t xml:space="preserve">é nulo em 55% dos eventos (alarmes de estado não carregam leitura de sensor), o que orientou a decisão de não usá-lo como feature central.</w:t>
+        <w:t xml:space="preserve">é nulo em 55,4% dos eventos (alarmes de estado não carregam leitura de sensor), o que motivou a decisão de não usá-lo como variável central.</w:t>
       </w:r>
     </w:p>
     <w:p>
@@ -2668,18 +2408,18 @@
           <wp:inline>
             <wp:extent cx="5334000" cy="2645570"/>
             <wp:effectExtent b="0" l="0" r="0" t="0"/>
-            <wp:docPr descr="Figura 2" title="" id="18" name="Picture"/>
+            <wp:docPr descr="Figura 2" title="" id="17" name="Picture"/>
             <a:graphic>
               <a:graphicData uri="http://schemas.openxmlformats.org/drawingml/2006/picture">
                 <pic:pic>
                   <pic:nvPicPr>
-                    <pic:cNvPr descr="figuras/fig02_volume_temporal.png" id="19" name="Picture"/>
+                    <pic:cNvPr descr="figuras/fig02_volume_temporal.png" id="18" name="Picture"/>
                     <pic:cNvPicPr>
                       <a:picLocks noChangeArrowheads="1" noChangeAspect="1"/>
                     </pic:cNvPicPr>
                   </pic:nvPicPr>
                   <pic:blipFill>
-                    <a:blip r:embed="rId17"/>
+                    <a:blip r:embed="rId16"/>
                     <a:stretch>
                       <a:fillRect/>
                     </a:stretch>
@@ -2723,13 +2463,13 @@
           <w:b/>
           <w:bCs/>
         </w:rPr>
-        <w:t xml:space="preserve">Análise da variável alvo (CM 2.2).</w:t>
-      </w:r>
-      <w:r>
-        <w:t xml:space="preserve"> </w:t>
-      </w:r>
-      <w:r>
-        <w:t xml:space="preserve">Após a rotulagem pelo motor de regras (seção 3.3), o período contém</w:t>
+        <w:t xml:space="preserve">Análise da variável alvo.</w:t>
+      </w:r>
+      <w:r>
+        <w:t xml:space="preserve"> </w:t>
+      </w:r>
+      <w:r>
+        <w:t xml:space="preserve">Após a rotulagem pelo motor de regras (seção 2.3), o período contém</w:t>
       </w:r>
       <w:r>
         <w:t xml:space="preserve"> </w:t>
@@ -2742,10 +2482,7 @@
         <w:t xml:space="preserve">1.409 alertas don’t go</w:t>
       </w:r>
       <w:r>
-        <w:t xml:space="preserve"> </w:t>
-      </w:r>
-      <w:r>
-        <w:t xml:space="preserve">— 7,8/dia na frota, ou 0,16 por equipamento-dia:</w:t>
+        <w:t xml:space="preserve">, ou 7,8 por dia na frota (0,16 por equipamento-dia):</w:t>
       </w:r>
     </w:p>
     <w:tbl>
@@ -3104,7 +2841,7 @@
         <w:pStyle w:val="BodyText"/>
       </w:pPr>
       <w:r>
-        <w:t xml:space="preserve">Os dez equipamentos mais ofensores concentram 31% dos alertas (CM-854 lidera com 56; CM-801 e EX-203 com 45), enquanto a mediana da frota é 26 — a cauda pesada é exatamente o que uma fila de inspeção priorizada explora.</w:t>
+        <w:t xml:space="preserve">Os dez equipamentos mais ofensores concentram 30,8% dos alertas (CM-854 lidera com 56; CM-801 e EX-203 têm 45 cada), enquanto a mediana da frota é 26: essa cauda pesada é exatamente o que uma fila de inspeção priorizada explora.</w:t>
       </w:r>
       <w:r>
         <w:t xml:space="preserve"> </w:t>
@@ -3120,7 +2857,7 @@
         <w:t xml:space="preserve"> </w:t>
       </w:r>
       <w:r>
-        <w:t xml:space="preserve">nos 293.461 pontos de decisão da ABT, a classe positiva (alerta nas próximas 4 h) representa</w:t>
+        <w:t xml:space="preserve">nos 293.465 pontos de decisão da tabela analítica, a classe positiva (alerta nas 4 horas seguintes) representa</w:t>
       </w:r>
       <w:r>
         <w:t xml:space="preserve"> </w:t>
@@ -3130,13 +2867,10 @@
           <w:b/>
           <w:bCs/>
         </w:rPr>
-        <w:t xml:space="preserve">2,36%</w:t>
-      </w:r>
-      <w:r>
-        <w:t xml:space="preserve"> </w:t>
-      </w:r>
-      <w:r>
-        <w:t xml:space="preserve">— desbalanceamento de ~1:41 que orientou a escolha de métricas (AUC-PR, F2) e de pesos de classe nos modelos. A série temporal diária (Figura 4) mostra regime estacionário com surtos (máx. 18 alertas/dia) e leve elevação em janeiro, sem sazonalidade semanal relevante.</w:t>
+        <w:t xml:space="preserve">2,37%</w:t>
+      </w:r>
+      <w:r>
+        <w:t xml:space="preserve">, desbalanceamento de cerca de 1:41 que orientou a escolha de métricas (AUC-PR e F2) e o tratamento de pesos nos modelos. A série temporal diária (Figura 4) mostra regime estacionário com surtos de até 18 alertas/dia, leve elevação em janeiro e nenhuma sazonalidade semanal relevante.</w:t>
       </w:r>
     </w:p>
     <w:p>
@@ -3149,18 +2883,18 @@
           <wp:inline>
             <wp:extent cx="5334000" cy="2087048"/>
             <wp:effectExtent b="0" l="0" r="0" t="0"/>
-            <wp:docPr descr="Figura 3" title="" id="21" name="Picture"/>
+            <wp:docPr descr="Figura 3" title="" id="20" name="Picture"/>
             <a:graphic>
               <a:graphicData uri="http://schemas.openxmlformats.org/drawingml/2006/picture">
                 <pic:pic>
                   <pic:nvPicPr>
-                    <pic:cNvPr descr="figuras/fig03_alertas_tipo_nivel.png" id="22" name="Picture"/>
+                    <pic:cNvPr descr="figuras/fig03_alertas_tipo_nivel.png" id="21" name="Picture"/>
                     <pic:cNvPicPr>
                       <a:picLocks noChangeArrowheads="1" noChangeAspect="1"/>
                     </pic:cNvPicPr>
                   </pic:nvPicPr>
                   <pic:blipFill>
-                    <a:blip r:embed="rId20"/>
+                    <a:blip r:embed="rId19"/>
                     <a:stretch>
                       <a:fillRect/>
                     </a:stretch>
@@ -3205,18 +2939,18 @@
           <wp:inline>
             <wp:extent cx="5334000" cy="1827352"/>
             <wp:effectExtent b="0" l="0" r="0" t="0"/>
-            <wp:docPr descr="Figura 4" title="" id="24" name="Picture"/>
+            <wp:docPr descr="Figura 4" title="" id="23" name="Picture"/>
             <a:graphic>
               <a:graphicData uri="http://schemas.openxmlformats.org/drawingml/2006/picture">
                 <pic:pic>
                   <pic:nvPicPr>
-                    <pic:cNvPr descr="figuras/fig04_serie_alertas.png" id="25" name="Picture"/>
+                    <pic:cNvPr descr="figuras/fig04_serie_alertas.png" id="24" name="Picture"/>
                     <pic:cNvPicPr>
                       <a:picLocks noChangeArrowheads="1" noChangeAspect="1"/>
                     </pic:cNvPicPr>
                   </pic:nvPicPr>
                   <pic:blipFill>
-                    <a:blip r:embed="rId23"/>
+                    <a:blip r:embed="rId22"/>
                     <a:stretch>
                       <a:fillRect/>
                     </a:stretch>
@@ -3260,25 +2994,58 @@
           <w:b/>
           <w:bCs/>
         </w:rPr>
-        <w:t xml:space="preserve">Análise de features (CM 2.3).</w:t>
-      </w:r>
-      <w:r>
-        <w:t xml:space="preserve"> </w:t>
-      </w:r>
-      <w:r>
-        <w:t xml:space="preserve">O heatmap de correlação de Spearman (Figura 5) entre as principais variáveis numéricas e o target mostra: (i) forte colinearidade dentro das famílias de contagem em janelas sobrepostas (</w:t>
+        <w:t xml:space="preserve">Análise de features.</w:t>
+      </w:r>
+      <w:r>
+        <w:t xml:space="preserve"> </w:t>
+      </w:r>
+      <w:r>
+        <w:t xml:space="preserve">O heatmap de correlação de Spearman (Figura 5) mostra três padrões: forte colinearidade dentro das famílias de contagem em janelas sobrepostas (esperada e tolerada, pois os modelos finais são de árvore); correlação mais alta com o alvo nas contagens de alarmes monitorados em janelas curtas (</w:t>
       </w:r>
       <w:r>
         <w:rPr>
           <w:rStyle w:val="VerbatimChar"/>
         </w:rPr>
+        <w:t xml:space="preserve">n_dg_12h</w:t>
+      </w:r>
+      <w:r>
+        <w:t xml:space="preserve">,</w:t>
+      </w:r>
+      <w:r>
+        <w:t xml:space="preserve"> </w:t>
+      </w:r>
+      <w:r>
+        <w:rPr>
+          <w:rStyle w:val="VerbatimChar"/>
+        </w:rPr>
+        <w:t xml:space="preserve">n_dg_24h</w:t>
+      </w:r>
+      <w:r>
+        <w:t xml:space="preserve">,</w:t>
+      </w:r>
+      <w:r>
+        <w:t xml:space="preserve"> </w:t>
+      </w:r>
+      <w:r>
+        <w:rPr>
+          <w:rStyle w:val="VerbatimChar"/>
+        </w:rPr>
+        <w:t xml:space="preserve">quase_gatilhos_12h</w:t>
+      </w:r>
+      <w:r>
+        <w:t xml:space="preserve">,</w:t>
+      </w:r>
+      <w:r>
+        <w:t xml:space="preserve"> </w:t>
+      </w:r>
+      <w:r>
+        <w:rPr>
+          <w:rStyle w:val="VerbatimChar"/>
+        </w:rPr>
         <w:t xml:space="preserve">n_crit2_12h</w:t>
       </w:r>
       <w:r>
-        <w:t xml:space="preserve"> </w:t>
-      </w:r>
-      <w:r>
-        <w:t xml:space="preserve">×</w:t>
+        <w:t xml:space="preserve">); e correlação negativa de</w:t>
       </w:r>
       <w:r>
         <w:t xml:space="preserve"> </w:t>
@@ -3287,79 +3054,13 @@
         <w:rPr>
           <w:rStyle w:val="VerbatimChar"/>
         </w:rPr>
-        <w:t xml:space="preserve">n_crit2_24h</w:t>
-      </w:r>
-      <w:r>
-        <w:t xml:space="preserve">: ρ ≈ 0,8 — esperado e tolerado, pois os modelos finais são de árvore); (ii) as correlações mais altas com</w:t>
-      </w:r>
-      <w:r>
-        <w:t xml:space="preserve"> </w:t>
-      </w:r>
-      <w:r>
-        <w:rPr>
-          <w:rStyle w:val="VerbatimChar"/>
-        </w:rPr>
-        <w:t xml:space="preserve">y</w:t>
-      </w:r>
-      <w:r>
-        <w:t xml:space="preserve"> </w:t>
-      </w:r>
-      <w:r>
-        <w:t xml:space="preserve">vêm de</w:t>
-      </w:r>
-      <w:r>
-        <w:t xml:space="preserve"> </w:t>
-      </w:r>
-      <w:r>
-        <w:rPr>
-          <w:rStyle w:val="VerbatimChar"/>
-        </w:rPr>
-        <w:t xml:space="preserve">n_dg_12h/24h</w:t>
-      </w:r>
-      <w:r>
-        <w:t xml:space="preserve">,</w:t>
-      </w:r>
-      <w:r>
-        <w:t xml:space="preserve"> </w:t>
-      </w:r>
-      <w:r>
-        <w:rPr>
-          <w:rStyle w:val="VerbatimChar"/>
-        </w:rPr>
-        <w:t xml:space="preserve">quase_gatilhos_12h</w:t>
-      </w:r>
-      <w:r>
-        <w:t xml:space="preserve"> </w:t>
-      </w:r>
-      <w:r>
-        <w:t xml:space="preserve">e</w:t>
-      </w:r>
-      <w:r>
-        <w:t xml:space="preserve"> </w:t>
-      </w:r>
-      <w:r>
-        <w:rPr>
-          <w:rStyle w:val="VerbatimChar"/>
-        </w:rPr>
-        <w:t xml:space="preserve">n_crit2_12h</w:t>
-      </w:r>
-      <w:r>
-        <w:t xml:space="preserve">; (iii)</w:t>
-      </w:r>
-      <w:r>
-        <w:t xml:space="preserve"> </w:t>
-      </w:r>
-      <w:r>
-        <w:rPr>
-          <w:rStyle w:val="VerbatimChar"/>
-        </w:rPr>
         <w:t xml:space="preserve">h_desde_alerta_dg</w:t>
       </w:r>
       <w:r>
         <w:t xml:space="preserve"> </w:t>
       </w:r>
       <w:r>
-        <w:t xml:space="preserve">correlaciona negativamente (alerta recente → maior risco de recorrência).</w:t>
+        <w:t xml:space="preserve">(alerta recente aumenta o risco de recorrência). Distribuição por categoria: a taxa de don’t go por 1.000 horas operadas varia 2,9 vezes entre frotas, de 12,77 na 789-C 3S (frota mais antiga) a 4,39 na LeTourneau L 1850, passando por 11,91 na 930-E, 10,75 na 793-D, 9,13 na PC5500 e 8,47 na 793-F (mais nova). Padrões temporais: a taxa do alvo sobe de cerca de 1,9% na madrugada para 3,1% no fim da manhã, com pico entre 10h e 14h (Figura 6), consistente com a física dos subsistemas térmicos sob temperatura ambiente máxima; entre turnos, A (2,47%) supera B (2,33%) e C (2,30%).</w:t>
       </w:r>
     </w:p>
     <w:p>
@@ -3367,7 +3068,7 @@
         <w:pStyle w:val="BodyText"/>
       </w:pPr>
       <w:r>
-        <w:t xml:space="preserve">Distribuição por categoria: a taxa de don’t go por 1.000 h operadas varia</w:t>
+        <w:t xml:space="preserve">Hipóteses registradas na EDA:</w:t>
       </w:r>
       <w:r>
         <w:t xml:space="preserve"> </w:t>
@@ -3377,21 +3078,10 @@
           <w:b/>
           <w:bCs/>
         </w:rPr>
-        <w:t xml:space="preserve">2,9×</w:t>
-      </w:r>
-      <w:r>
-        <w:t xml:space="preserve"> </w:t>
-      </w:r>
-      <w:r>
-        <w:t xml:space="preserve">entre frotas — 789-C 3S (frota mais antiga) com 12,78, 930-E 4SE com 11,90, 793-D 5S com 10,75, 793-F 6S (mais nova) com 8,47, PC5500-6 com 9,13 e LeTourneau L 1850 com 4,39. Padrões temporais: a taxa do target sobe de ~1,9% (madrugada) para ~3,1% no fim da manhã, com pico entre 10 h e 14 h (Figura 6) — consistente com a física dos subsistemas térmicos (arrefecimento, freios, pneus) sob temperatura ambiente máxima; entre turnos, A (2,46%) &gt; B (2,33%) &gt; C (2,30%); entre dias da semana a variação é pequena.</w:t>
-      </w:r>
-    </w:p>
-    <w:p>
-      <w:pPr>
-        <w:pStyle w:val="BodyText"/>
-      </w:pPr>
-      <w:r>
-        <w:t xml:space="preserve">Hipóteses registradas na EDA:</w:t>
+        <w:t xml:space="preserve">H1</w:t>
+      </w:r>
+      <w:r>
+        <w:t xml:space="preserve">, calor da tarde eleva alertas térmicos (confirmada, Figura 6);</w:t>
       </w:r>
       <w:r>
         <w:t xml:space="preserve"> </w:t>
@@ -3401,13 +3091,10 @@
           <w:b/>
           <w:bCs/>
         </w:rPr>
-        <w:t xml:space="preserve">H1</w:t>
-      </w:r>
-      <w:r>
-        <w:t xml:space="preserve"> </w:t>
-      </w:r>
-      <w:r>
-        <w:t xml:space="preserve">— calor da tarde eleva alertas térmicos (confirmada, Figura 6);</w:t>
+        <w:t xml:space="preserve">H2</w:t>
+      </w:r>
+      <w:r>
+        <w:t xml:space="preserve">, o estilo do operador influencia a taxa de alertas no mesmo equipamento (confirmada: entre 132 operadores com pelo menos 800 decisões, a taxa varia de 0,54% a 5,45%, 10 vezes; seção 3.9);</w:t>
       </w:r>
       <w:r>
         <w:t xml:space="preserve"> </w:t>
@@ -3417,13 +3104,10 @@
           <w:b/>
           <w:bCs/>
         </w:rPr>
-        <w:t xml:space="preserve">H2</w:t>
-      </w:r>
-      <w:r>
-        <w:t xml:space="preserve"> </w:t>
-      </w:r>
-      <w:r>
-        <w:t xml:space="preserve">— operadores agressivos elevam a taxa no mesmo equipamento (confirmada: entre 133 operadores com ≥800 decisões, a taxa varia de 0,42% a 5,36% — 13×; ver 4.6);</w:t>
+        <w:t xml:space="preserve">H3</w:t>
+      </w:r>
+      <w:r>
+        <w:t xml:space="preserve">, frota mais antiga falha mais (confirmada: 789-C com 12,77 contra 8,47 da 793-F);</w:t>
       </w:r>
       <w:r>
         <w:t xml:space="preserve"> </w:t>
@@ -3433,13 +3117,10 @@
           <w:b/>
           <w:bCs/>
         </w:rPr>
-        <w:t xml:space="preserve">H3</w:t>
-      </w:r>
-      <w:r>
-        <w:t xml:space="preserve"> </w:t>
-      </w:r>
-      <w:r>
-        <w:t xml:space="preserve">— frota mais antiga (789-C) falha mais (confirmada, 12,78 vs 8,47/1.000 h da 793-F);</w:t>
+        <w:t xml:space="preserve">H4</w:t>
+      </w:r>
+      <w:r>
+        <w:t xml:space="preserve">, o risco cai logo após manutenção (confirmada via SHAP na seção 3.4);</w:t>
       </w:r>
       <w:r>
         <w:t xml:space="preserve"> </w:t>
@@ -3449,44 +3130,10 @@
           <w:b/>
           <w:bCs/>
         </w:rPr>
-        <w:t xml:space="preserve">H4</w:t>
-      </w:r>
-      <w:r>
-        <w:t xml:space="preserve"> </w:t>
-      </w:r>
-      <w:r>
-        <w:t xml:space="preserve">— risco cai logo após manutenção (confirmada via SHAP: valores baixos de</w:t>
-      </w:r>
-      <w:r>
-        <w:t xml:space="preserve"> </w:t>
-      </w:r>
-      <w:r>
-        <w:rPr>
-          <w:rStyle w:val="VerbatimChar"/>
-        </w:rPr>
-        <w:t xml:space="preserve">h_desde_manut_corretiva</w:t>
-      </w:r>
-      <w:r>
-        <w:t xml:space="preserve"> </w:t>
-      </w:r>
-      <w:r>
-        <w:t xml:space="preserve">empurram o score para baixo);</w:t>
-      </w:r>
-      <w:r>
-        <w:t xml:space="preserve"> </w:t>
-      </w:r>
-      <w:r>
-        <w:rPr>
-          <w:b/>
-          <w:bCs/>
-        </w:rPr>
         <w:t xml:space="preserve">H5</w:t>
       </w:r>
       <w:r>
-        <w:t xml:space="preserve"> </w:t>
-      </w:r>
-      <w:r>
-        <w:t xml:space="preserve">— fim de mês concentra alertas por pressão de produção (não confirmada — variação &lt; 8% entre quinzenas).</w:t>
+        <w:t xml:space="preserve">, fim de mês concentra alertas por pressão de produção (não confirmada: variação inferior a 8% entre quinzenas).</w:t>
       </w:r>
     </w:p>
     <w:p>
@@ -3499,18 +3146,18 @@
           <wp:inline>
             <wp:extent cx="5334000" cy="4490792"/>
             <wp:effectExtent b="0" l="0" r="0" t="0"/>
-            <wp:docPr descr="Figura 5" title="" id="27" name="Picture"/>
+            <wp:docPr descr="Figura 5" title="" id="26" name="Picture"/>
             <a:graphic>
               <a:graphicData uri="http://schemas.openxmlformats.org/drawingml/2006/picture">
                 <pic:pic>
                   <pic:nvPicPr>
-                    <pic:cNvPr descr="figuras/fig05_heatmap_correlacao.png" id="28" name="Picture"/>
+                    <pic:cNvPr descr="figuras/fig05_heatmap_correlacao.png" id="27" name="Picture"/>
                     <pic:cNvPicPr>
                       <a:picLocks noChangeArrowheads="1" noChangeAspect="1"/>
                     </pic:cNvPicPr>
                   </pic:nvPicPr>
                   <pic:blipFill>
-                    <a:blip r:embed="rId26"/>
+                    <a:blip r:embed="rId25"/>
                     <a:stretch>
                       <a:fillRect/>
                     </a:stretch>
@@ -3555,18 +3202,18 @@
           <wp:inline>
             <wp:extent cx="5334000" cy="2109085"/>
             <wp:effectExtent b="0" l="0" r="0" t="0"/>
-            <wp:docPr descr="Figura 6" title="" id="30" name="Picture"/>
+            <wp:docPr descr="Figura 6" title="" id="29" name="Picture"/>
             <a:graphic>
               <a:graphicData uri="http://schemas.openxmlformats.org/drawingml/2006/picture">
                 <pic:pic>
                   <pic:nvPicPr>
-                    <pic:cNvPr descr="figuras/fig06_taxa_hora_dia.png" id="31" name="Picture"/>
+                    <pic:cNvPr descr="figuras/fig06_taxa_hora_dia.png" id="30" name="Picture"/>
                     <pic:cNvPicPr>
                       <a:picLocks noChangeArrowheads="1" noChangeAspect="1"/>
                     </pic:cNvPicPr>
                   </pic:nvPicPr>
                   <pic:blipFill>
-                    <a:blip r:embed="rId29"/>
+                    <a:blip r:embed="rId28"/>
                     <a:stretch>
                       <a:fillRect/>
                     </a:stretch>
@@ -3601,14 +3248,14 @@
         <w:t xml:space="preserve">Figura 6</w:t>
       </w:r>
     </w:p>
-    <w:bookmarkEnd w:id="32"/>
-    <w:bookmarkStart w:id="36" w:name="preparação-dos-dados-cm-3.1-3.2-3.3"/>
+    <w:bookmarkEnd w:id="31"/>
+    <w:bookmarkStart w:id="35" w:name="X5c226501ba6155b6edcc86b50a7dfdfb5b9af2b"/>
     <w:p>
       <w:pPr>
         <w:pStyle w:val="Heading2"/>
       </w:pPr>
       <w:r>
-        <w:t xml:space="preserve">3.3 Preparação dos dados (CM 3.1, 3.2, 3.3)</w:t>
+        <w:t xml:space="preserve">2.3 Preparação dos dados (Tópicos Sugeridos 3.1, 3.2 e 3.3)</w:t>
       </w:r>
     </w:p>
     <w:p>
@@ -3620,13 +3267,13 @@
           <w:b/>
           <w:bCs/>
         </w:rPr>
-        <w:t xml:space="preserve">Limpeza e tratamento (CM 3.1).</w:t>
-      </w:r>
-      <w:r>
-        <w:t xml:space="preserve"> </w:t>
-      </w:r>
-      <w:r>
-        <w:t xml:space="preserve">Toda alteração foi registrada com ANTES/DEPOIS e justificativa (arquivo</w:t>
+        <w:t xml:space="preserve">Limpeza e tratamento.</w:t>
+      </w:r>
+      <w:r>
+        <w:t xml:space="preserve"> </w:t>
+      </w:r>
+      <w:r>
+        <w:t xml:space="preserve">Toda alteração foi registrada com quantidade, tratamento e justificativa (arquivo</w:t>
       </w:r>
       <w:r>
         <w:t xml:space="preserve"> </w:t>
@@ -3779,7 +3426,7 @@
                 <w:rFonts w:ascii="Arial" w:hAnsi="Arial"/>
                 <w:sz w:val="17"/>
               </w:rPr>
-              <w:t xml:space="preserve">734</w:t>
+              <w:t xml:space="preserve">728</w:t>
             </w:r>
           </w:p>
         </w:tc>
@@ -3857,7 +3504,7 @@
                 <w:rFonts w:ascii="Arial" w:hAnsi="Arial"/>
                 <w:sz w:val="17"/>
               </w:rPr>
-              <w:t xml:space="preserve">442</w:t>
+              <w:t xml:space="preserve">439</w:t>
             </w:r>
           </w:p>
         </w:tc>
@@ -3887,7 +3534,7 @@
                 <w:rFonts w:ascii="Arial" w:hAnsi="Arial"/>
                 <w:sz w:val="17"/>
               </w:rPr>
-              <w:t xml:space="preserve">Padrão consistente com inversão de colunas na origem; duração resultante volta à distribuição normal da classe</w:t>
+              <w:t xml:space="preserve">Padrão consistente com inversão de colunas na origem; a duração resultante volta à distribuição normal da classe</w:t>
             </w:r>
           </w:p>
         </w:tc>
@@ -3997,7 +3644,7 @@
                 <w:rFonts w:ascii="Arial" w:hAnsi="Arial"/>
                 <w:sz w:val="17"/>
               </w:rPr>
-              <w:t xml:space="preserve">Duração &gt; 24 h (erro de data no fechamento)</w:t>
+              <w:t xml:space="preserve">Duração acima de 24 h (erro de data)</w:t>
             </w:r>
           </w:p>
         </w:tc>
@@ -4043,7 +3690,7 @@
                 <w:rFonts w:ascii="Arial" w:hAnsi="Arial"/>
                 <w:sz w:val="17"/>
               </w:rPr>
-              <w:t xml:space="preserve">Acima do turno máximo; corrigir seria especulativo; volume &lt; 0,1%</w:t>
+              <w:t xml:space="preserve">Acima do turno máximo; corrigir seria especulativo; volume inferior a 0,1%</w:t>
             </w:r>
           </w:p>
         </w:tc>
@@ -4091,7 +3738,7 @@
                 <w:rFonts w:ascii="Arial" w:hAnsi="Arial"/>
                 <w:sz w:val="17"/>
               </w:rPr>
-              <w:t xml:space="preserve">3</w:t>
+              <w:t xml:space="preserve">1</w:t>
             </w:r>
           </w:p>
         </w:tc>
@@ -4138,82 +3785,68 @@
                 <w:rFonts w:ascii="Arial" w:hAnsi="Arial"/>
                 <w:sz w:val="17"/>
               </w:rPr>
-              <w:t xml:space="preserve">Apontamentos / Operador</w:t>
-            </w:r>
-          </w:p>
-        </w:tc>
-        <w:tc>
-          <w:tcPr/>
-          <w:p>
-            <w:pPr>
-              <w:pStyle w:val="Compact"/>
-            </w:pPr>
-            <w:r>
-              <w:rPr>
-                <w:rFonts w:ascii="Arial" w:hAnsi="Arial"/>
-                <w:sz w:val="17"/>
-              </w:rPr>
-              <w:t xml:space="preserve">Operador não informado</w:t>
-            </w:r>
-          </w:p>
-        </w:tc>
-        <w:tc>
-          <w:tcPr/>
-          <w:p>
-            <w:pPr>
-              <w:pStyle w:val="Compact"/>
-              <w:jc w:val="right"/>
-            </w:pPr>
-            <w:r>
-              <w:rPr>
-                <w:rFonts w:ascii="Arial" w:hAnsi="Arial"/>
-                <w:sz w:val="17"/>
-              </w:rPr>
-              <w:t xml:space="preserve">2.652</w:t>
-            </w:r>
-          </w:p>
-        </w:tc>
-        <w:tc>
-          <w:tcPr/>
-          <w:p>
-            <w:pPr>
-              <w:pStyle w:val="Compact"/>
-            </w:pPr>
-            <w:r>
-              <w:rPr>
-                <w:rFonts w:ascii="Arial" w:hAnsi="Arial"/>
-                <w:sz w:val="17"/>
-              </w:rPr>
-              <w:t xml:space="preserve">Categoria</w:t>
-            </w:r>
-            <w:r>
-              <w:rPr>
-                <w:rFonts w:ascii="Arial" w:hAnsi="Arial"/>
-                <w:sz w:val="17"/>
-              </w:rPr>
-              <w:t xml:space="preserve"> </w:t>
-            </w:r>
-            <w:r>
-              <w:rPr>
-                <w:rFonts w:ascii="Arial" w:hAnsi="Arial"/>
-                <w:sz w:val="17"/>
-              </w:rPr>
-              <w:t xml:space="preserve">“OP_DESCONHECIDO”</w:t>
-            </w:r>
-          </w:p>
-        </w:tc>
-        <w:tc>
-          <w:tcPr/>
-          <w:p>
-            <w:pPr>
-              <w:pStyle w:val="Compact"/>
-            </w:pPr>
-            <w:r>
-              <w:rPr>
-                <w:rFonts w:ascii="Arial" w:hAnsi="Arial"/>
-                <w:sz w:val="17"/>
-              </w:rPr>
-              <w:t xml:space="preserve">Excluir descartaria horas operadas válidas</w:t>
+              <w:t xml:space="preserve">Telemetria / todas</w:t>
+            </w:r>
+          </w:p>
+        </w:tc>
+        <w:tc>
+          <w:tcPr/>
+          <w:p>
+            <w:pPr>
+              <w:pStyle w:val="Compact"/>
+            </w:pPr>
+            <w:r>
+              <w:rPr>
+                <w:rFonts w:ascii="Arial" w:hAnsi="Arial"/>
+                <w:sz w:val="17"/>
+              </w:rPr>
+              <w:t xml:space="preserve">Evento duplicado (reprocessamento do coletor)</w:t>
+            </w:r>
+          </w:p>
+        </w:tc>
+        <w:tc>
+          <w:tcPr/>
+          <w:p>
+            <w:pPr>
+              <w:pStyle w:val="Compact"/>
+              <w:jc w:val="right"/>
+            </w:pPr>
+            <w:r>
+              <w:rPr>
+                <w:rFonts w:ascii="Arial" w:hAnsi="Arial"/>
+                <w:sz w:val="17"/>
+              </w:rPr>
+              <w:t xml:space="preserve">967</w:t>
+            </w:r>
+          </w:p>
+        </w:tc>
+        <w:tc>
+          <w:tcPr/>
+          <w:p>
+            <w:pPr>
+              <w:pStyle w:val="Compact"/>
+            </w:pPr>
+            <w:r>
+              <w:rPr>
+                <w:rFonts w:ascii="Arial" w:hAnsi="Arial"/>
+                <w:sz w:val="17"/>
+              </w:rPr>
+              <w:t xml:space="preserve">Remoção</w:t>
+            </w:r>
+          </w:p>
+        </w:tc>
+        <w:tc>
+          <w:tcPr/>
+          <w:p>
+            <w:pPr>
+              <w:pStyle w:val="Compact"/>
+            </w:pPr>
+            <w:r>
+              <w:rPr>
+                <w:rFonts w:ascii="Arial" w:hAnsi="Arial"/>
+                <w:sz w:val="17"/>
+              </w:rPr>
+              <w:t xml:space="preserve">Contagem dupla distorceria as regras de QUANTIDADE do catálogo</w:t>
             </w:r>
           </w:p>
         </w:tc>
@@ -4230,68 +3863,82 @@
                 <w:rFonts w:ascii="Arial" w:hAnsi="Arial"/>
                 <w:sz w:val="17"/>
               </w:rPr>
-              <w:t xml:space="preserve">Telemetria / todas</w:t>
-            </w:r>
-          </w:p>
-        </w:tc>
-        <w:tc>
-          <w:tcPr/>
-          <w:p>
-            <w:pPr>
-              <w:pStyle w:val="Compact"/>
-            </w:pPr>
-            <w:r>
-              <w:rPr>
-                <w:rFonts w:ascii="Arial" w:hAnsi="Arial"/>
-                <w:sz w:val="17"/>
-              </w:rPr>
-              <w:t xml:space="preserve">Evento duplicado (reprocessamento do coletor)</w:t>
-            </w:r>
-          </w:p>
-        </w:tc>
-        <w:tc>
-          <w:tcPr/>
-          <w:p>
-            <w:pPr>
-              <w:pStyle w:val="Compact"/>
-              <w:jc w:val="right"/>
-            </w:pPr>
-            <w:r>
-              <w:rPr>
-                <w:rFonts w:ascii="Arial" w:hAnsi="Arial"/>
-                <w:sz w:val="17"/>
-              </w:rPr>
-              <w:t xml:space="preserve">967</w:t>
-            </w:r>
-          </w:p>
-        </w:tc>
-        <w:tc>
-          <w:tcPr/>
-          <w:p>
-            <w:pPr>
-              <w:pStyle w:val="Compact"/>
-            </w:pPr>
-            <w:r>
-              <w:rPr>
-                <w:rFonts w:ascii="Arial" w:hAnsi="Arial"/>
-                <w:sz w:val="17"/>
-              </w:rPr>
-              <w:t xml:space="preserve">Remoção</w:t>
-            </w:r>
-          </w:p>
-        </w:tc>
-        <w:tc>
-          <w:tcPr/>
-          <w:p>
-            <w:pPr>
-              <w:pStyle w:val="Compact"/>
-            </w:pPr>
-            <w:r>
-              <w:rPr>
-                <w:rFonts w:ascii="Arial" w:hAnsi="Arial"/>
-                <w:sz w:val="17"/>
-              </w:rPr>
-              <w:t xml:space="preserve">Contagem dupla distorceria as regras de QTD do catálogo</w:t>
+              <w:t xml:space="preserve">Telemetria / Valor</w:t>
+            </w:r>
+          </w:p>
+        </w:tc>
+        <w:tc>
+          <w:tcPr/>
+          <w:p>
+            <w:pPr>
+              <w:pStyle w:val="Compact"/>
+            </w:pPr>
+            <w:r>
+              <w:rPr>
+                <w:rFonts w:ascii="Arial" w:hAnsi="Arial"/>
+                <w:sz w:val="17"/>
+              </w:rPr>
+              <w:t xml:space="preserve">Ausente ou não numérico (</w:t>
+            </w:r>
+            <w:r>
+              <w:rPr>
+                <w:rFonts w:ascii="Arial" w:hAnsi="Arial"/>
+                <w:sz w:val="17"/>
+              </w:rPr>
+              <w:t xml:space="preserve">“N/A”</w:t>
+            </w:r>
+            <w:r>
+              <w:rPr>
+                <w:rFonts w:ascii="Arial" w:hAnsi="Arial"/>
+                <w:sz w:val="17"/>
+              </w:rPr>
+              <w:t xml:space="preserve">)</w:t>
+            </w:r>
+          </w:p>
+        </w:tc>
+        <w:tc>
+          <w:tcPr/>
+          <w:p>
+            <w:pPr>
+              <w:pStyle w:val="Compact"/>
+              <w:jc w:val="right"/>
+            </w:pPr>
+            <w:r>
+              <w:rPr>
+                <w:rFonts w:ascii="Arial" w:hAnsi="Arial"/>
+                <w:sz w:val="17"/>
+              </w:rPr>
+              <w:t xml:space="preserve">178.570</w:t>
+            </w:r>
+          </w:p>
+        </w:tc>
+        <w:tc>
+          <w:tcPr/>
+          <w:p>
+            <w:pPr>
+              <w:pStyle w:val="Compact"/>
+            </w:pPr>
+            <w:r>
+              <w:rPr>
+                <w:rFonts w:ascii="Arial" w:hAnsi="Arial"/>
+                <w:sz w:val="17"/>
+              </w:rPr>
+              <w:t xml:space="preserve">Coerção para NaN, linha mantida</w:t>
+            </w:r>
+          </w:p>
+        </w:tc>
+        <w:tc>
+          <w:tcPr/>
+          <w:p>
+            <w:pPr>
+              <w:pStyle w:val="Compact"/>
+            </w:pPr>
+            <w:r>
+              <w:rPr>
+                <w:rFonts w:ascii="Arial" w:hAnsi="Arial"/>
+                <w:sz w:val="17"/>
+              </w:rPr>
+              <w:t xml:space="preserve">O disparo das regras depende do evento e do nível, não do Valor; imputar leitura inexistente criaria informação falsa</w:t>
             </w:r>
           </w:p>
         </w:tc>
@@ -4308,82 +3955,82 @@
                 <w:rFonts w:ascii="Arial" w:hAnsi="Arial"/>
                 <w:sz w:val="17"/>
               </w:rPr>
-              <w:t xml:space="preserve">Telemetria / Valor</w:t>
-            </w:r>
-          </w:p>
-        </w:tc>
-        <w:tc>
-          <w:tcPr/>
-          <w:p>
-            <w:pPr>
-              <w:pStyle w:val="Compact"/>
-            </w:pPr>
-            <w:r>
-              <w:rPr>
-                <w:rFonts w:ascii="Arial" w:hAnsi="Arial"/>
-                <w:sz w:val="17"/>
-              </w:rPr>
-              <w:t xml:space="preserve">Ausente ou não numérico (</w:t>
-            </w:r>
-            <w:r>
-              <w:rPr>
-                <w:rFonts w:ascii="Arial" w:hAnsi="Arial"/>
-                <w:sz w:val="17"/>
-              </w:rPr>
-              <w:t xml:space="preserve">“N/A”</w:t>
-            </w:r>
-            <w:r>
-              <w:rPr>
-                <w:rFonts w:ascii="Arial" w:hAnsi="Arial"/>
-                <w:sz w:val="17"/>
-              </w:rPr>
-              <w:t xml:space="preserve">)</w:t>
-            </w:r>
-          </w:p>
-        </w:tc>
-        <w:tc>
-          <w:tcPr/>
-          <w:p>
-            <w:pPr>
-              <w:pStyle w:val="Compact"/>
-              <w:jc w:val="right"/>
-            </w:pPr>
-            <w:r>
-              <w:rPr>
-                <w:rFonts w:ascii="Arial" w:hAnsi="Arial"/>
-                <w:sz w:val="17"/>
-              </w:rPr>
-              <w:t xml:space="preserve">178.635</w:t>
-            </w:r>
-          </w:p>
-        </w:tc>
-        <w:tc>
-          <w:tcPr/>
-          <w:p>
-            <w:pPr>
-              <w:pStyle w:val="Compact"/>
-            </w:pPr>
-            <w:r>
-              <w:rPr>
-                <w:rFonts w:ascii="Arial" w:hAnsi="Arial"/>
-                <w:sz w:val="17"/>
-              </w:rPr>
-              <w:t xml:space="preserve">Coerção para NaN, linha mantida</w:t>
-            </w:r>
-          </w:p>
-        </w:tc>
-        <w:tc>
-          <w:tcPr/>
-          <w:p>
-            <w:pPr>
-              <w:pStyle w:val="Compact"/>
-            </w:pPr>
-            <w:r>
-              <w:rPr>
-                <w:rFonts w:ascii="Arial" w:hAnsi="Arial"/>
-                <w:sz w:val="17"/>
-              </w:rPr>
-              <w:t xml:space="preserve">O disparo das regras depende do evento e do nível, não do Valor; imputar leitura inexistente criaria informação falsa</w:t>
+              <w:t xml:space="preserve">Telemetria / Operador</w:t>
+            </w:r>
+          </w:p>
+        </w:tc>
+        <w:tc>
+          <w:tcPr/>
+          <w:p>
+            <w:pPr>
+              <w:pStyle w:val="Compact"/>
+            </w:pPr>
+            <w:r>
+              <w:rPr>
+                <w:rFonts w:ascii="Arial" w:hAnsi="Arial"/>
+                <w:sz w:val="17"/>
+              </w:rPr>
+              <w:t xml:space="preserve">Operador não informado</w:t>
+            </w:r>
+          </w:p>
+        </w:tc>
+        <w:tc>
+          <w:tcPr/>
+          <w:p>
+            <w:pPr>
+              <w:pStyle w:val="Compact"/>
+              <w:jc w:val="right"/>
+            </w:pPr>
+            <w:r>
+              <w:rPr>
+                <w:rFonts w:ascii="Arial" w:hAnsi="Arial"/>
+                <w:sz w:val="17"/>
+              </w:rPr>
+              <w:t xml:space="preserve">644</w:t>
+            </w:r>
+          </w:p>
+        </w:tc>
+        <w:tc>
+          <w:tcPr/>
+          <w:p>
+            <w:pPr>
+              <w:pStyle w:val="Compact"/>
+            </w:pPr>
+            <w:r>
+              <w:rPr>
+                <w:rFonts w:ascii="Arial" w:hAnsi="Arial"/>
+                <w:sz w:val="17"/>
+              </w:rPr>
+              <w:t xml:space="preserve">Categoria</w:t>
+            </w:r>
+            <w:r>
+              <w:rPr>
+                <w:rFonts w:ascii="Arial" w:hAnsi="Arial"/>
+                <w:sz w:val="17"/>
+              </w:rPr>
+              <w:t xml:space="preserve"> </w:t>
+            </w:r>
+            <w:r>
+              <w:rPr>
+                <w:rFonts w:ascii="Arial" w:hAnsi="Arial"/>
+                <w:sz w:val="17"/>
+              </w:rPr>
+              <w:t xml:space="preserve">“OP_DESCONHECIDO”</w:t>
+            </w:r>
+          </w:p>
+        </w:tc>
+        <w:tc>
+          <w:tcPr/>
+          <w:p>
+            <w:pPr>
+              <w:pStyle w:val="Compact"/>
+            </w:pPr>
+            <w:r>
+              <w:rPr>
+                <w:rFonts w:ascii="Arial" w:hAnsi="Arial"/>
+                <w:sz w:val="17"/>
+              </w:rPr>
+              <w:t xml:space="preserve">Excluir descartaria eventos válidos; a ausência vira categoria própria</w:t>
             </w:r>
           </w:p>
         </w:tc>
@@ -4400,98 +4047,6 @@
                 <w:rFonts w:ascii="Arial" w:hAnsi="Arial"/>
                 <w:sz w:val="17"/>
               </w:rPr>
-              <w:t xml:space="preserve">Telemetria / Operador</w:t>
-            </w:r>
-          </w:p>
-        </w:tc>
-        <w:tc>
-          <w:tcPr/>
-          <w:p>
-            <w:pPr>
-              <w:pStyle w:val="Compact"/>
-            </w:pPr>
-            <w:r>
-              <w:rPr>
-                <w:rFonts w:ascii="Arial" w:hAnsi="Arial"/>
-                <w:sz w:val="17"/>
-              </w:rPr>
-              <w:t xml:space="preserve">Operador não informado</w:t>
-            </w:r>
-          </w:p>
-        </w:tc>
-        <w:tc>
-          <w:tcPr/>
-          <w:p>
-            <w:pPr>
-              <w:pStyle w:val="Compact"/>
-              <w:jc w:val="right"/>
-            </w:pPr>
-            <w:r>
-              <w:rPr>
-                <w:rFonts w:ascii="Arial" w:hAnsi="Arial"/>
-                <w:sz w:val="17"/>
-              </w:rPr>
-              <w:t xml:space="preserve">644</w:t>
-            </w:r>
-          </w:p>
-        </w:tc>
-        <w:tc>
-          <w:tcPr/>
-          <w:p>
-            <w:pPr>
-              <w:pStyle w:val="Compact"/>
-            </w:pPr>
-            <w:r>
-              <w:rPr>
-                <w:rFonts w:ascii="Arial" w:hAnsi="Arial"/>
-                <w:sz w:val="17"/>
-              </w:rPr>
-              <w:t xml:space="preserve">Categoria</w:t>
-            </w:r>
-            <w:r>
-              <w:rPr>
-                <w:rFonts w:ascii="Arial" w:hAnsi="Arial"/>
-                <w:sz w:val="17"/>
-              </w:rPr>
-              <w:t xml:space="preserve"> </w:t>
-            </w:r>
-            <w:r>
-              <w:rPr>
-                <w:rFonts w:ascii="Arial" w:hAnsi="Arial"/>
-                <w:sz w:val="17"/>
-              </w:rPr>
-              <w:t xml:space="preserve">“OP_DESCONHECIDO”</w:t>
-            </w:r>
-          </w:p>
-        </w:tc>
-        <w:tc>
-          <w:tcPr/>
-          <w:p>
-            <w:pPr>
-              <w:pStyle w:val="Compact"/>
-            </w:pPr>
-            <w:r>
-              <w:rPr>
-                <w:rFonts w:ascii="Arial" w:hAnsi="Arial"/>
-                <w:sz w:val="17"/>
-              </w:rPr>
-              <w:t xml:space="preserve">Mesmo critério</w:t>
-            </w:r>
-          </w:p>
-        </w:tc>
-      </w:tr>
-      <w:tr>
-        <w:tc>
-          <w:tcPr/>
-          <w:p>
-            <w:pPr>
-              <w:pStyle w:val="Compact"/>
-            </w:pPr>
-            <w:r>
-              <w:rPr>
-                <w:rFonts w:ascii="Arial" w:hAnsi="Arial"/>
-                <w:sz w:val="17"/>
-              </w:rPr>
               <w:t xml:space="preserve">Catálogo CMA / NIVEL</w:t>
             </w:r>
           </w:p>
@@ -4592,7 +4147,7 @@
         <w:pStyle w:val="BodyText"/>
       </w:pPr>
       <w:r>
-        <w:t xml:space="preserve">Resultado: 296.946 →</w:t>
+        <w:t xml:space="preserve">Resultado: 296.946 apontamentos brutos tornam-se</w:t>
       </w:r>
       <w:r>
         <w:t xml:space="preserve"> </w:t>
@@ -4602,13 +4157,13 @@
           <w:b/>
           <w:bCs/>
         </w:rPr>
-        <w:t xml:space="preserve">294.865</w:t>
-      </w:r>
-      <w:r>
-        <w:t xml:space="preserve"> </w:t>
-      </w:r>
-      <w:r>
-        <w:t xml:space="preserve">apontamentos e 323.374 →</w:t>
+        <w:t xml:space="preserve">294.874</w:t>
+      </w:r>
+      <w:r>
+        <w:t xml:space="preserve"> </w:t>
+      </w:r>
+      <w:r>
+        <w:t xml:space="preserve">válidos, e 323.374 eventos tornam-se</w:t>
       </w:r>
       <w:r>
         <w:t xml:space="preserve"> </w:t>
@@ -4621,10 +4176,7 @@
         <w:t xml:space="preserve">322.407</w:t>
       </w:r>
       <w:r>
-        <w:t xml:space="preserve"> </w:t>
-      </w:r>
-      <w:r>
-        <w:t xml:space="preserve">eventos válidos.</w:t>
+        <w:t xml:space="preserve">.</w:t>
       </w:r>
       <w:r>
         <w:t xml:space="preserve"> </w:t>
@@ -4640,57 +4192,25 @@
         <w:t xml:space="preserve"> </w:t>
       </w:r>
       <w:r>
-        <w:t xml:space="preserve">durações negativas e &gt; 24 h foram tratadas pelas regras acima; nas demais variáveis optou-se por</w:t>
-      </w:r>
-      <w:r>
-        <w:t xml:space="preserve"> </w:t>
-      </w:r>
+        <w:t xml:space="preserve">durações negativas e acima de 24 horas foram tratadas pelas regras acima; nas demais variáveis optou-se por manter valores extremos, porque em telemetria de degradação o outlier frequentemente é o próprio sinal, e os modelos escolhidos (árvores) são robustos a caudas.</w:t>
+      </w:r>
+    </w:p>
+    <w:p>
+      <w:pPr>
+        <w:pStyle w:val="BodyText"/>
+      </w:pPr>
       <w:r>
         <w:rPr>
           <w:b/>
           <w:bCs/>
         </w:rPr>
-        <w:t xml:space="preserve">manter</w:t>
-      </w:r>
-      <w:r>
-        <w:t xml:space="preserve"> </w:t>
-      </w:r>
-      <w:r>
-        <w:t xml:space="preserve">valores extremos (ex.: rajadas de 15+ eventos/h) — em telemetria de degradação, o outlier frequentemente</w:t>
-      </w:r>
-      <w:r>
-        <w:t xml:space="preserve"> </w:t>
-      </w:r>
-      <w:r>
-        <w:rPr>
-          <w:b/>
-          <w:bCs/>
-        </w:rPr>
-        <w:t xml:space="preserve">é</w:t>
-      </w:r>
-      <w:r>
-        <w:t xml:space="preserve"> </w:t>
-      </w:r>
-      <w:r>
-        <w:t xml:space="preserve">o sinal, e os modelos escolhidos (árvores) são robustos a caudas.</w:t>
-      </w:r>
-    </w:p>
-    <w:p>
-      <w:pPr>
-        <w:pStyle w:val="BodyText"/>
-      </w:pPr>
-      <w:r>
-        <w:rPr>
-          <w:b/>
-          <w:bCs/>
-        </w:rPr>
-        <w:t xml:space="preserve">Engenharia de features (CM 3.2).</w:t>
-      </w:r>
-      <w:r>
-        <w:t xml:space="preserve"> </w:t>
-      </w:r>
-      <w:r>
-        <w:t xml:space="preserve">56 features em cinco famílias — todas calculadas apenas com informação anterior ao instante de decisão t:</w:t>
+        <w:t xml:space="preserve">Engenharia de variáveis.</w:t>
+      </w:r>
+      <w:r>
+        <w:t xml:space="preserve"> </w:t>
+      </w:r>
+      <w:r>
+        <w:t xml:space="preserve">Foram construídas 56 variáveis em cinco famílias, todas calculadas exclusivamente com informação anterior ao instante de decisão t:</w:t>
       </w:r>
     </w:p>
     <w:tbl>
@@ -4828,22 +4348,22 @@
                 <w:rFonts w:ascii="Arial" w:hAnsi="Arial"/>
                 <w:sz w:val="17"/>
               </w:rPr>
-              <w:t xml:space="preserve">nº de eventos da Tag com Id_Criticidade=c em (t−N h, t]</w:t>
-            </w:r>
-          </w:p>
-        </w:tc>
-        <w:tc>
-          <w:tcPr/>
-          <w:p>
-            <w:pPr>
-              <w:pStyle w:val="Compact"/>
-            </w:pPr>
-            <w:r>
-              <w:rPr>
-                <w:rFonts w:ascii="Arial" w:hAnsi="Arial"/>
-                <w:sz w:val="17"/>
-              </w:rPr>
-              <w:t xml:space="preserve">A escada nível 1→2→3 é o precursor físico do don’t go</w:t>
+              <w:t xml:space="preserve">eventos da Tag com criticidade c em (t-N h, t]</w:t>
+            </w:r>
+          </w:p>
+        </w:tc>
+        <w:tc>
+          <w:tcPr/>
+          <w:p>
+            <w:pPr>
+              <w:pStyle w:val="Compact"/>
+            </w:pPr>
+            <w:r>
+              <w:rPr>
+                <w:rFonts w:ascii="Arial" w:hAnsi="Arial"/>
+                <w:sz w:val="17"/>
+              </w:rPr>
+              <w:t xml:space="preserve">A escada nível 1, nível 2, nível 3 é o precursor físico do don’t go</w:t>
             </w:r>
           </w:p>
         </w:tc>
@@ -4905,7 +4425,7 @@
                 <w:rFonts w:ascii="Arial" w:hAnsi="Arial"/>
                 <w:sz w:val="17"/>
               </w:rPr>
-              <w:t xml:space="preserve">idem, filtrado por Is_Dont_Go=1</w:t>
+              <w:t xml:space="preserve">idem, filtrado por Is_Dont_Go = 1</w:t>
             </w:r>
           </w:p>
         </w:tc>
@@ -4967,7 +4487,7 @@
                 <w:rFonts w:ascii="Arial" w:hAnsi="Arial"/>
                 <w:sz w:val="17"/>
               </w:rPr>
-              <w:t xml:space="preserve">Nº de vezes em que um evento do catálogo se repetiu em &lt; 6 h</w:t>
+              <w:t xml:space="preserve">Vezes em que um evento do catálogo se repetiu em menos de 6 h</w:t>
             </w:r>
           </w:p>
         </w:tc>
@@ -4997,35 +4517,7 @@
                 <w:rFonts w:ascii="Arial" w:hAnsi="Arial"/>
                 <w:sz w:val="17"/>
               </w:rPr>
-              <w:t xml:space="preserve">Regras exigem QTD 2–10 na janela; a 2ª ocorrência é o</w:t>
-            </w:r>
-            <w:r>
-              <w:rPr>
-                <w:rFonts w:ascii="Arial" w:hAnsi="Arial"/>
-                <w:sz w:val="17"/>
-              </w:rPr>
-              <w:t xml:space="preserve"> </w:t>
-            </w:r>
-            <w:r>
-              <w:rPr>
-                <w:rFonts w:ascii="Arial" w:hAnsi="Arial"/>
-                <w:sz w:val="17"/>
-              </w:rPr>
-              <w:t xml:space="preserve">“meio caminho”</w:t>
-            </w:r>
-            <w:r>
-              <w:rPr>
-                <w:rFonts w:ascii="Arial" w:hAnsi="Arial"/>
-                <w:sz w:val="17"/>
-              </w:rPr>
-              <w:t xml:space="preserve"> </w:t>
-            </w:r>
-            <w:r>
-              <w:rPr>
-                <w:rFonts w:ascii="Arial" w:hAnsi="Arial"/>
-                <w:sz w:val="17"/>
-              </w:rPr>
-              <w:t xml:space="preserve">mensurável</w:t>
+              <w:t xml:space="preserve">As regras exigem QUANTIDADE de 2 a 10 na janela; a 2ª ocorrência é o meio do caminho mensurável</w:t>
             </w:r>
           </w:p>
         </w:tc>
@@ -5143,22 +4635,22 @@
                 <w:rFonts w:ascii="Arial" w:hAnsi="Arial"/>
                 <w:sz w:val="17"/>
               </w:rPr>
-              <w:t xml:space="preserve">Horas desde o último evento crítico / último alerta</w:t>
-            </w:r>
-          </w:p>
-        </w:tc>
-        <w:tc>
-          <w:tcPr/>
-          <w:p>
-            <w:pPr>
-              <w:pStyle w:val="Compact"/>
-            </w:pPr>
-            <w:r>
-              <w:rPr>
-                <w:rFonts w:ascii="Arial" w:hAnsi="Arial"/>
-                <w:sz w:val="17"/>
-              </w:rPr>
-              <w:t xml:space="preserve">t − max(timestamp ≤ t), teto 240 h</w:t>
+              <w:t xml:space="preserve">Horas desde o último evento crítico e o último alerta</w:t>
+            </w:r>
+          </w:p>
+        </w:tc>
+        <w:tc>
+          <w:tcPr/>
+          <w:p>
+            <w:pPr>
+              <w:pStyle w:val="Compact"/>
+            </w:pPr>
+            <w:r>
+              <w:rPr>
+                <w:rFonts w:ascii="Arial" w:hAnsi="Arial"/>
+                <w:sz w:val="17"/>
+              </w:rPr>
+              <w:t xml:space="preserve">t menos o último timestamp anterior, com teto de 240 h</w:t>
             </w:r>
           </w:p>
         </w:tc>
@@ -5206,7 +4698,7 @@
                 <w:rFonts w:ascii="Arial" w:hAnsi="Arial"/>
                 <w:sz w:val="17"/>
               </w:rPr>
-              <w:t xml:space="preserve">Taxa de eventos 24 h ÷ taxa média 30 d da própria Tag</w:t>
+              <w:t xml:space="preserve">Taxa de eventos em 24 h dividida pela taxa média de 30 dias da própria Tag</w:t>
             </w:r>
           </w:p>
         </w:tc>
@@ -5236,35 +4728,7 @@
                 <w:rFonts w:ascii="Arial" w:hAnsi="Arial"/>
                 <w:sz w:val="17"/>
               </w:rPr>
-              <w:t xml:space="preserve">Normaliza o</w:t>
-            </w:r>
-            <w:r>
-              <w:rPr>
-                <w:rFonts w:ascii="Arial" w:hAnsi="Arial"/>
-                <w:sz w:val="17"/>
-              </w:rPr>
-              <w:t xml:space="preserve"> </w:t>
-            </w:r>
-            <w:r>
-              <w:rPr>
-                <w:rFonts w:ascii="Arial" w:hAnsi="Arial"/>
-                <w:sz w:val="17"/>
-              </w:rPr>
-              <w:t xml:space="preserve">“temperamento”</w:t>
-            </w:r>
-            <w:r>
-              <w:rPr>
-                <w:rFonts w:ascii="Arial" w:hAnsi="Arial"/>
-                <w:sz w:val="17"/>
-              </w:rPr>
-              <w:t xml:space="preserve"> </w:t>
-            </w:r>
-            <w:r>
-              <w:rPr>
-                <w:rFonts w:ascii="Arial" w:hAnsi="Arial"/>
-                <w:sz w:val="17"/>
-              </w:rPr>
-              <w:t xml:space="preserve">de cada equipamento; captura anomalia relativa</w:t>
+              <w:t xml:space="preserve">Normaliza o temperamento de cada equipamento; captura anomalia relativa</w:t>
             </w:r>
           </w:p>
         </w:tc>
@@ -5378,22 +4842,22 @@
                 <w:rFonts w:ascii="Arial" w:hAnsi="Arial"/>
                 <w:sz w:val="17"/>
               </w:rPr>
-              <w:t xml:space="preserve">somas/contagens de apontamentos; duração ÷ mediana da (Tag, Classe)</w:t>
-            </w:r>
-          </w:p>
-        </w:tc>
-        <w:tc>
-          <w:tcPr/>
-          <w:p>
-            <w:pPr>
-              <w:pStyle w:val="Compact"/>
-            </w:pPr>
-            <w:r>
-              <w:rPr>
-                <w:rFonts w:ascii="Arial" w:hAnsi="Arial"/>
-                <w:sz w:val="17"/>
-              </w:rPr>
-              <w:t xml:space="preserve">Exposição ao risco e ciclos anômalos (lentidão = sintoma)</w:t>
+              <w:t xml:space="preserve">somas e contagens de apontamentos; duração dividida pela mediana da (Tag, Classe)</w:t>
+            </w:r>
+          </w:p>
+        </w:tc>
+        <w:tc>
+          <w:tcPr/>
+          <w:p>
+            <w:pPr>
+              <w:pStyle w:val="Compact"/>
+            </w:pPr>
+            <w:r>
+              <w:rPr>
+                <w:rFonts w:ascii="Arial" w:hAnsi="Arial"/>
+                <w:sz w:val="17"/>
+              </w:rPr>
+              <w:t xml:space="preserve">Exposição ao risco; ciclo anormalmente lento é sintoma</w:t>
             </w:r>
           </w:p>
         </w:tc>
@@ -5455,7 +4919,7 @@
                 <w:rFonts w:ascii="Arial" w:hAnsi="Arial"/>
                 <w:sz w:val="17"/>
               </w:rPr>
-              <w:t xml:space="preserve">“desde último”</w:t>
+              <w:t xml:space="preserve">“desde o último”</w:t>
             </w:r>
           </w:p>
         </w:tc>
@@ -5628,7 +5092,7 @@
                 <w:rFonts w:ascii="Arial" w:hAnsi="Arial"/>
                 <w:sz w:val="17"/>
               </w:rPr>
-              <w:t xml:space="preserve">extração direta + codificação cíclica</w:t>
+              <w:t xml:space="preserve">extração direta e codificação cíclica</w:t>
             </w:r>
           </w:p>
         </w:tc>
@@ -5749,7 +5213,7 @@
                 <w:rFonts w:ascii="Arial" w:hAnsi="Arial"/>
                 <w:sz w:val="17"/>
               </w:rPr>
-              <w:t xml:space="preserve">one-hot (cardinalidade ≤ 7)</w:t>
+              <w:t xml:space="preserve">one-hot (cardinalidade até 7)</w:t>
             </w:r>
           </w:p>
         </w:tc>
@@ -5782,6 +5246,35 @@
                 <w:rFonts w:ascii="Arial" w:hAnsi="Arial"/>
                 <w:sz w:val="17"/>
               </w:rPr>
+              <w:t xml:space="preserve">Operador_Turno</w:t>
+            </w:r>
+            <w:r>
+              <w:rPr>
+                <w:rFonts w:ascii="Arial" w:hAnsi="Arial"/>
+                <w:sz w:val="17"/>
+              </w:rPr>
+              <w:t xml:space="preserve"> </w:t>
+            </w:r>
+            <w:r>
+              <w:rPr>
+                <w:rFonts w:ascii="Arial" w:hAnsi="Arial"/>
+                <w:sz w:val="17"/>
+              </w:rPr>
+              <w:t xml:space="preserve">(derivada),</w:t>
+            </w:r>
+            <w:r>
+              <w:rPr>
+                <w:rFonts w:ascii="Arial" w:hAnsi="Arial"/>
+                <w:sz w:val="17"/>
+              </w:rPr>
+              <w:t xml:space="preserve"> </w:t>
+            </w:r>
+            <w:r>
+              <w:rPr>
+                <w:rStyle w:val="VerbatimChar"/>
+                <w:rFonts w:ascii="Arial" w:hAnsi="Arial"/>
+                <w:sz w:val="17"/>
+              </w:rPr>
               <w:t xml:space="preserve">tag_taxa_alerta</w:t>
             </w:r>
             <w:r>
@@ -5819,53 +5312,37 @@
                 <w:rFonts w:ascii="Arial" w:hAnsi="Arial"/>
                 <w:sz w:val="17"/>
               </w:rPr>
-              <w:t xml:space="preserve">Taxa histórica de alerta do equipamento e do operador</w:t>
-            </w:r>
-          </w:p>
-        </w:tc>
-        <w:tc>
-          <w:tcPr/>
-          <w:p>
-            <w:pPr>
-              <w:pStyle w:val="Compact"/>
-            </w:pPr>
-            <w:r>
-              <w:rPr>
-                <w:rFonts w:ascii="Arial" w:hAnsi="Arial"/>
-                <w:sz w:val="17"/>
-              </w:rPr>
-              <w:t xml:space="preserve">target encoding com suavização bayesiana (m=50),</w:t>
-            </w:r>
-            <w:r>
-              <w:rPr>
-                <w:rFonts w:ascii="Arial" w:hAnsi="Arial"/>
-                <w:sz w:val="17"/>
-              </w:rPr>
-              <w:t xml:space="preserve"> </w:t>
-            </w:r>
-            <w:r>
-              <w:rPr>
-                <w:rFonts w:ascii="Arial" w:hAnsi="Arial"/>
-                <w:b/>
-                <w:bCs/>
-                <w:sz w:val="17"/>
-              </w:rPr>
-              <w:t xml:space="preserve">estimado só no treino</w:t>
-            </w:r>
-          </w:p>
-        </w:tc>
-        <w:tc>
-          <w:tcPr/>
-          <w:p>
-            <w:pPr>
-              <w:pStyle w:val="Compact"/>
-            </w:pPr>
-            <w:r>
-              <w:rPr>
-                <w:rFonts w:ascii="Arial" w:hAnsi="Arial"/>
-                <w:sz w:val="17"/>
-              </w:rPr>
-              <w:t xml:space="preserve">Cardinalidade alta (50 Tags, 133 operadores) inviabiliza one-hot; taxa histórica carrega o sinal (H2)</w:t>
+              <w:t xml:space="preserve">Operador em turno e taxas históricas</w:t>
+            </w:r>
+          </w:p>
+        </w:tc>
+        <w:tc>
+          <w:tcPr/>
+          <w:p>
+            <w:pPr>
+              <w:pStyle w:val="Compact"/>
+            </w:pPr>
+            <w:r>
+              <w:rPr>
+                <w:rFonts w:ascii="Arial" w:hAnsi="Arial"/>
+                <w:sz w:val="17"/>
+              </w:rPr>
+              <w:t xml:space="preserve">operador do último evento de telemetria da Tag até t; target encoding com suavização bayesiana (m = 50), estimado só no treino</w:t>
+            </w:r>
+          </w:p>
+        </w:tc>
+        <w:tc>
+          <w:tcPr/>
+          <w:p>
+            <w:pPr>
+              <w:pStyle w:val="Compact"/>
+            </w:pPr>
+            <w:r>
+              <w:rPr>
+                <w:rFonts w:ascii="Arial" w:hAnsi="Arial"/>
+                <w:sz w:val="17"/>
+              </w:rPr>
+              <w:t xml:space="preserve">O dicionário revisado não traz operador nos Apontamentos; a Telemetria carrega essa informação e a taxa histórica captura o efeito do estilo de operação (H2)</w:t>
             </w:r>
           </w:p>
         </w:tc>
@@ -5880,13 +5357,13 @@
           <w:b/>
           <w:bCs/>
         </w:rPr>
-        <w:t xml:space="preserve">Encoding categórico — justificativa:</w:t>
-      </w:r>
-      <w:r>
-        <w:t xml:space="preserve"> </w:t>
-      </w:r>
-      <w:r>
-        <w:t xml:space="preserve">one-hot para baixa cardinalidade (Frota 6, Tipo 3, Classe 5, turno 3) por ser lossless e interpretável; target encoding suavizado para</w:t>
+        <w:t xml:space="preserve">Encoding categórico, com justificativa:</w:t>
+      </w:r>
+      <w:r>
+        <w:t xml:space="preserve"> </w:t>
+      </w:r>
+      <w:r>
+        <w:t xml:space="preserve">one-hot para baixa cardinalidade (Frota 6, Tipo 3, Classe 5, turno 3), por ser sem perda e interpretável; target encoding suavizado para</w:t>
       </w:r>
       <w:r>
         <w:t xml:space="preserve"> </w:t>
@@ -5901,7 +5378,7 @@
         <w:t xml:space="preserve"> </w:t>
       </w:r>
       <w:r>
-        <w:t xml:space="preserve">e</w:t>
+        <w:t xml:space="preserve">(50 categorias) e</w:t>
       </w:r>
       <w:r>
         <w:t xml:space="preserve"> </w:t>
@@ -5910,28 +5387,25 @@
         <w:rPr>
           <w:rStyle w:val="VerbatimChar"/>
         </w:rPr>
-        <w:t xml:space="preserve">Operador</w:t>
-      </w:r>
-      <w:r>
-        <w:t xml:space="preserve"> </w:t>
-      </w:r>
-      <w:r>
-        <w:t xml:space="preserve">(alta cardinalidade), estimado exclusivamente no período de treino para evitar vazamento;</w:t>
-      </w:r>
-      <w:r>
-        <w:t xml:space="preserve"> </w:t>
-      </w:r>
-      <w:r>
-        <w:rPr>
-          <w:rStyle w:val="VerbatimChar"/>
-        </w:rPr>
-        <w:t xml:space="preserve">OP_DESCONHECIDO</w:t>
-      </w:r>
-      <w:r>
-        <w:t xml:space="preserve"> </w:t>
-      </w:r>
-      <w:r>
-        <w:t xml:space="preserve">mantido como categoria com flag própria.</w:t>
+        <w:t xml:space="preserve">Operador_Turno</w:t>
+      </w:r>
+      <w:r>
+        <w:t xml:space="preserve"> </w:t>
+      </w:r>
+      <w:r>
+        <w:t xml:space="preserve">(133), estimado exclusivamente no período de treino para evitar vazamento; categoria própria</w:t>
+      </w:r>
+      <w:r>
+        <w:t xml:space="preserve"> </w:t>
+      </w:r>
+      <w:r>
+        <w:t xml:space="preserve">“OP_DESCONHECIDO”</w:t>
+      </w:r>
+      <w:r>
+        <w:t xml:space="preserve"> </w:t>
+      </w:r>
+      <w:r>
+        <w:t xml:space="preserve">com flag adicional.</w:t>
       </w:r>
     </w:p>
     <w:p>
@@ -5943,134 +5417,26 @@
           <w:b/>
           <w:bCs/>
         </w:rPr>
-        <w:t xml:space="preserve">Definição da variável alvo (CM 3.3).</w:t>
-      </w:r>
-      <w:r>
-        <w:t xml:space="preserve"> </w:t>
-      </w:r>
-      <w:r>
-        <w:t xml:space="preserve">A rotulagem aplica as 151 regras do catálogo sobre a telemetria limpa. Interpretações registradas (controle de decisões metodológicas):</w:t>
-      </w:r>
-    </w:p>
-    <w:p>
-      <w:pPr>
-        <w:pStyle w:val="Compact"/>
-        <w:numPr>
-          <w:ilvl w:val="0"/>
-          <w:numId w:val="1003"/>
-        </w:numPr>
-      </w:pPr>
-      <w:r>
-        <w:t xml:space="preserve">Equivalência de níveis:</w:t>
-      </w:r>
-      <w:r>
-        <w:t xml:space="preserve"> </w:t>
-      </w:r>
-      <w:r>
-        <w:t xml:space="preserve">“alarme nível 3”</w:t>
-      </w:r>
-      <w:r>
-        <w:t xml:space="preserve"> </w:t>
-      </w:r>
-      <w:r>
-        <w:t xml:space="preserve">≡ Id_Criticidade 1 (Crítico);</w:t>
-      </w:r>
-      <w:r>
-        <w:t xml:space="preserve"> </w:t>
-      </w:r>
-      <w:r>
-        <w:t xml:space="preserve">“nível 2”</w:t>
-      </w:r>
-      <w:r>
-        <w:t xml:space="preserve"> </w:t>
-      </w:r>
-      <w:r>
-        <w:t xml:space="preserve">≡ 2 (Não Crítico);</w:t>
-      </w:r>
-      <w:r>
-        <w:t xml:space="preserve"> </w:t>
-      </w:r>
-      <w:r>
-        <w:t xml:space="preserve">“nível 1”</w:t>
-      </w:r>
-      <w:r>
-        <w:t xml:space="preserve"> </w:t>
-      </w:r>
-      <w:r>
-        <w:t xml:space="preserve">≡ 3 (Informacional).</w:t>
-      </w:r>
-    </w:p>
-    <w:p>
-      <w:pPr>
-        <w:pStyle w:val="Compact"/>
-        <w:numPr>
-          <w:ilvl w:val="0"/>
-          <w:numId w:val="1003"/>
-        </w:numPr>
-      </w:pPr>
-      <w:r>
-        <w:t xml:space="preserve">“N alarmes consecutivos”</w:t>
-      </w:r>
-      <w:r>
-        <w:t xml:space="preserve"> </w:t>
-      </w:r>
-      <w:r>
-        <w:t xml:space="preserve">foi aproximado por</w:t>
-      </w:r>
-      <w:r>
-        <w:t xml:space="preserve"> </w:t>
-      </w:r>
-      <w:r>
-        <w:t xml:space="preserve">“QTD ocorrências dentro de TEMPO minutos”</w:t>
-      </w:r>
-      <w:r>
-        <w:t xml:space="preserve"> </w:t>
-      </w:r>
-      <w:r>
-        <w:t xml:space="preserve">— sem o estado intermediário do alarme não é possível verificar interrupções; a aproximação nunca dispara com menos eventos que o exigido.</w:t>
-      </w:r>
-    </w:p>
-    <w:p>
-      <w:pPr>
-        <w:pStyle w:val="Compact"/>
-        <w:numPr>
-          <w:ilvl w:val="0"/>
-          <w:numId w:val="1003"/>
-        </w:numPr>
-      </w:pPr>
-      <w:r>
-        <w:t xml:space="preserve">Regras SISTEMA (Minecare/MEMS,</w:t>
-      </w:r>
-      <w:r>
-        <w:t xml:space="preserve"> </w:t>
-      </w:r>
-      <w:r>
-        <w:t xml:space="preserve">“acima de 40 minutos”</w:t>
-      </w:r>
-      <w:r>
-        <w:t xml:space="preserve">) disparam na ocorrência do evento, que já materializa a condição.</w:t>
-      </w:r>
-    </w:p>
-    <w:p>
-      <w:pPr>
-        <w:pStyle w:val="Compact"/>
-        <w:numPr>
-          <w:ilvl w:val="0"/>
-          <w:numId w:val="1003"/>
-        </w:numPr>
-      </w:pPr>
+        <w:t xml:space="preserve">Definição da variável alvo.</w:t>
+      </w:r>
+      <w:r>
+        <w:t xml:space="preserve"> </w:t>
+      </w:r>
+      <w:r>
+        <w:t xml:space="preserve">A rotulagem aplica as 151 regras da CMA sobre a telemetria limpa. Ponto exigido pelo material revisado e tratado de forma explícita:</w:t>
+      </w:r>
+      <w:r>
+        <w:t xml:space="preserve"> </w:t>
+      </w:r>
       <w:r>
         <w:rPr>
           <w:b/>
           <w:bCs/>
         </w:rPr>
-        <w:t xml:space="preserve">Cooldown de 6 h</w:t>
-      </w:r>
-      <w:r>
-        <w:t xml:space="preserve"> </w:t>
-      </w:r>
-      <w:r>
-        <w:t xml:space="preserve">por (equipamento, regra) e colapso de disparos da mesma (Tag, EVENTO) em 30 min (prevalece o de maior NIVEL): um episódio físico único não deve virar dezenas de alertas. ANTES: 3.451 disparos brutos; DEPOIS:</w:t>
+        <w:t xml:space="preserve">a coluna Is_Dont_Go não foi usada como rótulo oficial</w:t>
+      </w:r>
+      <w:r>
+        <w:t xml:space="preserve">. Ela indica apenas que o nome do alarme consta na lista don’t go, e uma ocorrência isolada de um evento listado não constitui alerta quando a regra exige repetição dentro da janela. O rótulo foi</w:t>
       </w:r>
       <w:r>
         <w:t xml:space="preserve"> </w:t>
@@ -6080,71 +5446,81 @@
           <w:b/>
           <w:bCs/>
         </w:rPr>
-        <w:t xml:space="preserve">1.409 alertas</w:t>
-      </w:r>
-      <w:r>
-        <w:t xml:space="preserve"> </w:t>
-      </w:r>
-      <w:r>
-        <w:t xml:space="preserve">don’t go.</w:t>
-      </w:r>
-    </w:p>
-    <w:p>
-      <w:pPr>
-        <w:pStyle w:val="FirstParagraph"/>
-      </w:pPr>
+        <w:t xml:space="preserve">recalculado</w:t>
+      </w:r>
+      <w:r>
+        <w:t xml:space="preserve"> </w:t>
+      </w:r>
+      <w:r>
+        <w:t xml:space="preserve">pelo motor de regras: para cada linha do catálogo, o disparo acontece quando a QUANTIDADE de ocorrências do EVENTO, no nível exigido pela SITUACAO, acontece dentro de TEMPO minutos para o mesmo equipamento. Is_Dont_Go atua como pré-filtro de elegibilidade (só eventos listados podem disparar regra) e como insumo de features. Interpretações registradas como decisões metodológicas: equivalência entre criticidade e nível OEM (Crítico equivale a nível 3, Não Crítico a nível 2, Informacional a nível 1);</w:t>
+      </w:r>
+      <w:r>
+        <w:t xml:space="preserve"> </w:t>
+      </w:r>
+      <w:r>
+        <w:t xml:space="preserve">“N alarmes consecutivos”</w:t>
+      </w:r>
+      <w:r>
+        <w:t xml:space="preserve"> </w:t>
+      </w:r>
+      <w:r>
+        <w:t xml:space="preserve">aproximado por</w:t>
+      </w:r>
+      <w:r>
+        <w:t xml:space="preserve"> </w:t>
+      </w:r>
+      <w:r>
+        <w:t xml:space="preserve">“QUANTIDADE de ocorrências dentro de TEMPO minutos”</w:t>
+      </w:r>
+      <w:r>
+        <w:t xml:space="preserve">, aproximação conservadora, que nunca dispara com menos eventos que o exigido; regras SISTEMA disparam na ocorrência do evento, que já materializa a condição de 40 minutos; cooldown de 6 horas por (equipamento, regra) e colapso de disparos da mesma (Tag, EVENTO) em 30 minutos, prevalecendo o de maior NIVEL. Antes das duas últimas salvaguardas: 3.451 disparos brutos; depois:</w:t>
+      </w:r>
+      <w:r>
+        <w:t xml:space="preserve"> </w:t>
+      </w:r>
       <w:r>
         <w:rPr>
           <w:b/>
           <w:bCs/>
         </w:rPr>
-        <w:t xml:space="preserve">Estratégia do target:</w:t>
-      </w:r>
-      <w:r>
-        <w:t xml:space="preserve"> </w:t>
-      </w:r>
-      <w:r>
-        <w:t xml:space="preserve">classificação binária —</w:t>
-      </w:r>
-      <w:r>
-        <w:t xml:space="preserve"> </w:t>
-      </w:r>
-      <w:r>
-        <w:rPr>
-          <w:rStyle w:val="VerbatimChar"/>
-        </w:rPr>
-        <w:t xml:space="preserve">y=1</w:t>
-      </w:r>
-      <w:r>
-        <w:t xml:space="preserve"> </w:t>
-      </w:r>
-      <w:r>
-        <w:t xml:space="preserve">se existe alerta don’t go do equipamento em (t, t+4 h], onde t é o fim de cada apontamento fora de manutenção.</w:t>
-      </w:r>
-      <w:r>
-        <w:t xml:space="preserve"> </w:t>
-      </w:r>
+        <w:t xml:space="preserve">1.409 alertas</w:t>
+      </w:r>
+      <w:r>
+        <w:t xml:space="preserve">, com um episódio físico gerando um alerta.</w:t>
+      </w:r>
+    </w:p>
+    <w:p>
+      <w:pPr>
+        <w:pStyle w:val="BodyText"/>
+      </w:pPr>
       <w:r>
         <w:rPr>
           <w:b/>
           <w:bCs/>
         </w:rPr>
-        <w:t xml:space="preserve">Justificativa da janela de 4 h:</w:t>
-      </w:r>
-      <w:r>
-        <w:t xml:space="preserve"> </w:t>
-      </w:r>
-      <w:r>
-        <w:t xml:space="preserve">é o tempo operacional mínimo para ação corretiva sem caos — o despacho completa o ciclo corrente (~25–40 min), redireciona a máquina para rota próxima da oficina e a manutenção prepara box/peças/equipe (2–3 h); janelas maiores (8 h+) diluem a precisão e viram</w:t>
-      </w:r>
-      <w:r>
-        <w:t xml:space="preserve"> </w:t>
-      </w:r>
-      <w:r>
-        <w:t xml:space="preserve">“previsão de turno”</w:t>
-      </w:r>
-      <w:r>
-        <w:t xml:space="preserve">, janelas menores (1–2 h) não dão tempo de agir. A formulação por regressão do tempo-até-alerta foi considerada e descartada nesta fase: 97,6% dos pontos não têm alerta em horizonte curto (censura pesada), e a decisão operacional é binária (inspecionar ou não).</w:t>
+        <w:t xml:space="preserve">Estratégia do target:</w:t>
+      </w:r>
+      <w:r>
+        <w:t xml:space="preserve"> </w:t>
+      </w:r>
+      <w:r>
+        <w:t xml:space="preserve">classificação binária, com y = 1 se existe alerta don’t go do equipamento em (t, t + 4 h], sendo t o fim de cada apontamento fora de manutenção.</w:t>
+      </w:r>
+      <w:r>
+        <w:t xml:space="preserve"> </w:t>
+      </w:r>
+      <w:r>
+        <w:rPr>
+          <w:b/>
+          <w:bCs/>
+        </w:rPr>
+        <w:t xml:space="preserve">Justificativa da janela de 4 horas:</w:t>
+      </w:r>
+      <w:r>
+        <w:t xml:space="preserve"> </w:t>
+      </w:r>
+      <w:r>
+        <w:t xml:space="preserve">é o tempo operacional mínimo para ação corretiva ordenada (o despacho completa o ciclo corrente, redireciona a máquina, e a manutenção prepara box, peças e equipe em 2 a 3 horas). A escolha foi adicionalmente sustentada por análise de sensibilidade com alvos de 2, 4 e 8 horas (seção 3.2): a janela de 4 horas equilibra qualidade do ranking e utilidade do aviso. A formulação por regressão do tempo até o alerta foi considerada e descartada nesta fase: 97,6% dos pontos não têm alerta em horizonte curto (censura pesada) e a decisão operacional é binária (inspecionar ou não).</w:t>
       </w:r>
     </w:p>
     <w:p>
@@ -6157,18 +5533,18 @@
           <wp:inline>
             <wp:extent cx="5334000" cy="1535132"/>
             <wp:effectExtent b="0" l="0" r="0" t="0"/>
-            <wp:docPr descr="Figura 7" title="" id="34" name="Picture"/>
+            <wp:docPr descr="Figura 7" title="" id="33" name="Picture"/>
             <a:graphic>
               <a:graphicData uri="http://schemas.openxmlformats.org/drawingml/2006/picture">
                 <pic:pic>
                   <pic:nvPicPr>
-                    <pic:cNvPr descr="figuras/fig07_janela_predicao.png" id="35" name="Picture"/>
+                    <pic:cNvPr descr="figuras/fig07_janela_predicao.png" id="34" name="Picture"/>
                     <pic:cNvPicPr>
                       <a:picLocks noChangeArrowheads="1" noChangeAspect="1"/>
                     </pic:cNvPicPr>
                   </pic:nvPicPr>
                   <pic:blipFill>
-                    <a:blip r:embed="rId33"/>
+                    <a:blip r:embed="rId32"/>
                     <a:stretch>
                       <a:fillRect/>
                     </a:stretch>
@@ -6203,14 +5579,14 @@
         <w:t xml:space="preserve">Figura 7</w:t>
       </w:r>
     </w:p>
-    <w:bookmarkEnd w:id="36"/>
-    <w:bookmarkStart w:id="40" w:name="estratégia-de-validação-cm-4.1"/>
+    <w:bookmarkEnd w:id="35"/>
+    <w:bookmarkStart w:id="39" w:name="X63c54e029799678aa45a97215a9ad97f306a3d1"/>
     <w:p>
       <w:pPr>
         <w:pStyle w:val="Heading2"/>
       </w:pPr>
       <w:r>
-        <w:t xml:space="preserve">3.4 Estratégia de validação (CM 4.1)</w:t>
+        <w:t xml:space="preserve">2.4 Estratégia de validação (Tópico Sugerido 4.1)</w:t>
       </w:r>
     </w:p>
     <w:p>
@@ -6218,7 +5594,7 @@
         <w:pStyle w:val="FirstParagraph"/>
       </w:pPr>
       <w:r>
-        <w:t xml:space="preserve">Dados temporais não podem ser divididos aleatoriamente: um k-fold padrão colocaria a tarde de uma degradação no treino e a manhã da mesma degradação no teste — o modelo</w:t>
+        <w:t xml:space="preserve">Dados temporais não podem ser divididos aleatoriamente. Um k-fold padrão colocaria a tarde de uma degradação no treino e a manhã da mesma degradação no teste: o modelo</w:t>
       </w:r>
       <w:r>
         <w:t xml:space="preserve"> </w:t>
@@ -6230,7 +5606,7 @@
         <w:t xml:space="preserve"> </w:t>
       </w:r>
       <w:r>
-        <w:t xml:space="preserve">um episódio que já viu pela metade, inflando todas as métricas (data leakage). Além disso, os encodings de taxa histórica (Tag/operador) seriam contaminados com informação do futuro.</w:t>
+        <w:t xml:space="preserve">um episódio que já viu pela metade, inflando todas as métricas (vazamento temporal), além de contaminar os encodings de taxa histórica com informação do futuro.</w:t>
       </w:r>
     </w:p>
     <w:p>
@@ -6254,7 +5630,7 @@
         <w:t xml:space="preserve"> </w:t>
       </w:r>
       <w:r>
-        <w:t xml:space="preserve">com cortes fixos (Figura 8):</w:t>
+        <w:t xml:space="preserve">com cortes fixos (Figura 8): treino de 01/09/2025 a 31/12/2025 (197.830 pontos, 67%, prevalência 2,28%); validação em janeiro/2026 (50.125 pontos, 17%, prevalência 2,93%), usada para tuning de hiperparâmetros e escolha de limiar; teste em fevereiro/2026 (45.484 pontos, 16%, prevalência 2,10%), avaliado</w:t>
       </w:r>
       <w:r>
         <w:t xml:space="preserve"> </w:t>
@@ -6264,13 +5640,10 @@
           <w:b/>
           <w:bCs/>
         </w:rPr>
-        <w:t xml:space="preserve">treino = 01/09/2025 a 31/12/2025</w:t>
-      </w:r>
-      <w:r>
-        <w:t xml:space="preserve"> </w:t>
-      </w:r>
-      <w:r>
-        <w:t xml:space="preserve">(197.856 pontos, 67%, prevalência 2,28%);</w:t>
+        <w:t xml:space="preserve">uma única vez</w:t>
+      </w:r>
+      <w:r>
+        <w:t xml:space="preserve">, com limiar congelado. Nenhuma estatística (encodings, escalas, hiperparâmetros, limiares) foi estimada fora do treino ou da validação. Como verificação adicional de robustez, a seção 3.2 apresenta</w:t>
       </w:r>
       <w:r>
         <w:t xml:space="preserve"> </w:t>
@@ -6280,42 +5653,13 @@
           <w:b/>
           <w:bCs/>
         </w:rPr>
-        <w:t xml:space="preserve">validação = jan/2026</w:t>
-      </w:r>
-      <w:r>
-        <w:t xml:space="preserve"> </w:t>
-      </w:r>
-      <w:r>
-        <w:t xml:space="preserve">(50.123 pontos, 17%, 2,93%) — usada para tuning de hiperparâmetros e escolha de limiar;</w:t>
-      </w:r>
-      <w:r>
-        <w:t xml:space="preserve"> </w:t>
-      </w:r>
-      <w:r>
-        <w:rPr>
-          <w:b/>
-          <w:bCs/>
-        </w:rPr>
-        <w:t xml:space="preserve">teste = fev/2026</w:t>
-      </w:r>
-      <w:r>
-        <w:t xml:space="preserve"> </w:t>
-      </w:r>
-      <w:r>
-        <w:t xml:space="preserve">(45.482 pontos, 16%, 2,10%) — avaliado</w:t>
-      </w:r>
-      <w:r>
-        <w:t xml:space="preserve"> </w:t>
-      </w:r>
-      <w:r>
-        <w:rPr>
-          <w:b/>
-          <w:bCs/>
-        </w:rPr>
-        <w:t xml:space="preserve">uma única vez</w:t>
-      </w:r>
-      <w:r>
-        <w:t xml:space="preserve">, com limiar congelado. Nenhuma estatística (encodings, escalas, hiperparâmetros) foi estimada fora do treino.</w:t>
+        <w:t xml:space="preserve">validação walk-forward</w:t>
+      </w:r>
+      <w:r>
+        <w:t xml:space="preserve"> </w:t>
+      </w:r>
+      <w:r>
+        <w:t xml:space="preserve">com janela expansiva em cinco dobras mensais (outubro/2025 a fevereiro/2026), confirmando que o resultado não depende do corte escolhido.</w:t>
       </w:r>
     </w:p>
     <w:p>
@@ -6328,18 +5672,18 @@
           <wp:inline>
             <wp:extent cx="5334000" cy="1359799"/>
             <wp:effectExtent b="0" l="0" r="0" t="0"/>
-            <wp:docPr descr="Figura 8" title="" id="38" name="Picture"/>
+            <wp:docPr descr="Figura 8" title="" id="37" name="Picture"/>
             <a:graphic>
               <a:graphicData uri="http://schemas.openxmlformats.org/drawingml/2006/picture">
                 <pic:pic>
                   <pic:nvPicPr>
-                    <pic:cNvPr descr="figuras/fig08_validacao_temporal.png" id="39" name="Picture"/>
+                    <pic:cNvPr descr="figuras/fig08_validacao_temporal.png" id="38" name="Picture"/>
                     <pic:cNvPicPr>
                       <a:picLocks noChangeArrowheads="1" noChangeAspect="1"/>
                     </pic:cNvPicPr>
                   </pic:nvPicPr>
                   <pic:blipFill>
-                    <a:blip r:embed="rId37"/>
+                    <a:blip r:embed="rId36"/>
                     <a:stretch>
                       <a:fillRect/>
                     </a:stretch>
@@ -6374,14 +5718,14 @@
         <w:t xml:space="preserve">Figura 8</w:t>
       </w:r>
     </w:p>
-    <w:bookmarkEnd w:id="40"/>
-    <w:bookmarkStart w:id="41" w:name="Xce1c72c1f1820454c1188dcd5c29f01630c9566"/>
+    <w:bookmarkEnd w:id="39"/>
+    <w:bookmarkStart w:id="40" w:name="X233ce38b85057907f299d9e48415d3253c20cf6"/>
     <w:p>
       <w:pPr>
         <w:pStyle w:val="Heading2"/>
       </w:pPr>
       <w:r>
-        <w:t xml:space="preserve">3.5 Baseline e modelagem principal (CM 4.2, 4.3)</w:t>
+        <w:t xml:space="preserve">2.5 Baselines e modelagem principal (Tópicos Sugeridos 4.2 e 4.3)</w:t>
       </w:r>
     </w:p>
     <w:p>
@@ -6393,7 +5737,7 @@
           <w:b/>
           <w:bCs/>
         </w:rPr>
-        <w:t xml:space="preserve">Baselines (CM 4.2).</w:t>
+        <w:t xml:space="preserve">Baselines.</w:t>
       </w:r>
       <w:r>
         <w:t xml:space="preserve"> </w:t>
@@ -6412,10 +5756,7 @@
         <w:t xml:space="preserve">Dummy</w:t>
       </w:r>
       <w:r>
-        <w:t xml:space="preserve"> </w:t>
-      </w:r>
-      <w:r>
-        <w:t xml:space="preserve">— probabilidade a priori da classe (piso estatístico: AUC-PR = prevalência = 0,021 no teste). (2)</w:t>
+        <w:t xml:space="preserve">: probabilidade a priori da classe, piso estatístico (AUC-PR igual à prevalência, 0,021 no teste). (2)</w:t>
       </w:r>
       <w:r>
         <w:t xml:space="preserve"> </w:t>
@@ -6428,10 +5769,7 @@
         <w:t xml:space="preserve">Heurística do despacho</w:t>
       </w:r>
       <w:r>
-        <w:t xml:space="preserve"> </w:t>
-      </w:r>
-      <w:r>
-        <w:t xml:space="preserve">— score = nº de alarmes do catálogo don’t go nas últimas 12 h: é a melhor aproximação do que um despachante atento faz hoje olhando o painel, e o baseline honesto a ser batido (teste: AUC-ROC 0,825, AUC-PR 0,239).</w:t>
+        <w:t xml:space="preserve">: score igual ao número de alarmes do catálogo don’t go nas últimas 12 horas. É a melhor aproximação do que um despachante atento faz hoje olhando o painel e, portanto, o baseline honesto a ser batido (teste: AUC-ROC 0,825, AUC-PR 0,238).</w:t>
       </w:r>
     </w:p>
     <w:p>
@@ -6443,13 +5781,13 @@
           <w:b/>
           <w:bCs/>
         </w:rPr>
-        <w:t xml:space="preserve">Abordagem 1 — supervisionada (classificação).</w:t>
-      </w:r>
-      <w:r>
-        <w:t xml:space="preserve"> </w:t>
-      </w:r>
-      <w:r>
-        <w:t xml:space="preserve">Três famílias com complexidade crescente:</w:t>
+        <w:t xml:space="preserve">Abordagem 1, supervisionada (classificação).</w:t>
+      </w:r>
+      <w:r>
+        <w:t xml:space="preserve"> </w:t>
+      </w:r>
+      <w:r>
+        <w:t xml:space="preserve">Três famílias com complexidade crescente, todas com tratamento explícito do desbalanceamento:</w:t>
       </w:r>
     </w:p>
     <w:p>
@@ -6457,7 +5795,7 @@
         <w:pStyle w:val="Compact"/>
         <w:numPr>
           <w:ilvl w:val="0"/>
-          <w:numId w:val="1004"/>
+          <w:numId w:val="1002"/>
         </w:numPr>
       </w:pPr>
       <w:r>
@@ -6471,7 +5809,7 @@
         <w:t xml:space="preserve"> </w:t>
       </w:r>
       <w:r>
-        <w:t xml:space="preserve">(StandardScaler + class_weight=balanced; C ∈ {0,01; 0,1; 1; 10} escolhido na validação → C=0,01). Papel: fronteira linear interpretável.</w:t>
+        <w:t xml:space="preserve">(StandardScaler, class_weight balanced; C escolhido na validação entre 0,01, 0,1, 1 e 10; vencedor C = 0,01). Papel: fronteira linear interpretável e piso de desempenho de modelo estatístico.</w:t>
       </w:r>
     </w:p>
     <w:p>
@@ -6479,7 +5817,7 @@
         <w:pStyle w:val="Compact"/>
         <w:numPr>
           <w:ilvl w:val="0"/>
-          <w:numId w:val="1004"/>
+          <w:numId w:val="1002"/>
         </w:numPr>
       </w:pPr>
       <w:r>
@@ -6493,7 +5831,7 @@
         <w:t xml:space="preserve"> </w:t>
       </w:r>
       <w:r>
-        <w:t xml:space="preserve">(400 árvores, max_features=√p, class_weight=balanced_subsample; min_samples_leaf ∈ {5, 20, 60} → 5). Papel: não linearidades sem tuning pesado.</w:t>
+        <w:t xml:space="preserve">(400 árvores, max_features raiz quadrada, class_weight balanced_subsample; min_samples_leaf escolhido entre 5, 20 e 60; vencedor 5). Papel: não linearidades e interações sem tuning pesado.</w:t>
       </w:r>
     </w:p>
     <w:p>
@@ -6501,7 +5839,7 @@
         <w:pStyle w:val="Compact"/>
         <w:numPr>
           <w:ilvl w:val="0"/>
-          <w:numId w:val="1004"/>
+          <w:numId w:val="1002"/>
         </w:numPr>
       </w:pPr>
       <w:r>
@@ -6515,7 +5853,7 @@
         <w:t xml:space="preserve"> </w:t>
       </w:r>
       <w:r>
-        <w:t xml:space="preserve">—</w:t>
+        <w:t xml:space="preserve">com</w:t>
       </w:r>
       <w:r>
         <w:t xml:space="preserve"> </w:t>
@@ -6525,13 +5863,13 @@
           <w:b/>
           <w:bCs/>
         </w:rPr>
-        <w:t xml:space="preserve">busca aleatória com 30 configurações</w:t>
-      </w:r>
-      <w:r>
-        <w:t xml:space="preserve"> </w:t>
-      </w:r>
-      <w:r>
-        <w:t xml:space="preserve">sobre num_leaves {15–127}, learning_rate log-uniforme [0,01; 0,2], min_child_samples {10–200}, feature_fraction e bagging_fraction [0,6; 1,0], regularizações L1/L2 log-uniformes e scale_pos_weight {1, √41, 41}, com early stopping (60 rodadas) monitorando average precision na validação. Configuração vencedora: num_leaves=127, learning_rate=0,032, min_child_samples=200, feature_fraction=0,87, bagging_fraction=0,66, scale_pos_weight=1, 67 árvores. A seleção por AUC-PR (e não accuracy/AUC-ROC) é deliberada: com 2,4% de positivos, é a métrica que discrimina modelos na região operacional.</w:t>
+        <w:t xml:space="preserve">busca aleatória de 30 configurações</w:t>
+      </w:r>
+      <w:r>
+        <w:t xml:space="preserve"> </w:t>
+      </w:r>
+      <w:r>
+        <w:t xml:space="preserve">sobre num_leaves (15 a 127), learning_rate (log-uniforme entre 0,01 e 0,2), min_child_samples (10 a 200), feature_fraction e bagging_fraction (0,6 a 1,0), regularizações L1 e L2 (log-uniformes) e scale_pos_weight (1, raiz de 41 ou 41), com early stopping de 60 rodadas monitorando average precision na validação. Configuração vencedora: num_leaves 63, learning_rate 0,018, min_child_samples 120, feature_fraction 0,83, bagging_fraction 0,67, scale_pos_weight 1, com 106 árvores. A seleção por AUC-PR (e não por accuracy ou AUC-ROC) é deliberada: com 2,4% de positivos, é a métrica que discrimina modelos na região operacional da curva.</w:t>
       </w:r>
     </w:p>
     <w:p>
@@ -6543,7 +5881,7 @@
           <w:b/>
           <w:bCs/>
         </w:rPr>
-        <w:t xml:space="preserve">Abordagem 2 — não supervisionada.</w:t>
+        <w:t xml:space="preserve">Abordagem 2, não supervisionada.</w:t>
       </w:r>
       <w:r>
         <w:t xml:space="preserve"> </w:t>
@@ -6565,7 +5903,7 @@
         <w:t xml:space="preserve"> </w:t>
       </w:r>
       <w:r>
-        <w:t xml:space="preserve">(300 árvores, max_samples=0,5) treinado</w:t>
+        <w:t xml:space="preserve">(300 árvores, max_samples 0,5), treinado apenas com operação normal (pontos de treino sem alerta nas 4 horas seguintes) e sem os encodings supervisionados; os alertas do teste servem somente como ground truth de validação, nunca de treino. Pergunta respondida: o desvio do padrão normal antecede o don’t go mesmo sem rótulo? (b)</w:t>
       </w:r>
       <w:r>
         <w:t xml:space="preserve"> </w:t>
@@ -6575,13 +5913,43 @@
           <w:b/>
           <w:bCs/>
         </w:rPr>
-        <w:t xml:space="preserve">apenas com operação normal</w:t>
-      </w:r>
-      <w:r>
-        <w:t xml:space="preserve"> </w:t>
-      </w:r>
-      <w:r>
-        <w:t xml:space="preserve">(pontos de treino sem alerta nas 4 h seguintes) e sem os encodings supervisionados; os alertas do teste servem só como ground truth de validação. Pergunta: o desvio do padrão normal antecede o don’t go mesmo sem rótulo? (b)</w:t>
+        <w:t xml:space="preserve">K-Means</w:t>
+      </w:r>
+      <w:r>
+        <w:t xml:space="preserve"> </w:t>
+      </w:r>
+      <w:r>
+        <w:t xml:space="preserve">(k = 4, variáveis padronizadas) sobre agregados equipamento-dia, para descobrir perfis de comportamento e sua associação com a incidência de alertas.</w:t>
+      </w:r>
+    </w:p>
+    <w:bookmarkEnd w:id="40"/>
+    <w:bookmarkStart w:id="41" w:name="X73150730c530dc102f811b55ff952a2bd8628f8"/>
+    <w:p>
+      <w:pPr>
+        <w:pStyle w:val="Heading2"/>
+      </w:pPr>
+      <w:r>
+        <w:t xml:space="preserve">2.6 Critérios de avaliação e limiar de operação (Tópico Sugerido 5.1)</w:t>
+      </w:r>
+    </w:p>
+    <w:p>
+      <w:pPr>
+        <w:pStyle w:val="FirstParagraph"/>
+      </w:pPr>
+      <w:r>
+        <w:t xml:space="preserve">Com prevalência de 2,1% no teste, accuracy é inútil (o Dummy</w:t>
+      </w:r>
+      <w:r>
+        <w:t xml:space="preserve"> </w:t>
+      </w:r>
+      <w:r>
+        <w:t xml:space="preserve">“acerta”</w:t>
+      </w:r>
+      <w:r>
+        <w:t xml:space="preserve"> </w:t>
+      </w:r>
+      <w:r>
+        <w:t xml:space="preserve">97,9%). As métricas primárias são</w:t>
       </w:r>
       <w:r>
         <w:t xml:space="preserve"> </w:t>
@@ -6591,146 +5959,113 @@
           <w:b/>
           <w:bCs/>
         </w:rPr>
-        <w:t xml:space="preserve">K-Means</w:t>
-      </w:r>
-      <w:r>
-        <w:t xml:space="preserve"> </w:t>
-      </w:r>
-      <w:r>
-        <w:t xml:space="preserve">(k=4, features padronizadas) sobre agregados equipamento-dia, para descobrir perfis de comportamento e sua associação com a incidência de alertas.</w:t>
+        <w:t xml:space="preserve">AUC-PR</w:t>
+      </w:r>
+      <w:r>
+        <w:t xml:space="preserve"> </w:t>
+      </w:r>
+      <w:r>
+        <w:t xml:space="preserve">(qualidade do ranking na região rara),</w:t>
+      </w:r>
+      <w:r>
+        <w:t xml:space="preserve"> </w:t>
+      </w:r>
+      <w:r>
+        <w:rPr>
+          <w:b/>
+          <w:bCs/>
+        </w:rPr>
+        <w:t xml:space="preserve">Recall</w:t>
+      </w:r>
+      <w:r>
+        <w:t xml:space="preserve"> </w:t>
+      </w:r>
+      <w:r>
+        <w:t xml:space="preserve">e</w:t>
+      </w:r>
+      <w:r>
+        <w:t xml:space="preserve"> </w:t>
+      </w:r>
+      <w:r>
+        <w:rPr>
+          <w:b/>
+          <w:bCs/>
+        </w:rPr>
+        <w:t xml:space="preserve">Precision</w:t>
+      </w:r>
+      <w:r>
+        <w:t xml:space="preserve"> </w:t>
+      </w:r>
+      <w:r>
+        <w:t xml:space="preserve">no limiar operacional, com</w:t>
+      </w:r>
+      <w:r>
+        <w:t xml:space="preserve"> </w:t>
+      </w:r>
+      <w:r>
+        <w:rPr>
+          <w:b/>
+          <w:bCs/>
+        </w:rPr>
+        <w:t xml:space="preserve">AUC-ROC</w:t>
+      </w:r>
+      <w:r>
+        <w:t xml:space="preserve"> </w:t>
+      </w:r>
+      <w:r>
+        <w:t xml:space="preserve">como visão complementar; adicionalmente,</w:t>
+      </w:r>
+      <w:r>
+        <w:t xml:space="preserve"> </w:t>
+      </w:r>
+      <w:r>
+        <w:rPr>
+          <w:b/>
+          <w:bCs/>
+        </w:rPr>
+        <w:t xml:space="preserve">Brier score</w:t>
+      </w:r>
+      <w:r>
+        <w:t xml:space="preserve"> </w:t>
+      </w:r>
+      <w:r>
+        <w:t xml:space="preserve">para a qualidade da probabilidade (seção 3.5). O custo dos erros é assimétrico: um falso negativo é uma parada não planejada (horas de máquina, risco de dano secundário e de segurança); um falso positivo custa cerca de 1 hora de inspeção. Por isso o limiar foi escolhido na validação</w:t>
+      </w:r>
+      <w:r>
+        <w:t xml:space="preserve"> </w:t>
+      </w:r>
+      <w:r>
+        <w:rPr>
+          <w:b/>
+          <w:bCs/>
+        </w:rPr>
+        <w:t xml:space="preserve">maximizando F2</w:t>
+      </w:r>
+      <w:r>
+        <w:t xml:space="preserve"> </w:t>
+      </w:r>
+      <w:r>
+        <w:t xml:space="preserve">(recall pesa o dobro da precisão) e, como contraprova, a seção 3.5 varre todos os limiares e converte cada um em benefício líquido em reais, mostrando que o ponto F2 fica a 4% do ótimo financeiro.</w:t>
       </w:r>
     </w:p>
     <w:bookmarkEnd w:id="41"/>
     <w:bookmarkEnd w:id="42"/>
-    <w:bookmarkStart w:id="64" w:name="resultados-e-discussões"/>
+    <w:bookmarkStart w:id="73" w:name="resultados-e-discussões"/>
     <w:p>
       <w:pPr>
         <w:pStyle w:val="Heading1"/>
       </w:pPr>
       <w:r>
-        <w:t xml:space="preserve">4. Resultados e Discussões</w:t>
-      </w:r>
-    </w:p>
-    <w:bookmarkStart w:id="46" w:name="Xec0ace658515582a0fc55bb0c96af3301d9f108"/>
+        <w:t xml:space="preserve">3. Resultados e Discussões</w:t>
+      </w:r>
+    </w:p>
+    <w:bookmarkStart w:id="46" w:name="comparação-de-modelos"/>
     <w:p>
       <w:pPr>
         <w:pStyle w:val="Heading2"/>
       </w:pPr>
       <w:r>
-        <w:t xml:space="preserve">4.1 Seleção de métricas e comparação de modelos (CM 5.1)</w:t>
-      </w:r>
-    </w:p>
-    <w:p>
-      <w:pPr>
-        <w:pStyle w:val="FirstParagraph"/>
-      </w:pPr>
-      <w:r>
-        <w:t xml:space="preserve">Com prevalência de 2,1% no teste, accuracy é inútil (o Dummy</w:t>
-      </w:r>
-      <w:r>
-        <w:t xml:space="preserve"> </w:t>
-      </w:r>
-      <w:r>
-        <w:t xml:space="preserve">“acerta”</w:t>
-      </w:r>
-      <w:r>
-        <w:t xml:space="preserve"> </w:t>
-      </w:r>
-      <w:r>
-        <w:t xml:space="preserve">97,9%). As métricas primárias são</w:t>
-      </w:r>
-      <w:r>
-        <w:t xml:space="preserve"> </w:t>
-      </w:r>
-      <w:r>
-        <w:rPr>
-          <w:b/>
-          <w:bCs/>
-        </w:rPr>
-        <w:t xml:space="preserve">AUC-PR</w:t>
-      </w:r>
-      <w:r>
-        <w:t xml:space="preserve"> </w:t>
-      </w:r>
-      <w:r>
-        <w:t xml:space="preserve">(qualidade do ranking na região rara),</w:t>
-      </w:r>
-      <w:r>
-        <w:t xml:space="preserve"> </w:t>
-      </w:r>
-      <w:r>
-        <w:rPr>
-          <w:b/>
-          <w:bCs/>
-        </w:rPr>
-        <w:t xml:space="preserve">Recall</w:t>
-      </w:r>
-      <w:r>
-        <w:t xml:space="preserve"> </w:t>
-      </w:r>
-      <w:r>
-        <w:t xml:space="preserve">e</w:t>
-      </w:r>
-      <w:r>
-        <w:t xml:space="preserve"> </w:t>
-      </w:r>
-      <w:r>
-        <w:rPr>
-          <w:b/>
-          <w:bCs/>
-        </w:rPr>
-        <w:t xml:space="preserve">Precision</w:t>
-      </w:r>
-      <w:r>
-        <w:t xml:space="preserve"> </w:t>
-      </w:r>
-      <w:r>
-        <w:t xml:space="preserve">no limiar operacional e</w:t>
-      </w:r>
-      <w:r>
-        <w:t xml:space="preserve"> </w:t>
-      </w:r>
-      <w:r>
-        <w:rPr>
-          <w:b/>
-          <w:bCs/>
-        </w:rPr>
-        <w:t xml:space="preserve">AUC-ROC</w:t>
-      </w:r>
-      <w:r>
-        <w:t xml:space="preserve"> </w:t>
-      </w:r>
-      <w:r>
-        <w:t xml:space="preserve">como visão complementar. O</w:t>
-      </w:r>
-      <w:r>
-        <w:t xml:space="preserve"> </w:t>
-      </w:r>
-      <w:r>
-        <w:rPr>
-          <w:b/>
-          <w:bCs/>
-        </w:rPr>
-        <w:t xml:space="preserve">custo dos erros é assimétrico</w:t>
-      </w:r>
-      <w:r>
-        <w:t xml:space="preserve">: um falso negativo é uma parada não planejada (horas de máquina, risco de dano secundário e de segurança); um falso positivo é ~1 h de inspeção. Por isso o limiar de operação foi escolhido na validação</w:t>
-      </w:r>
-      <w:r>
-        <w:t xml:space="preserve"> </w:t>
-      </w:r>
-      <w:r>
-        <w:rPr>
-          <w:b/>
-          <w:bCs/>
-        </w:rPr>
-        <w:t xml:space="preserve">maximizando F2</w:t>
-      </w:r>
-      <w:r>
-        <w:t xml:space="preserve"> </w:t>
-      </w:r>
-      <w:r>
-        <w:t xml:space="preserve">(recall pesa o dobro da precisão) — o ponto da curva Precision-Recall coerente com esse custo.</w:t>
+        <w:t xml:space="preserve">3.1 Comparação de modelos</w:t>
       </w:r>
     </w:p>
     <w:tbl>
@@ -7083,7 +6418,7 @@
                 <w:rFonts w:ascii="Arial" w:hAnsi="Arial"/>
                 <w:sz w:val="17"/>
               </w:rPr>
-              <w:t xml:space="preserve">0,315</w:t>
+              <w:t xml:space="preserve">0,314</w:t>
             </w:r>
           </w:p>
         </w:tc>
@@ -7115,7 +6450,7 @@
                 <w:rFonts w:ascii="Arial" w:hAnsi="Arial"/>
                 <w:sz w:val="17"/>
               </w:rPr>
-              <w:t xml:space="preserve">0,398</w:t>
+              <w:t xml:space="preserve">0,397</w:t>
             </w:r>
           </w:p>
         </w:tc>
@@ -7163,22 +6498,22 @@
                 <w:rFonts w:ascii="Arial" w:hAnsi="Arial"/>
                 <w:sz w:val="17"/>
               </w:rPr>
-              <w:t xml:space="preserve">0,239</w:t>
-            </w:r>
-          </w:p>
-        </w:tc>
-        <w:tc>
-          <w:tcPr/>
-          <w:p>
-            <w:pPr>
-              <w:pStyle w:val="Compact"/>
-            </w:pPr>
-            <w:r>
-              <w:rPr>
-                <w:rFonts w:ascii="Arial" w:hAnsi="Arial"/>
-                <w:sz w:val="17"/>
-              </w:rPr>
-              <w:t xml:space="preserve">prática atual do painel</w:t>
+              <w:t xml:space="preserve">0,238</w:t>
+            </w:r>
+          </w:p>
+        </w:tc>
+        <w:tc>
+          <w:tcPr/>
+          <w:p>
+            <w:pPr>
+              <w:pStyle w:val="Compact"/>
+            </w:pPr>
+            <w:r>
+              <w:rPr>
+                <w:rFonts w:ascii="Arial" w:hAnsi="Arial"/>
+                <w:sz w:val="17"/>
+              </w:rPr>
+              <w:t xml:space="preserve">prática atual de painel</w:t>
             </w:r>
           </w:p>
         </w:tc>
@@ -7226,102 +6561,102 @@
                 <w:rFonts w:ascii="Arial" w:hAnsi="Arial"/>
                 <w:sz w:val="17"/>
               </w:rPr>
-              <w:t xml:space="preserve">0,258</w:t>
-            </w:r>
-          </w:p>
-        </w:tc>
-        <w:tc>
-          <w:tcPr/>
-          <w:p>
-            <w:pPr>
-              <w:pStyle w:val="Compact"/>
-              <w:jc w:val="right"/>
-            </w:pPr>
-            <w:r>
-              <w:rPr>
-                <w:rFonts w:ascii="Arial" w:hAnsi="Arial"/>
-                <w:sz w:val="17"/>
-              </w:rPr>
-              <w:t xml:space="preserve">0,600</w:t>
-            </w:r>
-          </w:p>
-        </w:tc>
-        <w:tc>
-          <w:tcPr/>
-          <w:p>
-            <w:pPr>
-              <w:pStyle w:val="Compact"/>
-              <w:jc w:val="right"/>
-            </w:pPr>
-            <w:r>
-              <w:rPr>
-                <w:rFonts w:ascii="Arial" w:hAnsi="Arial"/>
-                <w:sz w:val="17"/>
-              </w:rPr>
-              <w:t xml:space="preserve">0,361</w:t>
-            </w:r>
-          </w:p>
-        </w:tc>
-        <w:tc>
-          <w:tcPr/>
-          <w:p>
-            <w:pPr>
-              <w:pStyle w:val="Compact"/>
-              <w:jc w:val="right"/>
-            </w:pPr>
-            <w:r>
-              <w:rPr>
-                <w:rFonts w:ascii="Arial" w:hAnsi="Arial"/>
-                <w:sz w:val="17"/>
-              </w:rPr>
-              <w:t xml:space="preserve">0,474</w:t>
-            </w:r>
-          </w:p>
-        </w:tc>
-        <w:tc>
-          <w:tcPr/>
-          <w:p>
-            <w:pPr>
-              <w:pStyle w:val="Compact"/>
-              <w:jc w:val="right"/>
-            </w:pPr>
-            <w:r>
-              <w:rPr>
-                <w:rFonts w:ascii="Arial" w:hAnsi="Arial"/>
-                <w:sz w:val="17"/>
-              </w:rPr>
-              <w:t xml:space="preserve">0,862</w:t>
-            </w:r>
-          </w:p>
-        </w:tc>
-        <w:tc>
-          <w:tcPr/>
-          <w:p>
-            <w:pPr>
-              <w:pStyle w:val="Compact"/>
-              <w:jc w:val="right"/>
-            </w:pPr>
-            <w:r>
-              <w:rPr>
-                <w:rFonts w:ascii="Arial" w:hAnsi="Arial"/>
-                <w:sz w:val="17"/>
-              </w:rPr>
-              <w:t xml:space="preserve">0,304</w:t>
-            </w:r>
-          </w:p>
-        </w:tc>
-        <w:tc>
-          <w:tcPr/>
-          <w:p>
-            <w:pPr>
-              <w:pStyle w:val="Compact"/>
-            </w:pPr>
-            <w:r>
-              <w:rPr>
-                <w:rFonts w:ascii="Arial" w:hAnsi="Arial"/>
-                <w:sz w:val="17"/>
-              </w:rPr>
-              <w:t xml:space="preserve">C=0,01, balanced</w:t>
+              <w:t xml:space="preserve">0,272</w:t>
+            </w:r>
+          </w:p>
+        </w:tc>
+        <w:tc>
+          <w:tcPr/>
+          <w:p>
+            <w:pPr>
+              <w:pStyle w:val="Compact"/>
+              <w:jc w:val="right"/>
+            </w:pPr>
+            <w:r>
+              <w:rPr>
+                <w:rFonts w:ascii="Arial" w:hAnsi="Arial"/>
+                <w:sz w:val="17"/>
+              </w:rPr>
+              <w:t xml:space="preserve">0,589</w:t>
+            </w:r>
+          </w:p>
+        </w:tc>
+        <w:tc>
+          <w:tcPr/>
+          <w:p>
+            <w:pPr>
+              <w:pStyle w:val="Compact"/>
+              <w:jc w:val="right"/>
+            </w:pPr>
+            <w:r>
+              <w:rPr>
+                <w:rFonts w:ascii="Arial" w:hAnsi="Arial"/>
+                <w:sz w:val="17"/>
+              </w:rPr>
+              <w:t xml:space="preserve">0,372</w:t>
+            </w:r>
+          </w:p>
+        </w:tc>
+        <w:tc>
+          <w:tcPr/>
+          <w:p>
+            <w:pPr>
+              <w:pStyle w:val="Compact"/>
+              <w:jc w:val="right"/>
+            </w:pPr>
+            <w:r>
+              <w:rPr>
+                <w:rFonts w:ascii="Arial" w:hAnsi="Arial"/>
+                <w:sz w:val="17"/>
+              </w:rPr>
+              <w:t xml:space="preserve">0,477</w:t>
+            </w:r>
+          </w:p>
+        </w:tc>
+        <w:tc>
+          <w:tcPr/>
+          <w:p>
+            <w:pPr>
+              <w:pStyle w:val="Compact"/>
+              <w:jc w:val="right"/>
+            </w:pPr>
+            <w:r>
+              <w:rPr>
+                <w:rFonts w:ascii="Arial" w:hAnsi="Arial"/>
+                <w:sz w:val="17"/>
+              </w:rPr>
+              <w:t xml:space="preserve">0,861</w:t>
+            </w:r>
+          </w:p>
+        </w:tc>
+        <w:tc>
+          <w:tcPr/>
+          <w:p>
+            <w:pPr>
+              <w:pStyle w:val="Compact"/>
+              <w:jc w:val="right"/>
+            </w:pPr>
+            <w:r>
+              <w:rPr>
+                <w:rFonts w:ascii="Arial" w:hAnsi="Arial"/>
+                <w:sz w:val="17"/>
+              </w:rPr>
+              <w:t xml:space="preserve">0,305</w:t>
+            </w:r>
+          </w:p>
+        </w:tc>
+        <w:tc>
+          <w:tcPr/>
+          <w:p>
+            <w:pPr>
+              <w:pStyle w:val="Compact"/>
+            </w:pPr>
+            <w:r>
+              <w:rPr>
+                <w:rFonts w:ascii="Arial" w:hAnsi="Arial"/>
+                <w:sz w:val="17"/>
+              </w:rPr>
+              <w:t xml:space="preserve">C = 0,01, balanced</w:t>
             </w:r>
           </w:p>
         </w:tc>
@@ -7369,55 +6704,55 @@
                 <w:rFonts w:ascii="Arial" w:hAnsi="Arial"/>
                 <w:sz w:val="17"/>
               </w:rPr>
-              <w:t xml:space="preserve">0,286</w:t>
-            </w:r>
-          </w:p>
-        </w:tc>
-        <w:tc>
-          <w:tcPr/>
-          <w:p>
-            <w:pPr>
-              <w:pStyle w:val="Compact"/>
-              <w:jc w:val="right"/>
-            </w:pPr>
-            <w:r>
-              <w:rPr>
-                <w:rFonts w:ascii="Arial" w:hAnsi="Arial"/>
-                <w:sz w:val="17"/>
-              </w:rPr>
-              <w:t xml:space="preserve">0,626</w:t>
-            </w:r>
-          </w:p>
-        </w:tc>
-        <w:tc>
-          <w:tcPr/>
-          <w:p>
-            <w:pPr>
-              <w:pStyle w:val="Compact"/>
-              <w:jc w:val="right"/>
-            </w:pPr>
-            <w:r>
-              <w:rPr>
-                <w:rFonts w:ascii="Arial" w:hAnsi="Arial"/>
-                <w:sz w:val="17"/>
-              </w:rPr>
-              <w:t xml:space="preserve">0,392</w:t>
-            </w:r>
-          </w:p>
-        </w:tc>
-        <w:tc>
-          <w:tcPr/>
-          <w:p>
-            <w:pPr>
-              <w:pStyle w:val="Compact"/>
-              <w:jc w:val="right"/>
-            </w:pPr>
-            <w:r>
-              <w:rPr>
-                <w:rFonts w:ascii="Arial" w:hAnsi="Arial"/>
-                <w:sz w:val="17"/>
-              </w:rPr>
-              <w:t xml:space="preserve">0,506</w:t>
+              <w:t xml:space="preserve">0,333</w:t>
+            </w:r>
+          </w:p>
+        </w:tc>
+        <w:tc>
+          <w:tcPr/>
+          <w:p>
+            <w:pPr>
+              <w:pStyle w:val="Compact"/>
+              <w:jc w:val="right"/>
+            </w:pPr>
+            <w:r>
+              <w:rPr>
+                <w:rFonts w:ascii="Arial" w:hAnsi="Arial"/>
+                <w:sz w:val="17"/>
+              </w:rPr>
+              <w:t xml:space="preserve">0,603</w:t>
+            </w:r>
+          </w:p>
+        </w:tc>
+        <w:tc>
+          <w:tcPr/>
+          <w:p>
+            <w:pPr>
+              <w:pStyle w:val="Compact"/>
+              <w:jc w:val="right"/>
+            </w:pPr>
+            <w:r>
+              <w:rPr>
+                <w:rFonts w:ascii="Arial" w:hAnsi="Arial"/>
+                <w:sz w:val="17"/>
+              </w:rPr>
+              <w:t xml:space="preserve">0,429</w:t>
+            </w:r>
+          </w:p>
+        </w:tc>
+        <w:tc>
+          <w:tcPr/>
+          <w:p>
+            <w:pPr>
+              <w:pStyle w:val="Compact"/>
+              <w:jc w:val="right"/>
+            </w:pPr>
+            <w:r>
+              <w:rPr>
+                <w:rFonts w:ascii="Arial" w:hAnsi="Arial"/>
+                <w:sz w:val="17"/>
+              </w:rPr>
+              <w:t xml:space="preserve">0,519</w:t>
             </w:r>
           </w:p>
         </w:tc>
@@ -7449,22 +6784,22 @@
                 <w:rFonts w:ascii="Arial" w:hAnsi="Arial"/>
                 <w:sz w:val="17"/>
               </w:rPr>
-              <w:t xml:space="preserve">0,383</w:t>
-            </w:r>
-          </w:p>
-        </w:tc>
-        <w:tc>
-          <w:tcPr/>
-          <w:p>
-            <w:pPr>
-              <w:pStyle w:val="Compact"/>
-            </w:pPr>
-            <w:r>
-              <w:rPr>
-                <w:rFonts w:ascii="Arial" w:hAnsi="Arial"/>
-                <w:sz w:val="17"/>
-              </w:rPr>
-              <w:t xml:space="preserve">leaf=5</w:t>
+              <w:t xml:space="preserve">0,377</w:t>
+            </w:r>
+          </w:p>
+        </w:tc>
+        <w:tc>
+          <w:tcPr/>
+          <w:p>
+            <w:pPr>
+              <w:pStyle w:val="Compact"/>
+            </w:pPr>
+            <w:r>
+              <w:rPr>
+                <w:rFonts w:ascii="Arial" w:hAnsi="Arial"/>
+                <w:sz w:val="17"/>
+              </w:rPr>
+              <w:t xml:space="preserve">min_samples_leaf = 5</w:t>
             </w:r>
           </w:p>
         </w:tc>
@@ -7518,7 +6853,7 @@
                 <w:bCs/>
                 <w:sz w:val="17"/>
               </w:rPr>
-              <w:t xml:space="preserve">0,350</w:t>
+              <w:t xml:space="preserve">0,337</w:t>
             </w:r>
           </w:p>
         </w:tc>
@@ -7536,7 +6871,7 @@
                 <w:bCs/>
                 <w:sz w:val="17"/>
               </w:rPr>
-              <w:t xml:space="preserve">0,601</w:t>
+              <w:t xml:space="preserve">0,637</w:t>
             </w:r>
           </w:p>
         </w:tc>
@@ -7554,7 +6889,7 @@
                 <w:bCs/>
                 <w:sz w:val="17"/>
               </w:rPr>
-              <w:t xml:space="preserve">0,443</w:t>
+              <w:t xml:space="preserve">0,440</w:t>
             </w:r>
           </w:p>
         </w:tc>
@@ -7572,7 +6907,7 @@
                 <w:bCs/>
                 <w:sz w:val="17"/>
               </w:rPr>
-              <w:t xml:space="preserve">0,526</w:t>
+              <w:t xml:space="preserve">0,540</w:t>
             </w:r>
           </w:p>
         </w:tc>
@@ -7590,7 +6925,7 @@
                 <w:bCs/>
                 <w:sz w:val="17"/>
               </w:rPr>
-              <w:t xml:space="preserve">0,871</w:t>
+              <w:t xml:space="preserve">0,869</w:t>
             </w:r>
           </w:p>
         </w:tc>
@@ -7608,22 +6943,22 @@
                 <w:bCs/>
                 <w:sz w:val="17"/>
               </w:rPr>
-              <w:t xml:space="preserve">0,398</w:t>
-            </w:r>
-          </w:p>
-        </w:tc>
-        <w:tc>
-          <w:tcPr/>
-          <w:p>
-            <w:pPr>
-              <w:pStyle w:val="Compact"/>
-            </w:pPr>
-            <w:r>
-              <w:rPr>
-                <w:rFonts w:ascii="Arial" w:hAnsi="Arial"/>
-                <w:sz w:val="17"/>
-              </w:rPr>
-              <w:t xml:space="preserve">limiar F2=0,091</w:t>
+              <w:t xml:space="preserve">0,391</w:t>
+            </w:r>
+          </w:p>
+        </w:tc>
+        <w:tc>
+          <w:tcPr/>
+          <w:p>
+            <w:pPr>
+              <w:pStyle w:val="Compact"/>
+            </w:pPr>
+            <w:r>
+              <w:rPr>
+                <w:rFonts w:ascii="Arial" w:hAnsi="Arial"/>
+                <w:sz w:val="17"/>
+              </w:rPr>
+              <w:t xml:space="preserve">limiar F2 = 0,067</w:t>
             </w:r>
           </w:p>
         </w:tc>
@@ -7640,7 +6975,7 @@
                 <w:rFonts w:ascii="Arial" w:hAnsi="Arial"/>
                 <w:sz w:val="17"/>
               </w:rPr>
-              <w:t xml:space="preserve">Isolation Forest (não superv.)</w:t>
+              <w:t xml:space="preserve">Isolation Forest (não supervisionado)</w:t>
             </w:r>
           </w:p>
         </w:tc>
@@ -7671,87 +7006,87 @@
                 <w:rFonts w:ascii="Arial" w:hAnsi="Arial"/>
                 <w:sz w:val="17"/>
               </w:rPr>
-              <w:t xml:space="preserve">—</w:t>
-            </w:r>
-          </w:p>
-        </w:tc>
-        <w:tc>
-          <w:tcPr/>
-          <w:p>
-            <w:pPr>
-              <w:pStyle w:val="Compact"/>
-              <w:jc w:val="right"/>
-            </w:pPr>
-            <w:r>
-              <w:rPr>
-                <w:rFonts w:ascii="Arial" w:hAnsi="Arial"/>
-                <w:sz w:val="17"/>
-              </w:rPr>
-              <w:t xml:space="preserve">—</w:t>
-            </w:r>
-          </w:p>
-        </w:tc>
-        <w:tc>
-          <w:tcPr/>
-          <w:p>
-            <w:pPr>
-              <w:pStyle w:val="Compact"/>
-              <w:jc w:val="right"/>
-            </w:pPr>
-            <w:r>
-              <w:rPr>
-                <w:rFonts w:ascii="Arial" w:hAnsi="Arial"/>
-                <w:sz w:val="17"/>
-              </w:rPr>
-              <w:t xml:space="preserve">—</w:t>
-            </w:r>
-          </w:p>
-        </w:tc>
-        <w:tc>
-          <w:tcPr/>
-          <w:p>
-            <w:pPr>
-              <w:pStyle w:val="Compact"/>
-              <w:jc w:val="right"/>
-            </w:pPr>
-            <w:r>
-              <w:rPr>
-                <w:rFonts w:ascii="Arial" w:hAnsi="Arial"/>
-                <w:sz w:val="17"/>
-              </w:rPr>
-              <w:t xml:space="preserve">—</w:t>
-            </w:r>
-          </w:p>
-        </w:tc>
-        <w:tc>
-          <w:tcPr/>
-          <w:p>
-            <w:pPr>
-              <w:pStyle w:val="Compact"/>
-              <w:jc w:val="right"/>
-            </w:pPr>
-            <w:r>
-              <w:rPr>
-                <w:rFonts w:ascii="Arial" w:hAnsi="Arial"/>
-                <w:sz w:val="17"/>
-              </w:rPr>
-              <w:t xml:space="preserve">0,826</w:t>
-            </w:r>
-          </w:p>
-        </w:tc>
-        <w:tc>
-          <w:tcPr/>
-          <w:p>
-            <w:pPr>
-              <w:pStyle w:val="Compact"/>
-              <w:jc w:val="right"/>
-            </w:pPr>
-            <w:r>
-              <w:rPr>
-                <w:rFonts w:ascii="Arial" w:hAnsi="Arial"/>
-                <w:sz w:val="17"/>
-              </w:rPr>
-              <w:t xml:space="preserve">0,157</w:t>
+              <w:t xml:space="preserve">n/a</w:t>
+            </w:r>
+          </w:p>
+        </w:tc>
+        <w:tc>
+          <w:tcPr/>
+          <w:p>
+            <w:pPr>
+              <w:pStyle w:val="Compact"/>
+              <w:jc w:val="right"/>
+            </w:pPr>
+            <w:r>
+              <w:rPr>
+                <w:rFonts w:ascii="Arial" w:hAnsi="Arial"/>
+                <w:sz w:val="17"/>
+              </w:rPr>
+              <w:t xml:space="preserve">n/a</w:t>
+            </w:r>
+          </w:p>
+        </w:tc>
+        <w:tc>
+          <w:tcPr/>
+          <w:p>
+            <w:pPr>
+              <w:pStyle w:val="Compact"/>
+              <w:jc w:val="right"/>
+            </w:pPr>
+            <w:r>
+              <w:rPr>
+                <w:rFonts w:ascii="Arial" w:hAnsi="Arial"/>
+                <w:sz w:val="17"/>
+              </w:rPr>
+              <w:t xml:space="preserve">n/a</w:t>
+            </w:r>
+          </w:p>
+        </w:tc>
+        <w:tc>
+          <w:tcPr/>
+          <w:p>
+            <w:pPr>
+              <w:pStyle w:val="Compact"/>
+              <w:jc w:val="right"/>
+            </w:pPr>
+            <w:r>
+              <w:rPr>
+                <w:rFonts w:ascii="Arial" w:hAnsi="Arial"/>
+                <w:sz w:val="17"/>
+              </w:rPr>
+              <w:t xml:space="preserve">n/a</w:t>
+            </w:r>
+          </w:p>
+        </w:tc>
+        <w:tc>
+          <w:tcPr/>
+          <w:p>
+            <w:pPr>
+              <w:pStyle w:val="Compact"/>
+              <w:jc w:val="right"/>
+            </w:pPr>
+            <w:r>
+              <w:rPr>
+                <w:rFonts w:ascii="Arial" w:hAnsi="Arial"/>
+                <w:sz w:val="17"/>
+              </w:rPr>
+              <w:t xml:space="preserve">0,827</w:t>
+            </w:r>
+          </w:p>
+        </w:tc>
+        <w:tc>
+          <w:tcPr/>
+          <w:p>
+            <w:pPr>
+              <w:pStyle w:val="Compact"/>
+              <w:jc w:val="right"/>
+            </w:pPr>
+            <w:r>
+              <w:rPr>
+                <w:rFonts w:ascii="Arial" w:hAnsi="Arial"/>
+                <w:sz w:val="17"/>
+              </w:rPr>
+              <w:t xml:space="preserve">0,156</w:t>
             </w:r>
           </w:p>
         </w:tc>
@@ -7777,7 +7112,7 @@
         <w:pStyle w:val="BodyText"/>
       </w:pPr>
       <w:r>
-        <w:t xml:space="preserve">Na validação os números são consistentes (LightGBM: AUC-PR 0,426; RF 0,403; RL 0,330), sem inversões de ranking entre validação e teste — indício de tuning sem overfitting à validação. As curvas ROC e PR (Figura 9) mostram que a vantagem do LightGBM se concentra exatamente na região útil (recall 0,4–0,7 com precisão 0,45–0,65).</w:t>
+        <w:t xml:space="preserve">Na validação, o ranking é o mesmo (LightGBM AUC-PR 0,426; Random Forest 0,408; Regressão Logística 0,332), sem inversões entre validação e teste, indício de tuning sem sobreajuste à validação. As curvas ROC e Precision-Recall (Figura 9) mostram que a vantagem do LightGBM se concentra exatamente na região útil da curva (recall entre 0,4 e 0,7 com precisão entre 0,45 e 0,65).</w:t>
       </w:r>
     </w:p>
     <w:p>
@@ -7837,13 +7172,13 @@
       </w:r>
     </w:p>
     <w:bookmarkEnd w:id="46"/>
-    <w:bookmarkStart w:id="50" w:name="análise-de-erros-cm-5.2"/>
+    <w:bookmarkStart w:id="47" w:name="Xee94a5fbbaca2c0173abd1ae292f816fe72dd9f"/>
     <w:p>
       <w:pPr>
         <w:pStyle w:val="Heading2"/>
       </w:pPr>
       <w:r>
-        <w:t xml:space="preserve">4.2 Análise de erros (CM 5.2)</w:t>
+        <w:t xml:space="preserve">3.2 Robustez: walk-forward e sensibilidade da janela</w:t>
       </w:r>
     </w:p>
     <w:p>
@@ -7855,7 +7190,1069 @@
           <w:b/>
           <w:bCs/>
         </w:rPr>
-        <w:t xml:space="preserve">Matriz de confusão (teste, limiar F2 = 0,091):</w:t>
+        <w:t xml:space="preserve">Walk-forward (janela expansiva, avaliação sempre no mês seguinte):</w:t>
+      </w:r>
+    </w:p>
+    <w:tbl>
+      <w:tblPr>
+        <w:tblStyle w:val="Table"/>
+        <w:tblW w:type="pct" w:w="5000"/>
+        <w:tblLayout w:type="fixed"/>
+        <w:tblLook w:firstRow="1" w:lastRow="0" w:firstColumn="0" w:lastColumn="0" w:noHBand="0" w:noVBand="0" w:val="0020"/>
+      </w:tblPr>
+      <w:tblGrid>
+        <w:gridCol w:w="1080"/>
+        <w:gridCol w:w="1080"/>
+        <w:gridCol w:w="1440"/>
+        <w:gridCol w:w="1440"/>
+        <w:gridCol w:w="1440"/>
+        <w:gridCol w:w="1440"/>
+      </w:tblGrid>
+      <w:tr>
+        <w:trPr>
+          <w:tblHeader w:val="on"/>
+        </w:trPr>
+        <w:tc>
+          <w:tcPr/>
+          <w:p>
+            <w:pPr>
+              <w:pStyle w:val="Compact"/>
+            </w:pPr>
+            <w:r>
+              <w:rPr>
+                <w:rFonts w:ascii="Arial" w:hAnsi="Arial"/>
+                <w:sz w:val="17"/>
+              </w:rPr>
+              <w:t xml:space="preserve">Treino até</w:t>
+            </w:r>
+          </w:p>
+        </w:tc>
+        <w:tc>
+          <w:tcPr/>
+          <w:p>
+            <w:pPr>
+              <w:pStyle w:val="Compact"/>
+            </w:pPr>
+            <w:r>
+              <w:rPr>
+                <w:rFonts w:ascii="Arial" w:hAnsi="Arial"/>
+                <w:sz w:val="17"/>
+              </w:rPr>
+              <w:t xml:space="preserve">Mês avaliado</w:t>
+            </w:r>
+          </w:p>
+        </w:tc>
+        <w:tc>
+          <w:tcPr/>
+          <w:p>
+            <w:pPr>
+              <w:pStyle w:val="Compact"/>
+              <w:jc w:val="right"/>
+            </w:pPr>
+            <w:r>
+              <w:rPr>
+                <w:rFonts w:ascii="Arial" w:hAnsi="Arial"/>
+                <w:sz w:val="17"/>
+              </w:rPr>
+              <w:t xml:space="preserve">Prevalência</w:t>
+            </w:r>
+          </w:p>
+        </w:tc>
+        <w:tc>
+          <w:tcPr/>
+          <w:p>
+            <w:pPr>
+              <w:pStyle w:val="Compact"/>
+              <w:jc w:val="right"/>
+            </w:pPr>
+            <w:r>
+              <w:rPr>
+                <w:rFonts w:ascii="Arial" w:hAnsi="Arial"/>
+                <w:sz w:val="17"/>
+              </w:rPr>
+              <w:t xml:space="preserve">AUC-ROC</w:t>
+            </w:r>
+          </w:p>
+        </w:tc>
+        <w:tc>
+          <w:tcPr/>
+          <w:p>
+            <w:pPr>
+              <w:pStyle w:val="Compact"/>
+              <w:jc w:val="right"/>
+            </w:pPr>
+            <w:r>
+              <w:rPr>
+                <w:rFonts w:ascii="Arial" w:hAnsi="Arial"/>
+                <w:sz w:val="17"/>
+              </w:rPr>
+              <w:t xml:space="preserve">AUC-PR (modelo)</w:t>
+            </w:r>
+          </w:p>
+        </w:tc>
+        <w:tc>
+          <w:tcPr/>
+          <w:p>
+            <w:pPr>
+              <w:pStyle w:val="Compact"/>
+              <w:jc w:val="right"/>
+            </w:pPr>
+            <w:r>
+              <w:rPr>
+                <w:rFonts w:ascii="Arial" w:hAnsi="Arial"/>
+                <w:sz w:val="17"/>
+              </w:rPr>
+              <w:t xml:space="preserve">AUC-PR (heurística)</w:t>
+            </w:r>
+          </w:p>
+        </w:tc>
+      </w:tr>
+      <w:tr>
+        <w:tc>
+          <w:tcPr/>
+          <w:p>
+            <w:pPr>
+              <w:pStyle w:val="Compact"/>
+            </w:pPr>
+            <w:r>
+              <w:rPr>
+                <w:rFonts w:ascii="Arial" w:hAnsi="Arial"/>
+                <w:sz w:val="17"/>
+              </w:rPr>
+              <w:t xml:space="preserve">30/09/2025</w:t>
+            </w:r>
+          </w:p>
+        </w:tc>
+        <w:tc>
+          <w:tcPr/>
+          <w:p>
+            <w:pPr>
+              <w:pStyle w:val="Compact"/>
+            </w:pPr>
+            <w:r>
+              <w:rPr>
+                <w:rFonts w:ascii="Arial" w:hAnsi="Arial"/>
+                <w:sz w:val="17"/>
+              </w:rPr>
+              <w:t xml:space="preserve">out/2025</w:t>
+            </w:r>
+          </w:p>
+        </w:tc>
+        <w:tc>
+          <w:tcPr/>
+          <w:p>
+            <w:pPr>
+              <w:pStyle w:val="Compact"/>
+              <w:jc w:val="right"/>
+            </w:pPr>
+            <w:r>
+              <w:rPr>
+                <w:rFonts w:ascii="Arial" w:hAnsi="Arial"/>
+                <w:sz w:val="17"/>
+              </w:rPr>
+              <w:t xml:space="preserve">2,49%</w:t>
+            </w:r>
+          </w:p>
+        </w:tc>
+        <w:tc>
+          <w:tcPr/>
+          <w:p>
+            <w:pPr>
+              <w:pStyle w:val="Compact"/>
+              <w:jc w:val="right"/>
+            </w:pPr>
+            <w:r>
+              <w:rPr>
+                <w:rFonts w:ascii="Arial" w:hAnsi="Arial"/>
+                <w:sz w:val="17"/>
+              </w:rPr>
+              <w:t xml:space="preserve">0,883</w:t>
+            </w:r>
+          </w:p>
+        </w:tc>
+        <w:tc>
+          <w:tcPr/>
+          <w:p>
+            <w:pPr>
+              <w:pStyle w:val="Compact"/>
+              <w:jc w:val="right"/>
+            </w:pPr>
+            <w:r>
+              <w:rPr>
+                <w:rFonts w:ascii="Arial" w:hAnsi="Arial"/>
+                <w:sz w:val="17"/>
+              </w:rPr>
+              <w:t xml:space="preserve">0,358</w:t>
+            </w:r>
+          </w:p>
+        </w:tc>
+        <w:tc>
+          <w:tcPr/>
+          <w:p>
+            <w:pPr>
+              <w:pStyle w:val="Compact"/>
+              <w:jc w:val="right"/>
+            </w:pPr>
+            <w:r>
+              <w:rPr>
+                <w:rFonts w:ascii="Arial" w:hAnsi="Arial"/>
+                <w:sz w:val="17"/>
+              </w:rPr>
+              <w:t xml:space="preserve">0,225</w:t>
+            </w:r>
+          </w:p>
+        </w:tc>
+      </w:tr>
+      <w:tr>
+        <w:tc>
+          <w:tcPr/>
+          <w:p>
+            <w:pPr>
+              <w:pStyle w:val="Compact"/>
+            </w:pPr>
+            <w:r>
+              <w:rPr>
+                <w:rFonts w:ascii="Arial" w:hAnsi="Arial"/>
+                <w:sz w:val="17"/>
+              </w:rPr>
+              <w:t xml:space="preserve">31/10/2025</w:t>
+            </w:r>
+          </w:p>
+        </w:tc>
+        <w:tc>
+          <w:tcPr/>
+          <w:p>
+            <w:pPr>
+              <w:pStyle w:val="Compact"/>
+            </w:pPr>
+            <w:r>
+              <w:rPr>
+                <w:rFonts w:ascii="Arial" w:hAnsi="Arial"/>
+                <w:sz w:val="17"/>
+              </w:rPr>
+              <w:t xml:space="preserve">nov/2025</w:t>
+            </w:r>
+          </w:p>
+        </w:tc>
+        <w:tc>
+          <w:tcPr/>
+          <w:p>
+            <w:pPr>
+              <w:pStyle w:val="Compact"/>
+              <w:jc w:val="right"/>
+            </w:pPr>
+            <w:r>
+              <w:rPr>
+                <w:rFonts w:ascii="Arial" w:hAnsi="Arial"/>
+                <w:sz w:val="17"/>
+              </w:rPr>
+              <w:t xml:space="preserve">2,11%</w:t>
+            </w:r>
+          </w:p>
+        </w:tc>
+        <w:tc>
+          <w:tcPr/>
+          <w:p>
+            <w:pPr>
+              <w:pStyle w:val="Compact"/>
+              <w:jc w:val="right"/>
+            </w:pPr>
+            <w:r>
+              <w:rPr>
+                <w:rFonts w:ascii="Arial" w:hAnsi="Arial"/>
+                <w:sz w:val="17"/>
+              </w:rPr>
+              <w:t xml:space="preserve">0,903</w:t>
+            </w:r>
+          </w:p>
+        </w:tc>
+        <w:tc>
+          <w:tcPr/>
+          <w:p>
+            <w:pPr>
+              <w:pStyle w:val="Compact"/>
+              <w:jc w:val="right"/>
+            </w:pPr>
+            <w:r>
+              <w:rPr>
+                <w:rFonts w:ascii="Arial" w:hAnsi="Arial"/>
+                <w:sz w:val="17"/>
+              </w:rPr>
+              <w:t xml:space="preserve">0,390</w:t>
+            </w:r>
+          </w:p>
+        </w:tc>
+        <w:tc>
+          <w:tcPr/>
+          <w:p>
+            <w:pPr>
+              <w:pStyle w:val="Compact"/>
+              <w:jc w:val="right"/>
+            </w:pPr>
+            <w:r>
+              <w:rPr>
+                <w:rFonts w:ascii="Arial" w:hAnsi="Arial"/>
+                <w:sz w:val="17"/>
+              </w:rPr>
+              <w:t xml:space="preserve">0,247</w:t>
+            </w:r>
+          </w:p>
+        </w:tc>
+      </w:tr>
+      <w:tr>
+        <w:tc>
+          <w:tcPr/>
+          <w:p>
+            <w:pPr>
+              <w:pStyle w:val="Compact"/>
+            </w:pPr>
+            <w:r>
+              <w:rPr>
+                <w:rFonts w:ascii="Arial" w:hAnsi="Arial"/>
+                <w:sz w:val="17"/>
+              </w:rPr>
+              <w:t xml:space="preserve">30/11/2025</w:t>
+            </w:r>
+          </w:p>
+        </w:tc>
+        <w:tc>
+          <w:tcPr/>
+          <w:p>
+            <w:pPr>
+              <w:pStyle w:val="Compact"/>
+            </w:pPr>
+            <w:r>
+              <w:rPr>
+                <w:rFonts w:ascii="Arial" w:hAnsi="Arial"/>
+                <w:sz w:val="17"/>
+              </w:rPr>
+              <w:t xml:space="preserve">dez/2025</w:t>
+            </w:r>
+          </w:p>
+        </w:tc>
+        <w:tc>
+          <w:tcPr/>
+          <w:p>
+            <w:pPr>
+              <w:pStyle w:val="Compact"/>
+              <w:jc w:val="right"/>
+            </w:pPr>
+            <w:r>
+              <w:rPr>
+                <w:rFonts w:ascii="Arial" w:hAnsi="Arial"/>
+                <w:sz w:val="17"/>
+              </w:rPr>
+              <w:t xml:space="preserve">2,51%</w:t>
+            </w:r>
+          </w:p>
+        </w:tc>
+        <w:tc>
+          <w:tcPr/>
+          <w:p>
+            <w:pPr>
+              <w:pStyle w:val="Compact"/>
+              <w:jc w:val="right"/>
+            </w:pPr>
+            <w:r>
+              <w:rPr>
+                <w:rFonts w:ascii="Arial" w:hAnsi="Arial"/>
+                <w:sz w:val="17"/>
+              </w:rPr>
+              <w:t xml:space="preserve">0,875</w:t>
+            </w:r>
+          </w:p>
+        </w:tc>
+        <w:tc>
+          <w:tcPr/>
+          <w:p>
+            <w:pPr>
+              <w:pStyle w:val="Compact"/>
+              <w:jc w:val="right"/>
+            </w:pPr>
+            <w:r>
+              <w:rPr>
+                <w:rFonts w:ascii="Arial" w:hAnsi="Arial"/>
+                <w:sz w:val="17"/>
+              </w:rPr>
+              <w:t xml:space="preserve">0,411</w:t>
+            </w:r>
+          </w:p>
+        </w:tc>
+        <w:tc>
+          <w:tcPr/>
+          <w:p>
+            <w:pPr>
+              <w:pStyle w:val="Compact"/>
+              <w:jc w:val="right"/>
+            </w:pPr>
+            <w:r>
+              <w:rPr>
+                <w:rFonts w:ascii="Arial" w:hAnsi="Arial"/>
+                <w:sz w:val="17"/>
+              </w:rPr>
+              <w:t xml:space="preserve">0,231</w:t>
+            </w:r>
+          </w:p>
+        </w:tc>
+      </w:tr>
+      <w:tr>
+        <w:tc>
+          <w:tcPr/>
+          <w:p>
+            <w:pPr>
+              <w:pStyle w:val="Compact"/>
+            </w:pPr>
+            <w:r>
+              <w:rPr>
+                <w:rFonts w:ascii="Arial" w:hAnsi="Arial"/>
+                <w:sz w:val="17"/>
+              </w:rPr>
+              <w:t xml:space="preserve">31/12/2025</w:t>
+            </w:r>
+          </w:p>
+        </w:tc>
+        <w:tc>
+          <w:tcPr/>
+          <w:p>
+            <w:pPr>
+              <w:pStyle w:val="Compact"/>
+            </w:pPr>
+            <w:r>
+              <w:rPr>
+                <w:rFonts w:ascii="Arial" w:hAnsi="Arial"/>
+                <w:sz w:val="17"/>
+              </w:rPr>
+              <w:t xml:space="preserve">jan/2026</w:t>
+            </w:r>
+          </w:p>
+        </w:tc>
+        <w:tc>
+          <w:tcPr/>
+          <w:p>
+            <w:pPr>
+              <w:pStyle w:val="Compact"/>
+              <w:jc w:val="right"/>
+            </w:pPr>
+            <w:r>
+              <w:rPr>
+                <w:rFonts w:ascii="Arial" w:hAnsi="Arial"/>
+                <w:sz w:val="17"/>
+              </w:rPr>
+              <w:t xml:space="preserve">2,93%</w:t>
+            </w:r>
+          </w:p>
+        </w:tc>
+        <w:tc>
+          <w:tcPr/>
+          <w:p>
+            <w:pPr>
+              <w:pStyle w:val="Compact"/>
+              <w:jc w:val="right"/>
+            </w:pPr>
+            <w:r>
+              <w:rPr>
+                <w:rFonts w:ascii="Arial" w:hAnsi="Arial"/>
+                <w:sz w:val="17"/>
+              </w:rPr>
+              <w:t xml:space="preserve">0,874</w:t>
+            </w:r>
+          </w:p>
+        </w:tc>
+        <w:tc>
+          <w:tcPr/>
+          <w:p>
+            <w:pPr>
+              <w:pStyle w:val="Compact"/>
+              <w:jc w:val="right"/>
+            </w:pPr>
+            <w:r>
+              <w:rPr>
+                <w:rFonts w:ascii="Arial" w:hAnsi="Arial"/>
+                <w:sz w:val="17"/>
+              </w:rPr>
+              <w:t xml:space="preserve">0,426</w:t>
+            </w:r>
+          </w:p>
+        </w:tc>
+        <w:tc>
+          <w:tcPr/>
+          <w:p>
+            <w:pPr>
+              <w:pStyle w:val="Compact"/>
+              <w:jc w:val="right"/>
+            </w:pPr>
+            <w:r>
+              <w:rPr>
+                <w:rFonts w:ascii="Arial" w:hAnsi="Arial"/>
+                <w:sz w:val="17"/>
+              </w:rPr>
+              <w:t xml:space="preserve">0,226</w:t>
+            </w:r>
+          </w:p>
+        </w:tc>
+      </w:tr>
+      <w:tr>
+        <w:tc>
+          <w:tcPr/>
+          <w:p>
+            <w:pPr>
+              <w:pStyle w:val="Compact"/>
+            </w:pPr>
+            <w:r>
+              <w:rPr>
+                <w:rFonts w:ascii="Arial" w:hAnsi="Arial"/>
+                <w:sz w:val="17"/>
+              </w:rPr>
+              <w:t xml:space="preserve">31/01/2026</w:t>
+            </w:r>
+          </w:p>
+        </w:tc>
+        <w:tc>
+          <w:tcPr/>
+          <w:p>
+            <w:pPr>
+              <w:pStyle w:val="Compact"/>
+            </w:pPr>
+            <w:r>
+              <w:rPr>
+                <w:rFonts w:ascii="Arial" w:hAnsi="Arial"/>
+                <w:sz w:val="17"/>
+              </w:rPr>
+              <w:t xml:space="preserve">fev/2026</w:t>
+            </w:r>
+          </w:p>
+        </w:tc>
+        <w:tc>
+          <w:tcPr/>
+          <w:p>
+            <w:pPr>
+              <w:pStyle w:val="Compact"/>
+              <w:jc w:val="right"/>
+            </w:pPr>
+            <w:r>
+              <w:rPr>
+                <w:rFonts w:ascii="Arial" w:hAnsi="Arial"/>
+                <w:sz w:val="17"/>
+              </w:rPr>
+              <w:t xml:space="preserve">2,10%</w:t>
+            </w:r>
+          </w:p>
+        </w:tc>
+        <w:tc>
+          <w:tcPr/>
+          <w:p>
+            <w:pPr>
+              <w:pStyle w:val="Compact"/>
+              <w:jc w:val="right"/>
+            </w:pPr>
+            <w:r>
+              <w:rPr>
+                <w:rFonts w:ascii="Arial" w:hAnsi="Arial"/>
+                <w:sz w:val="17"/>
+              </w:rPr>
+              <w:t xml:space="preserve">0,871</w:t>
+            </w:r>
+          </w:p>
+        </w:tc>
+        <w:tc>
+          <w:tcPr/>
+          <w:p>
+            <w:pPr>
+              <w:pStyle w:val="Compact"/>
+              <w:jc w:val="right"/>
+            </w:pPr>
+            <w:r>
+              <w:rPr>
+                <w:rFonts w:ascii="Arial" w:hAnsi="Arial"/>
+                <w:sz w:val="17"/>
+              </w:rPr>
+              <w:t xml:space="preserve">0,410</w:t>
+            </w:r>
+          </w:p>
+        </w:tc>
+        <w:tc>
+          <w:tcPr/>
+          <w:p>
+            <w:pPr>
+              <w:pStyle w:val="Compact"/>
+              <w:jc w:val="right"/>
+            </w:pPr>
+            <w:r>
+              <w:rPr>
+                <w:rFonts w:ascii="Arial" w:hAnsi="Arial"/>
+                <w:sz w:val="17"/>
+              </w:rPr>
+              <w:t xml:space="preserve">0,238</w:t>
+            </w:r>
+          </w:p>
+        </w:tc>
+      </w:tr>
+    </w:tbl>
+    <w:p>
+      <w:pPr>
+        <w:pStyle w:val="BodyText"/>
+      </w:pPr>
+      <w:r>
+        <w:t xml:space="preserve">O desempenho não depende do corte: o AUC-PR cresce de 0,358 para a faixa de 0,41 a 0,43 conforme o histórico de treino aumenta (com um único mês de dados o modelo já supera a heurística em 59%) e o AUC-ROC permanece entre 0,87 e 0,90 em todas as dobras. A razão modelo/heurística fica entre 1,6 e 1,9 em todos os meses.</w:t>
+      </w:r>
+    </w:p>
+    <w:p>
+      <w:pPr>
+        <w:pStyle w:val="BodyText"/>
+      </w:pPr>
+      <w:r>
+        <w:rPr>
+          <w:b/>
+          <w:bCs/>
+        </w:rPr>
+        <w:t xml:space="preserve">Sensibilidade da janela de predição (campeão re-treinado por alvo):</w:t>
+      </w:r>
+    </w:p>
+    <w:tbl>
+      <w:tblPr>
+        <w:tblStyle w:val="Table"/>
+        <w:tblW w:type="auto" w:w="0"/>
+        <w:tblLook w:firstRow="1" w:lastRow="0" w:firstColumn="0" w:lastColumn="0" w:noHBand="0" w:noVBand="0" w:val="0020"/>
+      </w:tblPr>
+      <w:tblGrid>
+        <w:gridCol w:w="1320"/>
+        <w:gridCol w:w="1320"/>
+        <w:gridCol w:w="1320"/>
+        <w:gridCol w:w="1320"/>
+        <w:gridCol w:w="1320"/>
+        <w:gridCol w:w="1320"/>
+      </w:tblGrid>
+      <w:tr>
+        <w:trPr>
+          <w:tblHeader w:val="on"/>
+        </w:trPr>
+        <w:tc>
+          <w:tcPr/>
+          <w:p>
+            <w:pPr>
+              <w:pStyle w:val="Compact"/>
+            </w:pPr>
+            <w:r>
+              <w:rPr>
+                <w:rFonts w:ascii="Arial" w:hAnsi="Arial"/>
+                <w:sz w:val="17"/>
+              </w:rPr>
+              <w:t xml:space="preserve">Janela</w:t>
+            </w:r>
+          </w:p>
+        </w:tc>
+        <w:tc>
+          <w:tcPr/>
+          <w:p>
+            <w:pPr>
+              <w:pStyle w:val="Compact"/>
+              <w:jc w:val="right"/>
+            </w:pPr>
+            <w:r>
+              <w:rPr>
+                <w:rFonts w:ascii="Arial" w:hAnsi="Arial"/>
+                <w:sz w:val="17"/>
+              </w:rPr>
+              <w:t xml:space="preserve">Prevalência (teste)</w:t>
+            </w:r>
+          </w:p>
+        </w:tc>
+        <w:tc>
+          <w:tcPr/>
+          <w:p>
+            <w:pPr>
+              <w:pStyle w:val="Compact"/>
+              <w:jc w:val="right"/>
+            </w:pPr>
+            <w:r>
+              <w:rPr>
+                <w:rFonts w:ascii="Arial" w:hAnsi="Arial"/>
+                <w:sz w:val="17"/>
+              </w:rPr>
+              <w:t xml:space="preserve">AUC-ROC</w:t>
+            </w:r>
+          </w:p>
+        </w:tc>
+        <w:tc>
+          <w:tcPr/>
+          <w:p>
+            <w:pPr>
+              <w:pStyle w:val="Compact"/>
+              <w:jc w:val="right"/>
+            </w:pPr>
+            <w:r>
+              <w:rPr>
+                <w:rFonts w:ascii="Arial" w:hAnsi="Arial"/>
+                <w:sz w:val="17"/>
+              </w:rPr>
+              <w:t xml:space="preserve">AUC-PR</w:t>
+            </w:r>
+          </w:p>
+        </w:tc>
+        <w:tc>
+          <w:tcPr/>
+          <w:p>
+            <w:pPr>
+              <w:pStyle w:val="Compact"/>
+              <w:jc w:val="right"/>
+            </w:pPr>
+            <w:r>
+              <w:rPr>
+                <w:rFonts w:ascii="Arial" w:hAnsi="Arial"/>
+                <w:sz w:val="17"/>
+              </w:rPr>
+              <w:t xml:space="preserve">Recall</w:t>
+            </w:r>
+          </w:p>
+        </w:tc>
+        <w:tc>
+          <w:tcPr/>
+          <w:p>
+            <w:pPr>
+              <w:pStyle w:val="Compact"/>
+              <w:jc w:val="right"/>
+            </w:pPr>
+            <w:r>
+              <w:rPr>
+                <w:rFonts w:ascii="Arial" w:hAnsi="Arial"/>
+                <w:sz w:val="17"/>
+              </w:rPr>
+              <w:t xml:space="preserve">Precision</w:t>
+            </w:r>
+          </w:p>
+        </w:tc>
+      </w:tr>
+      <w:tr>
+        <w:tc>
+          <w:tcPr/>
+          <w:p>
+            <w:pPr>
+              <w:pStyle w:val="Compact"/>
+            </w:pPr>
+            <w:r>
+              <w:rPr>
+                <w:rFonts w:ascii="Arial" w:hAnsi="Arial"/>
+                <w:sz w:val="17"/>
+              </w:rPr>
+              <w:t xml:space="preserve">2 h</w:t>
+            </w:r>
+          </w:p>
+        </w:tc>
+        <w:tc>
+          <w:tcPr/>
+          <w:p>
+            <w:pPr>
+              <w:pStyle w:val="Compact"/>
+              <w:jc w:val="right"/>
+            </w:pPr>
+            <w:r>
+              <w:rPr>
+                <w:rFonts w:ascii="Arial" w:hAnsi="Arial"/>
+                <w:sz w:val="17"/>
+              </w:rPr>
+              <w:t xml:space="preserve">1,11%</w:t>
+            </w:r>
+          </w:p>
+        </w:tc>
+        <w:tc>
+          <w:tcPr/>
+          <w:p>
+            <w:pPr>
+              <w:pStyle w:val="Compact"/>
+              <w:jc w:val="right"/>
+            </w:pPr>
+            <w:r>
+              <w:rPr>
+                <w:rFonts w:ascii="Arial" w:hAnsi="Arial"/>
+                <w:sz w:val="17"/>
+              </w:rPr>
+              <w:t xml:space="preserve">0,864</w:t>
+            </w:r>
+          </w:p>
+        </w:tc>
+        <w:tc>
+          <w:tcPr/>
+          <w:p>
+            <w:pPr>
+              <w:pStyle w:val="Compact"/>
+              <w:jc w:val="right"/>
+            </w:pPr>
+            <w:r>
+              <w:rPr>
+                <w:rFonts w:ascii="Arial" w:hAnsi="Arial"/>
+                <w:sz w:val="17"/>
+              </w:rPr>
+              <w:t xml:space="preserve">0,269</w:t>
+            </w:r>
+          </w:p>
+        </w:tc>
+        <w:tc>
+          <w:tcPr/>
+          <w:p>
+            <w:pPr>
+              <w:pStyle w:val="Compact"/>
+              <w:jc w:val="right"/>
+            </w:pPr>
+            <w:r>
+              <w:rPr>
+                <w:rFonts w:ascii="Arial" w:hAnsi="Arial"/>
+                <w:sz w:val="17"/>
+              </w:rPr>
+              <w:t xml:space="preserve">0,636</w:t>
+            </w:r>
+          </w:p>
+        </w:tc>
+        <w:tc>
+          <w:tcPr/>
+          <w:p>
+            <w:pPr>
+              <w:pStyle w:val="Compact"/>
+              <w:jc w:val="right"/>
+            </w:pPr>
+            <w:r>
+              <w:rPr>
+                <w:rFonts w:ascii="Arial" w:hAnsi="Arial"/>
+                <w:sz w:val="17"/>
+              </w:rPr>
+              <w:t xml:space="preserve">0,242</w:t>
+            </w:r>
+          </w:p>
+        </w:tc>
+      </w:tr>
+      <w:tr>
+        <w:tc>
+          <w:tcPr/>
+          <w:p>
+            <w:pPr>
+              <w:pStyle w:val="Compact"/>
+            </w:pPr>
+            <w:r>
+              <w:rPr>
+                <w:rFonts w:ascii="Arial" w:hAnsi="Arial"/>
+                <w:b/>
+                <w:bCs/>
+                <w:sz w:val="17"/>
+              </w:rPr>
+              <w:t xml:space="preserve">4 h (adotada)</w:t>
+            </w:r>
+          </w:p>
+        </w:tc>
+        <w:tc>
+          <w:tcPr/>
+          <w:p>
+            <w:pPr>
+              <w:pStyle w:val="Compact"/>
+              <w:jc w:val="right"/>
+            </w:pPr>
+            <w:r>
+              <w:rPr>
+                <w:rFonts w:ascii="Arial" w:hAnsi="Arial"/>
+                <w:sz w:val="17"/>
+              </w:rPr>
+              <w:t xml:space="preserve">2,10%</w:t>
+            </w:r>
+          </w:p>
+        </w:tc>
+        <w:tc>
+          <w:tcPr/>
+          <w:p>
+            <w:pPr>
+              <w:pStyle w:val="Compact"/>
+              <w:jc w:val="right"/>
+            </w:pPr>
+            <w:r>
+              <w:rPr>
+                <w:rFonts w:ascii="Arial" w:hAnsi="Arial"/>
+                <w:sz w:val="17"/>
+              </w:rPr>
+              <w:t xml:space="preserve">0,869</w:t>
+            </w:r>
+          </w:p>
+        </w:tc>
+        <w:tc>
+          <w:tcPr/>
+          <w:p>
+            <w:pPr>
+              <w:pStyle w:val="Compact"/>
+              <w:jc w:val="right"/>
+            </w:pPr>
+            <w:r>
+              <w:rPr>
+                <w:rFonts w:ascii="Arial" w:hAnsi="Arial"/>
+                <w:sz w:val="17"/>
+              </w:rPr>
+              <w:t xml:space="preserve">0,391</w:t>
+            </w:r>
+          </w:p>
+        </w:tc>
+        <w:tc>
+          <w:tcPr/>
+          <w:p>
+            <w:pPr>
+              <w:pStyle w:val="Compact"/>
+              <w:jc w:val="right"/>
+            </w:pPr>
+            <w:r>
+              <w:rPr>
+                <w:rFonts w:ascii="Arial" w:hAnsi="Arial"/>
+                <w:sz w:val="17"/>
+              </w:rPr>
+              <w:t xml:space="preserve">0,637</w:t>
+            </w:r>
+          </w:p>
+        </w:tc>
+        <w:tc>
+          <w:tcPr/>
+          <w:p>
+            <w:pPr>
+              <w:pStyle w:val="Compact"/>
+              <w:jc w:val="right"/>
+            </w:pPr>
+            <w:r>
+              <w:rPr>
+                <w:rFonts w:ascii="Arial" w:hAnsi="Arial"/>
+                <w:sz w:val="17"/>
+              </w:rPr>
+              <w:t xml:space="preserve">0,337</w:t>
+            </w:r>
+          </w:p>
+        </w:tc>
+      </w:tr>
+      <w:tr>
+        <w:tc>
+          <w:tcPr/>
+          <w:p>
+            <w:pPr>
+              <w:pStyle w:val="Compact"/>
+            </w:pPr>
+            <w:r>
+              <w:rPr>
+                <w:rFonts w:ascii="Arial" w:hAnsi="Arial"/>
+                <w:sz w:val="17"/>
+              </w:rPr>
+              <w:t xml:space="preserve">8 h</w:t>
+            </w:r>
+          </w:p>
+        </w:tc>
+        <w:tc>
+          <w:tcPr/>
+          <w:p>
+            <w:pPr>
+              <w:pStyle w:val="Compact"/>
+              <w:jc w:val="right"/>
+            </w:pPr>
+            <w:r>
+              <w:rPr>
+                <w:rFonts w:ascii="Arial" w:hAnsi="Arial"/>
+                <w:sz w:val="17"/>
+              </w:rPr>
+              <w:t xml:space="preserve">3,78%</w:t>
+            </w:r>
+          </w:p>
+        </w:tc>
+        <w:tc>
+          <w:tcPr/>
+          <w:p>
+            <w:pPr>
+              <w:pStyle w:val="Compact"/>
+              <w:jc w:val="right"/>
+            </w:pPr>
+            <w:r>
+              <w:rPr>
+                <w:rFonts w:ascii="Arial" w:hAnsi="Arial"/>
+                <w:sz w:val="17"/>
+              </w:rPr>
+              <w:t xml:space="preserve">0,852</w:t>
+            </w:r>
+          </w:p>
+        </w:tc>
+        <w:tc>
+          <w:tcPr/>
+          <w:p>
+            <w:pPr>
+              <w:pStyle w:val="Compact"/>
+              <w:jc w:val="right"/>
+            </w:pPr>
+            <w:r>
+              <w:rPr>
+                <w:rFonts w:ascii="Arial" w:hAnsi="Arial"/>
+                <w:sz w:val="17"/>
+              </w:rPr>
+              <w:t xml:space="preserve">0,470</w:t>
+            </w:r>
+          </w:p>
+        </w:tc>
+        <w:tc>
+          <w:tcPr/>
+          <w:p>
+            <w:pPr>
+              <w:pStyle w:val="Compact"/>
+              <w:jc w:val="right"/>
+            </w:pPr>
+            <w:r>
+              <w:rPr>
+                <w:rFonts w:ascii="Arial" w:hAnsi="Arial"/>
+                <w:sz w:val="17"/>
+              </w:rPr>
+              <w:t xml:space="preserve">0,631</w:t>
+            </w:r>
+          </w:p>
+        </w:tc>
+        <w:tc>
+          <w:tcPr/>
+          <w:p>
+            <w:pPr>
+              <w:pStyle w:val="Compact"/>
+              <w:jc w:val="right"/>
+            </w:pPr>
+            <w:r>
+              <w:rPr>
+                <w:rFonts w:ascii="Arial" w:hAnsi="Arial"/>
+                <w:sz w:val="17"/>
+              </w:rPr>
+              <w:t xml:space="preserve">0,346</w:t>
+            </w:r>
+          </w:p>
+        </w:tc>
+      </w:tr>
+    </w:tbl>
+    <w:p>
+      <w:pPr>
+        <w:pStyle w:val="BodyText"/>
+      </w:pPr>
+      <w:r>
+        <w:t xml:space="preserve">O recall é estável (0,63 a 0,64) nas três janelas. A janela de 2 horas degrada a precisão (0,24) por dar pouco tempo para o precursor se formar; a de 8 horas melhora o AUC-PR por elevar a prevalência, mas dilui a acionabilidade (metade do turno vira</w:t>
+      </w:r>
+      <w:r>
+        <w:t xml:space="preserve"> </w:t>
+      </w:r>
+      <w:r>
+        <w:t xml:space="preserve">“período de risco”</w:t>
+      </w:r>
+      <w:r>
+        <w:t xml:space="preserve">). A janela de 4 horas mantém precisão e recall adequados exatamente no horizonte em que despacho e manutenção conseguem agir, confirmando a escolha operacional.</w:t>
+      </w:r>
+    </w:p>
+    <w:bookmarkEnd w:id="47"/>
+    <w:bookmarkStart w:id="51" w:name="análise-de-erros-tópico-sugerido-5.2"/>
+    <w:p>
+      <w:pPr>
+        <w:pStyle w:val="Heading2"/>
+      </w:pPr>
+      <w:r>
+        <w:t xml:space="preserve">3.3 Análise de erros (Tópico Sugerido 5.2)</w:t>
+      </w:r>
+    </w:p>
+    <w:p>
+      <w:pPr>
+        <w:pStyle w:val="FirstParagraph"/>
+      </w:pPr>
+      <w:r>
+        <w:rPr>
+          <w:b/>
+          <w:bCs/>
+        </w:rPr>
+        <w:t xml:space="preserve">Matriz de confusão (teste, limiar F2 = 0,067):</w:t>
       </w:r>
     </w:p>
     <w:tbl>
@@ -7944,23 +8341,23 @@
                 <w:rFonts w:ascii="Arial" w:hAnsi="Arial"/>
                 <w:sz w:val="17"/>
               </w:rPr>
-              <w:t xml:space="preserve">VN = 43.459</w:t>
-            </w:r>
-          </w:p>
-        </w:tc>
-        <w:tc>
-          <w:tcPr/>
-          <w:p>
-            <w:pPr>
-              <w:pStyle w:val="Compact"/>
-              <w:jc w:val="right"/>
-            </w:pPr>
-            <w:r>
-              <w:rPr>
-                <w:rFonts w:ascii="Arial" w:hAnsi="Arial"/>
-                <w:sz w:val="17"/>
-              </w:rPr>
-              <w:t xml:space="preserve">FP = 1.066</w:t>
+              <w:t xml:space="preserve">VN = 43.356</w:t>
+            </w:r>
+          </w:p>
+        </w:tc>
+        <w:tc>
+          <w:tcPr/>
+          <w:p>
+            <w:pPr>
+              <w:pStyle w:val="Compact"/>
+              <w:jc w:val="right"/>
+            </w:pPr>
+            <w:r>
+              <w:rPr>
+                <w:rFonts w:ascii="Arial" w:hAnsi="Arial"/>
+                <w:sz w:val="17"/>
+              </w:rPr>
+              <w:t xml:space="preserve">FP = 1.199</w:t>
             </w:r>
           </w:p>
         </w:tc>
@@ -7995,23 +8392,23 @@
                 <w:rFonts w:ascii="Arial" w:hAnsi="Arial"/>
                 <w:sz w:val="17"/>
               </w:rPr>
-              <w:t xml:space="preserve">FN = 382</w:t>
-            </w:r>
-          </w:p>
-        </w:tc>
-        <w:tc>
-          <w:tcPr/>
-          <w:p>
-            <w:pPr>
-              <w:pStyle w:val="Compact"/>
-              <w:jc w:val="right"/>
-            </w:pPr>
-            <w:r>
-              <w:rPr>
-                <w:rFonts w:ascii="Arial" w:hAnsi="Arial"/>
-                <w:sz w:val="17"/>
-              </w:rPr>
-              <w:t xml:space="preserve">VP = 575</w:t>
+              <w:t xml:space="preserve">FN = 347</w:t>
+            </w:r>
+          </w:p>
+        </w:tc>
+        <w:tc>
+          <w:tcPr/>
+          <w:p>
+            <w:pPr>
+              <w:pStyle w:val="Compact"/>
+              <w:jc w:val="right"/>
+            </w:pPr>
+            <w:r>
+              <w:rPr>
+                <w:rFonts w:ascii="Arial" w:hAnsi="Arial"/>
+                <w:sz w:val="17"/>
+              </w:rPr>
+              <w:t xml:space="preserve">VP = 608</w:t>
             </w:r>
           </w:p>
         </w:tc>
@@ -8022,7 +8419,7 @@
         <w:pStyle w:val="BodyText"/>
       </w:pPr>
       <w:r>
-        <w:t xml:space="preserve">Tradução operacional: em fevereiro, o modelo teria emitido 1.641 cartões de inspeção (~59/dia na frota de 50, ~1,2 por equipamento-dia); 575 antecederam alerta real. Os 1.066 falsos positivos custam ~38 h/dia de verificação distribuídas na frota — absorvível pela equipe de inspeção volante e parcialmente aproveitável (inspeção visual agrega valor mesmo sem falha iminente). Os 382 falsos negativos são o custo residual: paradas que continuariam chegando sem aviso.</w:t>
+        <w:t xml:space="preserve">Tradução operacional: em fevereiro o modelo teria emitido 1.807 cartões de inspeção (cerca de 65/dia na frota de 50, ou 1,3 por equipamento-dia); 608 antecederam alerta real. Os 1.199 falsos positivos custam cerca de 43 horas/dia de verificação distribuídas na frota, carga absorvível pela inspeção volante e parcialmente aproveitável (a inspeção visual agrega valor mesmo sem falha iminente). Os 347 falsos negativos são o custo residual: paradas que continuariam chegando sem aviso.</w:t>
       </w:r>
     </w:p>
     <w:p>
@@ -8034,7 +8431,7 @@
           <w:b/>
           <w:bCs/>
         </w:rPr>
-        <w:t xml:space="preserve">Casos extremos — onde o modelo sistematicamente falha (Figura 10 e tabelas de FN):</w:t>
+        <w:t xml:space="preserve">Casos extremos: onde o modelo sistematicamente falha (Figura 10 e tabelas de FN):</w:t>
       </w:r>
     </w:p>
     <w:p>
@@ -8042,7 +8439,7 @@
         <w:pStyle w:val="Compact"/>
         <w:numPr>
           <w:ilvl w:val="0"/>
-          <w:numId w:val="1005"/>
+          <w:numId w:val="1003"/>
         </w:numPr>
       </w:pPr>
       <w:r>
@@ -8050,7 +8447,7 @@
           <w:b/>
           <w:bCs/>
         </w:rPr>
-        <w:t xml:space="preserve">Falhas de comunicação (SISTEMA): 121 positivos, 100% de FN.</w:t>
+        <w:t xml:space="preserve">Falhas de comunicação (SISTEMA): 121 positivos no teste, 100% de falso negativo.</w:t>
       </w:r>
       <w:r>
         <w:t xml:space="preserve"> </w:t>
@@ -8080,20 +8477,7 @@
         <w:t xml:space="preserve"> </w:t>
       </w:r>
       <w:r>
-        <w:t xml:space="preserve">não têm precursor físico na telemetria — são quedas de rede/hardware embarcado.</w:t>
-      </w:r>
-      <w:r>
-        <w:t xml:space="preserve"> </w:t>
-      </w:r>
-      <w:r>
-        <w:rPr>
-          <w:b/>
-          <w:bCs/>
-        </w:rPr>
-        <w:t xml:space="preserve">Não é um problema de modelo</w:t>
-      </w:r>
-      <w:r>
-        <w:t xml:space="preserve">: é a fronteira do que telemetria de condição consegue prever (discussão em 4.6).</w:t>
+        <w:t xml:space="preserve">não têm precursor físico na telemetria: são quedas de rede ou de hardware embarcado. Não é um problema de modelo, é a fronteira do que telemetria de condição consegue prever (discussão na seção 3.9).</w:t>
       </w:r>
     </w:p>
     <w:p>
@@ -8101,7 +8485,7 @@
         <w:pStyle w:val="Compact"/>
         <w:numPr>
           <w:ilvl w:val="0"/>
-          <w:numId w:val="1005"/>
+          <w:numId w:val="1003"/>
         </w:numPr>
       </w:pPr>
       <w:r>
@@ -8109,7 +8493,7 @@
           <w:b/>
           <w:bCs/>
         </w:rPr>
-        <w:t xml:space="preserve">Sensor errático: 17 positivos, 100% de FN</w:t>
+        <w:t xml:space="preserve">Sensor errático: 17 positivos, 100% de falso negativo</w:t>
       </w:r>
       <w:r>
         <w:t xml:space="preserve"> </w:t>
@@ -8124,7 +8508,7 @@
         <w:t xml:space="preserve">Engine Oil Level - Data Erratic</w:t>
       </w:r>
       <w:r>
-        <w:t xml:space="preserve">): falha súbita de sensor, sem rampa.</w:t>
+        <w:t xml:space="preserve">): falha súbita de sensor, sem rampa de degradação.</w:t>
       </w:r>
     </w:p>
     <w:p>
@@ -8132,7 +8516,7 @@
         <w:pStyle w:val="Compact"/>
         <w:numPr>
           <w:ilvl w:val="0"/>
-          <w:numId w:val="1005"/>
+          <w:numId w:val="1003"/>
         </w:numPr>
       </w:pPr>
       <w:r>
@@ -8140,34 +8524,13 @@
           <w:b/>
           <w:bCs/>
         </w:rPr>
-        <w:t xml:space="preserve">Frota LeTourneau L 1850: 85% de FN</w:t>
-      </w:r>
-      <w:r>
-        <w:t xml:space="preserve"> </w:t>
-      </w:r>
-      <w:r>
-        <w:t xml:space="preserve">— a frota tem os alertas mais raros (4,4/1.000 h) e as regras dos seus eventos (</w:t>
-      </w:r>
-      <w:r>
-        <w:rPr>
-          <w:rStyle w:val="VerbatimChar"/>
-        </w:rPr>
-        <w:t xml:space="preserve">HPD Gearbox</w:t>
-      </w:r>
-      <w:r>
-        <w:t xml:space="preserve">,</w:t>
-      </w:r>
-      <w:r>
-        <w:t xml:space="preserve"> </w:t>
-      </w:r>
-      <w:r>
-        <w:rPr>
-          <w:rStyle w:val="VerbatimChar"/>
-        </w:rPr>
-        <w:t xml:space="preserve">Generator Over Temperature</w:t>
-      </w:r>
-      <w:r>
-        <w:t xml:space="preserve">) são de disparo imediato (QTD=1), com pouca escada precursora; o modelo tem pouco material para aprender.</w:t>
+        <w:t xml:space="preserve">Frota LeTourneau L 1850: 85% de falso negativo.</w:t>
+      </w:r>
+      <w:r>
+        <w:t xml:space="preserve"> </w:t>
+      </w:r>
+      <w:r>
+        <w:t xml:space="preserve">É a frota com alertas mais raros (4,39 por 1.000 h) e regras de disparo imediato (QUANTIDADE = 1), com pouca escada precursora; o modelo tem pouco material para aprender. As frotas de caminhões CAT ficam entre 25% (793-F) e 38% (789-C) de FN.</w:t>
       </w:r>
     </w:p>
     <w:p>
@@ -8175,11 +8538,11 @@
         <w:pStyle w:val="Compact"/>
         <w:numPr>
           <w:ilvl w:val="0"/>
-          <w:numId w:val="1005"/>
+          <w:numId w:val="1003"/>
         </w:numPr>
       </w:pPr>
       <w:r>
-        <w:t xml:space="preserve">Excluindo os dois grupos estruturalmente imprevisíveis (SISTEMA + sensor errático, 138 positivos), o recall sobre os alertas</w:t>
+        <w:t xml:space="preserve">Excluindo os dois grupos estruturalmente imprevisíveis (SISTEMA e sensor errático, 138 positivos), o recall sobre os alertas</w:t>
       </w:r>
       <w:r>
         <w:t xml:space="preserve"> </w:t>
@@ -8195,7 +8558,7 @@
         <w:t xml:space="preserve"> </w:t>
       </w:r>
       <w:r>
-        <w:t xml:space="preserve">sobe para</w:t>
+        <w:t xml:space="preserve">sobe de 63,7% para</w:t>
       </w:r>
       <w:r>
         <w:t xml:space="preserve"> </w:t>
@@ -8205,7 +8568,7 @@
           <w:b/>
           <w:bCs/>
         </w:rPr>
-        <w:t xml:space="preserve">70,2%</w:t>
+        <w:t xml:space="preserve">74,4%</w:t>
       </w:r>
       <w:r>
         <w:t xml:space="preserve">.</w:t>
@@ -8226,7 +8589,7 @@
         <w:t xml:space="preserve"> </w:t>
       </w:r>
       <w:r>
-        <w:t xml:space="preserve">AUC-ROC por quinzena: jan 0,812 → 0,899; fev 0,855 → 0,886; AUC-PR entre 0,368 e 0,474 com prevalência oscilando 1,9–3,1%. Não há tendência de queda ao longo de 8 semanas fora do treino — sem evidência de concept drift no horizonte avaliado; a variação entre quinzenas acompanha a prevalência (mais surtos = ranking mais fácil).</w:t>
+        <w:t xml:space="preserve">AUC-ROC por quinzena: 0,823 e 0,910 em janeiro; 0,852 e 0,883 em fevereiro. AUC-PR entre 0,369 e 0,468, acompanhando a prevalência (1,9% a 3,1%). Oito semanas fora do treino não mostram tendência de queda, e a validação walk-forward (seção 3.2) reforça a conclusão: sem evidência de concept drift no horizonte avaliado.</w:t>
       </w:r>
     </w:p>
     <w:p>
@@ -8237,20 +8600,20 @@
       <w:r>
         <w:drawing>
           <wp:inline>
-            <wp:extent cx="5334000" cy="4115665"/>
+            <wp:extent cx="5242560" cy="4139184"/>
             <wp:effectExtent b="0" l="0" r="0" t="0"/>
-            <wp:docPr descr="Figura 10" title="" id="48" name="Picture"/>
+            <wp:docPr descr="Figura 10" title="" id="49" name="Picture"/>
             <a:graphic>
               <a:graphicData uri="http://schemas.openxmlformats.org/drawingml/2006/picture">
                 <pic:pic>
                   <pic:nvPicPr>
-                    <pic:cNvPr descr="figuras/fig10_matriz_confusao.png" id="49" name="Picture"/>
+                    <pic:cNvPr descr="figuras/fig10_matriz_confusao.png" id="50" name="Picture"/>
                     <pic:cNvPicPr>
                       <a:picLocks noChangeArrowheads="1" noChangeAspect="1"/>
                     </pic:cNvPicPr>
                   </pic:nvPicPr>
                   <pic:blipFill>
-                    <a:blip r:embed="rId47"/>
+                    <a:blip r:embed="rId48"/>
                     <a:stretch>
                       <a:fillRect/>
                     </a:stretch>
@@ -8258,7 +8621,7 @@
                   <pic:spPr bwMode="auto">
                     <a:xfrm>
                       <a:off x="0" y="0"/>
-                      <a:ext cx="5334000" cy="4115665"/>
+                      <a:ext cx="5242560" cy="4139184"/>
                     </a:xfrm>
                     <a:prstGeom prst="rect">
                       <a:avLst/>
@@ -8285,14 +8648,14 @@
         <w:t xml:space="preserve">Figura 10</w:t>
       </w:r>
     </w:p>
-    <w:bookmarkEnd w:id="50"/>
-    <w:bookmarkStart w:id="57" w:name="interpretabilidade-cm-5.3"/>
+    <w:bookmarkEnd w:id="51"/>
+    <w:bookmarkStart w:id="58" w:name="interpretabilidade-tópico-sugerido-5.3"/>
     <w:p>
       <w:pPr>
         <w:pStyle w:val="Heading2"/>
       </w:pPr>
       <w:r>
-        <w:t xml:space="preserve">4.3 Interpretabilidade (CM 5.3)</w:t>
+        <w:t xml:space="preserve">3.4 Interpretabilidade (Tópico Sugerido 5.3)</w:t>
       </w:r>
     </w:p>
     <w:p>
@@ -8300,7 +8663,7 @@
         <w:pStyle w:val="FirstParagraph"/>
       </w:pPr>
       <w:r>
-        <w:t xml:space="preserve">O SHAP summary (Figura 11) valida o modelo contra a intuição operacional — as cinco features mais importantes têm leitura física direta:</w:t>
+        <w:t xml:space="preserve">O SHAP summary (Figura 11) valida o modelo contra a intuição operacional; as principais variáveis têm leitura física direta:</w:t>
       </w:r>
     </w:p>
     <w:p>
@@ -8308,7 +8671,7 @@
         <w:pStyle w:val="Compact"/>
         <w:numPr>
           <w:ilvl w:val="0"/>
-          <w:numId w:val="1006"/>
+          <w:numId w:val="1004"/>
         </w:numPr>
       </w:pPr>
       <w:r>
@@ -8323,7 +8686,7 @@
         <w:t xml:space="preserve"> </w:t>
       </w:r>
       <w:r>
-        <w:t xml:space="preserve">— alarmes do catálogo nas últimas 12 h: é a matéria-prima das regras; valores altos (vermelho) empurram o score fortemente para cima.</w:t>
+        <w:t xml:space="preserve">(alarmes do catálogo nas últimas 12 horas): matéria-prima das regras; valores altos empurram o score fortemente para cima.</w:t>
       </w:r>
     </w:p>
     <w:p>
@@ -8331,7 +8694,7 @@
         <w:pStyle w:val="Compact"/>
         <w:numPr>
           <w:ilvl w:val="0"/>
-          <w:numId w:val="1006"/>
+          <w:numId w:val="1004"/>
         </w:numPr>
       </w:pPr>
       <w:r>
@@ -8360,10 +8723,7 @@
         <w:t xml:space="preserve">tag_taxa_alerta</w:t>
       </w:r>
       <w:r>
-        <w:t xml:space="preserve"> </w:t>
-      </w:r>
-      <w:r>
-        <w:t xml:space="preserve">— o</w:t>
+        <w:t xml:space="preserve">: o</w:t>
       </w:r>
       <w:r>
         <w:t xml:space="preserve"> </w:t>
@@ -8372,7 +8732,7 @@
         <w:t xml:space="preserve">“quem”</w:t>
       </w:r>
       <w:r>
-        <w:t xml:space="preserve">: operador com histórico agressivo e equipamento cronicamente ofensor elevam o risco de base (H2 e H3 confirmadas dentro do modelo).</w:t>
+        <w:t xml:space="preserve">; operador com histórico severo e equipamento cronicamente ofensor elevam o risco de base (H2 e H3 dentro do modelo).</w:t>
       </w:r>
     </w:p>
     <w:p>
@@ -8380,7 +8740,7 @@
         <w:pStyle w:val="Compact"/>
         <w:numPr>
           <w:ilvl w:val="0"/>
-          <w:numId w:val="1006"/>
+          <w:numId w:val="1004"/>
         </w:numPr>
       </w:pPr>
       <w:r>
@@ -8392,10 +8752,7 @@
         <w:t xml:space="preserve">n_crit2_12h</w:t>
       </w:r>
       <w:r>
-        <w:t xml:space="preserve"> </w:t>
-      </w:r>
-      <w:r>
-        <w:t xml:space="preserve">— a escada de nível 2 em janela curta, precursora clássica do nível 3.</w:t>
+        <w:t xml:space="preserve">: a escada de nível 2 em janela curta, precursora clássica do nível 3.</w:t>
       </w:r>
     </w:p>
     <w:p>
@@ -8403,7 +8760,7 @@
         <w:pStyle w:val="Compact"/>
         <w:numPr>
           <w:ilvl w:val="0"/>
-          <w:numId w:val="1006"/>
+          <w:numId w:val="1004"/>
         </w:numPr>
       </w:pPr>
       <w:r>
@@ -8415,10 +8772,7 @@
         <w:t xml:space="preserve">h_desde_alerta_dg</w:t>
       </w:r>
       <w:r>
-        <w:t xml:space="preserve"> </w:t>
-      </w:r>
-      <w:r>
-        <w:t xml:space="preserve">— pouco tempo desde o último alerta → recorrência provável (manutenção que não elimina causa raiz).</w:t>
+        <w:t xml:space="preserve">: pouco tempo desde o último alerta indica recorrência provável (manutenção que não eliminou a causa raiz).</w:t>
       </w:r>
     </w:p>
     <w:p>
@@ -8426,7 +8780,7 @@
         <w:pStyle w:val="Compact"/>
         <w:numPr>
           <w:ilvl w:val="0"/>
-          <w:numId w:val="1006"/>
+          <w:numId w:val="1004"/>
         </w:numPr>
       </w:pPr>
       <w:r>
@@ -8436,7 +8790,10 @@
         <w:t xml:space="preserve">n_crit3_72h</w:t>
       </w:r>
       <w:r>
-        <w:t xml:space="preserve">,</w:t>
+        <w:t xml:space="preserve"> </w:t>
+      </w:r>
+      <w:r>
+        <w:t xml:space="preserve">e</w:t>
       </w:r>
       <w:r>
         <w:t xml:space="preserve"> </w:t>
@@ -8448,10 +8805,7 @@
         <w:t xml:space="preserve">n_dg_24h/72h</w:t>
       </w:r>
       <w:r>
-        <w:t xml:space="preserve"> </w:t>
-      </w:r>
-      <w:r>
-        <w:t xml:space="preserve">— o acúmulo lento de fundo;</w:t>
+        <w:t xml:space="preserve">: o acúmulo lento de fundo; e</w:t>
       </w:r>
       <w:r>
         <w:t xml:space="preserve"> </w:t>
@@ -8490,22 +8844,7 @@
         <w:pStyle w:val="FirstParagraph"/>
       </w:pPr>
       <w:r>
-        <w:t xml:space="preserve">Nenhuma feature importante carece de explicação operacional — critério de validação de sentido atendido. O waterfall (Figura 12) decompõe a predição de maior score entre os verdadeiros positivos (CM-702, 25/02/2026 09:12): 14 alarmes don’t go e 15 eventos nível 2 em 12 h, 8 quase-gatilhos e alerta anterior há ~5 h somam +4,7 em log-odds sobre a base E[f(X)]=−4,7 → probabilidade 0,81; o equipamento disparou</w:t>
-      </w:r>
-      <w:r>
-        <w:t xml:space="preserve"> </w:t>
-      </w:r>
-      <w:r>
-        <w:rPr>
-          <w:rStyle w:val="VerbatimChar"/>
-        </w:rPr>
-        <w:t xml:space="preserve">Low Transmission Oil Level</w:t>
-      </w:r>
-      <w:r>
-        <w:t xml:space="preserve"> </w:t>
-      </w:r>
-      <w:r>
-        <w:t xml:space="preserve">dentro da janela. É o caso de uso do painel: o cartão de inspeção viria com as três evidências listadas.</w:t>
+        <w:t xml:space="preserve">Nenhuma variável importante carece de explicação operacional, critério de validação de sentido atendido. O waterfall (Figura 12) decompõe a predição de maior score entre os verdadeiros positivos: o cartão de inspeção viria com as evidências listadas (alarmes monitorados repetidos em 12 horas, rajada de eventos nível 2 e quase-gatilhos de regra), exatamente o formato de explicação que a manutenção precisa para confiar no aviso.</w:t>
       </w:r>
     </w:p>
     <w:p>
@@ -8518,18 +8857,18 @@
           <wp:inline>
             <wp:extent cx="5334000" cy="3870190"/>
             <wp:effectExtent b="0" l="0" r="0" t="0"/>
-            <wp:docPr descr="Figura 11" title="" id="52" name="Picture"/>
+            <wp:docPr descr="Figura 11" title="" id="53" name="Picture"/>
             <a:graphic>
               <a:graphicData uri="http://schemas.openxmlformats.org/drawingml/2006/picture">
                 <pic:pic>
                   <pic:nvPicPr>
-                    <pic:cNvPr descr="figuras/fig11_shap_summary.png" id="53" name="Picture"/>
+                    <pic:cNvPr descr="figuras/fig11_shap_summary.png" id="54" name="Picture"/>
                     <pic:cNvPicPr>
                       <a:picLocks noChangeArrowheads="1" noChangeAspect="1"/>
                     </pic:cNvPicPr>
                   </pic:nvPicPr>
                   <pic:blipFill>
-                    <a:blip r:embed="rId51"/>
+                    <a:blip r:embed="rId52"/>
                     <a:stretch>
                       <a:fillRect/>
                     </a:stretch>
@@ -8572,20 +8911,20 @@
       <w:r>
         <w:drawing>
           <wp:inline>
-            <wp:extent cx="5334000" cy="4897942"/>
+            <wp:extent cx="5334000" cy="4906044"/>
             <wp:effectExtent b="0" l="0" r="0" t="0"/>
-            <wp:docPr descr="Figura 12" title="" id="55" name="Picture"/>
+            <wp:docPr descr="Figura 12" title="" id="56" name="Picture"/>
             <a:graphic>
               <a:graphicData uri="http://schemas.openxmlformats.org/drawingml/2006/picture">
                 <pic:pic>
                   <pic:nvPicPr>
-                    <pic:cNvPr descr="figuras/fig12_shap_waterfall.png" id="56" name="Picture"/>
+                    <pic:cNvPr descr="figuras/fig12_shap_waterfall.png" id="57" name="Picture"/>
                     <pic:cNvPicPr>
                       <a:picLocks noChangeArrowheads="1" noChangeAspect="1"/>
                     </pic:cNvPicPr>
                   </pic:nvPicPr>
                   <pic:blipFill>
-                    <a:blip r:embed="rId54"/>
+                    <a:blip r:embed="rId55"/>
                     <a:stretch>
                       <a:fillRect/>
                     </a:stretch>
@@ -8593,7 +8932,7 @@
                   <pic:spPr bwMode="auto">
                     <a:xfrm>
                       <a:off x="0" y="0"/>
-                      <a:ext cx="5334000" cy="4897942"/>
+                      <a:ext cx="5334000" cy="4906044"/>
                     </a:xfrm>
                     <a:prstGeom prst="rect">
                       <a:avLst/>
@@ -8620,44 +8959,32 @@
         <w:t xml:space="preserve">Figura 12</w:t>
       </w:r>
     </w:p>
-    <w:bookmarkEnd w:id="57"/>
-    <w:bookmarkStart w:id="58" w:name="X856981725481d2bef482b864bcdc72de3edbabf"/>
+    <w:bookmarkEnd w:id="58"/>
+    <w:bookmarkStart w:id="65" w:name="X7ac05d8f294a5bf290d855602e0a02d983788c5"/>
     <w:p>
       <w:pPr>
         <w:pStyle w:val="Heading2"/>
       </w:pPr>
       <w:r>
-        <w:t xml:space="preserve">4.4 Abordagem não supervisionada — o que ela adiciona</w:t>
+        <w:t xml:space="preserve">3.5 Calibração e ponto de operação financeiro</w:t>
       </w:r>
     </w:p>
     <w:p>
       <w:pPr>
         <w:pStyle w:val="FirstParagraph"/>
       </w:pPr>
-      <w:r>
-        <w:t xml:space="preserve">O</w:t>
-      </w:r>
-      <w:r>
-        <w:t xml:space="preserve"> </w:t>
-      </w:r>
       <w:r>
         <w:rPr>
           <w:b/>
           <w:bCs/>
         </w:rPr>
-        <w:t xml:space="preserve">Isolation Forest</w:t>
-      </w:r>
-      <w:r>
-        <w:t xml:space="preserve">, sem nunca ver um rótulo, alcança AUC-ROC 0,826 no teste — desvio do padrão normal de operação é, de fato, sinal precursor. Mas seu AUC-PR (0,157) é 2,5× menor que o do LightGBM: ele sabe que</w:t>
-      </w:r>
-      <w:r>
-        <w:t xml:space="preserve"> </w:t>
-      </w:r>
-      <w:r>
-        <w:t xml:space="preserve">“algo está estranho”</w:t>
-      </w:r>
-      <w:r>
-        <w:t xml:space="preserve">, não sabe se o estranho termina em don’t go. Uso recomendado: cerca de segurança para</w:t>
+        <w:t xml:space="preserve">Calibração.</w:t>
+      </w:r>
+      <w:r>
+        <w:t xml:space="preserve"> </w:t>
+      </w:r>
+      <w:r>
+        <w:t xml:space="preserve">Score bom para ranquear não é automaticamente probabilidade confiável. No teste, o Brier score do campeão é</w:t>
       </w:r>
       <w:r>
         <w:t xml:space="preserve"> </w:t>
@@ -8667,37 +8994,204 @@
           <w:b/>
           <w:bCs/>
         </w:rPr>
-        <w:t xml:space="preserve">modos de falha novos</w:t>
-      </w:r>
-      <w:r>
-        <w:t xml:space="preserve"> </w:t>
-      </w:r>
-      <w:r>
-        <w:t xml:space="preserve">que ainda não têm regra no catálogo (eventos que o supervisionado não aprendeu), complementando — não substituindo — o modelo supervisionado.</w:t>
+        <w:t xml:space="preserve">0,0155</w:t>
+      </w:r>
+      <w:r>
+        <w:t xml:space="preserve">, contra 0,0205 do previsor constante (redução de 24%), e a curva de confiabilidade por decis (Figura 14) acompanha a diagonal, com leve subconfiança no decil superior (previsto 12,4%, observado 15,6%). A calibração isotônica ajustada na validação traz ganho apenas marginal (Brier 0,0153), portanto o score bruto já pode ser lido como probabilidade aproximada no painel do despacho.</w:t>
       </w:r>
     </w:p>
     <w:p>
       <w:pPr>
         <w:pStyle w:val="BodyText"/>
       </w:pPr>
-      <w:r>
-        <w:t xml:space="preserve">O</w:t>
-      </w:r>
-      <w:r>
-        <w:t xml:space="preserve"> </w:t>
-      </w:r>
       <w:r>
         <w:rPr>
           <w:b/>
           <w:bCs/>
         </w:rPr>
+        <w:t xml:space="preserve">Varredura de limiar em reais.</w:t>
+      </w:r>
+      <w:r>
+        <w:t xml:space="preserve"> </w:t>
+      </w:r>
+      <w:r>
+        <w:t xml:space="preserve">Convertendo cada limiar possível em benefício líquido mensal (premissas da seção 3.8), a curva da Figura 15 mostra um platô largo: o ótimo financeiro (limiar 0,088, R$ 1,45 milhão) fica apenas 4% acima do ponto F2 adotado (limiar 0,067, R$ 1,39 milhão). Duas consequências práticas: a escolha do limiar é robusta (errar o limiar dentro do platô custa pouco) e a régua F2, definida por critério operacional antes de qualquer conta financeira, se mostrou quase ótima também em reais.</w:t>
+      </w:r>
+    </w:p>
+    <w:p>
+      <w:pPr>
+        <w:pStyle w:val="CaptionedFigure"/>
+        <w:jc w:val="center"/>
+      </w:pPr>
+      <w:r>
+        <w:drawing>
+          <wp:inline>
+            <wp:extent cx="5334000" cy="3941007"/>
+            <wp:effectExtent b="0" l="0" r="0" t="0"/>
+            <wp:docPr descr="Figura 14" title="" id="60" name="Picture"/>
+            <a:graphic>
+              <a:graphicData uri="http://schemas.openxmlformats.org/drawingml/2006/picture">
+                <pic:pic>
+                  <pic:nvPicPr>
+                    <pic:cNvPr descr="figuras/fig14_calibracao.png" id="61" name="Picture"/>
+                    <pic:cNvPicPr>
+                      <a:picLocks noChangeArrowheads="1" noChangeAspect="1"/>
+                    </pic:cNvPicPr>
+                  </pic:nvPicPr>
+                  <pic:blipFill>
+                    <a:blip r:embed="rId59"/>
+                    <a:stretch>
+                      <a:fillRect/>
+                    </a:stretch>
+                  </pic:blipFill>
+                  <pic:spPr bwMode="auto">
+                    <a:xfrm>
+                      <a:off x="0" y="0"/>
+                      <a:ext cx="5334000" cy="3941007"/>
+                    </a:xfrm>
+                    <a:prstGeom prst="rect">
+                      <a:avLst/>
+                    </a:prstGeom>
+                    <a:noFill/>
+                    <a:ln w="9525">
+                      <a:noFill/>
+                      <a:headEnd/>
+                      <a:tailEnd/>
+                    </a:ln>
+                  </pic:spPr>
+                </pic:pic>
+              </a:graphicData>
+            </a:graphic>
+          </wp:inline>
+        </w:drawing>
+      </w:r>
+    </w:p>
+    <w:p>
+      <w:pPr>
+        <w:pStyle w:val="ImageCaption"/>
+      </w:pPr>
+      <w:r>
+        <w:t xml:space="preserve">Figura 14</w:t>
+      </w:r>
+    </w:p>
+    <w:p>
+      <w:pPr>
+        <w:pStyle w:val="CaptionedFigure"/>
+        <w:jc w:val="center"/>
+      </w:pPr>
+      <w:r>
+        <w:drawing>
+          <wp:inline>
+            <wp:extent cx="5334000" cy="2178017"/>
+            <wp:effectExtent b="0" l="0" r="0" t="0"/>
+            <wp:docPr descr="Figura 15" title="" id="63" name="Picture"/>
+            <a:graphic>
+              <a:graphicData uri="http://schemas.openxmlformats.org/drawingml/2006/picture">
+                <pic:pic>
+                  <pic:nvPicPr>
+                    <pic:cNvPr descr="figuras/fig15_custo_limiar.png" id="64" name="Picture"/>
+                    <pic:cNvPicPr>
+                      <a:picLocks noChangeArrowheads="1" noChangeAspect="1"/>
+                    </pic:cNvPicPr>
+                  </pic:nvPicPr>
+                  <pic:blipFill>
+                    <a:blip r:embed="rId62"/>
+                    <a:stretch>
+                      <a:fillRect/>
+                    </a:stretch>
+                  </pic:blipFill>
+                  <pic:spPr bwMode="auto">
+                    <a:xfrm>
+                      <a:off x="0" y="0"/>
+                      <a:ext cx="5334000" cy="2178017"/>
+                    </a:xfrm>
+                    <a:prstGeom prst="rect">
+                      <a:avLst/>
+                    </a:prstGeom>
+                    <a:noFill/>
+                    <a:ln w="9525">
+                      <a:noFill/>
+                      <a:headEnd/>
+                      <a:tailEnd/>
+                    </a:ln>
+                  </pic:spPr>
+                </pic:pic>
+              </a:graphicData>
+            </a:graphic>
+          </wp:inline>
+        </w:drawing>
+      </w:r>
+    </w:p>
+    <w:p>
+      <w:pPr>
+        <w:pStyle w:val="ImageCaption"/>
+      </w:pPr>
+      <w:r>
+        <w:t xml:space="preserve">Figura 15</w:t>
+      </w:r>
+    </w:p>
+    <w:bookmarkEnd w:id="65"/>
+    <w:bookmarkStart w:id="66" w:name="Xe42665ac6351150dbb1c84c06bc478dd4730079"/>
+    <w:p>
+      <w:pPr>
+        <w:pStyle w:val="Heading2"/>
+      </w:pPr>
+      <w:r>
+        <w:t xml:space="preserve">3.6 O que a abordagem não supervisionada adiciona</w:t>
+      </w:r>
+    </w:p>
+    <w:p>
+      <w:pPr>
+        <w:pStyle w:val="FirstParagraph"/>
+      </w:pPr>
+      <w:r>
+        <w:t xml:space="preserve">O</w:t>
+      </w:r>
+      <w:r>
+        <w:t xml:space="preserve"> </w:t>
+      </w:r>
+      <w:r>
+        <w:rPr>
+          <w:b/>
+          <w:bCs/>
+        </w:rPr>
+        <w:t xml:space="preserve">Isolation Forest</w:t>
+      </w:r>
+      <w:r>
+        <w:t xml:space="preserve">, sem nunca ver um rótulo, alcança AUC-ROC de 0,827 no teste: desvio do padrão normal de operação é, de fato, sinal precursor. Mas seu AUC-PR (0,156) é 2,5 vezes menor que o do LightGBM: ele sabe que</w:t>
+      </w:r>
+      <w:r>
+        <w:t xml:space="preserve"> </w:t>
+      </w:r>
+      <w:r>
+        <w:t xml:space="preserve">“algo está estranho”</w:t>
+      </w:r>
+      <w:r>
+        <w:t xml:space="preserve">, não sabe se o estranho termina em don’t go. Uso recomendado: cerca de segurança para modos de falha novos, ainda sem regra no catálogo, complementando (não substituindo) o modelo supervisionado.</w:t>
+      </w:r>
+    </w:p>
+    <w:p>
+      <w:pPr>
+        <w:pStyle w:val="BodyText"/>
+      </w:pPr>
+      <w:r>
+        <w:t xml:space="preserve">O</w:t>
+      </w:r>
+      <w:r>
+        <w:t xml:space="preserve"> </w:t>
+      </w:r>
+      <w:r>
+        <w:rPr>
+          <w:b/>
+          <w:bCs/>
+        </w:rPr>
         <w:t xml:space="preserve">K-Means</w:t>
       </w:r>
       <w:r>
         <w:t xml:space="preserve"> </w:t>
       </w:r>
       <w:r>
-        <w:t xml:space="preserve">(k=4) sobre agregados equipamento-dia encontrou uma partição com leitura operacional imediata:</w:t>
+        <w:t xml:space="preserve">(k = 4) sobre agregados equipamento-dia encontrou uma partição com leitura operacional imediata:</w:t>
       </w:r>
     </w:p>
     <w:tbl>
@@ -8731,7 +9225,7 @@
                 <w:rFonts w:ascii="Arial" w:hAnsi="Arial"/>
                 <w:sz w:val="17"/>
               </w:rPr>
-              <w:t xml:space="preserve">Cluster</w:t>
+              <w:t xml:space="preserve">Perfil</w:t>
             </w:r>
           </w:p>
         </w:tc>
@@ -8844,15 +9338,97 @@
                 <w:rFonts w:ascii="Arial" w:hAnsi="Arial"/>
                 <w:sz w:val="17"/>
               </w:rPr>
-              <w:t xml:space="preserve">2 —</w:t>
-            </w:r>
-            <w:r>
-              <w:rPr>
-                <w:rFonts w:ascii="Arial" w:hAnsi="Arial"/>
-                <w:sz w:val="17"/>
-              </w:rPr>
-              <w:t xml:space="preserve"> </w:t>
-            </w:r>
+              <w:t xml:space="preserve">Pré-falha</w:t>
+            </w:r>
+          </w:p>
+        </w:tc>
+        <w:tc>
+          <w:tcPr/>
+          <w:p>
+            <w:pPr>
+              <w:pStyle w:val="Compact"/>
+              <w:jc w:val="right"/>
+            </w:pPr>
+            <w:r>
+              <w:rPr>
+                <w:rFonts w:ascii="Arial" w:hAnsi="Arial"/>
+                <w:sz w:val="17"/>
+              </w:rPr>
+              <w:t xml:space="preserve">992 (10,9%)</w:t>
+            </w:r>
+          </w:p>
+        </w:tc>
+        <w:tc>
+          <w:tcPr/>
+          <w:p>
+            <w:pPr>
+              <w:pStyle w:val="Compact"/>
+              <w:jc w:val="right"/>
+            </w:pPr>
+            <w:r>
+              <w:rPr>
+                <w:rFonts w:ascii="Arial" w:hAnsi="Arial"/>
+                <w:sz w:val="17"/>
+              </w:rPr>
+              <w:t xml:space="preserve">55,8</w:t>
+            </w:r>
+          </w:p>
+        </w:tc>
+        <w:tc>
+          <w:tcPr/>
+          <w:p>
+            <w:pPr>
+              <w:pStyle w:val="Compact"/>
+              <w:jc w:val="right"/>
+            </w:pPr>
+            <w:r>
+              <w:rPr>
+                <w:rFonts w:ascii="Arial" w:hAnsi="Arial"/>
+                <w:sz w:val="17"/>
+              </w:rPr>
+              <w:t xml:space="preserve">16,0</w:t>
+            </w:r>
+          </w:p>
+        </w:tc>
+        <w:tc>
+          <w:tcPr/>
+          <w:p>
+            <w:pPr>
+              <w:pStyle w:val="Compact"/>
+              <w:jc w:val="right"/>
+            </w:pPr>
+            <w:r>
+              <w:rPr>
+                <w:rFonts w:ascii="Arial" w:hAnsi="Arial"/>
+                <w:sz w:val="17"/>
+              </w:rPr>
+              <w:t xml:space="preserve">12,8</w:t>
+            </w:r>
+          </w:p>
+        </w:tc>
+        <w:tc>
+          <w:tcPr/>
+          <w:p>
+            <w:pPr>
+              <w:pStyle w:val="Compact"/>
+              <w:jc w:val="right"/>
+            </w:pPr>
+            <w:r>
+              <w:rPr>
+                <w:rFonts w:ascii="Arial" w:hAnsi="Arial"/>
+                <w:sz w:val="17"/>
+              </w:rPr>
+              <w:t xml:space="preserve">8,0</w:t>
+            </w:r>
+          </w:p>
+        </w:tc>
+        <w:tc>
+          <w:tcPr/>
+          <w:p>
+            <w:pPr>
+              <w:pStyle w:val="Compact"/>
+              <w:jc w:val="right"/>
+            </w:pPr>
             <w:r>
               <w:rPr>
                 <w:rFonts w:ascii="Arial" w:hAnsi="Arial"/>
@@ -8860,104 +9436,6 @@
                 <w:bCs/>
                 <w:sz w:val="17"/>
               </w:rPr>
-              <w:t xml:space="preserve">pré-falha</w:t>
-            </w:r>
-          </w:p>
-        </w:tc>
-        <w:tc>
-          <w:tcPr/>
-          <w:p>
-            <w:pPr>
-              <w:pStyle w:val="Compact"/>
-              <w:jc w:val="right"/>
-            </w:pPr>
-            <w:r>
-              <w:rPr>
-                <w:rFonts w:ascii="Arial" w:hAnsi="Arial"/>
-                <w:sz w:val="17"/>
-              </w:rPr>
-              <w:t xml:space="preserve">992 (10,9%)</w:t>
-            </w:r>
-          </w:p>
-        </w:tc>
-        <w:tc>
-          <w:tcPr/>
-          <w:p>
-            <w:pPr>
-              <w:pStyle w:val="Compact"/>
-              <w:jc w:val="right"/>
-            </w:pPr>
-            <w:r>
-              <w:rPr>
-                <w:rFonts w:ascii="Arial" w:hAnsi="Arial"/>
-                <w:sz w:val="17"/>
-              </w:rPr>
-              <w:t xml:space="preserve">55,8</w:t>
-            </w:r>
-          </w:p>
-        </w:tc>
-        <w:tc>
-          <w:tcPr/>
-          <w:p>
-            <w:pPr>
-              <w:pStyle w:val="Compact"/>
-              <w:jc w:val="right"/>
-            </w:pPr>
-            <w:r>
-              <w:rPr>
-                <w:rFonts w:ascii="Arial" w:hAnsi="Arial"/>
-                <w:sz w:val="17"/>
-              </w:rPr>
-              <w:t xml:space="preserve">16,0</w:t>
-            </w:r>
-          </w:p>
-        </w:tc>
-        <w:tc>
-          <w:tcPr/>
-          <w:p>
-            <w:pPr>
-              <w:pStyle w:val="Compact"/>
-              <w:jc w:val="right"/>
-            </w:pPr>
-            <w:r>
-              <w:rPr>
-                <w:rFonts w:ascii="Arial" w:hAnsi="Arial"/>
-                <w:sz w:val="17"/>
-              </w:rPr>
-              <w:t xml:space="preserve">12,8</w:t>
-            </w:r>
-          </w:p>
-        </w:tc>
-        <w:tc>
-          <w:tcPr/>
-          <w:p>
-            <w:pPr>
-              <w:pStyle w:val="Compact"/>
-              <w:jc w:val="right"/>
-            </w:pPr>
-            <w:r>
-              <w:rPr>
-                <w:rFonts w:ascii="Arial" w:hAnsi="Arial"/>
-                <w:sz w:val="17"/>
-              </w:rPr>
-              <w:t xml:space="preserve">7,95</w:t>
-            </w:r>
-          </w:p>
-        </w:tc>
-        <w:tc>
-          <w:tcPr/>
-          <w:p>
-            <w:pPr>
-              <w:pStyle w:val="Compact"/>
-              <w:jc w:val="right"/>
-            </w:pPr>
-            <w:r>
-              <w:rPr>
-                <w:rFonts w:ascii="Arial" w:hAnsi="Arial"/>
-                <w:b/>
-                <w:bCs/>
-                <w:sz w:val="17"/>
-              </w:rPr>
               <w:t xml:space="preserve">53%</w:t>
             </w:r>
           </w:p>
@@ -8975,39 +9453,39 @@
                 <w:rFonts w:ascii="Arial" w:hAnsi="Arial"/>
                 <w:sz w:val="17"/>
               </w:rPr>
-              <w:t xml:space="preserve">0 — atenção</w:t>
-            </w:r>
-          </w:p>
-        </w:tc>
-        <w:tc>
-          <w:tcPr/>
-          <w:p>
-            <w:pPr>
-              <w:pStyle w:val="Compact"/>
-              <w:jc w:val="right"/>
-            </w:pPr>
-            <w:r>
-              <w:rPr>
-                <w:rFonts w:ascii="Arial" w:hAnsi="Arial"/>
-                <w:sz w:val="17"/>
-              </w:rPr>
-              <w:t xml:space="preserve">2.615</w:t>
-            </w:r>
-          </w:p>
-        </w:tc>
-        <w:tc>
-          <w:tcPr/>
-          <w:p>
-            <w:pPr>
-              <w:pStyle w:val="Compact"/>
-              <w:jc w:val="right"/>
-            </w:pPr>
-            <w:r>
-              <w:rPr>
-                <w:rFonts w:ascii="Arial" w:hAnsi="Arial"/>
-                <w:sz w:val="17"/>
-              </w:rPr>
-              <w:t xml:space="preserve">48,3</w:t>
+              <w:t xml:space="preserve">Atenção</w:t>
+            </w:r>
+          </w:p>
+        </w:tc>
+        <w:tc>
+          <w:tcPr/>
+          <w:p>
+            <w:pPr>
+              <w:pStyle w:val="Compact"/>
+              <w:jc w:val="right"/>
+            </w:pPr>
+            <w:r>
+              <w:rPr>
+                <w:rFonts w:ascii="Arial" w:hAnsi="Arial"/>
+                <w:sz w:val="17"/>
+              </w:rPr>
+              <w:t xml:space="preserve">2.558</w:t>
+            </w:r>
+          </w:p>
+        </w:tc>
+        <w:tc>
+          <w:tcPr/>
+          <w:p>
+            <w:pPr>
+              <w:pStyle w:val="Compact"/>
+              <w:jc w:val="right"/>
+            </w:pPr>
+            <w:r>
+              <w:rPr>
+                <w:rFonts w:ascii="Arial" w:hAnsi="Arial"/>
+                <w:sz w:val="17"/>
+              </w:rPr>
+              <w:t xml:space="preserve">48,5</w:t>
             </w:r>
           </w:p>
         </w:tc>
@@ -9055,7 +9533,7 @@
                 <w:rFonts w:ascii="Arial" w:hAnsi="Arial"/>
                 <w:sz w:val="17"/>
               </w:rPr>
-              <w:t xml:space="preserve">0,45</w:t>
+              <w:t xml:space="preserve">0,5</w:t>
             </w:r>
           </w:p>
         </w:tc>
@@ -9088,23 +9566,23 @@
                 <w:rFonts w:ascii="Arial" w:hAnsi="Arial"/>
                 <w:sz w:val="17"/>
               </w:rPr>
-              <w:t xml:space="preserve">1 — uso intenso saudável</w:t>
-            </w:r>
-          </w:p>
-        </w:tc>
-        <w:tc>
-          <w:tcPr/>
-          <w:p>
-            <w:pPr>
-              <w:pStyle w:val="Compact"/>
-              <w:jc w:val="right"/>
-            </w:pPr>
-            <w:r>
-              <w:rPr>
-                <w:rFonts w:ascii="Arial" w:hAnsi="Arial"/>
-                <w:sz w:val="17"/>
-              </w:rPr>
-              <w:t xml:space="preserve">1.737</w:t>
+              <w:t xml:space="preserve">Uso intenso saudável</w:t>
+            </w:r>
+          </w:p>
+        </w:tc>
+        <w:tc>
+          <w:tcPr/>
+          <w:p>
+            <w:pPr>
+              <w:pStyle w:val="Compact"/>
+              <w:jc w:val="right"/>
+            </w:pPr>
+            <w:r>
+              <w:rPr>
+                <w:rFonts w:ascii="Arial" w:hAnsi="Arial"/>
+                <w:sz w:val="17"/>
+              </w:rPr>
+              <w:t xml:space="preserve">1.744</w:t>
             </w:r>
           </w:p>
         </w:tc>
@@ -9168,7 +9646,7 @@
                 <w:rFonts w:ascii="Arial" w:hAnsi="Arial"/>
                 <w:sz w:val="17"/>
               </w:rPr>
-              <w:t xml:space="preserve">0,13</w:t>
+              <w:t xml:space="preserve">0,1</w:t>
             </w:r>
           </w:p>
         </w:tc>
@@ -9201,39 +9679,39 @@
                 <w:rFonts w:ascii="Arial" w:hAnsi="Arial"/>
                 <w:sz w:val="17"/>
               </w:rPr>
-              <w:t xml:space="preserve">3 — estável</w:t>
-            </w:r>
-          </w:p>
-        </w:tc>
-        <w:tc>
-          <w:tcPr/>
-          <w:p>
-            <w:pPr>
-              <w:pStyle w:val="Compact"/>
-              <w:jc w:val="right"/>
-            </w:pPr>
-            <w:r>
-              <w:rPr>
-                <w:rFonts w:ascii="Arial" w:hAnsi="Arial"/>
-                <w:sz w:val="17"/>
-              </w:rPr>
-              <w:t xml:space="preserve">3.731 (41%)</w:t>
-            </w:r>
-          </w:p>
-        </w:tc>
-        <w:tc>
-          <w:tcPr/>
-          <w:p>
-            <w:pPr>
-              <w:pStyle w:val="Compact"/>
-              <w:jc w:val="right"/>
-            </w:pPr>
-            <w:r>
-              <w:rPr>
-                <w:rFonts w:ascii="Arial" w:hAnsi="Arial"/>
-                <w:sz w:val="17"/>
-              </w:rPr>
-              <w:t xml:space="preserve">34,8</w:t>
+              <w:t xml:space="preserve">Estável</w:t>
+            </w:r>
+          </w:p>
+        </w:tc>
+        <w:tc>
+          <w:tcPr/>
+          <w:p>
+            <w:pPr>
+              <w:pStyle w:val="Compact"/>
+              <w:jc w:val="right"/>
+            </w:pPr>
+            <w:r>
+              <w:rPr>
+                <w:rFonts w:ascii="Arial" w:hAnsi="Arial"/>
+                <w:sz w:val="17"/>
+              </w:rPr>
+              <w:t xml:space="preserve">3.781 (41,5%)</w:t>
+            </w:r>
+          </w:p>
+        </w:tc>
+        <w:tc>
+          <w:tcPr/>
+          <w:p>
+            <w:pPr>
+              <w:pStyle w:val="Compact"/>
+              <w:jc w:val="right"/>
+            </w:pPr>
+            <w:r>
+              <w:rPr>
+                <w:rFonts w:ascii="Arial" w:hAnsi="Arial"/>
+                <w:sz w:val="17"/>
+              </w:rPr>
+              <w:t xml:space="preserve">34,9</w:t>
             </w:r>
           </w:p>
         </w:tc>
@@ -9281,7 +9759,7 @@
                 <w:rFonts w:ascii="Arial" w:hAnsi="Arial"/>
                 <w:sz w:val="17"/>
               </w:rPr>
-              <w:t xml:space="preserve">0,06</w:t>
+              <w:t xml:space="preserve">0,1</w:t>
             </w:r>
           </w:p>
         </w:tc>
@@ -9308,7 +9786,7 @@
         <w:pStyle w:val="BodyText"/>
       </w:pPr>
       <w:r>
-        <w:t xml:space="preserve">O cluster 2 concentra 10,9% dos dias e 53% de chance de alerta — um</w:t>
+        <w:t xml:space="preserve">O perfil pré-falha concentra 10,9% dos dias e 53% de chance de alerta: um</w:t>
       </w:r>
       <w:r>
         <w:t xml:space="preserve"> </w:t>
@@ -9320,17 +9798,17 @@
         <w:t xml:space="preserve"> </w:t>
       </w:r>
       <w:r>
-        <w:t xml:space="preserve">que poderia ser exibido como semáforo no painel do despacho, mais legível para operação do que um score contínuo.</w:t>
-      </w:r>
-    </w:p>
-    <w:bookmarkEnd w:id="58"/>
-    <w:bookmarkStart w:id="59" w:name="priorização-da-fila-de-inspeção"/>
+        <w:t xml:space="preserve">que pode ser exibido como semáforo no painel, leitura mais rápida para a operação do que um score contínuo.</w:t>
+      </w:r>
+    </w:p>
+    <w:bookmarkEnd w:id="66"/>
+    <w:bookmarkStart w:id="67" w:name="X9af2bdfd106d67b06abd2279155c7ba4becefa2"/>
     <w:p>
       <w:pPr>
         <w:pStyle w:val="Heading2"/>
       </w:pPr>
       <w:r>
-        <w:t xml:space="preserve">4.5 Priorização da fila de inspeção</w:t>
+        <w:t xml:space="preserve">3.7 Antecipação por subsistema e fila de inspeção</w:t>
       </w:r>
     </w:p>
     <w:p>
@@ -9338,51 +9816,736 @@
         <w:pStyle w:val="FirstParagraph"/>
       </w:pPr>
       <w:r>
-        <w:t xml:space="preserve">O score ordena a fila de manutenção: no último dia do teste (28/02), os cinco primeiros da fila (CM-852, CM-803, CF-101, CM-851, CM-804) concentravam os maiores riscos residuais da frota. Ao longo de fevereiro, seguir a fila do modelo teria colocado a equipe de inspeção na máquina certa antes do alerta em 7 de cada 10 disparos (taxa de antecipação de 70,7%).</w:t>
-      </w:r>
-    </w:p>
-    <w:bookmarkEnd w:id="59"/>
-    <w:bookmarkStart w:id="63" w:name="impacto-de-negócio-e-insights-cm-6.1"/>
-    <w:p>
-      <w:pPr>
-        <w:pStyle w:val="Heading2"/>
-      </w:pPr>
-      <w:r>
-        <w:t xml:space="preserve">4.6 Impacto de negócio e insights (CM 6.1)</w:t>
-      </w:r>
-    </w:p>
-    <w:p>
-      <w:pPr>
-        <w:pStyle w:val="FirstParagraph"/>
+        <w:t xml:space="preserve">Classificando cada alerta do teste pela família física do evento, a taxa de antecipação do modelo por subsistema é:</w:t>
+      </w:r>
+    </w:p>
+    <w:tbl>
+      <w:tblPr>
+        <w:tblStyle w:val="Table"/>
+        <w:tblW w:type="auto" w:w="0"/>
+        <w:tblLook w:firstRow="1" w:lastRow="0" w:firstColumn="0" w:lastColumn="0" w:noHBand="0" w:noVBand="0" w:val="0020"/>
+      </w:tblPr>
+      <w:tblGrid>
+        <w:gridCol w:w="1980"/>
+        <w:gridCol w:w="1980"/>
+        <w:gridCol w:w="1980"/>
+        <w:gridCol w:w="1980"/>
+      </w:tblGrid>
+      <w:tr>
+        <w:trPr>
+          <w:tblHeader w:val="on"/>
+        </w:trPr>
+        <w:tc>
+          <w:tcPr/>
+          <w:p>
+            <w:pPr>
+              <w:pStyle w:val="Compact"/>
+            </w:pPr>
+            <w:r>
+              <w:rPr>
+                <w:rFonts w:ascii="Arial" w:hAnsi="Arial"/>
+                <w:sz w:val="17"/>
+              </w:rPr>
+              <w:t xml:space="preserve">Subsistema</w:t>
+            </w:r>
+          </w:p>
+        </w:tc>
+        <w:tc>
+          <w:tcPr/>
+          <w:p>
+            <w:pPr>
+              <w:pStyle w:val="Compact"/>
+              <w:jc w:val="right"/>
+            </w:pPr>
+            <w:r>
+              <w:rPr>
+                <w:rFonts w:ascii="Arial" w:hAnsi="Arial"/>
+                <w:sz w:val="17"/>
+              </w:rPr>
+              <w:t xml:space="preserve">Alertas (fev)</w:t>
+            </w:r>
+          </w:p>
+        </w:tc>
+        <w:tc>
+          <w:tcPr/>
+          <w:p>
+            <w:pPr>
+              <w:pStyle w:val="Compact"/>
+              <w:jc w:val="right"/>
+            </w:pPr>
+            <w:r>
+              <w:rPr>
+                <w:rFonts w:ascii="Arial" w:hAnsi="Arial"/>
+                <w:sz w:val="17"/>
+              </w:rPr>
+              <w:t xml:space="preserve">Antecipados</w:t>
+            </w:r>
+          </w:p>
+        </w:tc>
+        <w:tc>
+          <w:tcPr/>
+          <w:p>
+            <w:pPr>
+              <w:pStyle w:val="Compact"/>
+              <w:jc w:val="right"/>
+            </w:pPr>
+            <w:r>
+              <w:rPr>
+                <w:rFonts w:ascii="Arial" w:hAnsi="Arial"/>
+                <w:sz w:val="17"/>
+              </w:rPr>
+              <w:t xml:space="preserve">Taxa</w:t>
+            </w:r>
+          </w:p>
+        </w:tc>
+      </w:tr>
+      <w:tr>
+        <w:tc>
+          <w:tcPr/>
+          <w:p>
+            <w:pPr>
+              <w:pStyle w:val="Compact"/>
+            </w:pPr>
+            <w:r>
+              <w:rPr>
+                <w:rFonts w:ascii="Arial" w:hAnsi="Arial"/>
+                <w:sz w:val="17"/>
+              </w:rPr>
+              <w:t xml:space="preserve">Lubrificação do motor</w:t>
+            </w:r>
+          </w:p>
+        </w:tc>
+        <w:tc>
+          <w:tcPr/>
+          <w:p>
+            <w:pPr>
+              <w:pStyle w:val="Compact"/>
+              <w:jc w:val="right"/>
+            </w:pPr>
+            <w:r>
+              <w:rPr>
+                <w:rFonts w:ascii="Arial" w:hAnsi="Arial"/>
+                <w:sz w:val="17"/>
+              </w:rPr>
+              <w:t xml:space="preserve">72</w:t>
+            </w:r>
+          </w:p>
+        </w:tc>
+        <w:tc>
+          <w:tcPr/>
+          <w:p>
+            <w:pPr>
+              <w:pStyle w:val="Compact"/>
+              <w:jc w:val="right"/>
+            </w:pPr>
+            <w:r>
+              <w:rPr>
+                <w:rFonts w:ascii="Arial" w:hAnsi="Arial"/>
+                <w:sz w:val="17"/>
+              </w:rPr>
+              <w:t xml:space="preserve">60</w:t>
+            </w:r>
+          </w:p>
+        </w:tc>
+        <w:tc>
+          <w:tcPr/>
+          <w:p>
+            <w:pPr>
+              <w:pStyle w:val="Compact"/>
+              <w:jc w:val="right"/>
+            </w:pPr>
+            <w:r>
+              <w:rPr>
+                <w:rFonts w:ascii="Arial" w:hAnsi="Arial"/>
+                <w:sz w:val="17"/>
+              </w:rPr>
+              <w:t xml:space="preserve">83,3%</w:t>
+            </w:r>
+          </w:p>
+        </w:tc>
+      </w:tr>
+      <w:tr>
+        <w:tc>
+          <w:tcPr/>
+          <w:p>
+            <w:pPr>
+              <w:pStyle w:val="Compact"/>
+            </w:pPr>
+            <w:r>
+              <w:rPr>
+                <w:rFonts w:ascii="Arial" w:hAnsi="Arial"/>
+                <w:sz w:val="17"/>
+              </w:rPr>
+              <w:t xml:space="preserve">Arrefecimento/Motor</w:t>
+            </w:r>
+          </w:p>
+        </w:tc>
+        <w:tc>
+          <w:tcPr/>
+          <w:p>
+            <w:pPr>
+              <w:pStyle w:val="Compact"/>
+              <w:jc w:val="right"/>
+            </w:pPr>
+            <w:r>
+              <w:rPr>
+                <w:rFonts w:ascii="Arial" w:hAnsi="Arial"/>
+                <w:sz w:val="17"/>
+              </w:rPr>
+              <w:t xml:space="preserve">41</w:t>
+            </w:r>
+          </w:p>
+        </w:tc>
+        <w:tc>
+          <w:tcPr/>
+          <w:p>
+            <w:pPr>
+              <w:pStyle w:val="Compact"/>
+              <w:jc w:val="right"/>
+            </w:pPr>
+            <w:r>
+              <w:rPr>
+                <w:rFonts w:ascii="Arial" w:hAnsi="Arial"/>
+                <w:sz w:val="17"/>
+              </w:rPr>
+              <w:t xml:space="preserve">33</w:t>
+            </w:r>
+          </w:p>
+        </w:tc>
+        <w:tc>
+          <w:tcPr/>
+          <w:p>
+            <w:pPr>
+              <w:pStyle w:val="Compact"/>
+              <w:jc w:val="right"/>
+            </w:pPr>
+            <w:r>
+              <w:rPr>
+                <w:rFonts w:ascii="Arial" w:hAnsi="Arial"/>
+                <w:sz w:val="17"/>
+              </w:rPr>
+              <w:t xml:space="preserve">80,5%</w:t>
+            </w:r>
+          </w:p>
+        </w:tc>
+      </w:tr>
+      <w:tr>
+        <w:tc>
+          <w:tcPr/>
+          <w:p>
+            <w:pPr>
+              <w:pStyle w:val="Compact"/>
+            </w:pPr>
+            <w:r>
+              <w:rPr>
+                <w:rFonts w:ascii="Arial" w:hAnsi="Arial"/>
+                <w:sz w:val="17"/>
+              </w:rPr>
+              <w:t xml:space="preserve">Sistema/Comunicação</w:t>
+            </w:r>
+          </w:p>
+        </w:tc>
+        <w:tc>
+          <w:tcPr/>
+          <w:p>
+            <w:pPr>
+              <w:pStyle w:val="Compact"/>
+              <w:jc w:val="right"/>
+            </w:pPr>
+            <w:r>
+              <w:rPr>
+                <w:rFonts w:ascii="Arial" w:hAnsi="Arial"/>
+                <w:sz w:val="17"/>
+              </w:rPr>
+              <w:t xml:space="preserve">22</w:t>
+            </w:r>
+          </w:p>
+        </w:tc>
+        <w:tc>
+          <w:tcPr/>
+          <w:p>
+            <w:pPr>
+              <w:pStyle w:val="Compact"/>
+              <w:jc w:val="right"/>
+            </w:pPr>
+            <w:r>
+              <w:rPr>
+                <w:rFonts w:ascii="Arial" w:hAnsi="Arial"/>
+                <w:sz w:val="17"/>
+              </w:rPr>
+              <w:t xml:space="preserve">0</w:t>
+            </w:r>
+          </w:p>
+        </w:tc>
+        <w:tc>
+          <w:tcPr/>
+          <w:p>
+            <w:pPr>
+              <w:pStyle w:val="Compact"/>
+              <w:jc w:val="right"/>
+            </w:pPr>
+            <w:r>
+              <w:rPr>
+                <w:rFonts w:ascii="Arial" w:hAnsi="Arial"/>
+                <w:sz w:val="17"/>
+              </w:rPr>
+              <w:t xml:space="preserve">0,0%</w:t>
+            </w:r>
+          </w:p>
+        </w:tc>
+      </w:tr>
+      <w:tr>
+        <w:tc>
+          <w:tcPr/>
+          <w:p>
+            <w:pPr>
+              <w:pStyle w:val="Compact"/>
+            </w:pPr>
+            <w:r>
+              <w:rPr>
+                <w:rFonts w:ascii="Arial" w:hAnsi="Arial"/>
+                <w:sz w:val="17"/>
+              </w:rPr>
+              <w:t xml:space="preserve">Escape/Turbo</w:t>
+            </w:r>
+          </w:p>
+        </w:tc>
+        <w:tc>
+          <w:tcPr/>
+          <w:p>
+            <w:pPr>
+              <w:pStyle w:val="Compact"/>
+              <w:jc w:val="right"/>
+            </w:pPr>
+            <w:r>
+              <w:rPr>
+                <w:rFonts w:ascii="Arial" w:hAnsi="Arial"/>
+                <w:sz w:val="17"/>
+              </w:rPr>
+              <w:t xml:space="preserve">17</w:t>
+            </w:r>
+          </w:p>
+        </w:tc>
+        <w:tc>
+          <w:tcPr/>
+          <w:p>
+            <w:pPr>
+              <w:pStyle w:val="Compact"/>
+              <w:jc w:val="right"/>
+            </w:pPr>
+            <w:r>
+              <w:rPr>
+                <w:rFonts w:ascii="Arial" w:hAnsi="Arial"/>
+                <w:sz w:val="17"/>
+              </w:rPr>
+              <w:t xml:space="preserve">15</w:t>
+            </w:r>
+          </w:p>
+        </w:tc>
+        <w:tc>
+          <w:tcPr/>
+          <w:p>
+            <w:pPr>
+              <w:pStyle w:val="Compact"/>
+              <w:jc w:val="right"/>
+            </w:pPr>
+            <w:r>
+              <w:rPr>
+                <w:rFonts w:ascii="Arial" w:hAnsi="Arial"/>
+                <w:sz w:val="17"/>
+              </w:rPr>
+              <w:t xml:space="preserve">88,2%</w:t>
+            </w:r>
+          </w:p>
+        </w:tc>
+      </w:tr>
+      <w:tr>
+        <w:tc>
+          <w:tcPr/>
+          <w:p>
+            <w:pPr>
+              <w:pStyle w:val="Compact"/>
+            </w:pPr>
+            <w:r>
+              <w:rPr>
+                <w:rFonts w:ascii="Arial" w:hAnsi="Arial"/>
+                <w:sz w:val="17"/>
+              </w:rPr>
+              <w:t xml:space="preserve">Freios</w:t>
+            </w:r>
+          </w:p>
+        </w:tc>
+        <w:tc>
+          <w:tcPr/>
+          <w:p>
+            <w:pPr>
+              <w:pStyle w:val="Compact"/>
+              <w:jc w:val="right"/>
+            </w:pPr>
+            <w:r>
+              <w:rPr>
+                <w:rFonts w:ascii="Arial" w:hAnsi="Arial"/>
+                <w:sz w:val="17"/>
+              </w:rPr>
+              <w:t xml:space="preserve">13</w:t>
+            </w:r>
+          </w:p>
+        </w:tc>
+        <w:tc>
+          <w:tcPr/>
+          <w:p>
+            <w:pPr>
+              <w:pStyle w:val="Compact"/>
+              <w:jc w:val="right"/>
+            </w:pPr>
+            <w:r>
+              <w:rPr>
+                <w:rFonts w:ascii="Arial" w:hAnsi="Arial"/>
+                <w:sz w:val="17"/>
+              </w:rPr>
+              <w:t xml:space="preserve">13</w:t>
+            </w:r>
+          </w:p>
+        </w:tc>
+        <w:tc>
+          <w:tcPr/>
+          <w:p>
+            <w:pPr>
+              <w:pStyle w:val="Compact"/>
+              <w:jc w:val="right"/>
+            </w:pPr>
+            <w:r>
+              <w:rPr>
+                <w:rFonts w:ascii="Arial" w:hAnsi="Arial"/>
+                <w:sz w:val="17"/>
+              </w:rPr>
+              <w:t xml:space="preserve">100,0%</w:t>
+            </w:r>
+          </w:p>
+        </w:tc>
+      </w:tr>
+      <w:tr>
+        <w:tc>
+          <w:tcPr/>
+          <w:p>
+            <w:pPr>
+              <w:pStyle w:val="Compact"/>
+            </w:pPr>
+            <w:r>
+              <w:rPr>
+                <w:rFonts w:ascii="Arial" w:hAnsi="Arial"/>
+                <w:sz w:val="17"/>
+              </w:rPr>
+              <w:t xml:space="preserve">Pneus</w:t>
+            </w:r>
+          </w:p>
+        </w:tc>
+        <w:tc>
+          <w:tcPr/>
+          <w:p>
+            <w:pPr>
+              <w:pStyle w:val="Compact"/>
+              <w:jc w:val="right"/>
+            </w:pPr>
+            <w:r>
+              <w:rPr>
+                <w:rFonts w:ascii="Arial" w:hAnsi="Arial"/>
+                <w:sz w:val="17"/>
+              </w:rPr>
+              <w:t xml:space="preserve">11</w:t>
+            </w:r>
+          </w:p>
+        </w:tc>
+        <w:tc>
+          <w:tcPr/>
+          <w:p>
+            <w:pPr>
+              <w:pStyle w:val="Compact"/>
+              <w:jc w:val="right"/>
+            </w:pPr>
+            <w:r>
+              <w:rPr>
+                <w:rFonts w:ascii="Arial" w:hAnsi="Arial"/>
+                <w:sz w:val="17"/>
+              </w:rPr>
+              <w:t xml:space="preserve">7</w:t>
+            </w:r>
+          </w:p>
+        </w:tc>
+        <w:tc>
+          <w:tcPr/>
+          <w:p>
+            <w:pPr>
+              <w:pStyle w:val="Compact"/>
+              <w:jc w:val="right"/>
+            </w:pPr>
+            <w:r>
+              <w:rPr>
+                <w:rFonts w:ascii="Arial" w:hAnsi="Arial"/>
+                <w:sz w:val="17"/>
+              </w:rPr>
+              <w:t xml:space="preserve">63,6%</w:t>
+            </w:r>
+          </w:p>
+        </w:tc>
+      </w:tr>
+      <w:tr>
+        <w:tc>
+          <w:tcPr/>
+          <w:p>
+            <w:pPr>
+              <w:pStyle w:val="Compact"/>
+            </w:pPr>
+            <w:r>
+              <w:rPr>
+                <w:rFonts w:ascii="Arial" w:hAnsi="Arial"/>
+                <w:sz w:val="17"/>
+              </w:rPr>
+              <w:t xml:space="preserve">Lubrificação automática</w:t>
+            </w:r>
+          </w:p>
+        </w:tc>
+        <w:tc>
+          <w:tcPr/>
+          <w:p>
+            <w:pPr>
+              <w:pStyle w:val="Compact"/>
+              <w:jc w:val="right"/>
+            </w:pPr>
+            <w:r>
+              <w:rPr>
+                <w:rFonts w:ascii="Arial" w:hAnsi="Arial"/>
+                <w:sz w:val="17"/>
+              </w:rPr>
+              <w:t xml:space="preserve">6</w:t>
+            </w:r>
+          </w:p>
+        </w:tc>
+        <w:tc>
+          <w:tcPr/>
+          <w:p>
+            <w:pPr>
+              <w:pStyle w:val="Compact"/>
+              <w:jc w:val="right"/>
+            </w:pPr>
+            <w:r>
+              <w:rPr>
+                <w:rFonts w:ascii="Arial" w:hAnsi="Arial"/>
+                <w:sz w:val="17"/>
+              </w:rPr>
+              <w:t xml:space="preserve">4</w:t>
+            </w:r>
+          </w:p>
+        </w:tc>
+        <w:tc>
+          <w:tcPr/>
+          <w:p>
+            <w:pPr>
+              <w:pStyle w:val="Compact"/>
+              <w:jc w:val="right"/>
+            </w:pPr>
+            <w:r>
+              <w:rPr>
+                <w:rFonts w:ascii="Arial" w:hAnsi="Arial"/>
+                <w:sz w:val="17"/>
+              </w:rPr>
+              <w:t xml:space="preserve">66,7%</w:t>
+            </w:r>
+          </w:p>
+        </w:tc>
+      </w:tr>
+      <w:tr>
+        <w:tc>
+          <w:tcPr/>
+          <w:p>
+            <w:pPr>
+              <w:pStyle w:val="Compact"/>
+            </w:pPr>
+            <w:r>
+              <w:rPr>
+                <w:rFonts w:ascii="Arial" w:hAnsi="Arial"/>
+                <w:sz w:val="17"/>
+              </w:rPr>
+              <w:t xml:space="preserve">Hidráulico/Direção</w:t>
+            </w:r>
+          </w:p>
+        </w:tc>
+        <w:tc>
+          <w:tcPr/>
+          <w:p>
+            <w:pPr>
+              <w:pStyle w:val="Compact"/>
+              <w:jc w:val="right"/>
+            </w:pPr>
+            <w:r>
+              <w:rPr>
+                <w:rFonts w:ascii="Arial" w:hAnsi="Arial"/>
+                <w:sz w:val="17"/>
+              </w:rPr>
+              <w:t xml:space="preserve">3</w:t>
+            </w:r>
+          </w:p>
+        </w:tc>
+        <w:tc>
+          <w:tcPr/>
+          <w:p>
+            <w:pPr>
+              <w:pStyle w:val="Compact"/>
+              <w:jc w:val="right"/>
+            </w:pPr>
+            <w:r>
+              <w:rPr>
+                <w:rFonts w:ascii="Arial" w:hAnsi="Arial"/>
+                <w:sz w:val="17"/>
+              </w:rPr>
+              <w:t xml:space="preserve">3</w:t>
+            </w:r>
+          </w:p>
+        </w:tc>
+        <w:tc>
+          <w:tcPr/>
+          <w:p>
+            <w:pPr>
+              <w:pStyle w:val="Compact"/>
+              <w:jc w:val="right"/>
+            </w:pPr>
+            <w:r>
+              <w:rPr>
+                <w:rFonts w:ascii="Arial" w:hAnsi="Arial"/>
+                <w:sz w:val="17"/>
+              </w:rPr>
+              <w:t xml:space="preserve">100,0%</w:t>
+            </w:r>
+          </w:p>
+        </w:tc>
+      </w:tr>
+      <w:tr>
+        <w:tc>
+          <w:tcPr/>
+          <w:p>
+            <w:pPr>
+              <w:pStyle w:val="Compact"/>
+            </w:pPr>
+            <w:r>
+              <w:rPr>
+                <w:rFonts w:ascii="Arial" w:hAnsi="Arial"/>
+                <w:sz w:val="17"/>
+              </w:rPr>
+              <w:t xml:space="preserve">Elétrico/Gerador</w:t>
+            </w:r>
+          </w:p>
+        </w:tc>
+        <w:tc>
+          <w:tcPr/>
+          <w:p>
+            <w:pPr>
+              <w:pStyle w:val="Compact"/>
+              <w:jc w:val="right"/>
+            </w:pPr>
+            <w:r>
+              <w:rPr>
+                <w:rFonts w:ascii="Arial" w:hAnsi="Arial"/>
+                <w:sz w:val="17"/>
+              </w:rPr>
+              <w:t xml:space="preserve">3</w:t>
+            </w:r>
+          </w:p>
+        </w:tc>
+        <w:tc>
+          <w:tcPr/>
+          <w:p>
+            <w:pPr>
+              <w:pStyle w:val="Compact"/>
+              <w:jc w:val="right"/>
+            </w:pPr>
+            <w:r>
+              <w:rPr>
+                <w:rFonts w:ascii="Arial" w:hAnsi="Arial"/>
+                <w:sz w:val="17"/>
+              </w:rPr>
+              <w:t xml:space="preserve">1</w:t>
+            </w:r>
+          </w:p>
+        </w:tc>
+        <w:tc>
+          <w:tcPr/>
+          <w:p>
+            <w:pPr>
+              <w:pStyle w:val="Compact"/>
+              <w:jc w:val="right"/>
+            </w:pPr>
+            <w:r>
+              <w:rPr>
+                <w:rFonts w:ascii="Arial" w:hAnsi="Arial"/>
+                <w:sz w:val="17"/>
+              </w:rPr>
+              <w:t xml:space="preserve">33,3%</w:t>
+            </w:r>
+          </w:p>
+        </w:tc>
+      </w:tr>
+    </w:tbl>
+    <w:p>
+      <w:pPr>
+        <w:pStyle w:val="BodyText"/>
+      </w:pPr>
+      <w:r>
+        <w:t xml:space="preserve">A leitura é dupla. Primeiro, os subsistemas com escada de degradação clara (freios, escape, lubrificação, arrefecimento) são antecipados em 80 a 100% dos casos: são as falhas com física de precursor. Segundo, a tabela funciona como aproximação prática da pergunta</w:t>
+      </w:r>
+      <w:r>
+        <w:t xml:space="preserve"> </w:t>
+      </w:r>
+      <w:r>
+        <w:t xml:space="preserve">“é possível prever o tipo do próximo alerta”</w:t>
+      </w:r>
+      <w:r>
+        <w:t xml:space="preserve">: ao emitir o cartão, as evidências SHAP apontam o subsistema dominante do risco, e a manutenção já sai com a suspeita correta na mão.</w:t>
+      </w:r>
+    </w:p>
+    <w:p>
+      <w:pPr>
+        <w:pStyle w:val="BodyText"/>
       </w:pPr>
       <w:r>
         <w:rPr>
           <w:b/>
           <w:bCs/>
         </w:rPr>
-        <w:t xml:space="preserve">Comparação com baseline.</w:t>
-      </w:r>
-      <w:r>
-        <w:t xml:space="preserve"> </w:t>
-      </w:r>
-      <w:r>
-        <w:t xml:space="preserve">O LightGBM supera a heurística do despacho em</w:t>
-      </w:r>
-      <w:r>
-        <w:t xml:space="preserve"> </w:t>
-      </w:r>
+        <w:t xml:space="preserve">Fila de inspeção.</w:t>
+      </w:r>
+      <w:r>
+        <w:t xml:space="preserve"> </w:t>
+      </w:r>
+      <w:r>
+        <w:t xml:space="preserve">O score ordena a fila de manutenção continuamente. No último dia do teste (28/02), os cinco primeiros eram CM-851, EX-203, CM-854, CM-804 e CM-803, todos ofensores crônicos do período. Ao longo de fevereiro, seguir a fila do modelo teria colocado a equipe de inspeção na máquina certa antes do alerta em 7,2 de cada 10 disparos.</w:t>
+      </w:r>
+    </w:p>
+    <w:bookmarkEnd w:id="67"/>
+    <w:bookmarkStart w:id="71" w:name="impacto-de-negócio-tópico-sugerido-6.1"/>
+    <w:p>
+      <w:pPr>
+        <w:pStyle w:val="Heading2"/>
+      </w:pPr>
+      <w:r>
+        <w:t xml:space="preserve">3.8 Impacto de negócio (Tópico Sugerido 6.1)</w:t>
+      </w:r>
+    </w:p>
+    <w:p>
+      <w:pPr>
+        <w:pStyle w:val="FirstParagraph"/>
+      </w:pPr>
       <w:r>
         <w:rPr>
           <w:b/>
           <w:bCs/>
         </w:rPr>
-        <w:t xml:space="preserve">+66% de AUC-PR</w:t>
-      </w:r>
-      <w:r>
-        <w:t xml:space="preserve"> </w:t>
-      </w:r>
-      <w:r>
-        <w:t xml:space="preserve">(0,398 vs 0,239),</w:t>
+        <w:t xml:space="preserve">Comparação com baseline.</w:t>
+      </w:r>
+      <w:r>
+        <w:t xml:space="preserve"> </w:t>
+      </w:r>
+      <w:r>
+        <w:t xml:space="preserve">O LightGBM supera a heurística do despacho em</w:t>
       </w:r>
       <w:r>
         <w:t xml:space="preserve"> </w:t>
@@ -9392,13 +10555,13 @@
           <w:b/>
           <w:bCs/>
         </w:rPr>
-        <w:t xml:space="preserve">+11% de recall</w:t>
-      </w:r>
-      <w:r>
-        <w:t xml:space="preserve"> </w:t>
-      </w:r>
-      <w:r>
-        <w:t xml:space="preserve">(0,601 vs 0,539) e</w:t>
+        <w:t xml:space="preserve">64% de AUC-PR</w:t>
+      </w:r>
+      <w:r>
+        <w:t xml:space="preserve"> </w:t>
+      </w:r>
+      <w:r>
+        <w:t xml:space="preserve">(0,391 contra 0,238),</w:t>
       </w:r>
       <w:r>
         <w:t xml:space="preserve"> </w:t>
@@ -9408,25 +10571,47 @@
           <w:b/>
           <w:bCs/>
         </w:rPr>
-        <w:t xml:space="preserve">+11% de precisão</w:t>
-      </w:r>
-      <w:r>
-        <w:t xml:space="preserve"> </w:t>
-      </w:r>
-      <w:r>
-        <w:t xml:space="preserve">(0,350 vs 0,315) no mesmo ponto de custo; sobre o Dummy, o lift de precisão é 16,7× (Figura 13). Em termos práticos: para cada 100 cartões de inspeção, a heurística acerta 31 e o modelo 35 — e o modelo captura 6 pontos percentuais a mais dos alertas.</w:t>
-      </w:r>
-    </w:p>
-    <w:p>
-      <w:pPr>
-        <w:pStyle w:val="BodyText"/>
-      </w:pPr>
+        <w:t xml:space="preserve">18% de recall</w:t>
+      </w:r>
+      <w:r>
+        <w:t xml:space="preserve"> </w:t>
+      </w:r>
+      <w:r>
+        <w:t xml:space="preserve">(0,637 contra 0,539) e</w:t>
+      </w:r>
+      <w:r>
+        <w:t xml:space="preserve"> </w:t>
+      </w:r>
       <w:r>
         <w:rPr>
           <w:b/>
           <w:bCs/>
         </w:rPr>
-        <w:t xml:space="preserve">Tradução para impacto (fev/2026, premissas explícitas: custo de indisponibilidade R$ 6.000/h, inspeção R$ 450, 35% da duração da corretiva economizável quando a intervenção é antecipada):</w:t>
+        <w:t xml:space="preserve">7% de precisão</w:t>
+      </w:r>
+      <w:r>
+        <w:t xml:space="preserve"> </w:t>
+      </w:r>
+      <w:r>
+        <w:t xml:space="preserve">(0,337 contra 0,314) no mesmo critério de limiar; sobre o Dummy, o ganho de precisão é de 16 vezes (Figura 13). Em termos práticos: a cada 100 cartões de inspeção, a heurística acerta 31 e o modelo 34, capturando 10 pontos percentuais a mais dos alertas do mês.</w:t>
+      </w:r>
+    </w:p>
+    <w:p>
+      <w:pPr>
+        <w:pStyle w:val="BodyText"/>
+      </w:pPr>
+      <w:r>
+        <w:rPr>
+          <w:b/>
+          <w:bCs/>
+        </w:rPr>
+        <w:t xml:space="preserve">Tradução para impacto (fevereiro/2026), com premissas explícitas</w:t>
+      </w:r>
+      <w:r>
+        <w:t xml:space="preserve"> </w:t>
+      </w:r>
+      <w:r>
+        <w:t xml:space="preserve">(custo de indisponibilidade de R$ 6.000/h, inspeção de R$ 450, 35% da duração da corretiva economizável quando a intervenção é antecipada; valores de ordem de grandeza a calibrar com o planejamento):</w:t>
       </w:r>
     </w:p>
     <w:tbl>
@@ -9521,23 +10706,23 @@
                 <w:rFonts w:ascii="Arial" w:hAnsi="Arial"/>
                 <w:sz w:val="17"/>
               </w:rPr>
-              <w:t xml:space="preserve">Alertas antecipados (≥1 predição correta nas 4 h anteriores)</w:t>
-            </w:r>
-          </w:p>
-        </w:tc>
-        <w:tc>
-          <w:tcPr/>
-          <w:p>
-            <w:pPr>
-              <w:pStyle w:val="Compact"/>
-              <w:jc w:val="right"/>
-            </w:pPr>
-            <w:r>
-              <w:rPr>
-                <w:rFonts w:ascii="Arial" w:hAnsi="Arial"/>
-                <w:sz w:val="17"/>
-              </w:rPr>
-              <w:t xml:space="preserve">133 (</w:t>
+              <w:t xml:space="preserve">Alertas antecipados (ao menos uma predição correta nas 4 h anteriores)</w:t>
+            </w:r>
+          </w:p>
+        </w:tc>
+        <w:tc>
+          <w:tcPr/>
+          <w:p>
+            <w:pPr>
+              <w:pStyle w:val="Compact"/>
+              <w:jc w:val="right"/>
+            </w:pPr>
+            <w:r>
+              <w:rPr>
+                <w:rFonts w:ascii="Arial" w:hAnsi="Arial"/>
+                <w:sz w:val="17"/>
+              </w:rPr>
+              <w:t xml:space="preserve">136 (</w:t>
             </w:r>
             <w:r>
               <w:rPr>
@@ -9546,7 +10731,7 @@
                 <w:bCs/>
                 <w:sz w:val="17"/>
               </w:rPr>
-              <w:t xml:space="preserve">70,7%</w:t>
+              <w:t xml:space="preserve">72,3%</w:t>
             </w:r>
             <w:r>
               <w:rPr>
@@ -9586,7 +10771,7 @@
                 <w:rFonts w:ascii="Arial" w:hAnsi="Arial"/>
                 <w:sz w:val="17"/>
               </w:rPr>
-              <w:t xml:space="preserve">3,4 h</w:t>
+              <w:t xml:space="preserve">3,5 h</w:t>
             </w:r>
           </w:p>
         </w:tc>
@@ -9619,7 +10804,7 @@
                 <w:rFonts w:ascii="Arial" w:hAnsi="Arial"/>
                 <w:sz w:val="17"/>
               </w:rPr>
-              <w:t xml:space="preserve">6,7 h</w:t>
+              <w:t xml:space="preserve">6,75 h</w:t>
             </w:r>
           </w:p>
         </w:tc>
@@ -9654,7 +10839,7 @@
                 <w:bCs/>
                 <w:sz w:val="17"/>
               </w:rPr>
-              <w:t xml:space="preserve">313,7 h</w:t>
+              <w:t xml:space="preserve">321,3 h</w:t>
             </w:r>
           </w:p>
         </w:tc>
@@ -9687,7 +10872,7 @@
                 <w:rFonts w:ascii="Arial" w:hAnsi="Arial"/>
                 <w:sz w:val="17"/>
               </w:rPr>
-              <w:t xml:space="preserve">R$ 1,88 mi</w:t>
+              <w:t xml:space="preserve">R$ 1,93 milhão</w:t>
             </w:r>
           </w:p>
         </w:tc>
@@ -9704,23 +10889,23 @@
                 <w:rFonts w:ascii="Arial" w:hAnsi="Arial"/>
                 <w:sz w:val="17"/>
               </w:rPr>
-              <w:t xml:space="preserve">Custo das 1.066 inspeções vazias</w:t>
-            </w:r>
-          </w:p>
-        </w:tc>
-        <w:tc>
-          <w:tcPr/>
-          <w:p>
-            <w:pPr>
-              <w:pStyle w:val="Compact"/>
-              <w:jc w:val="right"/>
-            </w:pPr>
-            <w:r>
-              <w:rPr>
-                <w:rFonts w:ascii="Arial" w:hAnsi="Arial"/>
-                <w:sz w:val="17"/>
-              </w:rPr>
-              <w:t xml:space="preserve">R$ 0,48 mi</w:t>
+              <w:t xml:space="preserve">Custo das 1.199 inspeções vazias</w:t>
+            </w:r>
+          </w:p>
+        </w:tc>
+        <w:tc>
+          <w:tcPr/>
+          <w:p>
+            <w:pPr>
+              <w:pStyle w:val="Compact"/>
+              <w:jc w:val="right"/>
+            </w:pPr>
+            <w:r>
+              <w:rPr>
+                <w:rFonts w:ascii="Arial" w:hAnsi="Arial"/>
+                <w:sz w:val="17"/>
+              </w:rPr>
+              <w:t xml:space="preserve">R$ 0,54 milhão</w:t>
             </w:r>
           </w:p>
         </w:tc>
@@ -9757,146 +10942,12 @@
                 <w:bCs/>
                 <w:sz w:val="17"/>
               </w:rPr>
-              <w:t xml:space="preserve">R$ 1,40 mi</w:t>
+              <w:t xml:space="preserve">R$ 1,39 milhão</w:t>
             </w:r>
           </w:p>
         </w:tc>
       </w:tr>
     </w:tbl>
-    <w:p>
-      <w:pPr>
-        <w:pStyle w:val="BodyText"/>
-      </w:pPr>
-      <w:r>
-        <w:rPr>
-          <w:b/>
-          <w:bCs/>
-        </w:rPr>
-        <w:t xml:space="preserve">Insights não óbvios:</w:t>
-      </w:r>
-    </w:p>
-    <w:p>
-      <w:pPr>
-        <w:pStyle w:val="Compact"/>
-        <w:numPr>
-          <w:ilvl w:val="0"/>
-          <w:numId w:val="1007"/>
-        </w:numPr>
-      </w:pPr>
-      <w:r>
-        <w:rPr>
-          <w:b/>
-          <w:bCs/>
-        </w:rPr>
-        <w:t xml:space="preserve">O teto do preditivo é a infraestrutura, não o algoritmo.</w:t>
-      </w:r>
-      <w:r>
-        <w:t xml:space="preserve"> </w:t>
-      </w:r>
-      <w:r>
-        <w:t xml:space="preserve">12,6% dos positivos do teste (SISTEMA + sensor errático) são fisicamente imprevisíveis por telemetria de condição. Nenhum modelo os alcançará; a solução é redundância de comunicação e watchdog de sensores. Sem separar esses grupos, qualquer meta de recall global acima de ~85% é irrealista — definir metas por classe de causa é mais honesto.</w:t>
-      </w:r>
-    </w:p>
-    <w:p>
-      <w:pPr>
-        <w:pStyle w:val="Compact"/>
-        <w:numPr>
-          <w:ilvl w:val="0"/>
-          <w:numId w:val="1007"/>
-        </w:numPr>
-      </w:pPr>
-      <w:r>
-        <w:rPr>
-          <w:b/>
-          <w:bCs/>
-        </w:rPr>
-        <w:t xml:space="preserve">O operador importa tanto quanto a máquina.</w:t>
-      </w:r>
-      <w:r>
-        <w:t xml:space="preserve"> </w:t>
-      </w:r>
-      <w:r>
-        <w:rPr>
-          <w:rStyle w:val="VerbatimChar"/>
-        </w:rPr>
-        <w:t xml:space="preserve">op_taxa_alerta</w:t>
-      </w:r>
-      <w:r>
-        <w:t xml:space="preserve"> </w:t>
-      </w:r>
-      <w:r>
-        <w:t xml:space="preserve">é a 2ª feature mais importante do SHAP, e a taxa por operador varia 13× (0,42% a 5,36%) em equipamentos comparáveis. Há um programa de treinamento escondido nesses dados.</w:t>
-      </w:r>
-    </w:p>
-    <w:p>
-      <w:pPr>
-        <w:pStyle w:val="Compact"/>
-        <w:numPr>
-          <w:ilvl w:val="0"/>
-          <w:numId w:val="1007"/>
-        </w:numPr>
-      </w:pPr>
-      <w:r>
-        <w:rPr>
-          <w:b/>
-          <w:bCs/>
-        </w:rPr>
-        <w:t xml:space="preserve">Recorrência é o padrão dominante</w:t>
-      </w:r>
-      <w:r>
-        <w:t xml:space="preserve">: alerta há &lt; 24 h é forte preditor do próximo (h_desde_alerta_dg no top 5). Parte dos don’t go são a mesma causa raiz mal resolvida voltando — um indicador de qualidade de manutenção, não só de condição.</w:t>
-      </w:r>
-    </w:p>
-    <w:p>
-      <w:pPr>
-        <w:pStyle w:val="Compact"/>
-        <w:numPr>
-          <w:ilvl w:val="0"/>
-          <w:numId w:val="1007"/>
-        </w:numPr>
-      </w:pPr>
-      <w:r>
-        <w:rPr>
-          <w:b/>
-          <w:bCs/>
-        </w:rPr>
-        <w:t xml:space="preserve">A frota mais</w:t>
-      </w:r>
-      <w:r>
-        <w:rPr>
-          <w:b/>
-          <w:bCs/>
-        </w:rPr>
-        <w:t xml:space="preserve"> </w:t>
-      </w:r>
-      <w:r>
-        <w:rPr>
-          <w:b/>
-          <w:bCs/>
-        </w:rPr>
-        <w:t xml:space="preserve">“saudável”</w:t>
-      </w:r>
-      <w:r>
-        <w:rPr>
-          <w:b/>
-          <w:bCs/>
-        </w:rPr>
-        <w:t xml:space="preserve"> </w:t>
-      </w:r>
-      <w:r>
-        <w:rPr>
-          <w:b/>
-          <w:bCs/>
-        </w:rPr>
-        <w:t xml:space="preserve">é a mais imprevisível</w:t>
-      </w:r>
-      <w:r>
-        <w:t xml:space="preserve"> </w:t>
-      </w:r>
-      <w:r>
-        <w:t xml:space="preserve">(L-1850: menor taxa, maior % de FN) — raridade + regras de disparo imediato = pouco precursor. Para ela, vale mais sensorização adicional que modelo.</w:t>
-      </w:r>
-    </w:p>
     <w:p>
       <w:pPr>
         <w:pStyle w:val="CaptionedFigure"/>
@@ -9907,18 +10958,18 @@
           <wp:inline>
             <wp:extent cx="5334000" cy="2087048"/>
             <wp:effectExtent b="0" l="0" r="0" t="0"/>
-            <wp:docPr descr="Figura 13" title="" id="61" name="Picture"/>
+            <wp:docPr descr="Figura 13" title="" id="69" name="Picture"/>
             <a:graphic>
               <a:graphicData uri="http://schemas.openxmlformats.org/drawingml/2006/picture">
                 <pic:pic>
                   <pic:nvPicPr>
-                    <pic:cNvPr descr="figuras/fig13_baseline_vs_modelos.png" id="62" name="Picture"/>
+                    <pic:cNvPr descr="figuras/fig13_baseline_vs_modelos.png" id="70" name="Picture"/>
                     <pic:cNvPicPr>
                       <a:picLocks noChangeArrowheads="1" noChangeAspect="1"/>
                     </pic:cNvPicPr>
                   </pic:nvPicPr>
                   <pic:blipFill>
-                    <a:blip r:embed="rId60"/>
+                    <a:blip r:embed="rId68"/>
                     <a:stretch>
                       <a:fillRect/>
                     </a:stretch>
@@ -9953,95 +11004,14 @@
         <w:t xml:space="preserve">Figura 13</w:t>
       </w:r>
     </w:p>
-    <w:bookmarkEnd w:id="63"/>
-    <w:bookmarkEnd w:id="64"/>
-    <w:bookmarkStart w:id="67" w:name="conclusão-e-trabalhos-futuros"/>
-    <w:p>
-      <w:pPr>
-        <w:pStyle w:val="Heading1"/>
-      </w:pPr>
-      <w:r>
-        <w:t xml:space="preserve">5. Conclusão e Trabalhos Futuros</w:t>
-      </w:r>
-    </w:p>
-    <w:bookmarkStart w:id="65" w:name="resposta-à-pergunta-analítica-cm-6.2"/>
+    <w:bookmarkEnd w:id="71"/>
+    <w:bookmarkStart w:id="72" w:name="insights-não-óbvios"/>
     <w:p>
       <w:pPr>
         <w:pStyle w:val="Heading2"/>
       </w:pPr>
       <w:r>
-        <w:t xml:space="preserve">5.1 Resposta à pergunta analítica (CM 6.2)</w:t>
-      </w:r>
-    </w:p>
-    <w:p>
-      <w:pPr>
-        <w:pStyle w:val="FirstParagraph"/>
-      </w:pPr>
-      <w:r>
-        <w:rPr>
-          <w:b/>
-          <w:bCs/>
-        </w:rPr>
-        <w:t xml:space="preserve">“Quais equipamentos têm maior risco de gerar um alerta don’t go nas próximas 4 horas?”</w:t>
-      </w:r>
-      <w:r>
-        <w:t xml:space="preserve"> </w:t>
-      </w:r>
-      <w:r>
-        <w:t xml:space="preserve">— a pergunta foi respondida com um pipeline reprodutível que, a cada fechamento de ciclo, ranqueia a frota por probabilidade de alerta: no teste cego (fev/2026), o ranking tem AUC-ROC 0,871/AUC-PR 0,398, antecipou</w:t>
-      </w:r>
-      <w:r>
-        <w:t xml:space="preserve"> </w:t>
-      </w:r>
-      <w:r>
-        <w:rPr>
-          <w:b/>
-          <w:bCs/>
-        </w:rPr>
-        <w:t xml:space="preserve">70,7% dos alertas</w:t>
-      </w:r>
-      <w:r>
-        <w:t xml:space="preserve"> </w:t>
-      </w:r>
-      <w:r>
-        <w:t xml:space="preserve">com mediana de 3,4 h de aviso e precisão de 35% no limiar F2 — atingindo a métrica de sucesso definida a priori (≥60% de antecipação com precisão ≥30%). O modelo aprendeu mecanismos com respaldo físico (escada de severidade, repetição em janela curta, recorrência, efeito operador), verificados por SHAP.</w:t>
-      </w:r>
-    </w:p>
-    <w:p>
-      <w:pPr>
-        <w:pStyle w:val="BodyText"/>
-      </w:pPr>
-      <w:r>
-        <w:rPr>
-          <w:b/>
-          <w:bCs/>
-        </w:rPr>
-        <w:t xml:space="preserve">Limitações (honestas):</w:t>
-      </w:r>
-      <w:r>
-        <w:t xml:space="preserve"> </w:t>
-      </w:r>
-      <w:r>
-        <w:t xml:space="preserve">(i) seis meses de dados — a sazonalidade anual completa (estação chuvosa cheia) não está coberta; (ii) o rótulo deriva do catálogo CMA — regras erradas ou incompletas propagam para o target (</w:t>
-      </w:r>
-      <w:r>
-        <w:t xml:space="preserve">“consecutivos”</w:t>
-      </w:r>
-      <w:r>
-        <w:t xml:space="preserve"> </w:t>
-      </w:r>
-      <w:r>
-        <w:t xml:space="preserve">foi aproximado por janela, decisão documentada); (iii) telemetria agregada em eventos, sem as séries contínuas de sensores (pressões, temperaturas em alta frequência), que elevariam o teto de desempenho; (iv) encodings de taxa histórica assumem estabilidade de frota/quadro de operadores — equipamentos ou operadores novos entram com prior global; (v) premissas financeiras (R$ 6.000/h, 35% de economia) são estimativas de ordem de grandeza a calibrar com a área de planejamento; (vi) generalização para outros corredores exige re-treino — os padrões aprendidos são específicos desta frota e catálogo.</w:t>
-      </w:r>
-    </w:p>
-    <w:bookmarkEnd w:id="65"/>
-    <w:bookmarkStart w:id="66" w:name="trabalhos-futuros-cm-6.3"/>
-    <w:p>
-      <w:pPr>
-        <w:pStyle w:val="Heading2"/>
-      </w:pPr>
-      <w:r>
-        <w:t xml:space="preserve">5.2 Trabalhos futuros (CM 6.3)</w:t>
+        <w:t xml:space="preserve">3.9 Insights não óbvios</w:t>
       </w:r>
     </w:p>
     <w:p>
@@ -10049,7 +11019,7 @@
         <w:pStyle w:val="Compact"/>
         <w:numPr>
           <w:ilvl w:val="0"/>
-          <w:numId w:val="1008"/>
+          <w:numId w:val="1005"/>
         </w:numPr>
       </w:pPr>
       <w:r>
@@ -10057,34 +11027,13 @@
           <w:b/>
           <w:bCs/>
         </w:rPr>
-        <w:t xml:space="preserve">Novos dados:</w:t>
-      </w:r>
-      <w:r>
-        <w:t xml:space="preserve"> </w:t>
-      </w:r>
-      <w:r>
-        <w:t xml:space="preserve">integrar ordens de serviço do ERP de manutenção (causa raiz real, componente trocado, horímetro) para separar</w:t>
-      </w:r>
-      <w:r>
-        <w:t xml:space="preserve"> </w:t>
-      </w:r>
-      <w:r>
-        <w:t xml:space="preserve">“alerta antecipável”</w:t>
-      </w:r>
-      <w:r>
-        <w:t xml:space="preserve"> </w:t>
-      </w:r>
-      <w:r>
-        <w:t xml:space="preserve">de</w:t>
-      </w:r>
-      <w:r>
-        <w:t xml:space="preserve"> </w:t>
-      </w:r>
-      <w:r>
-        <w:t xml:space="preserve">“manutenção mal executada”</w:t>
-      </w:r>
-      <w:r>
-        <w:t xml:space="preserve">, além de dados climáticos horários (a taxa dobra no pico térmico — temperatura ambiente como feature direta) e séries contínuas de sensores via historiador.</w:t>
+        <w:t xml:space="preserve">O teto do preditivo é a infraestrutura, não o algoritmo.</w:t>
+      </w:r>
+      <w:r>
+        <w:t xml:space="preserve"> </w:t>
+      </w:r>
+      <w:r>
+        <w:t xml:space="preserve">14,5% dos positivos do teste (comunicação e sensor errático) são fisicamente imprevisíveis por telemetria de condição. Nenhum modelo os alcançará; a resposta certa é redundância de comunicação e watchdog de sensores. Sem separar essas classes de causa, qualquer meta global de recall acima de 85% é irrealista; metas por classe de causa são mais honestas e mais acionáveis.</w:t>
       </w:r>
     </w:p>
     <w:p>
@@ -10092,7 +11041,7 @@
         <w:pStyle w:val="Compact"/>
         <w:numPr>
           <w:ilvl w:val="0"/>
-          <w:numId w:val="1008"/>
+          <w:numId w:val="1005"/>
         </w:numPr>
       </w:pPr>
       <w:r>
@@ -10100,29 +11049,28 @@
           <w:b/>
           <w:bCs/>
         </w:rPr>
-        <w:t xml:space="preserve">Novas features / formulação:</w:t>
-      </w:r>
-      <w:r>
-        <w:t xml:space="preserve"> </w:t>
-      </w:r>
-      <w:r>
-        <w:t xml:space="preserve">duas cabeças complementares — regressão/sobrevivência (Weibull AFT ou Cox com censura, tempo-até-alerta por subsistema) para priorização fina além do binário 4 h; e classificação multi-rótulo do</w:t>
-      </w:r>
-      <w:r>
-        <w:t xml:space="preserve"> </w:t>
-      </w:r>
-      <w:r>
-        <w:rPr>
-          <w:b/>
-          <w:bCs/>
-        </w:rPr>
-        <w:t xml:space="preserve">tipo</w:t>
-      </w:r>
-      <w:r>
-        <w:t xml:space="preserve"> </w:t>
-      </w:r>
-      <w:r>
-        <w:t xml:space="preserve">de alerta (transmissão vs. motor vs. freio), que o waterfall SHAP já insinua, entregando à manutenção o subsistema suspeito junto com o cartão.</w:t>
+        <w:t xml:space="preserve">O operador importa tanto quanto a máquina.</w:t>
+      </w:r>
+      <w:r>
+        <w:t xml:space="preserve"> </w:t>
+      </w:r>
+      <w:r>
+        <w:t xml:space="preserve">A taxa de alerta por operador varia 10 vezes (0,54% a 5,45%) entre operadores com volume comparável, e</w:t>
+      </w:r>
+      <w:r>
+        <w:t xml:space="preserve"> </w:t>
+      </w:r>
+      <w:r>
+        <w:rPr>
+          <w:rStyle w:val="VerbatimChar"/>
+        </w:rPr>
+        <w:t xml:space="preserve">op_taxa_alerta</w:t>
+      </w:r>
+      <w:r>
+        <w:t xml:space="preserve"> </w:t>
+      </w:r>
+      <w:r>
+        <w:t xml:space="preserve">é a segunda variável mais importante do SHAP. Há um programa de treinamento operacional escondido nesses dados.</w:t>
       </w:r>
     </w:p>
     <w:p>
@@ -10130,7 +11078,7 @@
         <w:pStyle w:val="Compact"/>
         <w:numPr>
           <w:ilvl w:val="0"/>
-          <w:numId w:val="1008"/>
+          <w:numId w:val="1005"/>
         </w:numPr>
       </w:pPr>
       <w:r>
@@ -10138,13 +11086,25 @@
           <w:b/>
           <w:bCs/>
         </w:rPr>
-        <w:t xml:space="preserve">Abordagens alternativas:</w:t>
-      </w:r>
-      <w:r>
-        <w:t xml:space="preserve"> </w:t>
-      </w:r>
-      <w:r>
-        <w:t xml:space="preserve">aprendizado online (re-treino incremental semanal com monitoramento de drift por PSI das features e AUC-PR móvel — a rotina de degradação temporal da seção 4.2 já é o embrião) e custo-sensível explícito (otimizar diretamente o benefício líquido em R$ em vez de F2).</w:t>
+        <w:t xml:space="preserve">Recorrência é o padrão dominante.</w:t>
+      </w:r>
+      <w:r>
+        <w:t xml:space="preserve"> </w:t>
+      </w:r>
+      <w:r>
+        <w:t xml:space="preserve">Alerta nas últimas 24 horas é forte preditor do próximo (</w:t>
+      </w:r>
+      <w:r>
+        <w:rPr>
+          <w:rStyle w:val="VerbatimChar"/>
+        </w:rPr>
+        <w:t xml:space="preserve">h_desde_alerta_dg</w:t>
+      </w:r>
+      <w:r>
+        <w:t xml:space="preserve"> </w:t>
+      </w:r>
+      <w:r>
+        <w:t xml:space="preserve">entre as cinco variáveis principais). Parte dos don’t go é a mesma causa raiz mal resolvida voltando: indicador de qualidade de manutenção, não só de condição do ativo.</w:t>
       </w:r>
     </w:p>
     <w:p>
@@ -10152,7 +11112,7 @@
         <w:pStyle w:val="Compact"/>
         <w:numPr>
           <w:ilvl w:val="0"/>
-          <w:numId w:val="1008"/>
+          <w:numId w:val="1005"/>
         </w:numPr>
       </w:pPr>
       <w:r>
@@ -10160,13 +11120,223 @@
           <w:b/>
           <w:bCs/>
         </w:rPr>
+        <w:t xml:space="preserve">A frota mais saudável é a mais imprevisível.</w:t>
+      </w:r>
+      <w:r>
+        <w:t xml:space="preserve"> </w:t>
+      </w:r>
+      <w:r>
+        <w:t xml:space="preserve">A LeTourneau L 1850 tem a menor taxa de alertas (4,39 por 1.000 h) e o maior percentual de falsos negativos (85%): raridade somada a regras de disparo imediato deixa pouco precursor. Para essa frota, sensorização adicional vale mais que modelo.</w:t>
+      </w:r>
+    </w:p>
+    <w:p>
+      <w:pPr>
+        <w:pStyle w:val="Compact"/>
+        <w:numPr>
+          <w:ilvl w:val="0"/>
+          <w:numId w:val="1005"/>
+        </w:numPr>
+      </w:pPr>
+      <w:r>
+        <w:rPr>
+          <w:b/>
+          <w:bCs/>
+        </w:rPr>
+        <w:t xml:space="preserve">A régua operacional coincidiu com a financeira.</w:t>
+      </w:r>
+      <w:r>
+        <w:t xml:space="preserve"> </w:t>
+      </w:r>
+      <w:r>
+        <w:t xml:space="preserve">O limiar F2, escolhido por critério de custo assimétrico antes de qualquer conta em reais, ficou a 4% do ótimo da curva de benefício líquido: quando a métrica técnica é bem desenhada, ela conversa com o dinheiro.</w:t>
+      </w:r>
+    </w:p>
+    <w:bookmarkEnd w:id="72"/>
+    <w:bookmarkEnd w:id="73"/>
+    <w:bookmarkStart w:id="76" w:name="conclusão-e-trabalhos-futuros"/>
+    <w:p>
+      <w:pPr>
+        <w:pStyle w:val="Heading1"/>
+      </w:pPr>
+      <w:r>
+        <w:t xml:space="preserve">4. Conclusão e Trabalhos Futuros</w:t>
+      </w:r>
+    </w:p>
+    <w:bookmarkStart w:id="74" w:name="conclusão-tópico-sugerido-6.2"/>
+    <w:p>
+      <w:pPr>
+        <w:pStyle w:val="Heading2"/>
+      </w:pPr>
+      <w:r>
+        <w:t xml:space="preserve">4.1 Conclusão (Tópico Sugerido 6.2)</w:t>
+      </w:r>
+    </w:p>
+    <w:p>
+      <w:pPr>
+        <w:pStyle w:val="FirstParagraph"/>
+      </w:pPr>
+      <w:r>
+        <w:t xml:space="preserve">Retomando a pergunta formulada na seção 1.2:</w:t>
+      </w:r>
+      <w:r>
+        <w:t xml:space="preserve"> </w:t>
+      </w:r>
+      <w:r>
+        <w:rPr>
+          <w:b/>
+          <w:bCs/>
+        </w:rPr>
+        <w:t xml:space="preserve">quais equipamentos têm maior risco de gerar um alerta don’t go nas próximas 4 horas?</w:t>
+      </w:r>
+      <w:r>
+        <w:t xml:space="preserve"> </w:t>
+      </w:r>
+      <w:r>
+        <w:t xml:space="preserve">A pergunta foi respondida com uma solução completa e reprodutível que, a cada fechamento de ciclo, ranqueia a frota por probabilidade de alerta. No teste cego (fevereiro/2026), o ranking tem AUC-ROC de 0,869 e AUC-PR de 0,391 (18,6 vezes a prevalência), antecipou</w:t>
+      </w:r>
+      <w:r>
+        <w:t xml:space="preserve"> </w:t>
+      </w:r>
+      <w:r>
+        <w:rPr>
+          <w:b/>
+          <w:bCs/>
+        </w:rPr>
+        <w:t xml:space="preserve">72,3% dos alertas</w:t>
+      </w:r>
+      <w:r>
+        <w:t xml:space="preserve"> </w:t>
+      </w:r>
+      <w:r>
+        <w:t xml:space="preserve">com mediana de 3,5 horas de aviso e precisão de 33,7% no limiar operacional, superando a métrica de sucesso definida a priori (60% de antecipação com 30% de precisão). A robustez foi verificada por walk-forward em cinco dobras, sensibilidade de janela, calibração de probabilidade e varredura financeira de limiar; a interpretabilidade por SHAP confirmou que o modelo aprendeu mecanismos com respaldo físico (escada de severidade, repetição em janela curta, recorrência, efeito do operador e da frota).</w:t>
+      </w:r>
+    </w:p>
+    <w:p>
+      <w:pPr>
+        <w:pStyle w:val="BodyText"/>
+      </w:pPr>
+      <w:r>
+        <w:rPr>
+          <w:b/>
+          <w:bCs/>
+        </w:rPr>
+        <w:t xml:space="preserve">Limitações, com honestidade:</w:t>
+      </w:r>
+      <w:r>
+        <w:t xml:space="preserve"> </w:t>
+      </w:r>
+      <w:r>
+        <w:t xml:space="preserve">(i) seis meses de dados não cobrem a sazonalidade anual completa; (ii) o rótulo deriva do catálogo CMA, e imprecisões nas regras propagam para o alvo (a interpretação de</w:t>
+      </w:r>
+      <w:r>
+        <w:t xml:space="preserve"> </w:t>
+      </w:r>
+      <w:r>
+        <w:t xml:space="preserve">“consecutivos”</w:t>
+      </w:r>
+      <w:r>
+        <w:t xml:space="preserve"> </w:t>
+      </w:r>
+      <w:r>
+        <w:t xml:space="preserve">foi aproximada por contagem em janela, decisão documentada); (iii) a telemetria é de eventos, sem as séries contínuas de sensores em alta frequência, que elevariam o teto de desempenho; (iv) os encodings de taxa histórica assumem estabilidade de frota e quadro de operadores (entrantes recebem o prior global); (v) as premissas financeiras são de ordem de grandeza e devem ser calibradas com o planejamento; (vi) generalização para outros corredores exige re-treino, pois os padrões aprendidos são específicos desta frota e deste catálogo.</w:t>
+      </w:r>
+    </w:p>
+    <w:bookmarkEnd w:id="74"/>
+    <w:bookmarkStart w:id="75" w:name="trabalhos-futuros-tópico-sugerido-6.3"/>
+    <w:p>
+      <w:pPr>
+        <w:pStyle w:val="Heading2"/>
+      </w:pPr>
+      <w:r>
+        <w:t xml:space="preserve">4.2 Trabalhos futuros (Tópico Sugerido 6.3)</w:t>
+      </w:r>
+    </w:p>
+    <w:p>
+      <w:pPr>
+        <w:pStyle w:val="Compact"/>
+        <w:numPr>
+          <w:ilvl w:val="0"/>
+          <w:numId w:val="1006"/>
+        </w:numPr>
+      </w:pPr>
+      <w:r>
+        <w:rPr>
+          <w:b/>
+          <w:bCs/>
+        </w:rPr>
+        <w:t xml:space="preserve">Novos dados:</w:t>
+      </w:r>
+      <w:r>
+        <w:t xml:space="preserve"> </w:t>
+      </w:r>
+      <w:r>
+        <w:t xml:space="preserve">integrar as ordens de serviço do ERP de manutenção (causa raiz real, componente trocado, horímetro) para separar alerta antecipável de manutenção mal executada; incorporar clima horário (a taxa de alerta quase dobra no pico térmico da tarde, e temperatura ambiente como variável direta deve capturar esse mecanismo); e conectar as séries contínuas do historiador de sensores.</w:t>
+      </w:r>
+    </w:p>
+    <w:p>
+      <w:pPr>
+        <w:pStyle w:val="Compact"/>
+        <w:numPr>
+          <w:ilvl w:val="0"/>
+          <w:numId w:val="1006"/>
+        </w:numPr>
+      </w:pPr>
+      <w:r>
+        <w:rPr>
+          <w:b/>
+          <w:bCs/>
+        </w:rPr>
+        <w:t xml:space="preserve">Novas formulações:</w:t>
+      </w:r>
+      <w:r>
+        <w:t xml:space="preserve"> </w:t>
+      </w:r>
+      <w:r>
+        <w:t xml:space="preserve">duas cabeças complementares ao classificador binário: modelos de sobrevivência (Weibull AFT ou Cox, com censura) para estimar o tempo até o alerta por subsistema e refinar a priorização; e classificação multirrótulo do tipo de alerta, evoluindo a tabela da seção 3.7 de diagnóstico agregado para predição explícita do subsistema.</w:t>
+      </w:r>
+    </w:p>
+    <w:p>
+      <w:pPr>
+        <w:pStyle w:val="Compact"/>
+        <w:numPr>
+          <w:ilvl w:val="0"/>
+          <w:numId w:val="1006"/>
+        </w:numPr>
+      </w:pPr>
+      <w:r>
+        <w:rPr>
+          <w:b/>
+          <w:bCs/>
+        </w:rPr>
+        <w:t xml:space="preserve">Abordagens alternativas de operação do modelo:</w:t>
+      </w:r>
+      <w:r>
+        <w:t xml:space="preserve"> </w:t>
+      </w:r>
+      <w:r>
+        <w:t xml:space="preserve">aprendizado online com re-treino incremental semanal e monitoramento de drift (PSI das variáveis e AUC-PR móvel, cuja rotina embrionária já existe nas seções 3.2 e 3.3), e otimização custo-sensível direta do benefício líquido, substituindo o proxy F2.</w:t>
+      </w:r>
+    </w:p>
+    <w:p>
+      <w:pPr>
+        <w:pStyle w:val="Compact"/>
+        <w:numPr>
+          <w:ilvl w:val="0"/>
+          <w:numId w:val="1006"/>
+        </w:numPr>
+      </w:pPr>
+      <w:r>
+        <w:rPr>
+          <w:b/>
+          <w:bCs/>
+        </w:rPr>
         <w:t xml:space="preserve">Integração operacional:</w:t>
       </w:r>
       <w:r>
         <w:t xml:space="preserve"> </w:t>
       </w:r>
       <w:r>
-        <w:t xml:space="preserve">publicar o score via API no sistema de despacho com atualização por evento (a arquitetura de janelas ordenadas migra direto para streaming), cartões com as 3 evidências SHAP, semáforo do K-Means como camada de leitura rápida, e ciclo de feedback do inspetor (achou/não achou problema) realimentando o treino — transformando cada falso positivo em rótulo novo.</w:t>
+        <w:t xml:space="preserve">publicação do score via API no sistema de despacho com atualização por evento (o desenho de janelas ordenadas migra diretamente para streaming), cartões com as três evidências SHAP mais fortes, semáforo dos perfis K-Means como camada de leitura rápida e ciclo de feedback do inspetor (achou ou não achou problema) realimentando o treino, transformando cada falso positivo em rótulo novo.</w:t>
       </w:r>
     </w:p>
     <w:p>
@@ -10176,9 +11346,9 @@
         </w:pict>
       </w:r>
     </w:p>
-    <w:bookmarkEnd w:id="66"/>
-    <w:bookmarkEnd w:id="67"/>
-    <w:bookmarkStart w:id="68" w:name="referências-e-recursos"/>
+    <w:bookmarkEnd w:id="75"/>
+    <w:bookmarkEnd w:id="76"/>
+    <w:bookmarkStart w:id="77" w:name="referências-e-recursos"/>
     <w:p>
       <w:pPr>
         <w:pStyle w:val="Heading1"/>
@@ -10192,20 +11362,11 @@
         <w:pStyle w:val="Compact"/>
         <w:numPr>
           <w:ilvl w:val="0"/>
-          <w:numId w:val="1009"/>
+          <w:numId w:val="1007"/>
         </w:numPr>
       </w:pPr>
       <w:r>
-        <w:rPr>
-          <w:rStyle w:val="VerbatimChar"/>
-        </w:rPr>
-        <w:t xml:space="preserve">Alarmes - SUL_SUDESTE.xlsx</w:t>
-      </w:r>
-      <w:r>
-        <w:t xml:space="preserve"> </w:t>
-      </w:r>
-      <w:r>
-        <w:t xml:space="preserve">— catálogo de regras de negócio para alertas don’t go (pasta</w:t>
+        <w:t xml:space="preserve">Alarmes - Regra de Negocio_V2.xlsx: catálogo de regras de negócio para alertas don’t go, aba CMA (pasta</w:t>
       </w:r>
       <w:r>
         <w:t xml:space="preserve"> </w:t>
@@ -10225,20 +11386,11 @@
         <w:pStyle w:val="Compact"/>
         <w:numPr>
           <w:ilvl w:val="0"/>
-          <w:numId w:val="1009"/>
+          <w:numId w:val="1007"/>
         </w:numPr>
       </w:pPr>
       <w:r>
-        <w:rPr>
-          <w:rStyle w:val="VerbatimChar"/>
-        </w:rPr>
-        <w:t xml:space="preserve">Dicionario_Dados.xlsx</w:t>
-      </w:r>
-      <w:r>
-        <w:t xml:space="preserve"> </w:t>
-      </w:r>
-      <w:r>
-        <w:t xml:space="preserve">— dicionário das tabelas Apontamentos e Telemetria.</w:t>
+        <w:t xml:space="preserve">Dicionario_Dados.xlsx: dicionário das tabelas Apontamentos e Telemetria.</w:t>
       </w:r>
     </w:p>
     <w:p>
@@ -10246,11 +11398,11 @@
         <w:pStyle w:val="Compact"/>
         <w:numPr>
           <w:ilvl w:val="0"/>
-          <w:numId w:val="1009"/>
+          <w:numId w:val="1007"/>
         </w:numPr>
       </w:pPr>
       <w:r>
-        <w:t xml:space="preserve">Estudo Guiado — Desafio: Análise Avançada de Dados, Programa Desenvolver, Edição 2026.</w:t>
+        <w:t xml:space="preserve">Estudo Guiado e Notas de Revisão do Material de Apoio, Desafio Análise Avançada de Dados, Programa Desenvolver, Edição 2026.</w:t>
       </w:r>
     </w:p>
     <w:p>
@@ -10258,11 +11410,11 @@
         <w:pStyle w:val="Compact"/>
         <w:numPr>
           <w:ilvl w:val="0"/>
-          <w:numId w:val="1009"/>
+          <w:numId w:val="1007"/>
         </w:numPr>
       </w:pPr>
       <w:r>
-        <w:t xml:space="preserve">scikit-learn — https://scikit-learn.org</w:t>
+        <w:t xml:space="preserve">scikit-learn: https://scikit-learn.org</w:t>
       </w:r>
     </w:p>
     <w:p>
@@ -10270,11 +11422,11 @@
         <w:pStyle w:val="Compact"/>
         <w:numPr>
           <w:ilvl w:val="0"/>
-          <w:numId w:val="1009"/>
+          <w:numId w:val="1007"/>
         </w:numPr>
       </w:pPr>
       <w:r>
-        <w:t xml:space="preserve">LightGBM — https://lightgbm.readthedocs.io</w:t>
+        <w:t xml:space="preserve">LightGBM: https://lightgbm.readthedocs.io</w:t>
       </w:r>
     </w:p>
     <w:p>
@@ -10282,11 +11434,11 @@
         <w:pStyle w:val="Compact"/>
         <w:numPr>
           <w:ilvl w:val="0"/>
-          <w:numId w:val="1009"/>
+          <w:numId w:val="1007"/>
         </w:numPr>
       </w:pPr>
       <w:r>
-        <w:t xml:space="preserve">SHAP — https://shap.readthedocs.io</w:t>
+        <w:t xml:space="preserve">SHAP: https://shap.readthedocs.io</w:t>
       </w:r>
     </w:p>
     <w:p>
@@ -10294,21 +11446,11 @@
         <w:pStyle w:val="Compact"/>
         <w:numPr>
           <w:ilvl w:val="0"/>
-          <w:numId w:val="1009"/>
+          <w:numId w:val="1007"/>
         </w:numPr>
       </w:pPr>
       <w:r>
-        <w:t xml:space="preserve">Ke, G. et al. </w:t>
-      </w:r>
-      <w:r>
-        <w:rPr>
-          <w:i/>
-          <w:iCs/>
-        </w:rPr>
-        <w:t xml:space="preserve">LightGBM: A Highly Efficient Gradient Boosting Decision Tree</w:t>
-      </w:r>
-      <w:r>
-        <w:t xml:space="preserve">. NeurIPS, 2017.</w:t>
+        <w:t xml:space="preserve">Ke, G. et al. LightGBM: A Highly Efficient Gradient Boosting Decision Tree. NeurIPS, 2017.</w:t>
       </w:r>
     </w:p>
     <w:p>
@@ -10316,24 +11458,11 @@
         <w:pStyle w:val="Compact"/>
         <w:numPr>
           <w:ilvl w:val="0"/>
-          <w:numId w:val="1009"/>
+          <w:numId w:val="1007"/>
         </w:numPr>
       </w:pPr>
       <w:r>
-        <w:t xml:space="preserve">Lundberg, S.; Lee, S.-I.</w:t>
-      </w:r>
-      <w:r>
-        <w:t xml:space="preserve"> </w:t>
-      </w:r>
-      <w:r>
-        <w:rPr>
-          <w:i/>
-          <w:iCs/>
-        </w:rPr>
-        <w:t xml:space="preserve">A Unified Approach to Interpreting Model Predictions</w:t>
-      </w:r>
-      <w:r>
-        <w:t xml:space="preserve">. NeurIPS, 2017.</w:t>
+        <w:t xml:space="preserve">Lundberg, S.; Lee, S.-I. A Unified Approach to Interpreting Model Predictions. NeurIPS, 2017.</w:t>
       </w:r>
     </w:p>
     <w:p>
@@ -10341,27 +11470,14 @@
         <w:pStyle w:val="Compact"/>
         <w:numPr>
           <w:ilvl w:val="0"/>
-          <w:numId w:val="1009"/>
+          <w:numId w:val="1007"/>
         </w:numPr>
       </w:pPr>
       <w:r>
-        <w:t xml:space="preserve">Provost, F.; Fawcett, T.</w:t>
-      </w:r>
-      <w:r>
-        <w:t xml:space="preserve"> </w:t>
-      </w:r>
-      <w:r>
-        <w:rPr>
-          <w:i/>
-          <w:iCs/>
-        </w:rPr>
-        <w:t xml:space="preserve">Data Science para Negócios</w:t>
-      </w:r>
-      <w:r>
-        <w:t xml:space="preserve">. Alta Books, 2016.</w:t>
-      </w:r>
-    </w:p>
-    <w:bookmarkEnd w:id="68"/>
+        <w:t xml:space="preserve">Provost, F.; Fawcett, T. Data Science para Negócios. Alta Books, 2016.</w:t>
+      </w:r>
+    </w:p>
+    <w:bookmarkEnd w:id="77"/>
     <w:sectPr>
       <w:footnotePr>
         <w:numRestart w:val="eachSect"/>
@@ -10473,6 +11589,91 @@
       </w:pPr>
     </w:lvl>
   </w:abstractNum>
+  <w:abstractNum w:abstractNumId="99411">
+    <w:nsid w:val="00A99411"/>
+    <w:multiLevelType w:val="multilevel"/>
+    <w:lvl w:ilvl="0">
+      <w:start w:val="1"/>
+      <w:numFmt w:val="decimal"/>
+      <w:lvlText w:val="%1."/>
+      <w:lvlJc w:val="left"/>
+      <w:pPr>
+        <w:ind w:left="720" w:hanging="360"/>
+      </w:pPr>
+    </w:lvl>
+    <w:lvl w:ilvl="1">
+      <w:start w:val="1"/>
+      <w:numFmt w:val="decimal"/>
+      <w:lvlText w:val="%2."/>
+      <w:lvlJc w:val="left"/>
+      <w:pPr>
+        <w:ind w:left="1440" w:hanging="360"/>
+      </w:pPr>
+    </w:lvl>
+    <w:lvl w:ilvl="2">
+      <w:start w:val="1"/>
+      <w:numFmt w:val="decimal"/>
+      <w:lvlText w:val="%3."/>
+      <w:lvlJc w:val="left"/>
+      <w:pPr>
+        <w:ind w:left="2160" w:hanging="360"/>
+      </w:pPr>
+    </w:lvl>
+    <w:lvl w:ilvl="3">
+      <w:start w:val="1"/>
+      <w:numFmt w:val="decimal"/>
+      <w:lvlText w:val="%4."/>
+      <w:lvlJc w:val="left"/>
+      <w:pPr>
+        <w:ind w:left="2880" w:hanging="360"/>
+      </w:pPr>
+    </w:lvl>
+    <w:lvl w:ilvl="4">
+      <w:start w:val="1"/>
+      <w:numFmt w:val="decimal"/>
+      <w:lvlText w:val="%5."/>
+      <w:lvlJc w:val="left"/>
+      <w:pPr>
+        <w:ind w:left="3600" w:hanging="360"/>
+      </w:pPr>
+    </w:lvl>
+    <w:lvl w:ilvl="5">
+      <w:start w:val="1"/>
+      <w:numFmt w:val="decimal"/>
+      <w:lvlText w:val="%6."/>
+      <w:lvlJc w:val="left"/>
+      <w:pPr>
+        <w:ind w:left="4320" w:hanging="360"/>
+      </w:pPr>
+    </w:lvl>
+    <w:lvl w:ilvl="6">
+      <w:start w:val="1"/>
+      <w:numFmt w:val="decimal"/>
+      <w:lvlText w:val="%7."/>
+      <w:lvlJc w:val="left"/>
+      <w:pPr>
+        <w:ind w:left="5040" w:hanging="360"/>
+      </w:pPr>
+    </w:lvl>
+    <w:lvl w:ilvl="7">
+      <w:start w:val="1"/>
+      <w:numFmt w:val="decimal"/>
+      <w:lvlText w:val="%8."/>
+      <w:lvlJc w:val="left"/>
+      <w:pPr>
+        <w:ind w:left="5760" w:hanging="360"/>
+      </w:pPr>
+    </w:lvl>
+    <w:lvl w:ilvl="8">
+      <w:start w:val="1"/>
+      <w:numFmt w:val="decimal"/>
+      <w:lvlText w:val="%9."/>
+      <w:lvlJc w:val="left"/>
+      <w:pPr>
+        <w:ind w:left="6480" w:hanging="360"/>
+      </w:pPr>
+    </w:lvl>
+  </w:abstractNum>
   <w:abstractNum w:abstractNumId="991">
     <w:nsid w:val="0000A991"/>
     <w:multiLevelType w:val="multilevel"/>
@@ -10576,98 +11777,10 @@
       </w:rPr>
     </w:lvl>
   </w:abstractNum>
-  <w:abstractNum w:abstractNumId="99411">
-    <w:nsid w:val="00A99411"/>
-    <w:multiLevelType w:val="multilevel"/>
-    <w:lvl w:ilvl="0">
-      <w:start w:val="1"/>
-      <w:numFmt w:val="decimal"/>
-      <w:lvlText w:val="%1."/>
-      <w:lvlJc w:val="left"/>
-      <w:pPr>
-        <w:ind w:left="720" w:hanging="360"/>
-      </w:pPr>
-    </w:lvl>
-    <w:lvl w:ilvl="1">
-      <w:start w:val="1"/>
-      <w:numFmt w:val="decimal"/>
-      <w:lvlText w:val="%2."/>
-      <w:lvlJc w:val="left"/>
-      <w:pPr>
-        <w:ind w:left="1440" w:hanging="360"/>
-      </w:pPr>
-    </w:lvl>
-    <w:lvl w:ilvl="2">
-      <w:start w:val="1"/>
-      <w:numFmt w:val="decimal"/>
-      <w:lvlText w:val="%3."/>
-      <w:lvlJc w:val="left"/>
-      <w:pPr>
-        <w:ind w:left="2160" w:hanging="360"/>
-      </w:pPr>
-    </w:lvl>
-    <w:lvl w:ilvl="3">
-      <w:start w:val="1"/>
-      <w:numFmt w:val="decimal"/>
-      <w:lvlText w:val="%4."/>
-      <w:lvlJc w:val="left"/>
-      <w:pPr>
-        <w:ind w:left="2880" w:hanging="360"/>
-      </w:pPr>
-    </w:lvl>
-    <w:lvl w:ilvl="4">
-      <w:start w:val="1"/>
-      <w:numFmt w:val="decimal"/>
-      <w:lvlText w:val="%5."/>
-      <w:lvlJc w:val="left"/>
-      <w:pPr>
-        <w:ind w:left="3600" w:hanging="360"/>
-      </w:pPr>
-    </w:lvl>
-    <w:lvl w:ilvl="5">
-      <w:start w:val="1"/>
-      <w:numFmt w:val="decimal"/>
-      <w:lvlText w:val="%6."/>
-      <w:lvlJc w:val="left"/>
-      <w:pPr>
-        <w:ind w:left="4320" w:hanging="360"/>
-      </w:pPr>
-    </w:lvl>
-    <w:lvl w:ilvl="6">
-      <w:start w:val="1"/>
-      <w:numFmt w:val="decimal"/>
-      <w:lvlText w:val="%7."/>
-      <w:lvlJc w:val="left"/>
-      <w:pPr>
-        <w:ind w:left="5040" w:hanging="360"/>
-      </w:pPr>
-    </w:lvl>
-    <w:lvl w:ilvl="7">
-      <w:start w:val="1"/>
-      <w:numFmt w:val="decimal"/>
-      <w:lvlText w:val="%8."/>
-      <w:lvlJc w:val="left"/>
-      <w:pPr>
-        <w:ind w:left="5760" w:hanging="360"/>
-      </w:pPr>
-    </w:lvl>
-    <w:lvl w:ilvl="8">
-      <w:start w:val="1"/>
-      <w:numFmt w:val="decimal"/>
-      <w:lvlText w:val="%9."/>
-      <w:lvlJc w:val="left"/>
-      <w:pPr>
-        <w:ind w:left="6480" w:hanging="360"/>
-      </w:pPr>
-    </w:lvl>
-  </w:abstractNum>
   <w:num w:numId="1000">
     <w:abstractNumId w:val="990"/>
   </w:num>
   <w:num w:numId="1001">
-    <w:abstractNumId w:val="991"/>
-  </w:num>
-  <w:num w:numId="1002">
     <w:abstractNumId w:val="99411"/>
     <w:lvlOverride w:ilvl="0">
       <w:startOverride w:val="1"/>
@@ -10697,14 +11810,71 @@
       <w:startOverride w:val="1"/>
     </w:lvlOverride>
   </w:num>
+  <w:num w:numId="1002">
+    <w:abstractNumId w:val="991"/>
+  </w:num>
   <w:num w:numId="1003">
     <w:abstractNumId w:val="991"/>
   </w:num>
   <w:num w:numId="1004">
-    <w:abstractNumId w:val="991"/>
+    <w:abstractNumId w:val="99411"/>
+    <w:lvlOverride w:ilvl="0">
+      <w:startOverride w:val="1"/>
+    </w:lvlOverride>
+    <w:lvlOverride w:ilvl="1">
+      <w:startOverride w:val="1"/>
+    </w:lvlOverride>
+    <w:lvlOverride w:ilvl="2">
+      <w:startOverride w:val="1"/>
+    </w:lvlOverride>
+    <w:lvlOverride w:ilvl="3">
+      <w:startOverride w:val="1"/>
+    </w:lvlOverride>
+    <w:lvlOverride w:ilvl="4">
+      <w:startOverride w:val="1"/>
+    </w:lvlOverride>
+    <w:lvlOverride w:ilvl="5">
+      <w:startOverride w:val="1"/>
+    </w:lvlOverride>
+    <w:lvlOverride w:ilvl="6">
+      <w:startOverride w:val="1"/>
+    </w:lvlOverride>
+    <w:lvlOverride w:ilvl="7">
+      <w:startOverride w:val="1"/>
+    </w:lvlOverride>
+    <w:lvlOverride w:ilvl="8">
+      <w:startOverride w:val="1"/>
+    </w:lvlOverride>
   </w:num>
   <w:num w:numId="1005">
-    <w:abstractNumId w:val="991"/>
+    <w:abstractNumId w:val="99411"/>
+    <w:lvlOverride w:ilvl="0">
+      <w:startOverride w:val="1"/>
+    </w:lvlOverride>
+    <w:lvlOverride w:ilvl="1">
+      <w:startOverride w:val="1"/>
+    </w:lvlOverride>
+    <w:lvlOverride w:ilvl="2">
+      <w:startOverride w:val="1"/>
+    </w:lvlOverride>
+    <w:lvlOverride w:ilvl="3">
+      <w:startOverride w:val="1"/>
+    </w:lvlOverride>
+    <w:lvlOverride w:ilvl="4">
+      <w:startOverride w:val="1"/>
+    </w:lvlOverride>
+    <w:lvlOverride w:ilvl="5">
+      <w:startOverride w:val="1"/>
+    </w:lvlOverride>
+    <w:lvlOverride w:ilvl="6">
+      <w:startOverride w:val="1"/>
+    </w:lvlOverride>
+    <w:lvlOverride w:ilvl="7">
+      <w:startOverride w:val="1"/>
+    </w:lvlOverride>
+    <w:lvlOverride w:ilvl="8">
+      <w:startOverride w:val="1"/>
+    </w:lvlOverride>
   </w:num>
   <w:num w:numId="1006">
     <w:abstractNumId w:val="99411"/>
@@ -10737,66 +11907,6 @@
     </w:lvlOverride>
   </w:num>
   <w:num w:numId="1007">
-    <w:abstractNumId w:val="99411"/>
-    <w:lvlOverride w:ilvl="0">
-      <w:startOverride w:val="1"/>
-    </w:lvlOverride>
-    <w:lvlOverride w:ilvl="1">
-      <w:startOverride w:val="1"/>
-    </w:lvlOverride>
-    <w:lvlOverride w:ilvl="2">
-      <w:startOverride w:val="1"/>
-    </w:lvlOverride>
-    <w:lvlOverride w:ilvl="3">
-      <w:startOverride w:val="1"/>
-    </w:lvlOverride>
-    <w:lvlOverride w:ilvl="4">
-      <w:startOverride w:val="1"/>
-    </w:lvlOverride>
-    <w:lvlOverride w:ilvl="5">
-      <w:startOverride w:val="1"/>
-    </w:lvlOverride>
-    <w:lvlOverride w:ilvl="6">
-      <w:startOverride w:val="1"/>
-    </w:lvlOverride>
-    <w:lvlOverride w:ilvl="7">
-      <w:startOverride w:val="1"/>
-    </w:lvlOverride>
-    <w:lvlOverride w:ilvl="8">
-      <w:startOverride w:val="1"/>
-    </w:lvlOverride>
-  </w:num>
-  <w:num w:numId="1008">
-    <w:abstractNumId w:val="99411"/>
-    <w:lvlOverride w:ilvl="0">
-      <w:startOverride w:val="1"/>
-    </w:lvlOverride>
-    <w:lvlOverride w:ilvl="1">
-      <w:startOverride w:val="1"/>
-    </w:lvlOverride>
-    <w:lvlOverride w:ilvl="2">
-      <w:startOverride w:val="1"/>
-    </w:lvlOverride>
-    <w:lvlOverride w:ilvl="3">
-      <w:startOverride w:val="1"/>
-    </w:lvlOverride>
-    <w:lvlOverride w:ilvl="4">
-      <w:startOverride w:val="1"/>
-    </w:lvlOverride>
-    <w:lvlOverride w:ilvl="5">
-      <w:startOverride w:val="1"/>
-    </w:lvlOverride>
-    <w:lvlOverride w:ilvl="6">
-      <w:startOverride w:val="1"/>
-    </w:lvlOverride>
-    <w:lvlOverride w:ilvl="7">
-      <w:startOverride w:val="1"/>
-    </w:lvlOverride>
-    <w:lvlOverride w:ilvl="8">
-      <w:startOverride w:val="1"/>
-    </w:lvlOverride>
-  </w:num>
-  <w:num w:numId="1009">
     <w:abstractNumId w:val="991"/>
   </w:num>
 </w:numbering>

--- a/relatorio/Relatorio_Final.docx
+++ b/relatorio/Relatorio_Final.docx
@@ -98,7 +98,53 @@
           <w:color w:val="1A1A1A"/>
           <w:sz w:val="24"/>
         </w:rPr>
-        <w:t>pedrojoaao4@gmail.com</w:t>
+        <w:t>costa.j13@yahoo.com</w:t>
+      </w:r>
+    </w:p>
+    <w:p>
+      <w:pPr>
+        <w:pStyle w:val="BodyText"/>
+        <w:spacing w:before="480"/>
+        <w:jc w:val="center"/>
+      </w:pPr>
+      <w:r>
+        <w:rPr>
+          <w:rFonts w:ascii="Arial" w:hAnsi="Arial"/>
+          <w:b/>
+          <w:color w:val="1A1A1A"/>
+          <w:sz w:val="28"/>
+        </w:rPr>
+        <w:t>Pedro Henrique Santos</w:t>
+      </w:r>
+    </w:p>
+    <w:p>
+      <w:pPr>
+        <w:pStyle w:val="BodyText"/>
+        <w:jc w:val="center"/>
+      </w:pPr>
+      <w:r>
+        <w:rPr>
+          <w:rFonts w:ascii="Arial" w:hAnsi="Arial"/>
+          <w:b w:val="0"/>
+          <w:color w:val="1A1A1A"/>
+          <w:sz w:val="24"/>
+        </w:rPr>
+        <w:t>Universidade Federal de Minas Gerais (UFMG)</w:t>
+      </w:r>
+    </w:p>
+    <w:p>
+      <w:pPr>
+        <w:pStyle w:val="BodyText"/>
+        <w:jc w:val="center"/>
+      </w:pPr>
+      <w:r>
+        <w:rPr>
+          <w:rFonts w:ascii="Arial" w:hAnsi="Arial"/>
+          <w:b w:val="0"/>
+          <w:color w:val="1A1A1A"/>
+          <w:sz w:val="24"/>
+        </w:rPr>
+        <w:t>pedro.hsdo2025@gmail.com</w:t>
       </w:r>
     </w:p>
     <w:p>
